--- a/ReservistGO_Overview.docx
+++ b/ReservistGO_Overview.docx
@@ -2,849 +2,8 @@
 <file path=word/document.xml><?xml version="1.0" encoding="utf-8"?>
 <w:document xmlns:wpc="http://schemas.microsoft.com/office/word/2010/wordprocessingCanvas" xmlns:mo="http://schemas.microsoft.com/office/mac/office/2008/main" xmlns:mc="http://schemas.openxmlformats.org/markup-compatibility/2006" xmlns:mv="urn:schemas-microsoft-com:mac:vml" xmlns:o="urn:schemas-microsoft-com:office:office" xmlns:r="http://schemas.openxmlformats.org/officeDocument/2006/relationships" xmlns:m="http://schemas.openxmlformats.org/officeDocument/2006/math" xmlns:v="urn:schemas-microsoft-com:vml" xmlns:wp14="http://schemas.microsoft.com/office/word/2010/wordprocessingDrawing" xmlns:wp="http://schemas.openxmlformats.org/drawingml/2006/wordprocessingDrawing" xmlns:w10="urn:schemas-microsoft-com:office:word" xmlns:w="http://schemas.openxmlformats.org/wordprocessingml/2006/main" xmlns:w14="http://schemas.microsoft.com/office/word/2010/wordml" xmlns:wpg="http://schemas.microsoft.com/office/word/2010/wordprocessingGroup" xmlns:wpi="http://schemas.microsoft.com/office/word/2010/wordprocessingInk" xmlns:wne="http://schemas.microsoft.com/office/word/2006/wordml" xmlns:wps="http://schemas.microsoft.com/office/word/2010/wordprocessingShape" mc:Ignorable="w14 wp14">
   <w:body>
-    <w:p/>
-    <w:p/>
-    <w:p/>
-    <w:p/>
-    <w:p/>
-    <w:p>
-      <w:pPr>
-        <w:jc w:val="center"/>
-      </w:pPr>
-      <w:r>
-        <w:rPr>
-          <w:b/>
-          <w:color w:val="2F5FD0"/>
-          <w:sz w:val="72"/>
-        </w:rPr>
-        <w:t>ReservistGO</w:t>
-      </w:r>
-    </w:p>
-    <w:p>
-      <w:pPr>
-        <w:jc w:val="center"/>
-      </w:pPr>
-      <w:r>
-        <w:rPr>
-          <w:color w:val="4A5A72"/>
-          <w:sz w:val="32"/>
-        </w:rPr>
-        <w:t>Digital Attendance Management System</w:t>
-      </w:r>
-    </w:p>
-    <w:p/>
-    <w:p>
-      <w:pPr>
-        <w:jc w:val="center"/>
-      </w:pPr>
-      <w:r>
-        <w:rPr>
-          <w:color w:val="8A94A3"/>
-          <w:sz w:val="24"/>
-        </w:rPr>
-        <w:t>August 2026</w:t>
-      </w:r>
-    </w:p>
-    <w:p/>
-    <w:p/>
-    <w:p/>
-    <w:p/>
-    <w:p/>
-    <w:p/>
-    <w:p/>
-    <w:p/>
-    <w:p>
-      <w:pPr>
-        <w:jc w:val="center"/>
-      </w:pPr>
-      <w:r>
-        <w:rPr>
-          <w:i/>
-          <w:color w:val="8A94A3"/>
-          <w:sz w:val="22"/>
-        </w:rPr>
-        <w:t>Prepared for Supervisors and Operations Staff</w:t>
-      </w:r>
-    </w:p>
-    <w:p>
-      <w:r>
-        <w:br w:type="page"/>
-      </w:r>
-    </w:p>
-    <w:p>
-      <w:pPr>
-        <w:pStyle w:val="Heading1"/>
-      </w:pPr>
-      <w:r>
-        <w:rPr>
-          <w:color w:val="161F30"/>
-          <w:sz w:val="32"/>
-        </w:rPr>
-        <w:t>Table of Contents</w:t>
-      </w:r>
-    </w:p>
-    <w:p>
-      <w:pPr>
-        <w:spacing w:before="80" w:after="80"/>
-        <w:pBdr>
-          <w:bottom w:val="single" w:sz="4" w:space="1" w:color="C8D0DC"/>
-        </w:pBdr>
-      </w:pPr>
-    </w:p>
-    <w:p/>
-    <w:p>
-      <w:r>
-        <w:fldChar w:fldCharType="begin"/>
-      </w:r>
-      <w:r>
-        <w:instrText xml:space="preserve"> REF sec_overview \h </w:instrText>
-      </w:r>
-      <w:r>
-        <w:fldChar w:fldCharType="separate"/>
-      </w:r>
-      <w:pPr>
-        <w:spacing w:before="20" w:after="20"/>
-        <w:ind w:left="0"/>
-      </w:pPr>
-      <w:r>
-        <w:rPr>
-          <w:b/>
-          <w:color w:val="2F5FD0"/>
-          <w:sz w:val="21"/>
-        </w:rPr>
-        <w:t>1.  Overview</w:t>
-      </w:r>
-      <w:r>
-        <w:fldChar w:fldCharType="end"/>
-      </w:r>
-    </w:p>
-    <w:p>
-      <w:r>
-        <w:fldChar w:fldCharType="begin"/>
-      </w:r>
-      <w:r>
-        <w:instrText xml:space="preserve"> REF sec_problem \h </w:instrText>
-      </w:r>
-      <w:r>
-        <w:fldChar w:fldCharType="separate"/>
-      </w:r>
-      <w:pPr>
-        <w:spacing w:before="20" w:after="20"/>
-        <w:ind w:left="0"/>
-      </w:pPr>
-      <w:r>
-        <w:rPr>
-          <w:b/>
-          <w:color w:val="2F5FD0"/>
-          <w:sz w:val="21"/>
-        </w:rPr>
-        <w:t>2.  What Problem It Solves</w:t>
-      </w:r>
-      <w:r>
-        <w:fldChar w:fldCharType="end"/>
-      </w:r>
-    </w:p>
-    <w:p>
-      <w:r>
-        <w:fldChar w:fldCharType="begin"/>
-      </w:r>
-      <w:r>
-        <w:instrText xml:space="preserve"> REF sec_roles \h </w:instrText>
-      </w:r>
-      <w:r>
-        <w:fldChar w:fldCharType="separate"/>
-      </w:r>
-      <w:pPr>
-        <w:spacing w:before="20" w:after="20"/>
-        <w:ind w:left="0"/>
-      </w:pPr>
-      <w:r>
-        <w:rPr>
-          <w:b/>
-          <w:color w:val="2F5FD0"/>
-          <w:sz w:val="21"/>
-        </w:rPr>
-        <w:t>3.  Access Roles</w:t>
-      </w:r>
-      <w:r>
-        <w:fldChar w:fldCharType="end"/>
-      </w:r>
-    </w:p>
-    <w:p>
-      <w:r>
-        <w:fldChar w:fldCharType="begin"/>
-      </w:r>
-      <w:r>
-        <w:instrText xml:space="preserve"> REF sec_reservist \h </w:instrText>
-      </w:r>
-      <w:r>
-        <w:fldChar w:fldCharType="separate"/>
-      </w:r>
-      <w:pPr>
-        <w:spacing w:before="20" w:after="20"/>
-        <w:ind w:left="0"/>
-      </w:pPr>
-      <w:r>
-        <w:rPr>
-          <w:b/>
-          <w:color w:val="2F5FD0"/>
-          <w:sz w:val="21"/>
-        </w:rPr>
-        <w:t>4.  Features: For Reservists</w:t>
-      </w:r>
-      <w:r>
-        <w:fldChar w:fldCharType="end"/>
-      </w:r>
-    </w:p>
-    <w:p>
-      <w:r>
-        <w:fldChar w:fldCharType="begin"/>
-      </w:r>
-      <w:r>
-        <w:instrText xml:space="preserve"> REF sec_checkin \h </w:instrText>
-      </w:r>
-      <w:r>
-        <w:fldChar w:fldCharType="separate"/>
-      </w:r>
-      <w:pPr>
-        <w:spacing w:before="20" w:after="20"/>
-        <w:ind w:left="283"/>
-      </w:pPr>
-      <w:r>
-        <w:rPr>
-          <w:b w:val="0"/>
-          <w:color w:val="4A5A72"/>
-          <w:sz w:val="20"/>
-        </w:rPr>
-        <w:t xml:space="preserve">    4.1  Check-In and GPS</w:t>
-      </w:r>
-      <w:r>
-        <w:fldChar w:fldCharType="end"/>
-      </w:r>
-    </w:p>
-    <w:p>
-      <w:r>
-        <w:fldChar w:fldCharType="begin"/>
-      </w:r>
-      <w:r>
-        <w:instrText xml:space="preserve"> REF sec_leave \h </w:instrText>
-      </w:r>
-      <w:r>
-        <w:fldChar w:fldCharType="separate"/>
-      </w:r>
-      <w:pPr>
-        <w:spacing w:before="20" w:after="20"/>
-        <w:ind w:left="283"/>
-      </w:pPr>
-      <w:r>
-        <w:rPr>
-          <w:b w:val="0"/>
-          <w:color w:val="4A5A72"/>
-          <w:sz w:val="20"/>
-        </w:rPr>
-        <w:t xml:space="preserve">    4.2  Leave and MC Requests</w:t>
-      </w:r>
-      <w:r>
-        <w:fldChar w:fldCharType="end"/>
-      </w:r>
-    </w:p>
-    <w:p>
-      <w:r>
-        <w:fldChar w:fldCharType="begin"/>
-      </w:r>
-      <w:r>
-        <w:instrText xml:space="preserve"> REF sec_attendance \h </w:instrText>
-      </w:r>
-      <w:r>
-        <w:fldChar w:fldCharType="separate"/>
-      </w:r>
-      <w:pPr>
-        <w:spacing w:before="20" w:after="20"/>
-        <w:ind w:left="283"/>
-      </w:pPr>
-      <w:r>
-        <w:rPr>
-          <w:b w:val="0"/>
-          <w:color w:val="4A5A72"/>
-          <w:sz w:val="20"/>
-        </w:rPr>
-        <w:t xml:space="preserve">    4.3  Attendance and Calendar</w:t>
-      </w:r>
-      <w:r>
-        <w:fldChar w:fldCharType="end"/>
-      </w:r>
-    </w:p>
-    <w:p>
-      <w:r>
-        <w:fldChar w:fldCharType="begin"/>
-      </w:r>
-      <w:r>
-        <w:instrText xml:space="preserve"> REF sec_safety \h </w:instrText>
-      </w:r>
-      <w:r>
-        <w:fldChar w:fldCharType="separate"/>
-      </w:r>
-      <w:pPr>
-        <w:spacing w:before="20" w:after="20"/>
-        <w:ind w:left="283"/>
-      </w:pPr>
-      <w:r>
-        <w:rPr>
-          <w:b w:val="0"/>
-          <w:color w:val="4A5A72"/>
-          <w:sz w:val="20"/>
-        </w:rPr>
-        <w:t xml:space="preserve">    4.4  Safety and Reliability</w:t>
-      </w:r>
-      <w:r>
-        <w:fldChar w:fldCharType="end"/>
-      </w:r>
-    </w:p>
-    <w:p>
-      <w:r>
-        <w:fldChar w:fldCharType="begin"/>
-      </w:r>
-      <w:r>
-        <w:instrText xml:space="preserve"> REF sec_admin \h </w:instrText>
-      </w:r>
-      <w:r>
-        <w:fldChar w:fldCharType="separate"/>
-      </w:r>
-      <w:pPr>
-        <w:spacing w:before="20" w:after="20"/>
-        <w:ind w:left="0"/>
-      </w:pPr>
-      <w:r>
-        <w:rPr>
-          <w:b/>
-          <w:color w:val="2F5FD0"/>
-          <w:sz w:val="21"/>
-        </w:rPr>
-        <w:t>5.  Features: For Supervisors</w:t>
-      </w:r>
-      <w:r>
-        <w:fldChar w:fldCharType="end"/>
-      </w:r>
-    </w:p>
-    <w:p>
-      <w:r>
-        <w:fldChar w:fldCharType="begin"/>
-      </w:r>
-      <w:r>
-        <w:instrText xml:space="preserve"> REF sec_roster \h </w:instrText>
-      </w:r>
-      <w:r>
-        <w:fldChar w:fldCharType="separate"/>
-      </w:r>
-      <w:pPr>
-        <w:spacing w:before="20" w:after="20"/>
-        <w:ind w:left="283"/>
-      </w:pPr>
-      <w:r>
-        <w:rPr>
-          <w:b w:val="0"/>
-          <w:color w:val="4A5A72"/>
-          <w:sz w:val="20"/>
-        </w:rPr>
-        <w:t xml:space="preserve">    5.1  Attendance Roster and Log</w:t>
-      </w:r>
-      <w:r>
-        <w:fldChar w:fldCharType="end"/>
-      </w:r>
-    </w:p>
-    <w:p>
-      <w:r>
-        <w:fldChar w:fldCharType="begin"/>
-      </w:r>
-      <w:r>
-        <w:instrText xml:space="preserve"> REF sec_requests \h </w:instrText>
-      </w:r>
-      <w:r>
-        <w:fldChar w:fldCharType="separate"/>
-      </w:r>
-      <w:pPr>
-        <w:spacing w:before="20" w:after="20"/>
-        <w:ind w:left="283"/>
-      </w:pPr>
-      <w:r>
-        <w:rPr>
-          <w:b w:val="0"/>
-          <w:color w:val="4A5A72"/>
-          <w:sz w:val="20"/>
-        </w:rPr>
-        <w:t xml:space="preserve">    5.2  Requests and Leave Inbox</w:t>
-      </w:r>
-      <w:r>
-        <w:fldChar w:fldCharType="end"/>
-      </w:r>
-    </w:p>
-    <w:p>
-      <w:r>
-        <w:fldChar w:fldCharType="begin"/>
-      </w:r>
-      <w:r>
-        <w:instrText xml:space="preserve"> REF sec_people \h </w:instrText>
-      </w:r>
-      <w:r>
-        <w:fldChar w:fldCharType="separate"/>
-      </w:r>
-      <w:pPr>
-        <w:spacing w:before="20" w:after="20"/>
-        <w:ind w:left="283"/>
-      </w:pPr>
-      <w:r>
-        <w:rPr>
-          <w:b w:val="0"/>
-          <w:color w:val="4A5A72"/>
-          <w:sz w:val="20"/>
-        </w:rPr>
-        <w:t xml:space="preserve">    5.3  Personnel Management</w:t>
-      </w:r>
-      <w:r>
-        <w:fldChar w:fldCharType="end"/>
-      </w:r>
-    </w:p>
-    <w:p>
-      <w:r>
-        <w:fldChar w:fldCharType="begin"/>
-      </w:r>
-      <w:r>
-        <w:instrText xml:space="preserve"> REF sec_cycle \h </w:instrText>
-      </w:r>
-      <w:r>
-        <w:fldChar w:fldCharType="separate"/>
-      </w:r>
-      <w:pPr>
-        <w:spacing w:before="20" w:after="20"/>
-        <w:ind w:left="283"/>
-      </w:pPr>
-      <w:r>
-        <w:rPr>
-          <w:b w:val="0"/>
-          <w:color w:val="4A5A72"/>
-          <w:sz w:val="20"/>
-        </w:rPr>
-        <w:t xml:space="preserve">    5.4  Cycle Management and Export</w:t>
-      </w:r>
-      <w:r>
-        <w:fldChar w:fldCharType="end"/>
-      </w:r>
-    </w:p>
-    <w:p>
-      <w:r>
-        <w:fldChar w:fldCharType="begin"/>
-      </w:r>
-      <w:r>
-        <w:instrText xml:space="preserve"> REF sec_master \h </w:instrText>
-      </w:r>
-      <w:r>
-        <w:fldChar w:fldCharType="separate"/>
-      </w:r>
-      <w:pPr>
-        <w:spacing w:before="20" w:after="20"/>
-        <w:ind w:left="0"/>
-      </w:pPr>
-      <w:r>
-        <w:rPr>
-          <w:b/>
-          <w:color w:val="2F5FD0"/>
-          <w:sz w:val="21"/>
-        </w:rPr>
-        <w:t>6.  Features: For Master Level</w:t>
-      </w:r>
-      <w:r>
-        <w:fldChar w:fldCharType="end"/>
-      </w:r>
-    </w:p>
-    <w:p>
-      <w:r>
-        <w:fldChar w:fldCharType="begin"/>
-      </w:r>
-      <w:r>
-        <w:instrText xml:space="preserve"> REF sec_privacy \h </w:instrText>
-      </w:r>
-      <w:r>
-        <w:fldChar w:fldCharType="separate"/>
-      </w:r>
-      <w:pPr>
-        <w:spacing w:before="20" w:after="20"/>
-        <w:ind w:left="0"/>
-      </w:pPr>
-      <w:r>
-        <w:rPr>
-          <w:b/>
-          <w:color w:val="2F5FD0"/>
-          <w:sz w:val="21"/>
-        </w:rPr>
-        <w:t>7.  Data Privacy</w:t>
-      </w:r>
-      <w:r>
-        <w:fldChar w:fldCharType="end"/>
-      </w:r>
-    </w:p>
-    <w:p>
-      <w:r>
-        <w:fldChar w:fldCharType="begin"/>
-      </w:r>
-      <w:r>
-        <w:instrText xml:space="preserve"> REF sec_tech \h </w:instrText>
-      </w:r>
-      <w:r>
-        <w:fldChar w:fldCharType="separate"/>
-      </w:r>
-      <w:pPr>
-        <w:spacing w:before="20" w:after="20"/>
-        <w:ind w:left="0"/>
-      </w:pPr>
-      <w:r>
-        <w:rPr>
-          <w:b/>
-          <w:color w:val="2F5FD0"/>
-          <w:sz w:val="21"/>
-        </w:rPr>
-        <w:t>8.  Technical Overview</w:t>
-      </w:r>
-      <w:r>
-        <w:fldChar w:fldCharType="end"/>
-      </w:r>
-    </w:p>
-    <w:p>
-      <w:r>
-        <w:fldChar w:fldCharType="begin"/>
-      </w:r>
-      <w:r>
-        <w:instrText xml:space="preserve"> REF sec_roadmap \h </w:instrText>
-      </w:r>
-      <w:r>
-        <w:fldChar w:fldCharType="separate"/>
-      </w:r>
-      <w:pPr>
-        <w:spacing w:before="20" w:after="20"/>
-        <w:ind w:left="0"/>
-      </w:pPr>
-      <w:r>
-        <w:rPr>
-          <w:b/>
-          <w:color w:val="2F5FD0"/>
-          <w:sz w:val="21"/>
-        </w:rPr>
-        <w:t>9.  Planned Enhancements</w:t>
-      </w:r>
-      <w:r>
-        <w:fldChar w:fldCharType="end"/>
-      </w:r>
-    </w:p>
-    <w:p>
-      <w:r>
-        <w:fldChar w:fldCharType="begin"/>
-      </w:r>
-      <w:r>
-        <w:instrText xml:space="preserve"> REF sec_r_quick \h </w:instrText>
-      </w:r>
-      <w:r>
-        <w:fldChar w:fldCharType="separate"/>
-      </w:r>
-      <w:pPr>
-        <w:spacing w:before="20" w:after="20"/>
-        <w:ind w:left="283"/>
-      </w:pPr>
-      <w:r>
-        <w:rPr>
-          <w:b w:val="0"/>
-          <w:color w:val="4A5A72"/>
-          <w:sz w:val="20"/>
-        </w:rPr>
-        <w:t xml:space="preserve">    9.1  Quick Wins</w:t>
-      </w:r>
-      <w:r>
-        <w:fldChar w:fldCharType="end"/>
-      </w:r>
-    </w:p>
-    <w:p>
-      <w:r>
-        <w:fldChar w:fldCharType="begin"/>
-      </w:r>
-      <w:r>
-        <w:instrText xml:space="preserve"> REF sec_r_medium \h </w:instrText>
-      </w:r>
-      <w:r>
-        <w:fldChar w:fldCharType="separate"/>
-      </w:r>
-      <w:pPr>
-        <w:spacing w:before="20" w:after="20"/>
-        <w:ind w:left="283"/>
-      </w:pPr>
-      <w:r>
-        <w:rPr>
-          <w:b w:val="0"/>
-          <w:color w:val="4A5A72"/>
-          <w:sz w:val="20"/>
-        </w:rPr>
-        <w:t xml:space="preserve">    9.2  Medium Effort</w:t>
-      </w:r>
-      <w:r>
-        <w:fldChar w:fldCharType="end"/>
-      </w:r>
-    </w:p>
-    <w:p>
-      <w:r>
-        <w:fldChar w:fldCharType="begin"/>
-      </w:r>
-      <w:r>
-        <w:instrText xml:space="preserve"> REF sec_r_large \h </w:instrText>
-      </w:r>
-      <w:r>
-        <w:fldChar w:fldCharType="separate"/>
-      </w:r>
-      <w:pPr>
-        <w:spacing w:before="20" w:after="20"/>
-        <w:ind w:left="283"/>
-      </w:pPr>
-      <w:r>
-        <w:rPr>
-          <w:b w:val="0"/>
-          <w:color w:val="4A5A72"/>
-          <w:sz w:val="20"/>
-        </w:rPr>
-        <w:t xml:space="preserve">    9.3  Larger Scope</w:t>
-      </w:r>
-      <w:r>
-        <w:fldChar w:fldCharType="end"/>
-      </w:r>
-    </w:p>
-    <w:p>
-      <w:r>
-        <w:br w:type="page"/>
-      </w:r>
-    </w:p>
-    <w:p>
-      <w:pPr>
-        <w:pStyle w:val="Heading1"/>
-      </w:pPr>
-      <w:r>
-        <w:rPr>
-          <w:color w:val="161F30"/>
-          <w:sz w:val="32"/>
-        </w:rPr>
-        <w:t>1. Overview</w:t>
-      </w:r>
-      <w:r>
-        <w:bookmarkStart w:id="0" w:name="sec_overview"/>
-        <w:bookmarkEnd w:id="0"/>
-      </w:r>
-    </w:p>
-    <w:p>
-      <w:pPr>
-        <w:spacing w:before="80" w:after="80"/>
-        <w:pBdr>
-          <w:bottom w:val="single" w:sz="4" w:space="1" w:color="C8D0DC"/>
-        </w:pBdr>
-      </w:pPr>
-    </w:p>
-    <w:p>
-      <w:pPr>
-        <w:spacing w:before="40" w:after="80"/>
-      </w:pPr>
-      <w:r>
-        <w:rPr>
-          <w:color w:val="4A5A72"/>
-          <w:sz w:val="21"/>
-        </w:rPr>
-        <w:t>ReservistGO is a mobile-first web application for managing NS reservist attendance. It replaces manual sign-in sheets and WhatsApp headcounts with a structured, auditable digital system accessible from any smartphone, with no app installation required.</w:t>
-      </w:r>
-    </w:p>
-    <w:p>
-      <w:pPr>
-        <w:spacing w:before="40" w:after="80"/>
-      </w:pPr>
-      <w:r>
-        <w:rPr>
-          <w:color w:val="4A5A72"/>
-          <w:sz w:val="21"/>
-        </w:rPr>
-        <w:t>Supervisors get a live dashboard of who has reported, who is late, and who has not shown up. Reservists check in from their phones using GPS verification. All records are timestamped, stored in the cloud, and exportable to Excel.</w:t>
-      </w:r>
-    </w:p>
-    <w:p>
-      <w:pPr>
-        <w:spacing w:before="40" w:after="80"/>
-      </w:pPr>
-      <w:r>
-        <w:rPr>
-          <w:color w:val="4A5A72"/>
-          <w:sz w:val="21"/>
-        </w:rPr>
-        <w:t>The system runs entirely in the browser. There is no hardware cost, no IT setup per user, and no dedicated terminals. Personnel access it through a URL that can be saved to the home screen for one-tap access.</w:t>
-      </w:r>
-    </w:p>
-    <w:p>
-      <w:pPr>
-        <w:spacing w:before="40" w:after="80"/>
-      </w:pPr>
-      <w:r>
-        <w:rPr>
-          <w:color w:val="4A5A72"/>
-          <w:sz w:val="21"/>
-        </w:rPr>
-        <w:t>A built-in demo mode on the login screen allows anyone to explore both the reservist and supervisor views without creating an account.</w:t>
-      </w:r>
-    </w:p>
-    <w:p/>
-    <w:p>
-      <w:pPr>
-        <w:pStyle w:val="Heading1"/>
-      </w:pPr>
-      <w:r>
-        <w:rPr>
-          <w:color w:val="161F30"/>
-          <w:sz w:val="32"/>
-        </w:rPr>
-        <w:t>2. What Problem It Solves</w:t>
-      </w:r>
-      <w:r>
-        <w:bookmarkStart w:id="1" w:name="sec_problem"/>
-        <w:bookmarkEnd w:id="1"/>
-      </w:r>
-    </w:p>
-    <w:p>
-      <w:pPr>
-        <w:spacing w:before="80" w:after="80"/>
-        <w:pBdr>
-          <w:bottom w:val="single" w:sz="4" w:space="1" w:color="C8D0DC"/>
-        </w:pBdr>
-      </w:pPr>
-    </w:p>
-    <w:p>
-      <w:pPr>
-        <w:spacing w:before="40" w:after="80"/>
-      </w:pPr>
-      <w:r>
-        <w:rPr>
-          <w:color w:val="4A5A72"/>
-          <w:sz w:val="21"/>
-        </w:rPr>
-        <w:t>Before ReservistGO, attendance was tracked through a combination of paper sign-in sheets, manual WhatsApp headcounts, and verbal confirmation. This created several recurring problems:</w:t>
-      </w:r>
-    </w:p>
-    <w:p>
-      <w:pPr>
-        <w:pStyle w:val="ListBullet"/>
-        <w:spacing w:before="20" w:after="40"/>
-      </w:pPr>
-      <w:r>
-        <w:rPr>
-          <w:color w:val="4A5A72"/>
-          <w:sz w:val="21"/>
-        </w:rPr>
-        <w:t>No single source of truth for who has reported. Supervisors had to consolidate information from multiple channels.</w:t>
-      </w:r>
-    </w:p>
-    <w:p>
-      <w:pPr>
-        <w:pStyle w:val="ListBullet"/>
-        <w:spacing w:before="20" w:after="40"/>
-      </w:pPr>
-      <w:r>
-        <w:rPr>
-          <w:color w:val="4A5A72"/>
-          <w:sz w:val="21"/>
-        </w:rPr>
-        <w:t>No timestamped record. It was difficult to verify when a reservist actually checked in or whether they clocked out.</w:t>
-      </w:r>
-    </w:p>
-    <w:p>
-      <w:pPr>
-        <w:pStyle w:val="ListBullet"/>
-        <w:spacing w:before="20" w:after="40"/>
-      </w:pPr>
-      <w:r>
-        <w:rPr>
-          <w:color w:val="4A5A72"/>
-          <w:sz w:val="21"/>
-        </w:rPr>
-        <w:t>Meal allowance errors. Without a reliable clock-out record, it was hard to confirm eligibility and handle corrections.</w:t>
-      </w:r>
-    </w:p>
-    <w:p>
-      <w:pPr>
-        <w:pStyle w:val="ListBullet"/>
-        <w:spacing w:before="20" w:after="40"/>
-      </w:pPr>
-      <w:r>
-        <w:rPr>
-          <w:color w:val="4A5A72"/>
-          <w:sz w:val="21"/>
-        </w:rPr>
-        <w:t>Leave and MC tracking was informal. Requests came through messages and were not stored in a verifiable, auditable format.</w:t>
-      </w:r>
-    </w:p>
-    <w:p>
-      <w:pPr>
-        <w:pStyle w:val="ListBullet"/>
-        <w:spacing w:before="20" w:after="40"/>
-      </w:pPr>
-      <w:r>
-        <w:rPr>
-          <w:color w:val="4A5A72"/>
-          <w:sz w:val="21"/>
-        </w:rPr>
-        <w:t>Absences were not automatically recorded. Someone had to manually identify and log no-shows each day.</w:t>
-      </w:r>
-    </w:p>
-    <w:p/>
-    <w:p>
-      <w:pPr>
-        <w:spacing w:before="40" w:after="80"/>
-      </w:pPr>
-      <w:r>
-        <w:rPr>
-          <w:color w:val="4A5A72"/>
-          <w:sz w:val="21"/>
-        </w:rPr>
-        <w:t>ReservistGO addresses all of these through a single system that all parties interact with directly.</w:t>
-      </w:r>
-    </w:p>
-    <w:p/>
-    <w:p>
-      <w:pPr>
-        <w:pStyle w:val="Heading1"/>
-      </w:pPr>
-      <w:r>
-        <w:rPr>
-          <w:color w:val="161F30"/>
-          <w:sz w:val="32"/>
-        </w:rPr>
-        <w:t>3. Access Roles</w:t>
-      </w:r>
-      <w:r>
-        <w:bookmarkStart w:id="2" w:name="sec_roles"/>
-        <w:bookmarkEnd w:id="2"/>
-      </w:r>
-    </w:p>
-    <w:p>
-      <w:pPr>
-        <w:spacing w:before="80" w:after="80"/>
-        <w:pBdr>
-          <w:bottom w:val="single" w:sz="4" w:space="1" w:color="C8D0DC"/>
-        </w:pBdr>
-      </w:pPr>
-    </w:p>
-    <w:p>
-      <w:pPr>
-        <w:spacing w:before="40" w:after="80"/>
-      </w:pPr>
-      <w:r>
-        <w:rPr>
-          <w:color w:val="4A5A72"/>
-          <w:sz w:val="21"/>
-        </w:rPr>
-        <w:t>The system uses three permission levels. Each role sees only what is relevant to them.</w:t>
-      </w:r>
-    </w:p>
-    <w:p/>
     <w:tbl>
       <w:tblPr>
-        <w:tblW w:type="auto" w:w="0"/>
         <w:jc w:val="left"/>
         <w:tblLook w:firstColumn="1" w:firstRow="1" w:lastColumn="0" w:lastRow="0" w:noHBand="0" w:noVBand="1" w:val="04A0"/>
         <w:tblBorders>
@@ -855,11 +14,982 @@
           <w:insideH w:val="none"/>
           <w:insideV w:val="none"/>
         </w:tblBorders>
+        <w:tblW w:w="5000" w:type="pct"/>
       </w:tblPr>
       <w:tblGrid>
-        <w:gridCol w:w="3135"/>
-        <w:gridCol w:w="3135"/>
-        <w:gridCol w:w="3135"/>
+        <w:gridCol w:w="9066"/>
+      </w:tblGrid>
+      <w:tr>
+        <w:tc>
+          <w:tcPr>
+            <w:tcW w:type="dxa" w:w="9066"/>
+            <w:shd w:val="clear" w:color="auto" w:fill="161F30"/>
+            <w:vAlign w:val="center"/>
+          </w:tcPr>
+          <w:p>
+            <w:pPr>
+              <w:spacing w:before="960" w:after="120"/>
+              <w:jc w:val="center"/>
+            </w:pPr>
+            <w:r>
+              <w:rPr>
+                <w:rFonts w:ascii="Calibri" w:hAnsi="Calibri"/>
+                <w:b/>
+                <w:color w:val="FFFFFF"/>
+                <w:sz w:val="84"/>
+              </w:rPr>
+              <w:t>ReservistGO</w:t>
+            </w:r>
+          </w:p>
+          <w:p>
+            <w:pPr>
+              <w:spacing w:before="0" w:after="960"/>
+              <w:jc w:val="center"/>
+            </w:pPr>
+            <w:r>
+              <w:rPr>
+                <w:rFonts w:ascii="Calibri" w:hAnsi="Calibri"/>
+                <w:color w:val="8AAAE8"/>
+                <w:sz w:val="32"/>
+              </w:rPr>
+              <w:t>Digital Attendance Management System</w:t>
+            </w:r>
+          </w:p>
+        </w:tc>
+      </w:tr>
+    </w:tbl>
+    <w:p>
+      <w:pPr>
+        <w:spacing w:before="0" w:after="280"/>
+      </w:pPr>
+    </w:p>
+    <w:p>
+      <w:pPr>
+        <w:spacing w:before="0" w:after="280"/>
+      </w:pPr>
+    </w:p>
+    <w:p>
+      <w:pPr>
+        <w:spacing w:before="0" w:after="280"/>
+      </w:pPr>
+    </w:p>
+    <w:p>
+      <w:pPr>
+        <w:spacing w:before="0" w:after="280"/>
+      </w:pPr>
+    </w:p>
+    <w:p>
+      <w:pPr>
+        <w:jc w:val="center"/>
+      </w:pPr>
+      <w:r>
+        <w:rPr>
+          <w:rFonts w:ascii="Calibri" w:hAnsi="Calibri"/>
+          <w:b/>
+          <w:color w:val="2F5FD0"/>
+          <w:sz w:val="22"/>
+        </w:rPr>
+        <w:t>AUGUST 2026</w:t>
+      </w:r>
+    </w:p>
+    <w:p>
+      <w:pPr>
+        <w:spacing w:before="0" w:after="120"/>
+      </w:pPr>
+    </w:p>
+    <w:p>
+      <w:pPr>
+        <w:jc w:val="center"/>
+      </w:pPr>
+      <w:r>
+        <w:rPr>
+          <w:rFonts w:ascii="Calibri" w:hAnsi="Calibri"/>
+          <w:i/>
+          <w:color w:val="8A94A3"/>
+          <w:sz w:val="22"/>
+        </w:rPr>
+        <w:t>Prepared for Supervisors and Operations Staff</w:t>
+      </w:r>
+    </w:p>
+    <w:p>
+      <w:pPr>
+        <w:spacing w:before="0" w:after="200"/>
+      </w:pPr>
+    </w:p>
+    <w:tbl>
+      <w:tblPr>
+        <w:tblLook w:firstColumn="1" w:firstRow="1" w:lastColumn="0" w:lastRow="0" w:noHBand="0" w:noVBand="1" w:val="04A0"/>
+        <w:tblBorders>
+          <w:top w:val="none"/>
+          <w:left w:val="none"/>
+          <w:bottom w:val="none"/>
+          <w:right w:val="none"/>
+          <w:insideH w:val="none"/>
+          <w:insideV w:val="none"/>
+        </w:tblBorders>
+        <w:tblW w:w="5000" w:type="pct"/>
+      </w:tblPr>
+      <w:tblGrid>
+        <w:gridCol w:w="9066"/>
+      </w:tblGrid>
+      <w:tr>
+        <w:tc>
+          <w:tcPr>
+            <w:tcW w:type="dxa" w:w="9066"/>
+            <w:shd w:val="clear" w:color="auto" w:fill="2F5FD0"/>
+          </w:tcPr>
+          <w:p>
+            <w:pPr>
+              <w:spacing w:before="40" w:after="40"/>
+            </w:pPr>
+          </w:p>
+        </w:tc>
+      </w:tr>
+    </w:tbl>
+    <w:p>
+      <w:pPr>
+        <w:spacing w:before="0" w:after="160"/>
+      </w:pPr>
+    </w:p>
+    <w:p>
+      <w:pPr>
+        <w:jc w:val="center"/>
+      </w:pPr>
+      <w:r>
+        <w:rPr>
+          <w:rFonts w:ascii="Calibri" w:hAnsi="Calibri"/>
+          <w:color w:val="8A94A3"/>
+          <w:sz w:val="20"/>
+        </w:rPr>
+        <w:t>This document provides an overview of the ReservistGO system, its features,</w:t>
+        <w:br/>
+        <w:t>and the planned enhancements roadmap. Intended for internal use only.</w:t>
+      </w:r>
+    </w:p>
+    <w:p>
+      <w:r>
+        <w:br w:type="page"/>
+      </w:r>
+    </w:p>
+    <w:p>
+      <w:pPr>
+        <w:spacing w:before="0" w:after="80"/>
+      </w:pPr>
+      <w:r>
+        <w:rPr>
+          <w:rFonts w:ascii="Calibri" w:hAnsi="Calibri"/>
+          <w:b/>
+          <w:color w:val="161F30"/>
+          <w:sz w:val="44"/>
+        </w:rPr>
+        <w:t>Table of Contents</w:t>
+      </w:r>
+    </w:p>
+    <w:tbl>
+      <w:tblPr>
+        <w:tblLook w:firstColumn="1" w:firstRow="1" w:lastColumn="0" w:lastRow="0" w:noHBand="0" w:noVBand="1" w:val="04A0"/>
+        <w:tblBorders>
+          <w:top w:val="none"/>
+          <w:left w:val="none"/>
+          <w:bottom w:val="none"/>
+          <w:right w:val="none"/>
+          <w:insideH w:val="none"/>
+          <w:insideV w:val="none"/>
+        </w:tblBorders>
+        <w:tblW w:w="5000" w:type="pct"/>
+      </w:tblPr>
+      <w:tblGrid>
+        <w:gridCol w:w="9066"/>
+      </w:tblGrid>
+      <w:tr>
+        <w:tc>
+          <w:tcPr>
+            <w:tcW w:type="dxa" w:w="9066"/>
+            <w:shd w:val="clear" w:color="auto" w:fill="2F5FD0"/>
+          </w:tcPr>
+          <w:p>
+            <w:pPr>
+              <w:spacing w:before="20" w:after="20"/>
+            </w:pPr>
+          </w:p>
+        </w:tc>
+      </w:tr>
+    </w:tbl>
+    <w:p>
+      <w:pPr>
+        <w:spacing w:before="0" w:after="200"/>
+      </w:pPr>
+    </w:p>
+    <w:p>
+      <w:pPr>
+        <w:spacing w:before="40" w:after="40"/>
+        <w:ind w:left="0"/>
+      </w:pPr>
+      <w:r>
+        <w:rPr>
+          <w:rFonts w:ascii="Calibri" w:hAnsi="Calibri"/>
+          <w:b/>
+          <w:color w:val="222D42"/>
+          <w:sz w:val="23"/>
+        </w:rPr>
+        <w:t>01   Overview</w:t>
+      </w:r>
+    </w:p>
+    <w:p>
+      <w:pPr>
+        <w:spacing w:before="0" w:after="60"/>
+      </w:pPr>
+    </w:p>
+    <w:p>
+      <w:pPr>
+        <w:spacing w:before="40" w:after="40"/>
+        <w:ind w:left="0"/>
+      </w:pPr>
+      <w:r>
+        <w:rPr>
+          <w:rFonts w:ascii="Calibri" w:hAnsi="Calibri"/>
+          <w:b/>
+          <w:color w:val="222D42"/>
+          <w:sz w:val="23"/>
+        </w:rPr>
+        <w:t>02   What Problem It Solves</w:t>
+      </w:r>
+    </w:p>
+    <w:p>
+      <w:pPr>
+        <w:spacing w:before="0" w:after="60"/>
+      </w:pPr>
+    </w:p>
+    <w:p>
+      <w:pPr>
+        <w:spacing w:before="40" w:after="40"/>
+        <w:ind w:left="0"/>
+      </w:pPr>
+      <w:r>
+        <w:rPr>
+          <w:rFonts w:ascii="Calibri" w:hAnsi="Calibri"/>
+          <w:b/>
+          <w:color w:val="222D42"/>
+          <w:sz w:val="23"/>
+        </w:rPr>
+        <w:t>03   Access Roles</w:t>
+      </w:r>
+    </w:p>
+    <w:p>
+      <w:pPr>
+        <w:spacing w:before="0" w:after="60"/>
+      </w:pPr>
+    </w:p>
+    <w:p>
+      <w:pPr>
+        <w:spacing w:before="40" w:after="40"/>
+        <w:ind w:left="0"/>
+      </w:pPr>
+      <w:r>
+        <w:rPr>
+          <w:rFonts w:ascii="Calibri" w:hAnsi="Calibri"/>
+          <w:b/>
+          <w:color w:val="222D42"/>
+          <w:sz w:val="23"/>
+        </w:rPr>
+        <w:t>04   Features: For Reservists</w:t>
+      </w:r>
+    </w:p>
+    <w:p>
+      <w:pPr>
+        <w:spacing w:before="20" w:after="20"/>
+        <w:ind w:left="567"/>
+      </w:pPr>
+      <w:r>
+        <w:rPr>
+          <w:rFonts w:ascii="Calibri" w:hAnsi="Calibri"/>
+          <w:b w:val="0"/>
+          <w:color w:val="4A5A72"/>
+          <w:sz w:val="21"/>
+        </w:rPr>
+        <w:t xml:space="preserve">  4.1  Check-In and GPS</w:t>
+      </w:r>
+    </w:p>
+    <w:p>
+      <w:pPr>
+        <w:spacing w:before="20" w:after="20"/>
+        <w:ind w:left="567"/>
+      </w:pPr>
+      <w:r>
+        <w:rPr>
+          <w:rFonts w:ascii="Calibri" w:hAnsi="Calibri"/>
+          <w:b w:val="0"/>
+          <w:color w:val="4A5A72"/>
+          <w:sz w:val="21"/>
+        </w:rPr>
+        <w:t xml:space="preserve">  4.2  Leave and MC Requests</w:t>
+      </w:r>
+    </w:p>
+    <w:p>
+      <w:pPr>
+        <w:spacing w:before="20" w:after="20"/>
+        <w:ind w:left="567"/>
+      </w:pPr>
+      <w:r>
+        <w:rPr>
+          <w:rFonts w:ascii="Calibri" w:hAnsi="Calibri"/>
+          <w:b w:val="0"/>
+          <w:color w:val="4A5A72"/>
+          <w:sz w:val="21"/>
+        </w:rPr>
+        <w:t xml:space="preserve">  4.3  Attendance and Calendar</w:t>
+      </w:r>
+    </w:p>
+    <w:p>
+      <w:pPr>
+        <w:spacing w:before="20" w:after="20"/>
+        <w:ind w:left="567"/>
+      </w:pPr>
+      <w:r>
+        <w:rPr>
+          <w:rFonts w:ascii="Calibri" w:hAnsi="Calibri"/>
+          <w:b w:val="0"/>
+          <w:color w:val="4A5A72"/>
+          <w:sz w:val="21"/>
+        </w:rPr>
+        <w:t xml:space="preserve">  4.4  Safety and Reliability</w:t>
+      </w:r>
+    </w:p>
+    <w:p>
+      <w:pPr>
+        <w:spacing w:before="0" w:after="60"/>
+      </w:pPr>
+    </w:p>
+    <w:p>
+      <w:pPr>
+        <w:spacing w:before="40" w:after="40"/>
+        <w:ind w:left="0"/>
+      </w:pPr>
+      <w:r>
+        <w:rPr>
+          <w:rFonts w:ascii="Calibri" w:hAnsi="Calibri"/>
+          <w:b/>
+          <w:color w:val="222D42"/>
+          <w:sz w:val="23"/>
+        </w:rPr>
+        <w:t>05   Features: For Supervisors</w:t>
+      </w:r>
+    </w:p>
+    <w:p>
+      <w:pPr>
+        <w:spacing w:before="20" w:after="20"/>
+        <w:ind w:left="567"/>
+      </w:pPr>
+      <w:r>
+        <w:rPr>
+          <w:rFonts w:ascii="Calibri" w:hAnsi="Calibri"/>
+          <w:b w:val="0"/>
+          <w:color w:val="4A5A72"/>
+          <w:sz w:val="21"/>
+        </w:rPr>
+        <w:t xml:space="preserve">  5.1  Attendance Roster and Log</w:t>
+      </w:r>
+    </w:p>
+    <w:p>
+      <w:pPr>
+        <w:spacing w:before="20" w:after="20"/>
+        <w:ind w:left="567"/>
+      </w:pPr>
+      <w:r>
+        <w:rPr>
+          <w:rFonts w:ascii="Calibri" w:hAnsi="Calibri"/>
+          <w:b w:val="0"/>
+          <w:color w:val="4A5A72"/>
+          <w:sz w:val="21"/>
+        </w:rPr>
+        <w:t xml:space="preserve">  5.2  Requests and Leave Inbox</w:t>
+      </w:r>
+    </w:p>
+    <w:p>
+      <w:pPr>
+        <w:spacing w:before="20" w:after="20"/>
+        <w:ind w:left="567"/>
+      </w:pPr>
+      <w:r>
+        <w:rPr>
+          <w:rFonts w:ascii="Calibri" w:hAnsi="Calibri"/>
+          <w:b w:val="0"/>
+          <w:color w:val="4A5A72"/>
+          <w:sz w:val="21"/>
+        </w:rPr>
+        <w:t xml:space="preserve">  5.3  Personnel Management</w:t>
+      </w:r>
+    </w:p>
+    <w:p>
+      <w:pPr>
+        <w:spacing w:before="20" w:after="20"/>
+        <w:ind w:left="567"/>
+      </w:pPr>
+      <w:r>
+        <w:rPr>
+          <w:rFonts w:ascii="Calibri" w:hAnsi="Calibri"/>
+          <w:b w:val="0"/>
+          <w:color w:val="4A5A72"/>
+          <w:sz w:val="21"/>
+        </w:rPr>
+        <w:t xml:space="preserve">  5.4  Cycle Management and Export</w:t>
+      </w:r>
+    </w:p>
+    <w:p>
+      <w:pPr>
+        <w:spacing w:before="0" w:after="60"/>
+      </w:pPr>
+    </w:p>
+    <w:p>
+      <w:pPr>
+        <w:spacing w:before="40" w:after="40"/>
+        <w:ind w:left="0"/>
+      </w:pPr>
+      <w:r>
+        <w:rPr>
+          <w:rFonts w:ascii="Calibri" w:hAnsi="Calibri"/>
+          <w:b/>
+          <w:color w:val="222D42"/>
+          <w:sz w:val="23"/>
+        </w:rPr>
+        <w:t>06   Features: For Master Level</w:t>
+      </w:r>
+    </w:p>
+    <w:p>
+      <w:pPr>
+        <w:spacing w:before="0" w:after="60"/>
+      </w:pPr>
+    </w:p>
+    <w:p>
+      <w:pPr>
+        <w:spacing w:before="40" w:after="40"/>
+        <w:ind w:left="0"/>
+      </w:pPr>
+      <w:r>
+        <w:rPr>
+          <w:rFonts w:ascii="Calibri" w:hAnsi="Calibri"/>
+          <w:b/>
+          <w:color w:val="222D42"/>
+          <w:sz w:val="23"/>
+        </w:rPr>
+        <w:t>07   Data Privacy</w:t>
+      </w:r>
+    </w:p>
+    <w:p>
+      <w:pPr>
+        <w:spacing w:before="0" w:after="60"/>
+      </w:pPr>
+    </w:p>
+    <w:p>
+      <w:pPr>
+        <w:spacing w:before="40" w:after="40"/>
+        <w:ind w:left="0"/>
+      </w:pPr>
+      <w:r>
+        <w:rPr>
+          <w:rFonts w:ascii="Calibri" w:hAnsi="Calibri"/>
+          <w:b/>
+          <w:color w:val="222D42"/>
+          <w:sz w:val="23"/>
+        </w:rPr>
+        <w:t>08   Technical Overview</w:t>
+      </w:r>
+    </w:p>
+    <w:p>
+      <w:pPr>
+        <w:spacing w:before="0" w:after="60"/>
+      </w:pPr>
+    </w:p>
+    <w:p>
+      <w:pPr>
+        <w:spacing w:before="40" w:after="40"/>
+        <w:ind w:left="0"/>
+      </w:pPr>
+      <w:r>
+        <w:rPr>
+          <w:rFonts w:ascii="Calibri" w:hAnsi="Calibri"/>
+          <w:b/>
+          <w:color w:val="222D42"/>
+          <w:sz w:val="23"/>
+        </w:rPr>
+        <w:t>09   Planned Enhancements</w:t>
+      </w:r>
+    </w:p>
+    <w:p>
+      <w:pPr>
+        <w:spacing w:before="20" w:after="20"/>
+        <w:ind w:left="567"/>
+      </w:pPr>
+      <w:r>
+        <w:rPr>
+          <w:rFonts w:ascii="Calibri" w:hAnsi="Calibri"/>
+          <w:b w:val="0"/>
+          <w:color w:val="4A5A72"/>
+          <w:sz w:val="21"/>
+        </w:rPr>
+        <w:t xml:space="preserve">  9.1  Quick Wins</w:t>
+      </w:r>
+    </w:p>
+    <w:p>
+      <w:pPr>
+        <w:spacing w:before="20" w:after="20"/>
+        <w:ind w:left="567"/>
+      </w:pPr>
+      <w:r>
+        <w:rPr>
+          <w:rFonts w:ascii="Calibri" w:hAnsi="Calibri"/>
+          <w:b w:val="0"/>
+          <w:color w:val="4A5A72"/>
+          <w:sz w:val="21"/>
+        </w:rPr>
+        <w:t xml:space="preserve">  9.2  Medium Effort</w:t>
+      </w:r>
+    </w:p>
+    <w:p>
+      <w:pPr>
+        <w:spacing w:before="20" w:after="20"/>
+        <w:ind w:left="567"/>
+      </w:pPr>
+      <w:r>
+        <w:rPr>
+          <w:rFonts w:ascii="Calibri" w:hAnsi="Calibri"/>
+          <w:b w:val="0"/>
+          <w:color w:val="4A5A72"/>
+          <w:sz w:val="21"/>
+        </w:rPr>
+        <w:t xml:space="preserve">  9.3  Larger Scope</w:t>
+      </w:r>
+    </w:p>
+    <w:p>
+      <w:r>
+        <w:br w:type="page"/>
+      </w:r>
+    </w:p>
+    <w:p>
+      <w:pPr>
+        <w:spacing w:before="0" w:after="40"/>
+      </w:pPr>
+    </w:p>
+    <w:tbl>
+      <w:tblPr>
+        <w:jc w:val="left"/>
+        <w:tblLook w:firstColumn="1" w:firstRow="1" w:lastColumn="0" w:lastRow="0" w:noHBand="0" w:noVBand="1" w:val="04A0"/>
+        <w:tblBorders>
+          <w:top w:val="none"/>
+          <w:left w:val="none"/>
+          <w:bottom w:val="none"/>
+          <w:right w:val="none"/>
+          <w:insideH w:val="none"/>
+          <w:insideV w:val="none"/>
+        </w:tblBorders>
+        <w:tblW w:w="5000" w:type="pct"/>
+      </w:tblPr>
+      <w:tblGrid>
+        <w:gridCol w:w="9066"/>
+      </w:tblGrid>
+      <w:tr>
+        <w:tc>
+          <w:tcPr>
+            <w:tcW w:type="dxa" w:w="9066"/>
+            <w:shd w:val="clear" w:color="auto" w:fill="161F30"/>
+            <w:vAlign w:val="center"/>
+          </w:tcPr>
+          <w:p>
+            <w:pPr>
+              <w:spacing w:before="200" w:after="200"/>
+              <w:ind w:left="283"/>
+            </w:pPr>
+            <w:r>
+              <w:rPr>
+                <w:rFonts w:ascii="Calibri" w:hAnsi="Calibri"/>
+                <w:b/>
+                <w:color w:val="8AAAE8"/>
+                <w:sz w:val="22"/>
+              </w:rPr>
+              <w:t xml:space="preserve">01   </w:t>
+            </w:r>
+            <w:r>
+              <w:rPr>
+                <w:rFonts w:ascii="Calibri" w:hAnsi="Calibri"/>
+                <w:b/>
+                <w:color w:val="FFFFFF"/>
+                <w:sz w:val="30"/>
+              </w:rPr>
+              <w:t>OVERVIEW</w:t>
+            </w:r>
+            <w:r>
+              <w:bookmarkStart w:id="0" w:name="sec_overview"/>
+              <w:bookmarkEnd w:id="0"/>
+            </w:r>
+          </w:p>
+        </w:tc>
+      </w:tr>
+    </w:tbl>
+    <w:p>
+      <w:pPr>
+        <w:spacing w:before="0" w:after="160"/>
+      </w:pPr>
+    </w:p>
+    <w:p>
+      <w:pPr>
+        <w:spacing w:before="40" w:after="100"/>
+      </w:pPr>
+      <w:r>
+        <w:rPr>
+          <w:rFonts w:ascii="Calibri" w:hAnsi="Calibri"/>
+          <w:color w:val="4A5A72"/>
+          <w:sz w:val="22"/>
+        </w:rPr>
+        <w:t>ReservistGO is a mobile-first web application for managing NS reservist attendance. It replaces manual sign-in sheets and WhatsApp headcounts with a structured, auditable digital system accessible from any smartphone, with no app installation required.</w:t>
+      </w:r>
+    </w:p>
+    <w:p>
+      <w:pPr>
+        <w:spacing w:before="40" w:after="100"/>
+      </w:pPr>
+      <w:r>
+        <w:rPr>
+          <w:rFonts w:ascii="Calibri" w:hAnsi="Calibri"/>
+          <w:color w:val="4A5A72"/>
+          <w:sz w:val="22"/>
+        </w:rPr>
+        <w:t>Supervisors get a live dashboard of who has reported, who is late, and who has not shown up. Reservists check in from their phones using GPS verification. All records are timestamped, stored in the cloud, and exportable to Excel.</w:t>
+      </w:r>
+    </w:p>
+    <w:p>
+      <w:pPr>
+        <w:spacing w:before="40" w:after="100"/>
+      </w:pPr>
+      <w:r>
+        <w:rPr>
+          <w:rFonts w:ascii="Calibri" w:hAnsi="Calibri"/>
+          <w:color w:val="4A5A72"/>
+          <w:sz w:val="22"/>
+        </w:rPr>
+        <w:t>The system runs entirely in the browser. There is no hardware cost, no IT setup per user, and no dedicated terminals. Personnel access it through a URL that can be saved to the home screen for one-tap access.</w:t>
+      </w:r>
+    </w:p>
+    <w:tbl>
+      <w:tblPr>
+        <w:jc w:val="left"/>
+        <w:tblLook w:firstColumn="1" w:firstRow="1" w:lastColumn="0" w:lastRow="0" w:noHBand="0" w:noVBand="1" w:val="04A0"/>
+        <w:tblBorders>
+          <w:top w:val="none"/>
+          <w:left w:val="none"/>
+          <w:bottom w:val="none"/>
+          <w:right w:val="none"/>
+          <w:insideH w:val="none"/>
+          <w:insideV w:val="none"/>
+        </w:tblBorders>
+        <w:tblW w:w="5000" w:type="pct"/>
+      </w:tblPr>
+      <w:tblGrid>
+        <w:gridCol w:w="9066"/>
+      </w:tblGrid>
+      <w:tr>
+        <w:tc>
+          <w:tcPr>
+            <w:tcW w:type="dxa" w:w="9066"/>
+            <w:shd w:val="clear" w:color="auto" w:fill="EEF3FC"/>
+            <w:tcBorders>
+              <w:left w:val="single" w:sz="18" w:space="0" w:color="2F5FD0"/>
+            </w:tcBorders>
+          </w:tcPr>
+          <w:p>
+            <w:pPr>
+              <w:spacing w:before="140" w:after="140"/>
+              <w:ind w:left="170"/>
+            </w:pPr>
+            <w:r>
+              <w:rPr>
+                <w:rFonts w:ascii="Calibri" w:hAnsi="Calibri"/>
+                <w:i/>
+                <w:color w:val="4A5A72"/>
+                <w:sz w:val="21"/>
+              </w:rPr>
+              <w:t>A built-in demo mode on the login screen allows anyone to explore both the reservist and supervisor views without creating an account. No registration is required to try the system.</w:t>
+            </w:r>
+          </w:p>
+        </w:tc>
+      </w:tr>
+    </w:tbl>
+    <w:p>
+      <w:pPr>
+        <w:spacing w:before="0" w:after="120"/>
+      </w:pPr>
+    </w:p>
+    <w:p>
+      <w:pPr>
+        <w:spacing w:before="0" w:after="40"/>
+      </w:pPr>
+    </w:p>
+    <w:tbl>
+      <w:tblPr>
+        <w:jc w:val="left"/>
+        <w:tblLook w:firstColumn="1" w:firstRow="1" w:lastColumn="0" w:lastRow="0" w:noHBand="0" w:noVBand="1" w:val="04A0"/>
+        <w:tblBorders>
+          <w:top w:val="none"/>
+          <w:left w:val="none"/>
+          <w:bottom w:val="none"/>
+          <w:right w:val="none"/>
+          <w:insideH w:val="none"/>
+          <w:insideV w:val="none"/>
+        </w:tblBorders>
+        <w:tblW w:w="5000" w:type="pct"/>
+      </w:tblPr>
+      <w:tblGrid>
+        <w:gridCol w:w="9066"/>
+      </w:tblGrid>
+      <w:tr>
+        <w:tc>
+          <w:tcPr>
+            <w:tcW w:type="dxa" w:w="9066"/>
+            <w:shd w:val="clear" w:color="auto" w:fill="161F30"/>
+            <w:vAlign w:val="center"/>
+          </w:tcPr>
+          <w:p>
+            <w:pPr>
+              <w:spacing w:before="200" w:after="200"/>
+              <w:ind w:left="283"/>
+            </w:pPr>
+            <w:r>
+              <w:rPr>
+                <w:rFonts w:ascii="Calibri" w:hAnsi="Calibri"/>
+                <w:b/>
+                <w:color w:val="8AAAE8"/>
+                <w:sz w:val="22"/>
+              </w:rPr>
+              <w:t xml:space="preserve">02   </w:t>
+            </w:r>
+            <w:r>
+              <w:rPr>
+                <w:rFonts w:ascii="Calibri" w:hAnsi="Calibri"/>
+                <w:b/>
+                <w:color w:val="FFFFFF"/>
+                <w:sz w:val="30"/>
+              </w:rPr>
+              <w:t>WHAT PROBLEM IT SOLVES</w:t>
+            </w:r>
+            <w:r>
+              <w:bookmarkStart w:id="1" w:name="sec_problem"/>
+              <w:bookmarkEnd w:id="1"/>
+            </w:r>
+          </w:p>
+        </w:tc>
+      </w:tr>
+    </w:tbl>
+    <w:p>
+      <w:pPr>
+        <w:spacing w:before="0" w:after="160"/>
+      </w:pPr>
+    </w:p>
+    <w:p>
+      <w:pPr>
+        <w:spacing w:before="40" w:after="100"/>
+      </w:pPr>
+      <w:r>
+        <w:rPr>
+          <w:rFonts w:ascii="Calibri" w:hAnsi="Calibri"/>
+          <w:color w:val="4A5A72"/>
+          <w:sz w:val="22"/>
+        </w:rPr>
+        <w:t>Before ReservistGO, attendance was tracked through a combination of paper sign-in sheets, manual WhatsApp headcounts, and verbal confirmation. This created several recurring problems:</w:t>
+      </w:r>
+    </w:p>
+    <w:p>
+      <w:pPr>
+        <w:spacing w:before="0" w:after="80"/>
+      </w:pPr>
+    </w:p>
+    <w:p>
+      <w:pPr>
+        <w:pStyle w:val="ListBullet"/>
+        <w:spacing w:before="40" w:after="60"/>
+      </w:pPr>
+      <w:r>
+        <w:rPr>
+          <w:rFonts w:ascii="Calibri" w:hAnsi="Calibri"/>
+          <w:color w:val="4A5A72"/>
+          <w:sz w:val="22"/>
+        </w:rPr>
+        <w:t>No single source of truth for who has reported. Supervisors had to consolidate information from multiple channels.</w:t>
+      </w:r>
+    </w:p>
+    <w:p>
+      <w:pPr>
+        <w:pStyle w:val="ListBullet"/>
+        <w:spacing w:before="40" w:after="60"/>
+      </w:pPr>
+      <w:r>
+        <w:rPr>
+          <w:rFonts w:ascii="Calibri" w:hAnsi="Calibri"/>
+          <w:color w:val="4A5A72"/>
+          <w:sz w:val="22"/>
+        </w:rPr>
+        <w:t>No timestamped record. It was difficult to verify when a reservist actually checked in or whether they clocked out.</w:t>
+      </w:r>
+    </w:p>
+    <w:p>
+      <w:pPr>
+        <w:pStyle w:val="ListBullet"/>
+        <w:spacing w:before="40" w:after="60"/>
+      </w:pPr>
+      <w:r>
+        <w:rPr>
+          <w:rFonts w:ascii="Calibri" w:hAnsi="Calibri"/>
+          <w:color w:val="4A5A72"/>
+          <w:sz w:val="22"/>
+        </w:rPr>
+        <w:t>Meal allowance errors. Without a reliable clock-out record, it was hard to confirm eligibility and handle corrections.</w:t>
+      </w:r>
+    </w:p>
+    <w:p>
+      <w:pPr>
+        <w:pStyle w:val="ListBullet"/>
+        <w:spacing w:before="40" w:after="60"/>
+      </w:pPr>
+      <w:r>
+        <w:rPr>
+          <w:rFonts w:ascii="Calibri" w:hAnsi="Calibri"/>
+          <w:color w:val="4A5A72"/>
+          <w:sz w:val="22"/>
+        </w:rPr>
+        <w:t>Leave and MC tracking was informal. Requests came through messages and were not stored in a verifiable, auditable format.</w:t>
+      </w:r>
+    </w:p>
+    <w:p>
+      <w:pPr>
+        <w:pStyle w:val="ListBullet"/>
+        <w:spacing w:before="40" w:after="60"/>
+      </w:pPr>
+      <w:r>
+        <w:rPr>
+          <w:rFonts w:ascii="Calibri" w:hAnsi="Calibri"/>
+          <w:color w:val="4A5A72"/>
+          <w:sz w:val="22"/>
+        </w:rPr>
+        <w:t>Absences were not automatically recorded. Someone had to manually identify and log no-shows each day.</w:t>
+      </w:r>
+    </w:p>
+    <w:p>
+      <w:pPr>
+        <w:spacing w:before="0" w:after="120"/>
+      </w:pPr>
+    </w:p>
+    <w:p>
+      <w:pPr>
+        <w:spacing w:before="40" w:after="100"/>
+      </w:pPr>
+      <w:r>
+        <w:rPr>
+          <w:rFonts w:ascii="Calibri" w:hAnsi="Calibri"/>
+          <w:color w:val="4A5A72"/>
+          <w:sz w:val="22"/>
+        </w:rPr>
+        <w:t>ReservistGO addresses all of these through a single system that all parties interact with directly.</w:t>
+      </w:r>
+    </w:p>
+    <w:p>
+      <w:pPr>
+        <w:spacing w:before="0" w:after="40"/>
+      </w:pPr>
+    </w:p>
+    <w:tbl>
+      <w:tblPr>
+        <w:jc w:val="left"/>
+        <w:tblLook w:firstColumn="1" w:firstRow="1" w:lastColumn="0" w:lastRow="0" w:noHBand="0" w:noVBand="1" w:val="04A0"/>
+        <w:tblBorders>
+          <w:top w:val="none"/>
+          <w:left w:val="none"/>
+          <w:bottom w:val="none"/>
+          <w:right w:val="none"/>
+          <w:insideH w:val="none"/>
+          <w:insideV w:val="none"/>
+        </w:tblBorders>
+        <w:tblW w:w="5000" w:type="pct"/>
+      </w:tblPr>
+      <w:tblGrid>
+        <w:gridCol w:w="9066"/>
+      </w:tblGrid>
+      <w:tr>
+        <w:tc>
+          <w:tcPr>
+            <w:tcW w:type="dxa" w:w="9066"/>
+            <w:shd w:val="clear" w:color="auto" w:fill="161F30"/>
+            <w:vAlign w:val="center"/>
+          </w:tcPr>
+          <w:p>
+            <w:pPr>
+              <w:spacing w:before="200" w:after="200"/>
+              <w:ind w:left="283"/>
+            </w:pPr>
+            <w:r>
+              <w:rPr>
+                <w:rFonts w:ascii="Calibri" w:hAnsi="Calibri"/>
+                <w:b/>
+                <w:color w:val="8AAAE8"/>
+                <w:sz w:val="22"/>
+              </w:rPr>
+              <w:t xml:space="preserve">03   </w:t>
+            </w:r>
+            <w:r>
+              <w:rPr>
+                <w:rFonts w:ascii="Calibri" w:hAnsi="Calibri"/>
+                <w:b/>
+                <w:color w:val="FFFFFF"/>
+                <w:sz w:val="30"/>
+              </w:rPr>
+              <w:t>ACCESS ROLES</w:t>
+            </w:r>
+            <w:r>
+              <w:bookmarkStart w:id="2" w:name="sec_roles"/>
+              <w:bookmarkEnd w:id="2"/>
+            </w:r>
+          </w:p>
+        </w:tc>
+      </w:tr>
+    </w:tbl>
+    <w:p>
+      <w:pPr>
+        <w:spacing w:before="0" w:after="160"/>
+      </w:pPr>
+    </w:p>
+    <w:p>
+      <w:pPr>
+        <w:spacing w:before="40" w:after="100"/>
+      </w:pPr>
+      <w:r>
+        <w:rPr>
+          <w:rFonts w:ascii="Calibri" w:hAnsi="Calibri"/>
+          <w:color w:val="4A5A72"/>
+          <w:sz w:val="22"/>
+        </w:rPr>
+        <w:t>The system uses three permission levels. Each role sees only what is relevant to them.</w:t>
+      </w:r>
+    </w:p>
+    <w:p>
+      <w:pPr>
+        <w:spacing w:before="0" w:after="80"/>
+      </w:pPr>
+    </w:p>
+    <w:tbl>
+      <w:tblPr>
+        <w:jc w:val="left"/>
+        <w:tblLook w:firstColumn="1" w:firstRow="1" w:lastColumn="0" w:lastRow="0" w:noHBand="0" w:noVBand="1" w:val="04A0"/>
+        <w:tblBorders>
+          <w:top w:val="none"/>
+          <w:left w:val="none"/>
+          <w:bottom w:val="none"/>
+          <w:right w:val="none"/>
+          <w:insideH w:val="none"/>
+          <w:insideV w:val="none"/>
+        </w:tblBorders>
+        <w:tblW w:w="5000" w:type="pct"/>
+      </w:tblPr>
+      <w:tblGrid>
+        <w:gridCol w:w="3022"/>
+        <w:gridCol w:w="3022"/>
+        <w:gridCol w:w="3022"/>
       </w:tblGrid>
       <w:tr>
         <w:tc>
@@ -870,10 +1000,12 @@
           </w:tcPr>
           <w:p>
             <w:pPr>
-              <w:spacing w:before="80" w:after="80"/>
+              <w:spacing w:before="120" w:after="120"/>
+              <w:ind w:left="113"/>
             </w:pPr>
             <w:r>
               <w:rPr>
+                <w:rFonts w:ascii="Calibri" w:hAnsi="Calibri"/>
                 <w:b/>
                 <w:color w:val="FFFFFF"/>
                 <w:sz w:val="20"/>
@@ -884,16 +1016,18 @@
         </w:tc>
         <w:tc>
           <w:tcPr>
-            <w:tcW w:type="dxa" w:w="2268"/>
+            <w:tcW w:type="dxa" w:w="2154"/>
             <w:shd w:val="clear" w:color="auto" w:fill="2F5FD0"/>
             <w:vAlign w:val="center"/>
           </w:tcPr>
           <w:p>
             <w:pPr>
-              <w:spacing w:before="80" w:after="80"/>
+              <w:spacing w:before="120" w:after="120"/>
+              <w:ind w:left="113"/>
             </w:pPr>
             <w:r>
               <w:rPr>
+                <w:rFonts w:ascii="Calibri" w:hAnsi="Calibri"/>
                 <w:b/>
                 <w:color w:val="FFFFFF"/>
                 <w:sz w:val="20"/>
@@ -904,16 +1038,18 @@
         </w:tc>
         <w:tc>
           <w:tcPr>
-            <w:tcW w:type="dxa" w:w="5556"/>
+            <w:tcW w:type="dxa" w:w="5613"/>
             <w:shd w:val="clear" w:color="auto" w:fill="2F5FD0"/>
             <w:vAlign w:val="center"/>
           </w:tcPr>
           <w:p>
             <w:pPr>
-              <w:spacing w:before="80" w:after="80"/>
+              <w:spacing w:before="120" w:after="120"/>
+              <w:ind w:left="113"/>
             </w:pPr>
             <w:r>
               <w:rPr>
+                <w:rFonts w:ascii="Calibri" w:hAnsi="Calibri"/>
                 <w:b/>
                 <w:color w:val="FFFFFF"/>
                 <w:sz w:val="20"/>
@@ -927,15 +1063,17 @@
         <w:tc>
           <w:tcPr>
             <w:tcW w:type="dxa" w:w="1417"/>
-            <w:shd w:val="clear" w:color="auto" w:fill="F4F6FB"/>
+            <w:shd w:val="clear" w:color="auto" w:fill="F4F7FC"/>
             <w:vAlign w:val="center"/>
           </w:tcPr>
           <w:p>
             <w:pPr>
-              <w:spacing w:before="60" w:after="60"/>
+              <w:spacing w:before="100" w:after="100"/>
+              <w:ind w:left="113"/>
             </w:pPr>
             <w:r>
               <w:rPr>
+                <w:rFonts w:ascii="Calibri" w:hAnsi="Calibri"/>
                 <w:color w:val="4A5A72"/>
                 <w:sz w:val="20"/>
               </w:rPr>
@@ -945,16 +1083,18 @@
         </w:tc>
         <w:tc>
           <w:tcPr>
-            <w:tcW w:type="dxa" w:w="2268"/>
-            <w:shd w:val="clear" w:color="auto" w:fill="F4F6FB"/>
+            <w:tcW w:type="dxa" w:w="2154"/>
+            <w:shd w:val="clear" w:color="auto" w:fill="F4F7FC"/>
             <w:vAlign w:val="center"/>
           </w:tcPr>
           <w:p>
             <w:pPr>
-              <w:spacing w:before="60" w:after="60"/>
+              <w:spacing w:before="100" w:after="100"/>
+              <w:ind w:left="113"/>
             </w:pPr>
             <w:r>
               <w:rPr>
+                <w:rFonts w:ascii="Calibri" w:hAnsi="Calibri"/>
                 <w:color w:val="4A5A72"/>
                 <w:sz w:val="20"/>
               </w:rPr>
@@ -964,20 +1104,22 @@
         </w:tc>
         <w:tc>
           <w:tcPr>
-            <w:tcW w:type="dxa" w:w="5556"/>
-            <w:shd w:val="clear" w:color="auto" w:fill="F4F6FB"/>
+            <w:tcW w:type="dxa" w:w="5613"/>
+            <w:shd w:val="clear" w:color="auto" w:fill="F4F7FC"/>
             <w:vAlign w:val="center"/>
           </w:tcPr>
           <w:p>
             <w:pPr>
-              <w:spacing w:before="60" w:after="60"/>
+              <w:spacing w:before="100" w:after="100"/>
+              <w:ind w:left="113"/>
             </w:pPr>
             <w:r>
               <w:rPr>
+                <w:rFonts w:ascii="Calibri" w:hAnsi="Calibri"/>
                 <w:color w:val="4A5A72"/>
                 <w:sz w:val="20"/>
               </w:rPr>
-              <w:t>Own check-in, leave requests, attendance history, team directory. Scoped to their department.</w:t>
+              <w:t>Own check-in, leave requests, attendance history, and team directory. Scoped to their department.</w:t>
             </w:r>
           </w:p>
         </w:tc>
@@ -991,10 +1133,12 @@
           </w:tcPr>
           <w:p>
             <w:pPr>
-              <w:spacing w:before="60" w:after="60"/>
+              <w:spacing w:before="100" w:after="100"/>
+              <w:ind w:left="113"/>
             </w:pPr>
             <w:r>
               <w:rPr>
+                <w:rFonts w:ascii="Calibri" w:hAnsi="Calibri"/>
                 <w:color w:val="4A5A72"/>
                 <w:sz w:val="20"/>
               </w:rPr>
@@ -1004,16 +1148,18 @@
         </w:tc>
         <w:tc>
           <w:tcPr>
-            <w:tcW w:type="dxa" w:w="2268"/>
+            <w:tcW w:type="dxa" w:w="2154"/>
             <w:shd w:val="clear" w:color="auto" w:fill="FFFFFF"/>
             <w:vAlign w:val="center"/>
           </w:tcPr>
           <w:p>
             <w:pPr>
-              <w:spacing w:before="60" w:after="60"/>
+              <w:spacing w:before="100" w:after="100"/>
+              <w:ind w:left="113"/>
             </w:pPr>
             <w:r>
               <w:rPr>
+                <w:rFonts w:ascii="Calibri" w:hAnsi="Calibri"/>
                 <w:color w:val="4A5A72"/>
                 <w:sz w:val="20"/>
               </w:rPr>
@@ -1023,20 +1169,22 @@
         </w:tc>
         <w:tc>
           <w:tcPr>
-            <w:tcW w:type="dxa" w:w="5556"/>
+            <w:tcW w:type="dxa" w:w="5613"/>
             <w:shd w:val="clear" w:color="auto" w:fill="FFFFFF"/>
             <w:vAlign w:val="center"/>
           </w:tcPr>
           <w:p>
             <w:pPr>
-              <w:spacing w:before="60" w:after="60"/>
+              <w:spacing w:before="100" w:after="100"/>
+              <w:ind w:left="113"/>
             </w:pPr>
             <w:r>
               <w:rPr>
+                <w:rFonts w:ascii="Calibri" w:hAnsi="Calibri"/>
                 <w:color w:val="4A5A72"/>
                 <w:sz w:val="20"/>
               </w:rPr>
-              <w:t>Full roster, attendance log, time correction, leave approval, personnel records, cycle management, exports. Scoped to their department.</w:t>
+              <w:t>Full roster, attendance log, time correction, leave approval, personnel records, cycle management, and exports. Scoped to their department.</w:t>
             </w:r>
           </w:p>
         </w:tc>
@@ -1045,15 +1193,17 @@
         <w:tc>
           <w:tcPr>
             <w:tcW w:type="dxa" w:w="1417"/>
-            <w:shd w:val="clear" w:color="auto" w:fill="F4F6FB"/>
+            <w:shd w:val="clear" w:color="auto" w:fill="F4F7FC"/>
             <w:vAlign w:val="center"/>
           </w:tcPr>
           <w:p>
             <w:pPr>
-              <w:spacing w:before="60" w:after="60"/>
+              <w:spacing w:before="100" w:after="100"/>
+              <w:ind w:left="113"/>
             </w:pPr>
             <w:r>
               <w:rPr>
+                <w:rFonts w:ascii="Calibri" w:hAnsi="Calibri"/>
                 <w:color w:val="4A5A72"/>
                 <w:sz w:val="20"/>
               </w:rPr>
@@ -1063,16 +1213,18 @@
         </w:tc>
         <w:tc>
           <w:tcPr>
-            <w:tcW w:type="dxa" w:w="2268"/>
-            <w:shd w:val="clear" w:color="auto" w:fill="F4F6FB"/>
+            <w:tcW w:type="dxa" w:w="2154"/>
+            <w:shd w:val="clear" w:color="auto" w:fill="F4F7FC"/>
             <w:vAlign w:val="center"/>
           </w:tcPr>
           <w:p>
             <w:pPr>
-              <w:spacing w:before="60" w:after="60"/>
+              <w:spacing w:before="100" w:after="100"/>
+              <w:ind w:left="113"/>
             </w:pPr>
             <w:r>
               <w:rPr>
+                <w:rFonts w:ascii="Calibri" w:hAnsi="Calibri"/>
                 <w:color w:val="4A5A72"/>
                 <w:sz w:val="20"/>
               </w:rPr>
@@ -1082,16 +1234,18 @@
         </w:tc>
         <w:tc>
           <w:tcPr>
-            <w:tcW w:type="dxa" w:w="5556"/>
-            <w:shd w:val="clear" w:color="auto" w:fill="F4F6FB"/>
+            <w:tcW w:type="dxa" w:w="5613"/>
+            <w:shd w:val="clear" w:color="auto" w:fill="F4F7FC"/>
             <w:vAlign w:val="center"/>
           </w:tcPr>
           <w:p>
             <w:pPr>
-              <w:spacing w:before="60" w:after="60"/>
+              <w:spacing w:before="100" w:after="100"/>
+              <w:ind w:left="113"/>
             </w:pPr>
             <w:r>
               <w:rPr>
+                <w:rFonts w:ascii="Calibri" w:hAnsi="Calibri"/>
                 <w:color w:val="4A5A72"/>
                 <w:sz w:val="20"/>
               </w:rPr>
@@ -1103,10 +1257,9 @@
     </w:tbl>
     <w:p>
       <w:pPr>
-        <w:spacing w:after="40"/>
+        <w:spacing w:before="0" w:after="120"/>
       </w:pPr>
     </w:p>
-    <w:p/>
     <w:p>
       <w:r>
         <w:br w:type="page"/>
@@ -1114,34 +1267,94 @@
     </w:p>
     <w:p>
       <w:pPr>
-        <w:pStyle w:val="Heading1"/>
+        <w:spacing w:before="0" w:after="40"/>
+      </w:pPr>
+    </w:p>
+    <w:tbl>
+      <w:tblPr>
+        <w:jc w:val="left"/>
+        <w:tblLook w:firstColumn="1" w:firstRow="1" w:lastColumn="0" w:lastRow="0" w:noHBand="0" w:noVBand="1" w:val="04A0"/>
+        <w:tblBorders>
+          <w:top w:val="none"/>
+          <w:left w:val="none"/>
+          <w:bottom w:val="none"/>
+          <w:right w:val="none"/>
+          <w:insideH w:val="none"/>
+          <w:insideV w:val="none"/>
+        </w:tblBorders>
+        <w:tblW w:w="5000" w:type="pct"/>
+      </w:tblPr>
+      <w:tblGrid>
+        <w:gridCol w:w="9066"/>
+      </w:tblGrid>
+      <w:tr>
+        <w:tc>
+          <w:tcPr>
+            <w:tcW w:type="dxa" w:w="9066"/>
+            <w:shd w:val="clear" w:color="auto" w:fill="161F30"/>
+            <w:vAlign w:val="center"/>
+          </w:tcPr>
+          <w:p>
+            <w:pPr>
+              <w:spacing w:before="200" w:after="200"/>
+              <w:ind w:left="283"/>
+            </w:pPr>
+            <w:r>
+              <w:rPr>
+                <w:rFonts w:ascii="Calibri" w:hAnsi="Calibri"/>
+                <w:b/>
+                <w:color w:val="8AAAE8"/>
+                <w:sz w:val="22"/>
+              </w:rPr>
+              <w:t xml:space="preserve">04   </w:t>
+            </w:r>
+            <w:r>
+              <w:rPr>
+                <w:rFonts w:ascii="Calibri" w:hAnsi="Calibri"/>
+                <w:b/>
+                <w:color w:val="FFFFFF"/>
+                <w:sz w:val="30"/>
+              </w:rPr>
+              <w:t>FEATURES: FOR RESERVISTS</w:t>
+            </w:r>
+            <w:r>
+              <w:bookmarkStart w:id="3" w:name="sec_reservist"/>
+              <w:bookmarkEnd w:id="3"/>
+            </w:r>
+          </w:p>
+        </w:tc>
+      </w:tr>
+    </w:tbl>
+    <w:p>
+      <w:pPr>
+        <w:spacing w:before="0" w:after="160"/>
+      </w:pPr>
+    </w:p>
+    <w:p>
+      <w:pPr>
+        <w:spacing w:before="40" w:after="100"/>
       </w:pPr>
       <w:r>
         <w:rPr>
-          <w:color w:val="161F30"/>
-          <w:sz w:val="32"/>
+          <w:rFonts w:ascii="Calibri" w:hAnsi="Calibri"/>
+          <w:color w:val="4A5A72"/>
+          <w:sz w:val="22"/>
         </w:rPr>
-        <w:t>4. Features: For Reservists</w:t>
-      </w:r>
-      <w:r>
-        <w:bookmarkStart w:id="3" w:name="sec_reservist"/>
-        <w:bookmarkEnd w:id="3"/>
+        <w:t>All reservists access the system through the same URL. The interface adapts based on their department. Ops Security reservists see a four-phase check-in flow. CAS (Crime Alert) reservists see a simplified two-phase flow: check in and check out only.</w:t>
       </w:r>
     </w:p>
     <w:p>
       <w:pPr>
-        <w:spacing w:before="80" w:after="80"/>
+        <w:spacing w:before="320" w:after="100"/>
+        <w:ind w:left="198"/>
         <w:pBdr>
-          <w:bottom w:val="single" w:sz="4" w:space="1" w:color="C8D0DC"/>
+          <w:left w:val="single" w:sz="18" w:space="8" w:color="2F5FD0"/>
         </w:pBdr>
-      </w:pPr>
-    </w:p>
-    <w:p>
-      <w:pPr>
-        <w:pStyle w:val="Heading2"/>
       </w:pPr>
       <w:r>
         <w:rPr>
+          <w:rFonts w:ascii="Calibri" w:hAnsi="Calibri"/>
+          <w:b/>
           <w:color w:val="2F5FD0"/>
           <w:sz w:val="26"/>
         </w:rPr>
@@ -1155,104 +1368,114 @@
     <w:p>
       <w:pPr>
         <w:pStyle w:val="ListBullet"/>
-        <w:spacing w:before="20" w:after="40"/>
+        <w:spacing w:before="40" w:after="60"/>
       </w:pPr>
       <w:r>
         <w:rPr>
+          <w:rFonts w:ascii="Calibri" w:hAnsi="Calibri"/>
           <w:b/>
-          <w:color w:val="161F30"/>
-          <w:sz w:val="21"/>
+          <w:color w:val="222D42"/>
+          <w:sz w:val="22"/>
         </w:rPr>
-        <w:t xml:space="preserve">Department-based check-in: </w:t>
+        <w:t xml:space="preserve">Department-based flow:  </w:t>
       </w:r>
       <w:r>
         <w:rPr>
+          <w:rFonts w:ascii="Calibri" w:hAnsi="Calibri"/>
           <w:color w:val="4A5A72"/>
-          <w:sz w:val="21"/>
+          <w:sz w:val="22"/>
         </w:rPr>
-        <w:t>Ops Security reservists log four phases: check in, lunch out, return from lunch, and end of shift. CAS reservists use a simplified two-phase flow: check in and check out only. Each phase is timestamped to the minute.</w:t>
+        <w:t>Ops Security reservists log four phases: check in, lunch out, return from lunch, and end of shift. CAS reservists log check in and check out only. Each phase is timestamped to the minute.</w:t>
       </w:r>
     </w:p>
     <w:p>
       <w:pPr>
         <w:pStyle w:val="ListBullet"/>
-        <w:spacing w:before="20" w:after="40"/>
+        <w:spacing w:before="40" w:after="60"/>
       </w:pPr>
       <w:r>
         <w:rPr>
+          <w:rFonts w:ascii="Calibri" w:hAnsi="Calibri"/>
           <w:b/>
-          <w:color w:val="161F30"/>
-          <w:sz w:val="21"/>
+          <w:color w:val="222D42"/>
+          <w:sz w:val="22"/>
         </w:rPr>
-        <w:t xml:space="preserve">Sequential GPS flow: </w:t>
+        <w:t xml:space="preserve">Sequential GPS verification:  </w:t>
       </w:r>
       <w:r>
         <w:rPr>
+          <w:rFonts w:ascii="Calibri" w:hAnsi="Calibri"/>
           <w:color w:val="4A5A72"/>
-          <w:sz w:val="21"/>
+          <w:sz w:val="22"/>
         </w:rPr>
-        <w:t>Tapping a check-in phase shows a "Locate me" button first. After GPS confirms the reservist is within range of HQ, the button changes to "Check in to work". Distance from HQ is recorded against the entry. The radius is configurable.</w:t>
+        <w:t>Tapping a phase first shows a "Locate me" button. Once GPS confirms the reservist is within range of HQ, the button changes to "Check in to work". Distance from HQ in metres is recorded against each entry. The accepted radius is configurable.</w:t>
       </w:r>
     </w:p>
     <w:p>
       <w:pPr>
         <w:pStyle w:val="ListBullet"/>
-        <w:spacing w:before="20" w:after="40"/>
+        <w:spacing w:before="40" w:after="60"/>
       </w:pPr>
       <w:r>
         <w:rPr>
+          <w:rFonts w:ascii="Calibri" w:hAnsi="Calibri"/>
           <w:b/>
-          <w:color w:val="161F30"/>
-          <w:sz w:val="21"/>
+          <w:color w:val="222D42"/>
+          <w:sz w:val="22"/>
         </w:rPr>
-        <w:t xml:space="preserve">GPS bypass: </w:t>
+        <w:t xml:space="preserve">GPS bypass:  </w:t>
       </w:r>
       <w:r>
         <w:rPr>
+          <w:rFonts w:ascii="Calibri" w:hAnsi="Calibri"/>
           <w:color w:val="4A5A72"/>
-          <w:sz w:val="21"/>
+          <w:sz w:val="22"/>
         </w:rPr>
-        <w:t>After two failed GPS attempts, a bypass option appears. Bypassed check-ins are permanently flagged in the log so supervisors are aware.</w:t>
+        <w:t>After two failed GPS attempts, a bypass option appears. Bypassed records are permanently flagged in the log so supervisors are aware.</w:t>
       </w:r>
     </w:p>
     <w:p>
       <w:pPr>
         <w:pStyle w:val="ListBullet"/>
-        <w:spacing w:before="20" w:after="40"/>
+        <w:spacing w:before="40" w:after="60"/>
       </w:pPr>
       <w:r>
         <w:rPr>
+          <w:rFonts w:ascii="Calibri" w:hAnsi="Calibri"/>
           <w:b/>
-          <w:color w:val="161F30"/>
-          <w:sz w:val="21"/>
+          <w:color w:val="222D42"/>
+          <w:sz w:val="22"/>
         </w:rPr>
-        <w:t xml:space="preserve">In-app browser detection: </w:t>
+        <w:t xml:space="preserve">In-app browser detection:  </w:t>
       </w:r>
       <w:r>
         <w:rPr>
+          <w:rFonts w:ascii="Calibri" w:hAnsi="Calibri"/>
           <w:color w:val="4A5A72"/>
-          <w:sz w:val="21"/>
+          <w:sz w:val="22"/>
         </w:rPr>
-        <w:t>If opened from WhatsApp, Instagram, or another in-app browser where GPS access is blocked, the app shows specific instructions for switching to the device browser.</w:t>
+        <w:t>If the app is opened from WhatsApp, Instagram, or another in-app browser where GPS access is blocked, the app shows specific instructions for switching to the device browser.</w:t>
       </w:r>
     </w:p>
     <w:p>
       <w:pPr>
         <w:pStyle w:val="ListBullet"/>
-        <w:spacing w:before="20" w:after="40"/>
+        <w:spacing w:before="40" w:after="60"/>
       </w:pPr>
       <w:r>
         <w:rPr>
+          <w:rFonts w:ascii="Calibri" w:hAnsi="Calibri"/>
           <w:b/>
-          <w:color w:val="161F30"/>
-          <w:sz w:val="21"/>
+          <w:color w:val="222D42"/>
+          <w:sz w:val="22"/>
         </w:rPr>
-        <w:t xml:space="preserve">Offline check-in: </w:t>
+        <w:t xml:space="preserve">Offline check-in:  </w:t>
       </w:r>
       <w:r>
         <w:rPr>
+          <w:rFonts w:ascii="Calibri" w:hAnsi="Calibri"/>
           <w:color w:val="4A5A72"/>
-          <w:sz w:val="21"/>
+          <w:sz w:val="22"/>
         </w:rPr>
         <w:t>If connectivity is lost during check-in, the action is saved on the device and submitted automatically once the connection is restored.</w:t>
       </w:r>
@@ -1260,31 +1483,38 @@
     <w:p>
       <w:pPr>
         <w:pStyle w:val="ListBullet"/>
-        <w:spacing w:before="20" w:after="40"/>
+        <w:spacing w:before="40" w:after="60"/>
       </w:pPr>
       <w:r>
         <w:rPr>
+          <w:rFonts w:ascii="Calibri" w:hAnsi="Calibri"/>
           <w:b/>
-          <w:color w:val="161F30"/>
-          <w:sz w:val="21"/>
+          <w:color w:val="222D42"/>
+          <w:sz w:val="22"/>
         </w:rPr>
-        <w:t xml:space="preserve">Late check-in declaration: </w:t>
+        <w:t xml:space="preserve">Late declaration:  </w:t>
       </w:r>
       <w:r>
         <w:rPr>
+          <w:rFonts w:ascii="Calibri" w:hAnsi="Calibri"/>
           <w:color w:val="4A5A72"/>
-          <w:sz w:val="21"/>
+          <w:sz w:val="22"/>
         </w:rPr>
-        <w:t>If checking in more than one hour after shift start, the reservist is prompted for a written reason before the check-in is accepted. The reason is stored alongside the attendance record.</w:t>
+        <w:t>If checking in more than one hour after shift start, the reservist is prompted for a written reason before the check-in is accepted. The reason is stored alongside the record.</w:t>
       </w:r>
     </w:p>
-    <w:p/>
     <w:p>
       <w:pPr>
-        <w:pStyle w:val="Heading2"/>
+        <w:spacing w:before="320" w:after="100"/>
+        <w:ind w:left="198"/>
+        <w:pBdr>
+          <w:left w:val="single" w:sz="18" w:space="8" w:color="2F5FD0"/>
+        </w:pBdr>
       </w:pPr>
       <w:r>
         <w:rPr>
+          <w:rFonts w:ascii="Calibri" w:hAnsi="Calibri"/>
+          <w:b/>
           <w:color w:val="2F5FD0"/>
           <w:sz w:val="26"/>
         </w:rPr>
@@ -1298,41 +1528,45 @@
     <w:p>
       <w:pPr>
         <w:pStyle w:val="ListBullet"/>
-        <w:spacing w:before="20" w:after="40"/>
+        <w:spacing w:before="40" w:after="60"/>
       </w:pPr>
       <w:r>
         <w:rPr>
+          <w:rFonts w:ascii="Calibri" w:hAnsi="Calibri"/>
           <w:b/>
-          <w:color w:val="161F30"/>
-          <w:sz w:val="21"/>
+          <w:color w:val="222D42"/>
+          <w:sz w:val="22"/>
         </w:rPr>
-        <w:t xml:space="preserve">Digital leave submission: </w:t>
+        <w:t xml:space="preserve">Digital submission:  </w:t>
       </w:r>
       <w:r>
         <w:rPr>
+          <w:rFonts w:ascii="Calibri" w:hAnsi="Calibri"/>
           <w:color w:val="4A5A72"/>
-          <w:sz w:val="21"/>
+          <w:sz w:val="22"/>
         </w:rPr>
-        <w:t>Reservists submit MC, personal leave, or other leave requests directly through the app. Requests go to the supervisor's inbox with no phone calls or messages needed.</w:t>
+        <w:t>Reservists submit MC, personal leave, or other leave requests directly through the app. Requests go to the supervisor inbox with no phone calls or messages needed.</w:t>
       </w:r>
     </w:p>
     <w:p>
       <w:pPr>
         <w:pStyle w:val="ListBullet"/>
-        <w:spacing w:before="20" w:after="40"/>
+        <w:spacing w:before="40" w:after="60"/>
       </w:pPr>
       <w:r>
         <w:rPr>
+          <w:rFonts w:ascii="Calibri" w:hAnsi="Calibri"/>
           <w:b/>
-          <w:color w:val="161F30"/>
-          <w:sz w:val="21"/>
+          <w:color w:val="222D42"/>
+          <w:sz w:val="22"/>
         </w:rPr>
-        <w:t xml:space="preserve">Cancel pending requests: </w:t>
+        <w:t xml:space="preserve">Cancel pending requests:  </w:t>
       </w:r>
       <w:r>
         <w:rPr>
+          <w:rFonts w:ascii="Calibri" w:hAnsi="Calibri"/>
           <w:color w:val="4A5A72"/>
-          <w:sz w:val="21"/>
+          <w:sz w:val="22"/>
         </w:rPr>
         <w:t>A pending request can be withdrawn by the reservist before the supervisor has acted on it, from both the check-in screen and the Requests history.</w:t>
       </w:r>
@@ -1340,142 +1574,136 @@
     <w:p>
       <w:pPr>
         <w:pStyle w:val="ListBullet"/>
-        <w:spacing w:before="20" w:after="40"/>
+        <w:spacing w:before="40" w:after="60"/>
       </w:pPr>
       <w:r>
         <w:rPr>
+          <w:rFonts w:ascii="Calibri" w:hAnsi="Calibri"/>
           <w:b/>
-          <w:color w:val="161F30"/>
-          <w:sz w:val="21"/>
+          <w:color w:val="222D42"/>
+          <w:sz w:val="22"/>
         </w:rPr>
-        <w:t xml:space="preserve">Request history: </w:t>
+        <w:t xml:space="preserve">Request history:  </w:t>
       </w:r>
       <w:r>
         <w:rPr>
+          <w:rFonts w:ascii="Calibri" w:hAnsi="Calibri"/>
           <w:color w:val="4A5A72"/>
-          <w:sz w:val="21"/>
+          <w:sz w:val="22"/>
         </w:rPr>
-        <w:t>The Requests history tab shows the status of all past requests including approval, rejection with reason, and withdrawal.</w:t>
+        <w:t>The Requests history tab shows all past submissions with their current status: approved, rejected with reason, or withdrawn.</w:t>
       </w:r>
     </w:p>
-    <w:p/>
     <w:p>
       <w:pPr>
-        <w:pStyle w:val="Heading2"/>
+        <w:spacing w:before="320" w:after="100"/>
+        <w:ind w:left="198"/>
+        <w:pBdr>
+          <w:left w:val="single" w:sz="18" w:space="8" w:color="2F5FD0"/>
+        </w:pBdr>
       </w:pPr>
       <w:r>
         <w:rPr>
+          <w:rFonts w:ascii="Calibri" w:hAnsi="Calibri"/>
+          <w:b/>
           <w:color w:val="2F5FD0"/>
           <w:sz w:val="26"/>
         </w:rPr>
         <w:t>4.3  Attendance and Calendar</w:t>
       </w:r>
       <w:r>
-        <w:bookmarkStart w:id="6" w:name="sec_attendance"/>
+        <w:bookmarkStart w:id="6" w:name="sec_attend"/>
         <w:bookmarkEnd w:id="6"/>
       </w:r>
     </w:p>
     <w:p>
       <w:pPr>
         <w:pStyle w:val="ListBullet"/>
-        <w:spacing w:before="20" w:after="40"/>
+        <w:spacing w:before="40" w:after="60"/>
       </w:pPr>
       <w:r>
         <w:rPr>
+          <w:rFonts w:ascii="Calibri" w:hAnsi="Calibri"/>
           <w:b/>
-          <w:color w:val="161F30"/>
-          <w:sz w:val="21"/>
+          <w:color w:val="222D42"/>
+          <w:sz w:val="22"/>
         </w:rPr>
-        <w:t xml:space="preserve">Attendance calendar: </w:t>
+        <w:t xml:space="preserve">Attendance calendar:  </w:t>
       </w:r>
       <w:r>
         <w:rPr>
+          <w:rFonts w:ascii="Calibri" w:hAnsi="Calibri"/>
           <w:color w:val="4A5A72"/>
-          <w:sz w:val="21"/>
+          <w:sz w:val="22"/>
         </w:rPr>
-        <w:t>The attendance calendar shows the full record for the current cycle: present days (green), MC (amber), absences, and no-report days (slate blue).</w:t>
+        <w:t>A colour-coded calendar shows the full cycle record: present (green), MC (amber), absent, and no-report days (slate blue). Pending MC requests appear with a lighter tint and dashed border.</w:t>
       </w:r>
     </w:p>
     <w:p>
       <w:pPr>
         <w:pStyle w:val="ListBullet"/>
-        <w:spacing w:before="20" w:after="40"/>
+        <w:spacing w:before="40" w:after="60"/>
       </w:pPr>
       <w:r>
         <w:rPr>
+          <w:rFonts w:ascii="Calibri" w:hAnsi="Calibri"/>
           <w:b/>
-          <w:color w:val="161F30"/>
-          <w:sz w:val="21"/>
+          <w:color w:val="222D42"/>
+          <w:sz w:val="22"/>
         </w:rPr>
-        <w:t xml:space="preserve">MC calendar coloring: </w:t>
+        <w:t xml:space="preserve">Missing clock-out detection:  </w:t>
       </w:r>
       <w:r>
         <w:rPr>
+          <w:rFonts w:ascii="Calibri" w:hAnsi="Calibri"/>
           <w:color w:val="4A5A72"/>
-          <w:sz w:val="21"/>
+          <w:sz w:val="22"/>
         </w:rPr>
-        <w:t>Pending MC requests appear with a lighter amber tint and a dashed border so reservists can see which days have been covered.</w:t>
+        <w:t>If a past day shows no clock-out, that calendar cell is coloured orange with a dashed border. A persistent banner also appears on the check-in screen.</w:t>
       </w:r>
     </w:p>
     <w:p>
       <w:pPr>
         <w:pStyle w:val="ListBullet"/>
-        <w:spacing w:before="20" w:after="40"/>
+        <w:spacing w:before="40" w:after="60"/>
       </w:pPr>
       <w:r>
         <w:rPr>
+          <w:rFonts w:ascii="Calibri" w:hAnsi="Calibri"/>
           <w:b/>
-          <w:color w:val="161F30"/>
-          <w:sz w:val="21"/>
+          <w:color w:val="222D42"/>
+          <w:sz w:val="22"/>
         </w:rPr>
-        <w:t xml:space="preserve">Missing clock-out detection: </w:t>
+        <w:t xml:space="preserve">Phase reminder banner:  </w:t>
       </w:r>
       <w:r>
         <w:rPr>
+          <w:rFonts w:ascii="Calibri" w:hAnsi="Calibri"/>
           <w:color w:val="4A5A72"/>
-          <w:sz w:val="21"/>
+          <w:sz w:val="22"/>
         </w:rPr>
-        <w:t>If a past day has no clock-out recorded, that calendar day is coloured orange with a dashed border. A persistent warning also appears on the check-in screen.</w:t>
+        <w:t>A reminder banner appears automatically when a check-in phase window is open and the phase has not yet been recorded. It disappears once submitted.</w:t>
       </w:r>
     </w:p>
     <w:p>
       <w:pPr>
         <w:pStyle w:val="ListBullet"/>
-        <w:spacing w:before="20" w:after="40"/>
+        <w:spacing w:before="40" w:after="60"/>
       </w:pPr>
       <w:r>
         <w:rPr>
+          <w:rFonts w:ascii="Calibri" w:hAnsi="Calibri"/>
           <w:b/>
-          <w:color w:val="161F30"/>
-          <w:sz w:val="21"/>
+          <w:color w:val="222D42"/>
+          <w:sz w:val="22"/>
         </w:rPr>
-        <w:t xml:space="preserve">Phase reminder banner: </w:t>
+        <w:t xml:space="preserve">Upcoming no-report days:  </w:t>
       </w:r>
       <w:r>
         <w:rPr>
+          <w:rFonts w:ascii="Calibri" w:hAnsi="Calibri"/>
           <w:color w:val="4A5A72"/>
-          <w:sz w:val="21"/>
-        </w:rPr>
-        <w:t>A banner appears automatically when a check-in phase window is open and the phase has not yet been recorded. It disappears once the phase is submitted.</w:t>
-      </w:r>
-    </w:p>
-    <w:p>
-      <w:pPr>
-        <w:pStyle w:val="ListBullet"/>
-        <w:spacing w:before="20" w:after="40"/>
-      </w:pPr>
-      <w:r>
-        <w:rPr>
-          <w:b/>
-          <w:color w:val="161F30"/>
-          <w:sz w:val="21"/>
-        </w:rPr>
-        <w:t xml:space="preserve">Upcoming no-report days: </w:t>
-      </w:r>
-      <w:r>
-        <w:rPr>
-          <w:color w:val="4A5A72"/>
-          <w:sz w:val="21"/>
+          <w:sz w:val="22"/>
         </w:rPr>
         <w:t>All remaining no-report days in the current cycle are listed so reservists can plan ahead.</w:t>
       </w:r>
@@ -1483,31 +1711,38 @@
     <w:p>
       <w:pPr>
         <w:pStyle w:val="ListBullet"/>
-        <w:spacing w:before="20" w:after="40"/>
+        <w:spacing w:before="40" w:after="60"/>
       </w:pPr>
       <w:r>
         <w:rPr>
+          <w:rFonts w:ascii="Calibri" w:hAnsi="Calibri"/>
           <w:b/>
-          <w:color w:val="161F30"/>
-          <w:sz w:val="21"/>
+          <w:color w:val="222D42"/>
+          <w:sz w:val="22"/>
         </w:rPr>
-        <w:t xml:space="preserve">Work timer and meal eligibility: </w:t>
+        <w:t xml:space="preserve">Work timer and meal eligibility:  </w:t>
       </w:r>
       <w:r>
         <w:rPr>
+          <w:rFonts w:ascii="Calibri" w:hAnsi="Calibri"/>
           <w:color w:val="4A5A72"/>
-          <w:sz w:val="21"/>
+          <w:sz w:val="22"/>
         </w:rPr>
-        <w:t>When meal allowance is active, a live timer shows total work time for the day, paused during lunch. A "Meal eligible" badge appears once 6 hours of work is reached.</w:t>
+        <w:t>When meal allowance is active for the cycle, a live timer shows total work time, paused during lunch. A "Meal eligible" badge appears once 6 hours of work is reached.</w:t>
       </w:r>
     </w:p>
-    <w:p/>
     <w:p>
       <w:pPr>
-        <w:pStyle w:val="Heading2"/>
+        <w:spacing w:before="320" w:after="100"/>
+        <w:ind w:left="198"/>
+        <w:pBdr>
+          <w:left w:val="single" w:sz="18" w:space="8" w:color="2F5FD0"/>
+        </w:pBdr>
       </w:pPr>
       <w:r>
         <w:rPr>
+          <w:rFonts w:ascii="Calibri" w:hAnsi="Calibri"/>
+          <w:b/>
           <w:color w:val="2F5FD0"/>
           <w:sz w:val="26"/>
         </w:rPr>
@@ -1521,20 +1756,22 @@
     <w:p>
       <w:pPr>
         <w:pStyle w:val="ListBullet"/>
-        <w:spacing w:before="20" w:after="40"/>
+        <w:spacing w:before="40" w:after="60"/>
       </w:pPr>
       <w:r>
         <w:rPr>
+          <w:rFonts w:ascii="Calibri" w:hAnsi="Calibri"/>
           <w:b/>
-          <w:color w:val="161F30"/>
-          <w:sz w:val="21"/>
+          <w:color w:val="222D42"/>
+          <w:sz w:val="22"/>
         </w:rPr>
-        <w:t xml:space="preserve">Logout confirmation: </w:t>
+        <w:t xml:space="preserve">Logout confirmation:  </w:t>
       </w:r>
       <w:r>
         <w:rPr>
+          <w:rFonts w:ascii="Calibri" w:hAnsi="Calibri"/>
           <w:color w:val="4A5A72"/>
-          <w:sz w:val="21"/>
+          <w:sz w:val="22"/>
         </w:rPr>
         <w:t>A confirmation step appears before logging out, preventing accidental session loss.</w:t>
       </w:r>
@@ -1542,46 +1779,49 @@
     <w:p>
       <w:pPr>
         <w:pStyle w:val="ListBullet"/>
-        <w:spacing w:before="20" w:after="40"/>
+        <w:spacing w:before="40" w:after="60"/>
       </w:pPr>
       <w:r>
         <w:rPr>
+          <w:rFonts w:ascii="Calibri" w:hAnsi="Calibri"/>
           <w:b/>
-          <w:color w:val="161F30"/>
-          <w:sz w:val="21"/>
+          <w:color w:val="222D42"/>
+          <w:sz w:val="22"/>
         </w:rPr>
-        <w:t xml:space="preserve">Session and idle warnings: </w:t>
+        <w:t xml:space="preserve">Session and idle warnings:  </w:t>
       </w:r>
       <w:r>
         <w:rPr>
+          <w:rFonts w:ascii="Calibri" w:hAnsi="Calibri"/>
           <w:color w:val="4A5A72"/>
-          <w:sz w:val="21"/>
+          <w:sz w:val="22"/>
         </w:rPr>
-        <w:t>A warning appears at 55 minutes with a one-tap option to extend the session before it expires at 60 minutes. Sessions also expire after 20 minutes of inactivity, with a warning at 18 minutes.</w:t>
+        <w:t>A warning appears at 55 minutes with a one-tap option to extend the session. Sessions also expire after 20 minutes of inactivity, with a warning at 18 minutes.</w:t>
       </w:r>
     </w:p>
     <w:p>
       <w:pPr>
         <w:pStyle w:val="ListBullet"/>
-        <w:spacing w:before="20" w:after="40"/>
+        <w:spacing w:before="40" w:after="60"/>
       </w:pPr>
       <w:r>
         <w:rPr>
+          <w:rFonts w:ascii="Calibri" w:hAnsi="Calibri"/>
           <w:b/>
-          <w:color w:val="161F30"/>
-          <w:sz w:val="21"/>
+          <w:color w:val="222D42"/>
+          <w:sz w:val="22"/>
         </w:rPr>
-        <w:t xml:space="preserve">Profile photo: </w:t>
+        <w:t xml:space="preserve">Profile photo:  </w:t>
       </w:r>
       <w:r>
         <w:rPr>
+          <w:rFonts w:ascii="Calibri" w:hAnsi="Calibri"/>
           <w:color w:val="4A5A72"/>
-          <w:sz w:val="21"/>
+          <w:sz w:val="22"/>
         </w:rPr>
-        <w:t>Reservists can upload a profile photo from account settings. Tapping a photo anywhere in the app opens it enlarged.</w:t>
+        <w:t>Reservists can upload a profile photo from account settings. Tapping any photo in the app opens it enlarged.</w:t>
       </w:r>
     </w:p>
-    <w:p/>
     <w:p>
       <w:r>
         <w:br w:type="page"/>
@@ -1589,34 +1829,94 @@
     </w:p>
     <w:p>
       <w:pPr>
-        <w:pStyle w:val="Heading1"/>
+        <w:spacing w:before="0" w:after="40"/>
+      </w:pPr>
+    </w:p>
+    <w:tbl>
+      <w:tblPr>
+        <w:jc w:val="left"/>
+        <w:tblLook w:firstColumn="1" w:firstRow="1" w:lastColumn="0" w:lastRow="0" w:noHBand="0" w:noVBand="1" w:val="04A0"/>
+        <w:tblBorders>
+          <w:top w:val="none"/>
+          <w:left w:val="none"/>
+          <w:bottom w:val="none"/>
+          <w:right w:val="none"/>
+          <w:insideH w:val="none"/>
+          <w:insideV w:val="none"/>
+        </w:tblBorders>
+        <w:tblW w:w="5000" w:type="pct"/>
+      </w:tblPr>
+      <w:tblGrid>
+        <w:gridCol w:w="9066"/>
+      </w:tblGrid>
+      <w:tr>
+        <w:tc>
+          <w:tcPr>
+            <w:tcW w:type="dxa" w:w="9066"/>
+            <w:shd w:val="clear" w:color="auto" w:fill="161F30"/>
+            <w:vAlign w:val="center"/>
+          </w:tcPr>
+          <w:p>
+            <w:pPr>
+              <w:spacing w:before="200" w:after="200"/>
+              <w:ind w:left="283"/>
+            </w:pPr>
+            <w:r>
+              <w:rPr>
+                <w:rFonts w:ascii="Calibri" w:hAnsi="Calibri"/>
+                <w:b/>
+                <w:color w:val="8AAAE8"/>
+                <w:sz w:val="22"/>
+              </w:rPr>
+              <w:t xml:space="preserve">05   </w:t>
+            </w:r>
+            <w:r>
+              <w:rPr>
+                <w:rFonts w:ascii="Calibri" w:hAnsi="Calibri"/>
+                <w:b/>
+                <w:color w:val="FFFFFF"/>
+                <w:sz w:val="30"/>
+              </w:rPr>
+              <w:t>FEATURES: FOR SUPERVISORS</w:t>
+            </w:r>
+            <w:r>
+              <w:bookmarkStart w:id="8" w:name="sec_admin"/>
+              <w:bookmarkEnd w:id="8"/>
+            </w:r>
+          </w:p>
+        </w:tc>
+      </w:tr>
+    </w:tbl>
+    <w:p>
+      <w:pPr>
+        <w:spacing w:before="0" w:after="160"/>
+      </w:pPr>
+    </w:p>
+    <w:p>
+      <w:pPr>
+        <w:spacing w:before="40" w:after="100"/>
       </w:pPr>
       <w:r>
         <w:rPr>
-          <w:color w:val="161F30"/>
-          <w:sz w:val="32"/>
+          <w:rFonts w:ascii="Calibri" w:hAnsi="Calibri"/>
+          <w:color w:val="4A5A72"/>
+          <w:sz w:val="22"/>
         </w:rPr>
-        <w:t>5. Features: For Supervisors</w:t>
-      </w:r>
-      <w:r>
-        <w:bookmarkStart w:id="8" w:name="sec_admin"/>
-        <w:bookmarkEnd w:id="8"/>
+        <w:t>Supervisors have full visibility over their department's personnel, attendance records, leave requests, and cycle configuration. All data is scoped to the active department and updates in real time.</w:t>
       </w:r>
     </w:p>
     <w:p>
       <w:pPr>
-        <w:spacing w:before="80" w:after="80"/>
+        <w:spacing w:before="320" w:after="100"/>
+        <w:ind w:left="198"/>
         <w:pBdr>
-          <w:bottom w:val="single" w:sz="4" w:space="1" w:color="C8D0DC"/>
+          <w:left w:val="single" w:sz="18" w:space="8" w:color="2F5FD0"/>
         </w:pBdr>
-      </w:pPr>
-    </w:p>
-    <w:p>
-      <w:pPr>
-        <w:pStyle w:val="Heading2"/>
       </w:pPr>
       <w:r>
         <w:rPr>
+          <w:rFonts w:ascii="Calibri" w:hAnsi="Calibri"/>
+          <w:b/>
           <w:color w:val="2F5FD0"/>
           <w:sz w:val="26"/>
         </w:rPr>
@@ -1630,20 +1930,22 @@
     <w:p>
       <w:pPr>
         <w:pStyle w:val="ListBullet"/>
-        <w:spacing w:before="20" w:after="40"/>
+        <w:spacing w:before="40" w:after="60"/>
       </w:pPr>
       <w:r>
         <w:rPr>
+          <w:rFonts w:ascii="Calibri" w:hAnsi="Calibri"/>
           <w:b/>
-          <w:color w:val="161F30"/>
-          <w:sz w:val="21"/>
+          <w:color w:val="222D42"/>
+          <w:sz w:val="22"/>
         </w:rPr>
-        <w:t xml:space="preserve">Live attendance board: </w:t>
+        <w:t xml:space="preserve">Live attendance board:  </w:t>
       </w:r>
       <w:r>
         <w:rPr>
+          <w:rFonts w:ascii="Calibri" w:hAnsi="Calibri"/>
           <w:color w:val="4A5A72"/>
-          <w:sz w:val="21"/>
+          <w:sz w:val="22"/>
         </w:rPr>
         <w:t>The roster updates in real time as reservists check in. No manual refresh is needed.</w:t>
       </w:r>
@@ -1651,62 +1953,68 @@
     <w:p>
       <w:pPr>
         <w:pStyle w:val="ListBullet"/>
-        <w:spacing w:before="20" w:after="40"/>
+        <w:spacing w:before="40" w:after="60"/>
       </w:pPr>
       <w:r>
         <w:rPr>
+          <w:rFonts w:ascii="Calibri" w:hAnsi="Calibri"/>
           <w:b/>
-          <w:color w:val="161F30"/>
-          <w:sz w:val="21"/>
+          <w:color w:val="222D42"/>
+          <w:sz w:val="22"/>
         </w:rPr>
-        <w:t xml:space="preserve">Filters, search, and navigation: </w:t>
+        <w:t xml:space="preserve">Filters, search, navigation:  </w:t>
       </w:r>
       <w:r>
         <w:rPr>
+          <w:rFonts w:ascii="Calibri" w:hAnsi="Calibri"/>
           <w:color w:val="4A5A72"/>
-          <w:sz w:val="21"/>
+          <w:sz w:val="22"/>
         </w:rPr>
-        <w:t>Filter the roster by All, Present, MC, Absent, or Pending. Filter by name. Day navigation moves between dates by swipe or button. Jump directly to any date using the date picker.</w:t>
+        <w:t>Filter by All, Present, MC, Absent, or Pending. Search by name. Navigate between dates by swipe or button, or jump directly to any date using the date picker.</w:t>
       </w:r>
     </w:p>
     <w:p>
       <w:pPr>
         <w:pStyle w:val="ListBullet"/>
-        <w:spacing w:before="20" w:after="40"/>
+        <w:spacing w:before="40" w:after="60"/>
       </w:pPr>
       <w:r>
         <w:rPr>
+          <w:rFonts w:ascii="Calibri" w:hAnsi="Calibri"/>
           <w:b/>
-          <w:color w:val="161F30"/>
-          <w:sz w:val="21"/>
+          <w:color w:val="222D42"/>
+          <w:sz w:val="22"/>
         </w:rPr>
-        <w:t xml:space="preserve">Manual status override: </w:t>
+        <w:t xml:space="preserve">Status override:  </w:t>
       </w:r>
       <w:r>
         <w:rPr>
+          <w:rFonts w:ascii="Calibri" w:hAnsi="Calibri"/>
           <w:color w:val="4A5A72"/>
-          <w:sz w:val="21"/>
+          <w:sz w:val="22"/>
         </w:rPr>
-        <w:t>Mark any reservist as Present, MC, or Absent directly from the roster. Mark all pending as absent or present in a single action, with a required confirmation step.</w:t>
+        <w:t>Mark any reservist as Present, MC, or Absent from the roster. Mark all pending as absent or all pending as present in a single action, each with a required confirmation step.</w:t>
       </w:r>
     </w:p>
     <w:p>
       <w:pPr>
         <w:pStyle w:val="ListBullet"/>
-        <w:spacing w:before="20" w:after="40"/>
+        <w:spacing w:before="40" w:after="60"/>
       </w:pPr>
       <w:r>
         <w:rPr>
+          <w:rFonts w:ascii="Calibri" w:hAnsi="Calibri"/>
           <w:b/>
-          <w:color w:val="161F30"/>
-          <w:sz w:val="21"/>
+          <w:color w:val="222D42"/>
+          <w:sz w:val="22"/>
         </w:rPr>
-        <w:t xml:space="preserve">Time correction: </w:t>
+        <w:t xml:space="preserve">Time correction:  </w:t>
       </w:r>
       <w:r>
         <w:rPr>
+          <w:rFonts w:ascii="Calibri" w:hAnsi="Calibri"/>
           <w:color w:val="4A5A72"/>
-          <w:sz w:val="21"/>
+          <w:sz w:val="22"/>
         </w:rPr>
         <w:t>Edit any reservist's check-in times for any phase on any day. Corrected records are flagged as admin-entered with the editor's name and timestamp.</w:t>
       </w:r>
@@ -1714,20 +2022,22 @@
     <w:p>
       <w:pPr>
         <w:pStyle w:val="ListBullet"/>
-        <w:spacing w:before="20" w:after="40"/>
+        <w:spacing w:before="40" w:after="60"/>
       </w:pPr>
       <w:r>
         <w:rPr>
+          <w:rFonts w:ascii="Calibri" w:hAnsi="Calibri"/>
           <w:b/>
-          <w:color w:val="161F30"/>
-          <w:sz w:val="21"/>
+          <w:color w:val="222D42"/>
+          <w:sz w:val="22"/>
         </w:rPr>
-        <w:t xml:space="preserve">Late check-in alerts: </w:t>
+        <w:t xml:space="preserve">Late check-in alerts:  </w:t>
       </w:r>
       <w:r>
         <w:rPr>
+          <w:rFonts w:ascii="Calibri" w:hAnsi="Calibri"/>
           <w:color w:val="4A5A72"/>
-          <w:sz w:val="21"/>
+          <w:sz w:val="22"/>
         </w:rPr>
         <w:t>Late check-ins (over one hour after shift start) are automatically flagged in the log with the reservist's written reason displayed alongside the record.</w:t>
       </w:r>
@@ -1735,100 +2045,113 @@
     <w:p>
       <w:pPr>
         <w:pStyle w:val="ListBullet"/>
-        <w:spacing w:before="20" w:after="40"/>
+        <w:spacing w:before="40" w:after="60"/>
       </w:pPr>
       <w:r>
         <w:rPr>
+          <w:rFonts w:ascii="Calibri" w:hAnsi="Calibri"/>
           <w:b/>
-          <w:color w:val="161F30"/>
-          <w:sz w:val="21"/>
+          <w:color w:val="222D42"/>
+          <w:sz w:val="22"/>
         </w:rPr>
-        <w:t xml:space="preserve">Missing clock-out flag: </w:t>
+        <w:t xml:space="preserve">Missing clock-out flag:  </w:t>
       </w:r>
       <w:r>
         <w:rPr>
+          <w:rFonts w:ascii="Calibri" w:hAnsi="Calibri"/>
           <w:color w:val="4A5A72"/>
-          <w:sz w:val="21"/>
+          <w:sz w:val="22"/>
         </w:rPr>
-        <w:t>Any log entry where a reservist is present but has no clock-out time is flagged with a visible badge, making it easy to identify and correct before meal allowance is processed.</w:t>
+        <w:t>Any log entry where a reservist is marked present but has no clock-out is flagged with a visible badge, making it easy to identify before meal allowance is processed.</w:t>
       </w:r>
     </w:p>
     <w:p>
       <w:pPr>
         <w:pStyle w:val="ListBullet"/>
-        <w:spacing w:before="20" w:after="40"/>
+        <w:spacing w:before="40" w:after="60"/>
       </w:pPr>
       <w:r>
         <w:rPr>
+          <w:rFonts w:ascii="Calibri" w:hAnsi="Calibri"/>
           <w:b/>
-          <w:color w:val="161F30"/>
-          <w:sz w:val="21"/>
+          <w:color w:val="222D42"/>
+          <w:sz w:val="22"/>
         </w:rPr>
-        <w:t xml:space="preserve">Log notes: </w:t>
+        <w:t xml:space="preserve">Log notes:  </w:t>
       </w:r>
       <w:r>
         <w:rPr>
+          <w:rFonts w:ascii="Calibri" w:hAnsi="Calibri"/>
           <w:color w:val="4A5A72"/>
-          <w:sz w:val="21"/>
+          <w:sz w:val="22"/>
         </w:rPr>
         <w:t>Add a free-text note against any person's attendance entry. Also supports welfare notes and missed-attendance notes.</w:t>
       </w:r>
     </w:p>
-    <w:p/>
     <w:p>
       <w:pPr>
-        <w:pStyle w:val="Heading2"/>
+        <w:spacing w:before="320" w:after="100"/>
+        <w:ind w:left="198"/>
+        <w:pBdr>
+          <w:left w:val="single" w:sz="18" w:space="8" w:color="2F5FD0"/>
+        </w:pBdr>
       </w:pPr>
       <w:r>
         <w:rPr>
+          <w:rFonts w:ascii="Calibri" w:hAnsi="Calibri"/>
+          <w:b/>
           <w:color w:val="2F5FD0"/>
           <w:sz w:val="26"/>
         </w:rPr>
         <w:t>5.2  Requests and Leave Inbox</w:t>
       </w:r>
       <w:r>
-        <w:bookmarkStart w:id="10" w:name="sec_requests"/>
+        <w:bookmarkStart w:id="10" w:name="sec_inbox"/>
         <w:bookmarkEnd w:id="10"/>
       </w:r>
     </w:p>
     <w:p>
       <w:pPr>
         <w:pStyle w:val="ListBullet"/>
-        <w:spacing w:before="20" w:after="40"/>
+        <w:spacing w:before="40" w:after="60"/>
       </w:pPr>
       <w:r>
         <w:rPr>
+          <w:rFonts w:ascii="Calibri" w:hAnsi="Calibri"/>
           <w:b/>
-          <w:color w:val="161F30"/>
-          <w:sz w:val="21"/>
+          <w:color w:val="222D42"/>
+          <w:sz w:val="22"/>
         </w:rPr>
-        <w:t xml:space="preserve">Unified inbox: </w:t>
+        <w:t xml:space="preserve">Unified inbox:  </w:t>
       </w:r>
       <w:r>
         <w:rPr>
+          <w:rFonts w:ascii="Calibri" w:hAnsi="Calibri"/>
           <w:color w:val="4A5A72"/>
-          <w:sz w:val="21"/>
+          <w:sz w:val="22"/>
         </w:rPr>
-        <w:t>All pending signup requests, MC requests, and leave requests appear in one unified inbox. Each signup is labelled New or Returning.</w:t>
+        <w:t>All pending signup requests, MC requests, and leave requests appear in one unified inbox. Each signup is labelled New or Returning so supervisors know at a glance whether they are onboarding or re-enrolling.</w:t>
       </w:r>
     </w:p>
     <w:p>
       <w:pPr>
         <w:pStyle w:val="ListBullet"/>
-        <w:spacing w:before="20" w:after="40"/>
+        <w:spacing w:before="40" w:after="60"/>
       </w:pPr>
       <w:r>
         <w:rPr>
+          <w:rFonts w:ascii="Calibri" w:hAnsi="Calibri"/>
           <w:b/>
-          <w:color w:val="161F30"/>
-          <w:sz w:val="21"/>
+          <w:color w:val="222D42"/>
+          <w:sz w:val="22"/>
         </w:rPr>
-        <w:t xml:space="preserve">Bulk leave actions: </w:t>
+        <w:t xml:space="preserve">Bulk leave actions:  </w:t>
       </w:r>
       <w:r>
         <w:rPr>
+          <w:rFonts w:ascii="Calibri" w:hAnsi="Calibri"/>
           <w:color w:val="4A5A72"/>
-          <w:sz w:val="21"/>
+          <w:sz w:val="22"/>
         </w:rPr>
         <w:t>Select multiple leave requests and approve or reject them in a single action. Bulk rejection requires a written reason stored against each rejected request.</w:t>
       </w:r>
@@ -1836,52 +2159,61 @@
     <w:p>
       <w:pPr>
         <w:pStyle w:val="ListBullet"/>
-        <w:spacing w:before="20" w:after="40"/>
+        <w:spacing w:before="40" w:after="60"/>
       </w:pPr>
       <w:r>
         <w:rPr>
+          <w:rFonts w:ascii="Calibri" w:hAnsi="Calibri"/>
           <w:b/>
-          <w:color w:val="161F30"/>
-          <w:sz w:val="21"/>
+          <w:color w:val="222D42"/>
+          <w:sz w:val="22"/>
         </w:rPr>
-        <w:t xml:space="preserve">Select-all for signups: </w:t>
+        <w:t xml:space="preserve">Select-all for signups:  </w:t>
       </w:r>
       <w:r>
         <w:rPr>
+          <w:rFonts w:ascii="Calibri" w:hAnsi="Calibri"/>
           <w:color w:val="4A5A72"/>
-          <w:sz w:val="21"/>
+          <w:sz w:val="22"/>
         </w:rPr>
-        <w:t>A checkbox in the signup section header selects or deselects all visible pending signups. Filtered by the search box, so select-all only acts on visible results.</w:t>
+        <w:t>Select-all checkbox in the signup section selects all visible pending signups, filtered by the search box, so it only acts on visible results.</w:t>
       </w:r>
     </w:p>
     <w:p>
       <w:pPr>
         <w:pStyle w:val="ListBullet"/>
-        <w:spacing w:before="20" w:after="40"/>
+        <w:spacing w:before="40" w:after="60"/>
       </w:pPr>
       <w:r>
         <w:rPr>
+          <w:rFonts w:ascii="Calibri" w:hAnsi="Calibri"/>
           <w:b/>
-          <w:color w:val="161F30"/>
-          <w:sz w:val="21"/>
+          <w:color w:val="222D42"/>
+          <w:sz w:val="22"/>
         </w:rPr>
-        <w:t xml:space="preserve">Reopen rejected signups: </w:t>
+        <w:t xml:space="preserve">Reopen rejected signups:  </w:t>
       </w:r>
       <w:r>
         <w:rPr>
+          <w:rFonts w:ascii="Calibri" w:hAnsi="Calibri"/>
           <w:color w:val="4A5A72"/>
-          <w:sz w:val="21"/>
+          <w:sz w:val="22"/>
         </w:rPr>
         <w:t>Rejected signup requests can be re-opened and returned to pending status if the decision needs to be reversed.</w:t>
       </w:r>
     </w:p>
-    <w:p/>
     <w:p>
       <w:pPr>
-        <w:pStyle w:val="Heading2"/>
+        <w:spacing w:before="320" w:after="100"/>
+        <w:ind w:left="198"/>
+        <w:pBdr>
+          <w:left w:val="single" w:sz="18" w:space="8" w:color="2F5FD0"/>
+        </w:pBdr>
       </w:pPr>
       <w:r>
         <w:rPr>
+          <w:rFonts w:ascii="Calibri" w:hAnsi="Calibri"/>
+          <w:b/>
           <w:color w:val="2F5FD0"/>
           <w:sz w:val="26"/>
         </w:rPr>
@@ -1895,41 +2227,45 @@
     <w:p>
       <w:pPr>
         <w:pStyle w:val="ListBullet"/>
-        <w:spacing w:before="20" w:after="40"/>
+        <w:spacing w:before="40" w:after="60"/>
       </w:pPr>
       <w:r>
         <w:rPr>
+          <w:rFonts w:ascii="Calibri" w:hAnsi="Calibri"/>
           <w:b/>
-          <w:color w:val="161F30"/>
-          <w:sz w:val="21"/>
+          <w:color w:val="222D42"/>
+          <w:sz w:val="22"/>
         </w:rPr>
-        <w:t xml:space="preserve">Personnel roster: </w:t>
+        <w:t xml:space="preserve">Personnel roster:  </w:t>
       </w:r>
       <w:r>
         <w:rPr>
+          <w:rFonts w:ascii="Calibri" w:hAnsi="Calibri"/>
           <w:color w:val="4A5A72"/>
-          <w:sz w:val="21"/>
+          <w:sz w:val="22"/>
         </w:rPr>
-        <w:t>Lists all personnel in the current cycle with their attendance rate. Personnel below 75% attendance are flagged with an amber indicator.</w:t>
+        <w:t>Lists all personnel in the current cycle with their attendance rate. Personnel below 75% are flagged with an amber indicator.</w:t>
       </w:r>
     </w:p>
     <w:p>
       <w:pPr>
         <w:pStyle w:val="ListBullet"/>
-        <w:spacing w:before="20" w:after="40"/>
+        <w:spacing w:before="40" w:after="60"/>
       </w:pPr>
       <w:r>
         <w:rPr>
+          <w:rFonts w:ascii="Calibri" w:hAnsi="Calibri"/>
           <w:b/>
-          <w:color w:val="161F30"/>
-          <w:sz w:val="21"/>
+          <w:color w:val="222D42"/>
+          <w:sz w:val="22"/>
         </w:rPr>
-        <w:t xml:space="preserve">Per-person history: </w:t>
+        <w:t xml:space="preserve">Per-person history:  </w:t>
       </w:r>
       <w:r>
         <w:rPr>
+          <w:rFonts w:ascii="Calibri" w:hAnsi="Calibri"/>
           <w:color w:val="4A5A72"/>
-          <w:sz w:val="21"/>
+          <w:sz w:val="22"/>
         </w:rPr>
         <w:t>Click any person's card to open their full attendance history across all cycles, with status filters and pagination. Exportable to Excel.</w:t>
       </w:r>
@@ -1937,20 +2273,22 @@
     <w:p>
       <w:pPr>
         <w:pStyle w:val="ListBullet"/>
-        <w:spacing w:before="20" w:after="40"/>
+        <w:spacing w:before="40" w:after="60"/>
       </w:pPr>
       <w:r>
         <w:rPr>
+          <w:rFonts w:ascii="Calibri" w:hAnsi="Calibri"/>
           <w:b/>
-          <w:color w:val="161F30"/>
-          <w:sz w:val="21"/>
+          <w:color w:val="222D42"/>
+          <w:sz w:val="22"/>
         </w:rPr>
-        <w:t xml:space="preserve">Bulk add: </w:t>
+        <w:t xml:space="preserve">Bulk add:  </w:t>
       </w:r>
       <w:r>
         <w:rPr>
+          <w:rFonts w:ascii="Calibri" w:hAnsi="Calibri"/>
           <w:color w:val="4A5A72"/>
-          <w:sz w:val="21"/>
+          <w:sz w:val="22"/>
         </w:rPr>
         <w:t>Add multiple reservists at once by pasting a list of names and contact numbers.</w:t>
       </w:r>
@@ -1958,20 +2296,22 @@
     <w:p>
       <w:pPr>
         <w:pStyle w:val="ListBullet"/>
-        <w:spacing w:before="20" w:after="40"/>
+        <w:spacing w:before="40" w:after="60"/>
       </w:pPr>
       <w:r>
         <w:rPr>
+          <w:rFonts w:ascii="Calibri" w:hAnsi="Calibri"/>
           <w:b/>
-          <w:color w:val="161F30"/>
-          <w:sz w:val="21"/>
+          <w:color w:val="222D42"/>
+          <w:sz w:val="22"/>
         </w:rPr>
-        <w:t xml:space="preserve">Password reset: </w:t>
+        <w:t xml:space="preserve">Password reset:  </w:t>
       </w:r>
       <w:r>
         <w:rPr>
+          <w:rFonts w:ascii="Calibri" w:hAnsi="Calibri"/>
           <w:color w:val="4A5A72"/>
-          <w:sz w:val="21"/>
+          <w:sz w:val="22"/>
         </w:rPr>
         <w:t>Reset any reservist's password directly from the roster without requiring database access.</w:t>
       </w:r>
@@ -1979,31 +2319,38 @@
     <w:p>
       <w:pPr>
         <w:pStyle w:val="ListBullet"/>
-        <w:spacing w:before="20" w:after="40"/>
+        <w:spacing w:before="40" w:after="60"/>
       </w:pPr>
       <w:r>
         <w:rPr>
+          <w:rFonts w:ascii="Calibri" w:hAnsi="Calibri"/>
           <w:b/>
-          <w:color w:val="161F30"/>
-          <w:sz w:val="21"/>
+          <w:color w:val="222D42"/>
+          <w:sz w:val="22"/>
         </w:rPr>
-        <w:t xml:space="preserve">Cross-cycle member search: </w:t>
+        <w:t xml:space="preserve">Cross-cycle member search:  </w:t>
       </w:r>
       <w:r>
         <w:rPr>
+          <w:rFonts w:ascii="Calibri" w:hAnsi="Calibri"/>
           <w:color w:val="4A5A72"/>
-          <w:sz w:val="21"/>
+          <w:sz w:val="22"/>
         </w:rPr>
         <w:t>Search across all cycles and all personnel by name, contact, or status. Supports permanent deletion and bulk delete.</w:t>
       </w:r>
     </w:p>
-    <w:p/>
     <w:p>
       <w:pPr>
-        <w:pStyle w:val="Heading2"/>
+        <w:spacing w:before="320" w:after="100"/>
+        <w:ind w:left="198"/>
+        <w:pBdr>
+          <w:left w:val="single" w:sz="18" w:space="8" w:color="2F5FD0"/>
+        </w:pBdr>
       </w:pPr>
       <w:r>
         <w:rPr>
+          <w:rFonts w:ascii="Calibri" w:hAnsi="Calibri"/>
+          <w:b/>
           <w:color w:val="2F5FD0"/>
           <w:sz w:val="26"/>
         </w:rPr>
@@ -2017,20 +2364,22 @@
     <w:p>
       <w:pPr>
         <w:pStyle w:val="ListBullet"/>
-        <w:spacing w:before="20" w:after="40"/>
+        <w:spacing w:before="40" w:after="60"/>
       </w:pPr>
       <w:r>
         <w:rPr>
+          <w:rFonts w:ascii="Calibri" w:hAnsi="Calibri"/>
           <w:b/>
-          <w:color w:val="161F30"/>
-          <w:sz w:val="21"/>
+          <w:color w:val="222D42"/>
+          <w:sz w:val="22"/>
         </w:rPr>
-        <w:t xml:space="preserve">Cycle management: </w:t>
+        <w:t xml:space="preserve">Cycle management:  </w:t>
       </w:r>
       <w:r>
         <w:rPr>
+          <w:rFonts w:ascii="Calibri" w:hAnsi="Calibri"/>
           <w:color w:val="4A5A72"/>
-          <w:sz w:val="21"/>
+          <w:sz w:val="22"/>
         </w:rPr>
         <w:t>Create and label reporting cycles. The system prepares the next 8 cycles automatically on every admin login.</w:t>
       </w:r>
@@ -2038,20 +2387,22 @@
     <w:p>
       <w:pPr>
         <w:pStyle w:val="ListBullet"/>
-        <w:spacing w:before="20" w:after="40"/>
+        <w:spacing w:before="40" w:after="60"/>
       </w:pPr>
       <w:r>
         <w:rPr>
+          <w:rFonts w:ascii="Calibri" w:hAnsi="Calibri"/>
           <w:b/>
-          <w:color w:val="161F30"/>
-          <w:sz w:val="21"/>
+          <w:color w:val="222D42"/>
+          <w:sz w:val="22"/>
         </w:rPr>
-        <w:t xml:space="preserve">No-report day control: </w:t>
+        <w:t xml:space="preserve">No-report day control:  </w:t>
       </w:r>
       <w:r>
         <w:rPr>
+          <w:rFonts w:ascii="Calibri" w:hAnsi="Calibri"/>
           <w:color w:val="4A5A72"/>
-          <w:sz w:val="21"/>
+          <w:sz w:val="22"/>
         </w:rPr>
         <w:t>Mark any date as a no-report day. Paste a list of dates to mark multiple days at once. Singapore public holidays are excluded automatically.</w:t>
       </w:r>
@@ -2059,41 +2410,45 @@
     <w:p>
       <w:pPr>
         <w:pStyle w:val="ListBullet"/>
-        <w:spacing w:before="20" w:after="40"/>
+        <w:spacing w:before="40" w:after="60"/>
       </w:pPr>
       <w:r>
         <w:rPr>
+          <w:rFonts w:ascii="Calibri" w:hAnsi="Calibri"/>
           <w:b/>
-          <w:color w:val="161F30"/>
-          <w:sz w:val="21"/>
+          <w:color w:val="222D42"/>
+          <w:sz w:val="22"/>
         </w:rPr>
-        <w:t xml:space="preserve">Cycle notice board: </w:t>
+        <w:t xml:space="preserve">Cycle notice board:  </w:t>
       </w:r>
       <w:r>
         <w:rPr>
+          <w:rFonts w:ascii="Calibri" w:hAnsi="Calibri"/>
           <w:color w:val="4A5A72"/>
-          <w:sz w:val="21"/>
+          <w:sz w:val="22"/>
         </w:rPr>
-        <w:t>Post a short notice that appears on every reservist's check-in screen for the duration of the cycle.</w:t>
+        <w:t>Post a short notice that appears on every reservist's check-in screen for the duration of the cycle. Scoped to the active department only.</w:t>
       </w:r>
     </w:p>
     <w:p>
       <w:pPr>
         <w:pStyle w:val="ListBullet"/>
-        <w:spacing w:before="20" w:after="40"/>
+        <w:spacing w:before="40" w:after="60"/>
       </w:pPr>
       <w:r>
         <w:rPr>
+          <w:rFonts w:ascii="Calibri" w:hAnsi="Calibri"/>
           <w:b/>
-          <w:color w:val="161F30"/>
-          <w:sz w:val="21"/>
+          <w:color w:val="222D42"/>
+          <w:sz w:val="22"/>
         </w:rPr>
-        <w:t xml:space="preserve">Meal allowance toggle: </w:t>
+        <w:t xml:space="preserve">Meal allowance toggle:  </w:t>
       </w:r>
       <w:r>
         <w:rPr>
+          <w:rFonts w:ascii="Calibri" w:hAnsi="Calibri"/>
           <w:color w:val="4A5A72"/>
-          <w:sz w:val="21"/>
+          <w:sz w:val="22"/>
         </w:rPr>
         <w:t>Enable or disable meal allowance per cycle. When active, the work timer and meal eligibility calculations are shown to reservists.</w:t>
       </w:r>
@@ -2101,41 +2456,45 @@
     <w:p>
       <w:pPr>
         <w:pStyle w:val="ListBullet"/>
-        <w:spacing w:before="20" w:after="40"/>
+        <w:spacing w:before="40" w:after="60"/>
       </w:pPr>
       <w:r>
         <w:rPr>
+          <w:rFonts w:ascii="Calibri" w:hAnsi="Calibri"/>
           <w:b/>
-          <w:color w:val="161F30"/>
-          <w:sz w:val="21"/>
+          <w:color w:val="222D42"/>
+          <w:sz w:val="22"/>
         </w:rPr>
-        <w:t xml:space="preserve">Excel export: </w:t>
+        <w:t xml:space="preserve">Excel export:  </w:t>
       </w:r>
       <w:r>
         <w:rPr>
+          <w:rFonts w:ascii="Calibri" w:hAnsi="Calibri"/>
           <w:color w:val="4A5A72"/>
-          <w:sz w:val="21"/>
+          <w:sz w:val="22"/>
         </w:rPr>
-        <w:t>Export the full attendance matrix as an Excel spreadsheet with per-person rates, totals, colour-coded cells, and a meal claims column.</w:t>
+        <w:t>Export the full attendance matrix as an Excel spreadsheet with per-person rates, colour-coded cells, and a meal claims column.</w:t>
       </w:r>
     </w:p>
     <w:p>
       <w:pPr>
         <w:pStyle w:val="ListBullet"/>
-        <w:spacing w:before="20" w:after="40"/>
+        <w:spacing w:before="40" w:after="60"/>
       </w:pPr>
       <w:r>
         <w:rPr>
+          <w:rFonts w:ascii="Calibri" w:hAnsi="Calibri"/>
           <w:b/>
-          <w:color w:val="161F30"/>
-          <w:sz w:val="21"/>
+          <w:color w:val="222D42"/>
+          <w:sz w:val="22"/>
         </w:rPr>
-        <w:t xml:space="preserve">Print report: </w:t>
+        <w:t xml:space="preserve">Print report:  </w:t>
       </w:r>
       <w:r>
         <w:rPr>
+          <w:rFonts w:ascii="Calibri" w:hAnsi="Calibri"/>
           <w:color w:val="4A5A72"/>
-          <w:sz w:val="21"/>
+          <w:sz w:val="22"/>
         </w:rPr>
         <w:t>Generate a formatted A4 attendance report, printable or saveable as PDF directly from the browser.</w:t>
       </w:r>
@@ -2143,25 +2502,26 @@
     <w:p>
       <w:pPr>
         <w:pStyle w:val="ListBullet"/>
-        <w:spacing w:before="20" w:after="40"/>
+        <w:spacing w:before="40" w:after="60"/>
       </w:pPr>
       <w:r>
         <w:rPr>
+          <w:rFonts w:ascii="Calibri" w:hAnsi="Calibri"/>
           <w:b/>
-          <w:color w:val="161F30"/>
-          <w:sz w:val="21"/>
+          <w:color w:val="222D42"/>
+          <w:sz w:val="22"/>
         </w:rPr>
-        <w:t xml:space="preserve">WhatsApp summary: </w:t>
+        <w:t xml:space="preserve">WhatsApp summary:  </w:t>
       </w:r>
       <w:r>
         <w:rPr>
+          <w:rFonts w:ascii="Calibri" w:hAnsi="Calibri"/>
           <w:color w:val="4A5A72"/>
-          <w:sz w:val="21"/>
+          <w:sz w:val="22"/>
         </w:rPr>
-        <w:t>One tap generates the day's attendance summary as a WhatsApp message with a preview, copy, and direct-send option.</w:t>
+        <w:t>One tap generates the day's attendance summary as a WhatsApp-ready message, with a preview, copy, and direct-send option.</w:t>
       </w:r>
     </w:p>
-    <w:p/>
     <w:p>
       <w:r>
         <w:br w:type="page"/>
@@ -2169,187 +2529,11 @@
     </w:p>
     <w:p>
       <w:pPr>
-        <w:pStyle w:val="Heading1"/>
-      </w:pPr>
-      <w:r>
-        <w:rPr>
-          <w:color w:val="161F30"/>
-          <w:sz w:val="32"/>
-        </w:rPr>
-        <w:t>6. Features: For Master Level</w:t>
-      </w:r>
-      <w:r>
-        <w:bookmarkStart w:id="13" w:name="sec_master"/>
-        <w:bookmarkEnd w:id="13"/>
-      </w:r>
+        <w:spacing w:before="0" w:after="40"/>
+      </w:pPr>
     </w:p>
-    <w:p>
-      <w:pPr>
-        <w:spacing w:before="80" w:after="80"/>
-        <w:pBdr>
-          <w:bottom w:val="single" w:sz="4" w:space="1" w:color="C8D0DC"/>
-        </w:pBdr>
-      </w:pPr>
-    </w:p>
-    <w:p>
-      <w:pPr>
-        <w:spacing w:before="40" w:after="80"/>
-      </w:pPr>
-      <w:r>
-        <w:rPr>
-          <w:color w:val="4A5A72"/>
-          <w:sz w:val="21"/>
-        </w:rPr>
-        <w:t>The Master account has all supervisor capabilities, plus the following:</w:t>
-      </w:r>
-    </w:p>
-    <w:p/>
-    <w:p>
-      <w:pPr>
-        <w:pStyle w:val="ListBullet"/>
-        <w:spacing w:before="20" w:after="40"/>
-      </w:pPr>
-      <w:r>
-        <w:rPr>
-          <w:b/>
-          <w:color w:val="161F30"/>
-          <w:sz w:val="21"/>
-        </w:rPr>
-        <w:t xml:space="preserve">Department switcher: </w:t>
-      </w:r>
-      <w:r>
-        <w:rPr>
-          <w:color w:val="4A5A72"/>
-          <w:sz w:val="21"/>
-        </w:rPr>
-        <w:t>Switch the entire admin view between departments (Ops Security and Crime Alert/CAS) using a dropdown in the header. Each department's last-selected cycle is remembered independently.</w:t>
-      </w:r>
-    </w:p>
-    <w:p>
-      <w:pPr>
-        <w:pStyle w:val="ListBullet"/>
-        <w:spacing w:before="20" w:after="40"/>
-      </w:pPr>
-      <w:r>
-        <w:rPr>
-          <w:b/>
-          <w:color w:val="161F30"/>
-          <w:sz w:val="21"/>
-        </w:rPr>
-        <w:t xml:space="preserve">Cross-department isolation: </w:t>
-      </w:r>
-      <w:r>
-        <w:rPr>
-          <w:color w:val="4A5A72"/>
-          <w:sz w:val="21"/>
-        </w:rPr>
-        <w:t>All data (personnel, cycles, attendance, leave requests, and realtime updates) is fully scoped to the active department. Switching departments clears the current view and reloads fresh data.</w:t>
-      </w:r>
-    </w:p>
-    <w:p>
-      <w:pPr>
-        <w:pStyle w:val="ListBullet"/>
-        <w:spacing w:before="20" w:after="40"/>
-      </w:pPr>
-      <w:r>
-        <w:rPr>
-          <w:b/>
-          <w:color w:val="161F30"/>
-          <w:sz w:val="21"/>
-        </w:rPr>
-        <w:t xml:space="preserve">Supervisor account management: </w:t>
-      </w:r>
-      <w:r>
-        <w:rPr>
-          <w:color w:val="4A5A72"/>
-          <w:sz w:val="21"/>
-        </w:rPr>
-        <w:t>Add new supervisor accounts directly within the app. Demote any admin back to reservist status, or promote any existing reservist to admin.</w:t>
-      </w:r>
-    </w:p>
-    <w:p>
-      <w:pPr>
-        <w:pStyle w:val="ListBullet"/>
-        <w:spacing w:before="20" w:after="40"/>
-      </w:pPr>
-      <w:r>
-        <w:rPr>
-          <w:b/>
-          <w:color w:val="161F30"/>
-          <w:sz w:val="21"/>
-        </w:rPr>
-        <w:t xml:space="preserve">Supervisor password reset: </w:t>
-      </w:r>
-      <w:r>
-        <w:rPr>
-          <w:color w:val="4A5A72"/>
-          <w:sz w:val="21"/>
-        </w:rPr>
-        <w:t>Reset any supervisor's password directly from the Team tab, without database access.</w:t>
-      </w:r>
-    </w:p>
-    <w:p>
-      <w:pPr>
-        <w:pStyle w:val="ListBullet"/>
-        <w:spacing w:before="20" w:after="40"/>
-      </w:pPr>
-      <w:r>
-        <w:rPr>
-          <w:b/>
-          <w:color w:val="161F30"/>
-          <w:sz w:val="21"/>
-        </w:rPr>
-        <w:t xml:space="preserve">Master label: </w:t>
-      </w:r>
-      <w:r>
-        <w:rPr>
-          <w:color w:val="4A5A72"/>
-          <w:sz w:val="21"/>
-        </w:rPr>
-        <w:t>Displayed with a Master label in the interface to distinguish from regular supervisors.</w:t>
-      </w:r>
-    </w:p>
-    <w:p/>
-    <w:p>
-      <w:pPr>
-        <w:pStyle w:val="Heading1"/>
-      </w:pPr>
-      <w:r>
-        <w:rPr>
-          <w:color w:val="161F30"/>
-          <w:sz w:val="32"/>
-        </w:rPr>
-        <w:t>7. Data Privacy</w:t>
-      </w:r>
-      <w:r>
-        <w:bookmarkStart w:id="14" w:name="sec_privacy"/>
-        <w:bookmarkEnd w:id="14"/>
-      </w:r>
-    </w:p>
-    <w:p>
-      <w:pPr>
-        <w:spacing w:before="80" w:after="80"/>
-        <w:pBdr>
-          <w:bottom w:val="single" w:sz="4" w:space="1" w:color="C8D0DC"/>
-        </w:pBdr>
-      </w:pPr>
-    </w:p>
-    <w:p>
-      <w:pPr>
-        <w:spacing w:before="40" w:after="80"/>
-      </w:pPr>
-      <w:r>
-        <w:rPr>
-          <w:color w:val="4A5A72"/>
-          <w:sz w:val="21"/>
-        </w:rPr>
-        <w:t>ReservistGO collects only what is operationally necessary.</w:t>
-      </w:r>
-    </w:p>
-    <w:p/>
     <w:tbl>
       <w:tblPr>
-        <w:tblW w:type="auto" w:w="0"/>
         <w:jc w:val="left"/>
         <w:tblLook w:firstColumn="1" w:firstRow="1" w:lastColumn="0" w:lastRow="0" w:noHBand="0" w:noVBand="1" w:val="04A0"/>
         <w:tblBorders>
@@ -2360,24 +2544,280 @@
           <w:insideH w:val="none"/>
           <w:insideV w:val="none"/>
         </w:tblBorders>
+        <w:tblW w:w="5000" w:type="pct"/>
       </w:tblPr>
       <w:tblGrid>
-        <w:gridCol w:w="4703"/>
-        <w:gridCol w:w="4703"/>
+        <w:gridCol w:w="9066"/>
       </w:tblGrid>
       <w:tr>
         <w:tc>
           <w:tcPr>
-            <w:tcW w:type="dxa" w:w="4592"/>
+            <w:tcW w:type="dxa" w:w="9066"/>
+            <w:shd w:val="clear" w:color="auto" w:fill="161F30"/>
+            <w:vAlign w:val="center"/>
+          </w:tcPr>
+          <w:p>
+            <w:pPr>
+              <w:spacing w:before="200" w:after="200"/>
+              <w:ind w:left="283"/>
+            </w:pPr>
+            <w:r>
+              <w:rPr>
+                <w:rFonts w:ascii="Calibri" w:hAnsi="Calibri"/>
+                <w:b/>
+                <w:color w:val="8AAAE8"/>
+                <w:sz w:val="22"/>
+              </w:rPr>
+              <w:t xml:space="preserve">06   </w:t>
+            </w:r>
+            <w:r>
+              <w:rPr>
+                <w:rFonts w:ascii="Calibri" w:hAnsi="Calibri"/>
+                <w:b/>
+                <w:color w:val="FFFFFF"/>
+                <w:sz w:val="30"/>
+              </w:rPr>
+              <w:t>FEATURES: FOR MASTER LEVEL</w:t>
+            </w:r>
+            <w:r>
+              <w:bookmarkStart w:id="13" w:name="sec_master"/>
+              <w:bookmarkEnd w:id="13"/>
+            </w:r>
+          </w:p>
+        </w:tc>
+      </w:tr>
+    </w:tbl>
+    <w:p>
+      <w:pPr>
+        <w:spacing w:before="0" w:after="160"/>
+      </w:pPr>
+    </w:p>
+    <w:p>
+      <w:pPr>
+        <w:spacing w:before="40" w:after="100"/>
+      </w:pPr>
+      <w:r>
+        <w:rPr>
+          <w:rFonts w:ascii="Calibri" w:hAnsi="Calibri"/>
+          <w:color w:val="4A5A72"/>
+          <w:sz w:val="22"/>
+        </w:rPr>
+        <w:t>The Master account holds all supervisor capabilities and the following additional controls:</w:t>
+      </w:r>
+    </w:p>
+    <w:p>
+      <w:pPr>
+        <w:spacing w:before="0" w:after="80"/>
+      </w:pPr>
+    </w:p>
+    <w:p>
+      <w:pPr>
+        <w:pStyle w:val="ListBullet"/>
+        <w:spacing w:before="40" w:after="60"/>
+      </w:pPr>
+      <w:r>
+        <w:rPr>
+          <w:rFonts w:ascii="Calibri" w:hAnsi="Calibri"/>
+          <w:b/>
+          <w:color w:val="222D42"/>
+          <w:sz w:val="22"/>
+        </w:rPr>
+        <w:t xml:space="preserve">Department switcher:  </w:t>
+      </w:r>
+      <w:r>
+        <w:rPr>
+          <w:rFonts w:ascii="Calibri" w:hAnsi="Calibri"/>
+          <w:color w:val="4A5A72"/>
+          <w:sz w:val="22"/>
+        </w:rPr>
+        <w:t>Switch the admin view between departments (Ops Security and Crime Alert/CAS) using a dropdown in the header. Each department's last-selected cycle is remembered independently.</w:t>
+      </w:r>
+    </w:p>
+    <w:p>
+      <w:pPr>
+        <w:pStyle w:val="ListBullet"/>
+        <w:spacing w:before="40" w:after="60"/>
+      </w:pPr>
+      <w:r>
+        <w:rPr>
+          <w:rFonts w:ascii="Calibri" w:hAnsi="Calibri"/>
+          <w:b/>
+          <w:color w:val="222D42"/>
+          <w:sz w:val="22"/>
+        </w:rPr>
+        <w:t xml:space="preserve">Cross-department isolation:  </w:t>
+      </w:r>
+      <w:r>
+        <w:rPr>
+          <w:rFonts w:ascii="Calibri" w:hAnsi="Calibri"/>
+          <w:color w:val="4A5A72"/>
+          <w:sz w:val="22"/>
+        </w:rPr>
+        <w:t>All data is fully scoped to the active department. Switching departments clears the current view and reloads fresh data for the selected department.</w:t>
+      </w:r>
+    </w:p>
+    <w:p>
+      <w:pPr>
+        <w:pStyle w:val="ListBullet"/>
+        <w:spacing w:before="40" w:after="60"/>
+      </w:pPr>
+      <w:r>
+        <w:rPr>
+          <w:rFonts w:ascii="Calibri" w:hAnsi="Calibri"/>
+          <w:b/>
+          <w:color w:val="222D42"/>
+          <w:sz w:val="22"/>
+        </w:rPr>
+        <w:t xml:space="preserve">Supervisor account management:  </w:t>
+      </w:r>
+      <w:r>
+        <w:rPr>
+          <w:rFonts w:ascii="Calibri" w:hAnsi="Calibri"/>
+          <w:color w:val="4A5A72"/>
+          <w:sz w:val="22"/>
+        </w:rPr>
+        <w:t>Add new supervisor accounts directly within the app. Demote any admin back to reservist status, or promote any reservist to admin.</w:t>
+      </w:r>
+    </w:p>
+    <w:p>
+      <w:pPr>
+        <w:pStyle w:val="ListBullet"/>
+        <w:spacing w:before="40" w:after="60"/>
+      </w:pPr>
+      <w:r>
+        <w:rPr>
+          <w:rFonts w:ascii="Calibri" w:hAnsi="Calibri"/>
+          <w:b/>
+          <w:color w:val="222D42"/>
+          <w:sz w:val="22"/>
+        </w:rPr>
+        <w:t xml:space="preserve">Supervisor password reset:  </w:t>
+      </w:r>
+      <w:r>
+        <w:rPr>
+          <w:rFonts w:ascii="Calibri" w:hAnsi="Calibri"/>
+          <w:color w:val="4A5A72"/>
+          <w:sz w:val="22"/>
+        </w:rPr>
+        <w:t>Reset any supervisor's password directly from the Team tab, without requiring database access.</w:t>
+      </w:r>
+    </w:p>
+    <w:p>
+      <w:pPr>
+        <w:spacing w:before="0" w:after="40"/>
+      </w:pPr>
+    </w:p>
+    <w:tbl>
+      <w:tblPr>
+        <w:jc w:val="left"/>
+        <w:tblLook w:firstColumn="1" w:firstRow="1" w:lastColumn="0" w:lastRow="0" w:noHBand="0" w:noVBand="1" w:val="04A0"/>
+        <w:tblBorders>
+          <w:top w:val="none"/>
+          <w:left w:val="none"/>
+          <w:bottom w:val="none"/>
+          <w:right w:val="none"/>
+          <w:insideH w:val="none"/>
+          <w:insideV w:val="none"/>
+        </w:tblBorders>
+        <w:tblW w:w="5000" w:type="pct"/>
+      </w:tblPr>
+      <w:tblGrid>
+        <w:gridCol w:w="9066"/>
+      </w:tblGrid>
+      <w:tr>
+        <w:tc>
+          <w:tcPr>
+            <w:tcW w:type="dxa" w:w="9066"/>
+            <w:shd w:val="clear" w:color="auto" w:fill="161F30"/>
+            <w:vAlign w:val="center"/>
+          </w:tcPr>
+          <w:p>
+            <w:pPr>
+              <w:spacing w:before="200" w:after="200"/>
+              <w:ind w:left="283"/>
+            </w:pPr>
+            <w:r>
+              <w:rPr>
+                <w:rFonts w:ascii="Calibri" w:hAnsi="Calibri"/>
+                <w:b/>
+                <w:color w:val="8AAAE8"/>
+                <w:sz w:val="22"/>
+              </w:rPr>
+              <w:t xml:space="preserve">07   </w:t>
+            </w:r>
+            <w:r>
+              <w:rPr>
+                <w:rFonts w:ascii="Calibri" w:hAnsi="Calibri"/>
+                <w:b/>
+                <w:color w:val="FFFFFF"/>
+                <w:sz w:val="30"/>
+              </w:rPr>
+              <w:t>DATA PRIVACY</w:t>
+            </w:r>
+            <w:r>
+              <w:bookmarkStart w:id="14" w:name="sec_privacy"/>
+              <w:bookmarkEnd w:id="14"/>
+            </w:r>
+          </w:p>
+        </w:tc>
+      </w:tr>
+    </w:tbl>
+    <w:p>
+      <w:pPr>
+        <w:spacing w:before="0" w:after="160"/>
+      </w:pPr>
+    </w:p>
+    <w:p>
+      <w:pPr>
+        <w:spacing w:before="40" w:after="100"/>
+      </w:pPr>
+      <w:r>
+        <w:rPr>
+          <w:rFonts w:ascii="Calibri" w:hAnsi="Calibri"/>
+          <w:color w:val="4A5A72"/>
+          <w:sz w:val="22"/>
+        </w:rPr>
+        <w:t>ReservistGO collects only what is operationally necessary. The table below summarises what is and is not held in the system.</w:t>
+      </w:r>
+    </w:p>
+    <w:p>
+      <w:pPr>
+        <w:spacing w:before="0" w:after="120"/>
+      </w:pPr>
+    </w:p>
+    <w:tbl>
+      <w:tblPr>
+        <w:jc w:val="left"/>
+        <w:tblLook w:firstColumn="1" w:firstRow="1" w:lastColumn="0" w:lastRow="0" w:noHBand="0" w:noVBand="1" w:val="04A0"/>
+        <w:tblBorders>
+          <w:top w:val="none"/>
+          <w:left w:val="none"/>
+          <w:bottom w:val="none"/>
+          <w:right w:val="none"/>
+          <w:insideH w:val="none"/>
+          <w:insideV w:val="none"/>
+        </w:tblBorders>
+        <w:tblW w:w="5000" w:type="pct"/>
+      </w:tblPr>
+      <w:tblGrid>
+        <w:gridCol w:w="4533"/>
+        <w:gridCol w:w="4533"/>
+      </w:tblGrid>
+      <w:tr>
+        <w:tc>
+          <w:tcPr>
+            <w:tcW w:type="dxa" w:w="4535"/>
             <w:shd w:val="clear" w:color="auto" w:fill="2F5FD0"/>
             <w:vAlign w:val="center"/>
           </w:tcPr>
           <w:p>
             <w:pPr>
-              <w:spacing w:before="80" w:after="80"/>
+              <w:spacing w:before="120" w:after="120"/>
+              <w:ind w:left="113"/>
             </w:pPr>
             <w:r>
               <w:rPr>
+                <w:rFonts w:ascii="Calibri" w:hAnsi="Calibri"/>
                 <w:b/>
                 <w:color w:val="FFFFFF"/>
                 <w:sz w:val="20"/>
@@ -2388,21 +2828,23 @@
         </w:tc>
         <w:tc>
           <w:tcPr>
-            <w:tcW w:type="dxa" w:w="4592"/>
+            <w:tcW w:type="dxa" w:w="4649"/>
             <w:shd w:val="clear" w:color="auto" w:fill="2F5FD0"/>
             <w:vAlign w:val="center"/>
           </w:tcPr>
           <w:p>
             <w:pPr>
-              <w:spacing w:before="80" w:after="80"/>
+              <w:spacing w:before="120" w:after="120"/>
+              <w:ind w:left="113"/>
             </w:pPr>
             <w:r>
               <w:rPr>
+                <w:rFonts w:ascii="Calibri" w:hAnsi="Calibri"/>
                 <w:b/>
                 <w:color w:val="FFFFFF"/>
                 <w:sz w:val="20"/>
               </w:rPr>
-              <w:t>What is not stored</w:t>
+              <w:t>What is NOT stored</w:t>
             </w:r>
           </w:p>
         </w:tc>
@@ -2410,16 +2852,18 @@
       <w:tr>
         <w:tc>
           <w:tcPr>
-            <w:tcW w:type="dxa" w:w="4592"/>
-            <w:shd w:val="clear" w:color="auto" w:fill="F4F6FB"/>
+            <w:tcW w:type="dxa" w:w="4535"/>
+            <w:shd w:val="clear" w:color="auto" w:fill="F4F7FC"/>
             <w:vAlign w:val="center"/>
           </w:tcPr>
           <w:p>
             <w:pPr>
-              <w:spacing w:before="60" w:after="60"/>
+              <w:spacing w:before="100" w:after="100"/>
+              <w:ind w:left="113"/>
             </w:pPr>
             <w:r>
               <w:rPr>
+                <w:rFonts w:ascii="Calibri" w:hAnsi="Calibri"/>
                 <w:color w:val="4A5A72"/>
                 <w:sz w:val="20"/>
               </w:rPr>
@@ -2429,16 +2873,18 @@
         </w:tc>
         <w:tc>
           <w:tcPr>
-            <w:tcW w:type="dxa" w:w="4592"/>
-            <w:shd w:val="clear" w:color="auto" w:fill="F4F6FB"/>
+            <w:tcW w:type="dxa" w:w="4649"/>
+            <w:shd w:val="clear" w:color="auto" w:fill="F4F7FC"/>
             <w:vAlign w:val="center"/>
           </w:tcPr>
           <w:p>
             <w:pPr>
-              <w:spacing w:before="60" w:after="60"/>
+              <w:spacing w:before="100" w:after="100"/>
+              <w:ind w:left="113"/>
             </w:pPr>
             <w:r>
               <w:rPr>
+                <w:rFonts w:ascii="Calibri" w:hAnsi="Calibri"/>
                 <w:color w:val="4A5A72"/>
                 <w:sz w:val="20"/>
               </w:rPr>
@@ -2450,16 +2896,18 @@
       <w:tr>
         <w:tc>
           <w:tcPr>
-            <w:tcW w:type="dxa" w:w="4592"/>
+            <w:tcW w:type="dxa" w:w="4535"/>
             <w:shd w:val="clear" w:color="auto" w:fill="FFFFFF"/>
             <w:vAlign w:val="center"/>
           </w:tcPr>
           <w:p>
             <w:pPr>
-              <w:spacing w:before="60" w:after="60"/>
+              <w:spacing w:before="100" w:after="100"/>
+              <w:ind w:left="113"/>
             </w:pPr>
             <w:r>
               <w:rPr>
+                <w:rFonts w:ascii="Calibri" w:hAnsi="Calibri"/>
                 <w:color w:val="4A5A72"/>
                 <w:sz w:val="20"/>
               </w:rPr>
@@ -2469,20 +2917,22 @@
         </w:tc>
         <w:tc>
           <w:tcPr>
-            <w:tcW w:type="dxa" w:w="4592"/>
+            <w:tcW w:type="dxa" w:w="4649"/>
             <w:shd w:val="clear" w:color="auto" w:fill="FFFFFF"/>
             <w:vAlign w:val="center"/>
           </w:tcPr>
           <w:p>
             <w:pPr>
-              <w:spacing w:before="60" w:after="60"/>
+              <w:spacing w:before="100" w:after="100"/>
+              <w:ind w:left="113"/>
             </w:pPr>
             <w:r>
               <w:rPr>
+                <w:rFonts w:ascii="Calibri" w:hAnsi="Calibri"/>
                 <w:color w:val="4A5A72"/>
                 <w:sz w:val="20"/>
               </w:rPr>
-              <w:t>Location history or exact coordinates</w:t>
+              <w:t>Location history or exact GPS coordinates</w:t>
             </w:r>
           </w:p>
         </w:tc>
@@ -2490,35 +2940,39 @@
       <w:tr>
         <w:tc>
           <w:tcPr>
-            <w:tcW w:type="dxa" w:w="4592"/>
-            <w:shd w:val="clear" w:color="auto" w:fill="F4F6FB"/>
+            <w:tcW w:type="dxa" w:w="4535"/>
+            <w:shd w:val="clear" w:color="auto" w:fill="F4F7FC"/>
             <w:vAlign w:val="center"/>
           </w:tcPr>
           <w:p>
             <w:pPr>
-              <w:spacing w:before="60" w:after="60"/>
+              <w:spacing w:before="100" w:after="100"/>
+              <w:ind w:left="113"/>
             </w:pPr>
             <w:r>
               <w:rPr>
+                <w:rFonts w:ascii="Calibri" w:hAnsi="Calibri"/>
                 <w:color w:val="4A5A72"/>
                 <w:sz w:val="20"/>
               </w:rPr>
-              <w:t>Profile photo (optional, removable)</w:t>
+              <w:t>Profile photo (optional, removable at any time)</w:t>
             </w:r>
           </w:p>
         </w:tc>
         <w:tc>
           <w:tcPr>
-            <w:tcW w:type="dxa" w:w="4592"/>
-            <w:shd w:val="clear" w:color="auto" w:fill="F4F6FB"/>
+            <w:tcW w:type="dxa" w:w="4649"/>
+            <w:shd w:val="clear" w:color="auto" w:fill="F4F7FC"/>
             <w:vAlign w:val="center"/>
           </w:tcPr>
           <w:p>
             <w:pPr>
-              <w:spacing w:before="60" w:after="60"/>
+              <w:spacing w:before="100" w:after="100"/>
+              <w:ind w:left="113"/>
             </w:pPr>
             <w:r>
               <w:rPr>
+                <w:rFonts w:ascii="Calibri" w:hAnsi="Calibri"/>
                 <w:color w:val="4A5A72"/>
                 <w:sz w:val="20"/>
               </w:rPr>
@@ -2530,16 +2984,18 @@
       <w:tr>
         <w:tc>
           <w:tcPr>
-            <w:tcW w:type="dxa" w:w="4592"/>
+            <w:tcW w:type="dxa" w:w="4535"/>
             <w:shd w:val="clear" w:color="auto" w:fill="FFFFFF"/>
             <w:vAlign w:val="center"/>
           </w:tcPr>
           <w:p>
             <w:pPr>
-              <w:spacing w:before="60" w:after="60"/>
+              <w:spacing w:before="100" w:after="100"/>
+              <w:ind w:left="113"/>
             </w:pPr>
             <w:r>
               <w:rPr>
+                <w:rFonts w:ascii="Calibri" w:hAnsi="Calibri"/>
                 <w:color w:val="4A5A72"/>
                 <w:sz w:val="20"/>
               </w:rPr>
@@ -2549,20 +3005,22 @@
         </w:tc>
         <w:tc>
           <w:tcPr>
-            <w:tcW w:type="dxa" w:w="4592"/>
+            <w:tcW w:type="dxa" w:w="4649"/>
             <w:shd w:val="clear" w:color="auto" w:fill="FFFFFF"/>
             <w:vAlign w:val="center"/>
           </w:tcPr>
           <w:p>
             <w:pPr>
-              <w:spacing w:before="60" w:after="60"/>
+              <w:spacing w:before="100" w:after="100"/>
+              <w:ind w:left="113"/>
             </w:pPr>
             <w:r>
               <w:rPr>
+                <w:rFonts w:ascii="Calibri" w:hAnsi="Calibri"/>
                 <w:color w:val="4A5A72"/>
                 <w:sz w:val="20"/>
               </w:rPr>
-              <w:t>Passwords in plain text (never accessible to admins)</w:t>
+              <w:t>Passwords in plain text (inaccessible even to admins)</w:t>
             </w:r>
           </w:p>
         </w:tc>
@@ -2570,39 +3028,43 @@
       <w:tr>
         <w:tc>
           <w:tcPr>
-            <w:tcW w:type="dxa" w:w="4592"/>
-            <w:shd w:val="clear" w:color="auto" w:fill="F4F6FB"/>
+            <w:tcW w:type="dxa" w:w="4535"/>
+            <w:shd w:val="clear" w:color="auto" w:fill="F4F7FC"/>
             <w:vAlign w:val="center"/>
           </w:tcPr>
           <w:p>
             <w:pPr>
-              <w:spacing w:before="60" w:after="60"/>
+              <w:spacing w:before="100" w:after="100"/>
+              <w:ind w:left="113"/>
             </w:pPr>
             <w:r>
               <w:rPr>
+                <w:rFonts w:ascii="Calibri" w:hAnsi="Calibri"/>
                 <w:color w:val="4A5A72"/>
                 <w:sz w:val="20"/>
               </w:rPr>
-              <w:t>Temporary session in browser memory</w:t>
+              <w:t>Temporary browser session</w:t>
             </w:r>
           </w:p>
         </w:tc>
         <w:tc>
           <w:tcPr>
-            <w:tcW w:type="dxa" w:w="4592"/>
-            <w:shd w:val="clear" w:color="auto" w:fill="F4F6FB"/>
+            <w:tcW w:type="dxa" w:w="4649"/>
+            <w:shd w:val="clear" w:color="auto" w:fill="F4F7FC"/>
             <w:vAlign w:val="center"/>
           </w:tcPr>
           <w:p>
             <w:pPr>
-              <w:spacing w:before="60" w:after="60"/>
+              <w:spacing w:before="100" w:after="100"/>
+              <w:ind w:left="113"/>
             </w:pPr>
             <w:r>
               <w:rPr>
+                <w:rFonts w:ascii="Calibri" w:hAnsi="Calibri"/>
                 <w:color w:val="4A5A72"/>
                 <w:sz w:val="20"/>
               </w:rPr>
-              <w:t>Persistent login data on the device</w:t>
+              <w:t>Persistent login data stored on the device</w:t>
             </w:r>
           </w:p>
         </w:tc>
@@ -2610,62 +3072,11 @@
     </w:tbl>
     <w:p>
       <w:pPr>
-        <w:spacing w:after="40"/>
+        <w:spacing w:before="0" w:after="120"/>
       </w:pPr>
     </w:p>
-    <w:p>
-      <w:pPr>
-        <w:spacing w:before="40" w:after="80"/>
-      </w:pPr>
-      <w:r>
-        <w:rPr>
-          <w:color w:val="4A5A72"/>
-          <w:sz w:val="21"/>
-        </w:rPr>
-        <w:t>Sessions are held in the browser's temporary memory and are cleared when the tab is closed or after 20 minutes of inactivity. All passwords are encrypted by the authentication service before storage. Even administrators cannot view a user's password.</w:t>
-      </w:r>
-    </w:p>
-    <w:p/>
-    <w:p>
-      <w:pPr>
-        <w:pStyle w:val="Heading1"/>
-      </w:pPr>
-      <w:r>
-        <w:rPr>
-          <w:color w:val="161F30"/>
-          <w:sz w:val="32"/>
-        </w:rPr>
-        <w:t>8. Technical Overview</w:t>
-      </w:r>
-      <w:r>
-        <w:bookmarkStart w:id="15" w:name="sec_tech"/>
-        <w:bookmarkEnd w:id="15"/>
-      </w:r>
-    </w:p>
-    <w:p>
-      <w:pPr>
-        <w:spacing w:before="80" w:after="80"/>
-        <w:pBdr>
-          <w:bottom w:val="single" w:sz="4" w:space="1" w:color="C8D0DC"/>
-        </w:pBdr>
-      </w:pPr>
-    </w:p>
-    <w:p>
-      <w:pPr>
-        <w:spacing w:before="40" w:after="80"/>
-      </w:pPr>
-      <w:r>
-        <w:rPr>
-          <w:color w:val="4A5A72"/>
-          <w:sz w:val="21"/>
-        </w:rPr>
-        <w:t>This section is a brief non-technical summary of the components that power the system.</w:t>
-      </w:r>
-    </w:p>
-    <w:p/>
     <w:tbl>
       <w:tblPr>
-        <w:tblW w:type="auto" w:w="0"/>
         <w:jc w:val="left"/>
         <w:tblLook w:firstColumn="1" w:firstRow="1" w:lastColumn="0" w:lastRow="0" w:noHBand="0" w:noVBand="1" w:val="04A0"/>
         <w:tblBorders>
@@ -2676,11 +3087,149 @@
           <w:insideH w:val="none"/>
           <w:insideV w:val="none"/>
         </w:tblBorders>
+        <w:tblW w:w="5000" w:type="pct"/>
       </w:tblPr>
       <w:tblGrid>
-        <w:gridCol w:w="3135"/>
-        <w:gridCol w:w="3135"/>
-        <w:gridCol w:w="3135"/>
+        <w:gridCol w:w="9066"/>
+      </w:tblGrid>
+      <w:tr>
+        <w:tc>
+          <w:tcPr>
+            <w:tcW w:type="dxa" w:w="9066"/>
+            <w:shd w:val="clear" w:color="auto" w:fill="EEF3FC"/>
+            <w:tcBorders>
+              <w:left w:val="single" w:sz="18" w:space="0" w:color="2F5FD0"/>
+            </w:tcBorders>
+          </w:tcPr>
+          <w:p>
+            <w:pPr>
+              <w:spacing w:before="140" w:after="140"/>
+              <w:ind w:left="170"/>
+            </w:pPr>
+            <w:r>
+              <w:rPr>
+                <w:rFonts w:ascii="Calibri" w:hAnsi="Calibri"/>
+                <w:i/>
+                <w:color w:val="4A5A72"/>
+                <w:sz w:val="21"/>
+              </w:rPr>
+              <w:t>Sessions are held in the browser's temporary memory and are cleared when the tab is closed or after 20 minutes of inactivity. Passwords are encrypted before storage. Not even the Master account can read a user's password.</w:t>
+            </w:r>
+          </w:p>
+        </w:tc>
+      </w:tr>
+    </w:tbl>
+    <w:p>
+      <w:pPr>
+        <w:spacing w:before="0" w:after="120"/>
+      </w:pPr>
+    </w:p>
+    <w:p>
+      <w:r>
+        <w:br w:type="page"/>
+      </w:r>
+    </w:p>
+    <w:p>
+      <w:pPr>
+        <w:spacing w:before="0" w:after="40"/>
+      </w:pPr>
+    </w:p>
+    <w:tbl>
+      <w:tblPr>
+        <w:jc w:val="left"/>
+        <w:tblLook w:firstColumn="1" w:firstRow="1" w:lastColumn="0" w:lastRow="0" w:noHBand="0" w:noVBand="1" w:val="04A0"/>
+        <w:tblBorders>
+          <w:top w:val="none"/>
+          <w:left w:val="none"/>
+          <w:bottom w:val="none"/>
+          <w:right w:val="none"/>
+          <w:insideH w:val="none"/>
+          <w:insideV w:val="none"/>
+        </w:tblBorders>
+        <w:tblW w:w="5000" w:type="pct"/>
+      </w:tblPr>
+      <w:tblGrid>
+        <w:gridCol w:w="9066"/>
+      </w:tblGrid>
+      <w:tr>
+        <w:tc>
+          <w:tcPr>
+            <w:tcW w:type="dxa" w:w="9066"/>
+            <w:shd w:val="clear" w:color="auto" w:fill="161F30"/>
+            <w:vAlign w:val="center"/>
+          </w:tcPr>
+          <w:p>
+            <w:pPr>
+              <w:spacing w:before="200" w:after="200"/>
+              <w:ind w:left="283"/>
+            </w:pPr>
+            <w:r>
+              <w:rPr>
+                <w:rFonts w:ascii="Calibri" w:hAnsi="Calibri"/>
+                <w:b/>
+                <w:color w:val="8AAAE8"/>
+                <w:sz w:val="22"/>
+              </w:rPr>
+              <w:t xml:space="preserve">08   </w:t>
+            </w:r>
+            <w:r>
+              <w:rPr>
+                <w:rFonts w:ascii="Calibri" w:hAnsi="Calibri"/>
+                <w:b/>
+                <w:color w:val="FFFFFF"/>
+                <w:sz w:val="30"/>
+              </w:rPr>
+              <w:t>TECHNICAL OVERVIEW</w:t>
+            </w:r>
+            <w:r>
+              <w:bookmarkStart w:id="15" w:name="sec_tech"/>
+              <w:bookmarkEnd w:id="15"/>
+            </w:r>
+          </w:p>
+        </w:tc>
+      </w:tr>
+    </w:tbl>
+    <w:p>
+      <w:pPr>
+        <w:spacing w:before="0" w:after="160"/>
+      </w:pPr>
+    </w:p>
+    <w:p>
+      <w:pPr>
+        <w:spacing w:before="40" w:after="100"/>
+      </w:pPr>
+      <w:r>
+        <w:rPr>
+          <w:rFonts w:ascii="Calibri" w:hAnsi="Calibri"/>
+          <w:color w:val="4A5A72"/>
+          <w:sz w:val="22"/>
+        </w:rPr>
+        <w:t>This section is a brief non-technical summary of the components that power the system. No specialist knowledge is needed to operate the system day-to-day.</w:t>
+      </w:r>
+    </w:p>
+    <w:p>
+      <w:pPr>
+        <w:spacing w:before="0" w:after="120"/>
+      </w:pPr>
+    </w:p>
+    <w:tbl>
+      <w:tblPr>
+        <w:jc w:val="left"/>
+        <w:tblLook w:firstColumn="1" w:firstRow="1" w:lastColumn="0" w:lastRow="0" w:noHBand="0" w:noVBand="1" w:val="04A0"/>
+        <w:tblBorders>
+          <w:top w:val="none"/>
+          <w:left w:val="none"/>
+          <w:bottom w:val="none"/>
+          <w:right w:val="none"/>
+          <w:insideH w:val="none"/>
+          <w:insideV w:val="none"/>
+        </w:tblBorders>
+        <w:tblW w:w="5000" w:type="pct"/>
+      </w:tblPr>
+      <w:tblGrid>
+        <w:gridCol w:w="3022"/>
+        <w:gridCol w:w="3022"/>
+        <w:gridCol w:w="3022"/>
       </w:tblGrid>
       <w:tr>
         <w:tc>
@@ -2691,10 +3240,12 @@
           </w:tcPr>
           <w:p>
             <w:pPr>
-              <w:spacing w:before="80" w:after="80"/>
+              <w:spacing w:before="120" w:after="120"/>
+              <w:ind w:left="113"/>
             </w:pPr>
             <w:r>
               <w:rPr>
+                <w:rFonts w:ascii="Calibri" w:hAnsi="Calibri"/>
                 <w:b/>
                 <w:color w:val="FFFFFF"/>
                 <w:sz w:val="20"/>
@@ -2711,10 +3262,12 @@
           </w:tcPr>
           <w:p>
             <w:pPr>
-              <w:spacing w:before="80" w:after="80"/>
+              <w:spacing w:before="120" w:after="120"/>
+              <w:ind w:left="113"/>
             </w:pPr>
             <w:r>
               <w:rPr>
+                <w:rFonts w:ascii="Calibri" w:hAnsi="Calibri"/>
                 <w:b/>
                 <w:color w:val="FFFFFF"/>
                 <w:sz w:val="20"/>
@@ -2731,10 +3284,12 @@
           </w:tcPr>
           <w:p>
             <w:pPr>
-              <w:spacing w:before="80" w:after="80"/>
+              <w:spacing w:before="120" w:after="120"/>
+              <w:ind w:left="113"/>
             </w:pPr>
             <w:r>
               <w:rPr>
+                <w:rFonts w:ascii="Calibri" w:hAnsi="Calibri"/>
                 <w:b/>
                 <w:color w:val="FFFFFF"/>
                 <w:sz w:val="20"/>
@@ -2748,15 +3303,17 @@
         <w:tc>
           <w:tcPr>
             <w:tcW w:type="dxa" w:w="1701"/>
-            <w:shd w:val="clear" w:color="auto" w:fill="F4F6FB"/>
+            <w:shd w:val="clear" w:color="auto" w:fill="F4F7FC"/>
             <w:vAlign w:val="center"/>
           </w:tcPr>
           <w:p>
             <w:pPr>
-              <w:spacing w:before="60" w:after="60"/>
+              <w:spacing w:before="100" w:after="100"/>
+              <w:ind w:left="113"/>
             </w:pPr>
             <w:r>
               <w:rPr>
+                <w:rFonts w:ascii="Calibri" w:hAnsi="Calibri"/>
                 <w:color w:val="4A5A72"/>
                 <w:sz w:val="20"/>
               </w:rPr>
@@ -2767,15 +3324,17 @@
         <w:tc>
           <w:tcPr>
             <w:tcW w:type="dxa" w:w="1984"/>
-            <w:shd w:val="clear" w:color="auto" w:fill="F4F6FB"/>
+            <w:shd w:val="clear" w:color="auto" w:fill="F4F7FC"/>
             <w:vAlign w:val="center"/>
           </w:tcPr>
           <w:p>
             <w:pPr>
-              <w:spacing w:before="60" w:after="60"/>
+              <w:spacing w:before="100" w:after="100"/>
+              <w:ind w:left="113"/>
             </w:pPr>
             <w:r>
               <w:rPr>
+                <w:rFonts w:ascii="Calibri" w:hAnsi="Calibri"/>
                 <w:color w:val="4A5A72"/>
                 <w:sz w:val="20"/>
               </w:rPr>
@@ -2786,19 +3345,21 @@
         <w:tc>
           <w:tcPr>
             <w:tcW w:type="dxa" w:w="5499"/>
-            <w:shd w:val="clear" w:color="auto" w:fill="F4F6FB"/>
+            <w:shd w:val="clear" w:color="auto" w:fill="F4F7FC"/>
             <w:vAlign w:val="center"/>
           </w:tcPr>
           <w:p>
             <w:pPr>
-              <w:spacing w:before="60" w:after="60"/>
+              <w:spacing w:before="100" w:after="100"/>
+              <w:ind w:left="113"/>
             </w:pPr>
             <w:r>
               <w:rPr>
+                <w:rFonts w:ascii="Calibri" w:hAnsi="Calibri"/>
                 <w:color w:val="4A5A72"/>
                 <w:sz w:val="20"/>
               </w:rPr>
-              <w:t>Runs entirely in the browser. No third-party framework.</w:t>
+              <w:t>Runs entirely in the browser. No third-party framework or app installation required.</w:t>
             </w:r>
           </w:p>
         </w:tc>
@@ -2812,10 +3373,12 @@
           </w:tcPr>
           <w:p>
             <w:pPr>
-              <w:spacing w:before="60" w:after="60"/>
+              <w:spacing w:before="100" w:after="100"/>
+              <w:ind w:left="113"/>
             </w:pPr>
             <w:r>
               <w:rPr>
+                <w:rFonts w:ascii="Calibri" w:hAnsi="Calibri"/>
                 <w:color w:val="4A5A72"/>
                 <w:sz w:val="20"/>
               </w:rPr>
@@ -2831,14 +3394,16 @@
           </w:tcPr>
           <w:p>
             <w:pPr>
-              <w:spacing w:before="60" w:after="60"/>
+              <w:spacing w:before="100" w:after="100"/>
+              <w:ind w:left="113"/>
             </w:pPr>
             <w:r>
               <w:rPr>
+                <w:rFonts w:ascii="Calibri" w:hAnsi="Calibri"/>
                 <w:color w:val="4A5A72"/>
                 <w:sz w:val="20"/>
               </w:rPr>
-              <w:t>Supabase (PostgreSQL)</w:t>
+              <w:t>Supabase / PostgreSQL</w:t>
             </w:r>
           </w:p>
         </w:tc>
@@ -2850,14 +3415,16 @@
           </w:tcPr>
           <w:p>
             <w:pPr>
-              <w:spacing w:before="60" w:after="60"/>
+              <w:spacing w:before="100" w:after="100"/>
+              <w:ind w:left="113"/>
             </w:pPr>
             <w:r>
               <w:rPr>
+                <w:rFonts w:ascii="Calibri" w:hAnsi="Calibri"/>
                 <w:color w:val="4A5A72"/>
                 <w:sz w:val="20"/>
               </w:rPr>
-              <w:t>Stores all personnel records, attendance, and leave requests. Managed and automatically backed up.</w:t>
+              <w:t>Stores all personnel, attendance, and leave records. Managed, hosted, and automatically backed up.</w:t>
             </w:r>
           </w:p>
         </w:tc>
@@ -2866,34 +3433,38 @@
         <w:tc>
           <w:tcPr>
             <w:tcW w:type="dxa" w:w="1701"/>
-            <w:shd w:val="clear" w:color="auto" w:fill="F4F6FB"/>
+            <w:shd w:val="clear" w:color="auto" w:fill="F4F7FC"/>
             <w:vAlign w:val="center"/>
           </w:tcPr>
           <w:p>
             <w:pPr>
-              <w:spacing w:before="60" w:after="60"/>
+              <w:spacing w:before="100" w:after="100"/>
+              <w:ind w:left="113"/>
             </w:pPr>
             <w:r>
               <w:rPr>
+                <w:rFonts w:ascii="Calibri" w:hAnsi="Calibri"/>
                 <w:color w:val="4A5A72"/>
                 <w:sz w:val="20"/>
               </w:rPr>
-              <w:t>Login/accounts</w:t>
+              <w:t>Login</w:t>
             </w:r>
           </w:p>
         </w:tc>
         <w:tc>
           <w:tcPr>
             <w:tcW w:type="dxa" w:w="1984"/>
-            <w:shd w:val="clear" w:color="auto" w:fill="F4F6FB"/>
+            <w:shd w:val="clear" w:color="auto" w:fill="F4F7FC"/>
             <w:vAlign w:val="center"/>
           </w:tcPr>
           <w:p>
             <w:pPr>
-              <w:spacing w:before="60" w:after="60"/>
+              <w:spacing w:before="100" w:after="100"/>
+              <w:ind w:left="113"/>
             </w:pPr>
             <w:r>
               <w:rPr>
+                <w:rFonts w:ascii="Calibri" w:hAnsi="Calibri"/>
                 <w:color w:val="4A5A72"/>
                 <w:sz w:val="20"/>
               </w:rPr>
@@ -2904,15 +3475,17 @@
         <w:tc>
           <w:tcPr>
             <w:tcW w:type="dxa" w:w="5499"/>
-            <w:shd w:val="clear" w:color="auto" w:fill="F4F6FB"/>
+            <w:shd w:val="clear" w:color="auto" w:fill="F4F7FC"/>
             <w:vAlign w:val="center"/>
           </w:tcPr>
           <w:p>
             <w:pPr>
-              <w:spacing w:before="60" w:after="60"/>
+              <w:spacing w:before="100" w:after="100"/>
+              <w:ind w:left="113"/>
             </w:pPr>
             <w:r>
               <w:rPr>
+                <w:rFonts w:ascii="Calibri" w:hAnsi="Calibri"/>
                 <w:color w:val="4A5A72"/>
                 <w:sz w:val="20"/>
               </w:rPr>
@@ -2930,10 +3503,12 @@
           </w:tcPr>
           <w:p>
             <w:pPr>
-              <w:spacing w:before="60" w:after="60"/>
+              <w:spacing w:before="100" w:after="100"/>
+              <w:ind w:left="113"/>
             </w:pPr>
             <w:r>
               <w:rPr>
+                <w:rFonts w:ascii="Calibri" w:hAnsi="Calibri"/>
                 <w:color w:val="4A5A72"/>
                 <w:sz w:val="20"/>
               </w:rPr>
@@ -2949,10 +3524,12 @@
           </w:tcPr>
           <w:p>
             <w:pPr>
-              <w:spacing w:before="60" w:after="60"/>
+              <w:spacing w:before="100" w:after="100"/>
+              <w:ind w:left="113"/>
             </w:pPr>
             <w:r>
               <w:rPr>
+                <w:rFonts w:ascii="Calibri" w:hAnsi="Calibri"/>
                 <w:color w:val="4A5A72"/>
                 <w:sz w:val="20"/>
               </w:rPr>
@@ -2968,10 +3545,12 @@
           </w:tcPr>
           <w:p>
             <w:pPr>
-              <w:spacing w:before="60" w:after="60"/>
+              <w:spacing w:before="100" w:after="100"/>
+              <w:ind w:left="113"/>
             </w:pPr>
             <w:r>
               <w:rPr>
+                <w:rFonts w:ascii="Calibri" w:hAnsi="Calibri"/>
                 <w:color w:val="4A5A72"/>
                 <w:sz w:val="20"/>
               </w:rPr>
@@ -2984,15 +3563,17 @@
         <w:tc>
           <w:tcPr>
             <w:tcW w:type="dxa" w:w="1701"/>
-            <w:shd w:val="clear" w:color="auto" w:fill="F4F6FB"/>
+            <w:shd w:val="clear" w:color="auto" w:fill="F4F7FC"/>
             <w:vAlign w:val="center"/>
           </w:tcPr>
           <w:p>
             <w:pPr>
-              <w:spacing w:before="60" w:after="60"/>
+              <w:spacing w:before="100" w:after="100"/>
+              <w:ind w:left="113"/>
             </w:pPr>
             <w:r>
               <w:rPr>
+                <w:rFonts w:ascii="Calibri" w:hAnsi="Calibri"/>
                 <w:color w:val="4A5A72"/>
                 <w:sz w:val="20"/>
               </w:rPr>
@@ -3003,15 +3584,17 @@
         <w:tc>
           <w:tcPr>
             <w:tcW w:type="dxa" w:w="1984"/>
-            <w:shd w:val="clear" w:color="auto" w:fill="F4F6FB"/>
+            <w:shd w:val="clear" w:color="auto" w:fill="F4F7FC"/>
             <w:vAlign w:val="center"/>
           </w:tcPr>
           <w:p>
             <w:pPr>
-              <w:spacing w:before="60" w:after="60"/>
+              <w:spacing w:before="100" w:after="100"/>
+              <w:ind w:left="113"/>
             </w:pPr>
             <w:r>
               <w:rPr>
+                <w:rFonts w:ascii="Calibri" w:hAnsi="Calibri"/>
                 <w:color w:val="4A5A72"/>
                 <w:sz w:val="20"/>
               </w:rPr>
@@ -3022,15 +3605,17 @@
         <w:tc>
           <w:tcPr>
             <w:tcW w:type="dxa" w:w="5499"/>
-            <w:shd w:val="clear" w:color="auto" w:fill="F4F6FB"/>
+            <w:shd w:val="clear" w:color="auto" w:fill="F4F7FC"/>
             <w:vAlign w:val="center"/>
           </w:tcPr>
           <w:p>
             <w:pPr>
-              <w:spacing w:before="60" w:after="60"/>
+              <w:spacing w:before="100" w:after="100"/>
+              <w:ind w:left="113"/>
             </w:pPr>
             <w:r>
               <w:rPr>
+                <w:rFonts w:ascii="Calibri" w:hAnsi="Calibri"/>
                 <w:color w:val="4A5A72"/>
                 <w:sz w:val="20"/>
               </w:rPr>
@@ -3048,10 +3633,12 @@
           </w:tcPr>
           <w:p>
             <w:pPr>
-              <w:spacing w:before="60" w:after="60"/>
+              <w:spacing w:before="100" w:after="100"/>
+              <w:ind w:left="113"/>
             </w:pPr>
             <w:r>
               <w:rPr>
+                <w:rFonts w:ascii="Calibri" w:hAnsi="Calibri"/>
                 <w:color w:val="4A5A72"/>
                 <w:sz w:val="20"/>
               </w:rPr>
@@ -3067,10 +3654,12 @@
           </w:tcPr>
           <w:p>
             <w:pPr>
-              <w:spacing w:before="60" w:after="60"/>
+              <w:spacing w:before="100" w:after="100"/>
+              <w:ind w:left="113"/>
             </w:pPr>
             <w:r>
               <w:rPr>
+                <w:rFonts w:ascii="Calibri" w:hAnsi="Calibri"/>
                 <w:color w:val="4A5A72"/>
                 <w:sz w:val="20"/>
               </w:rPr>
@@ -3086,14 +3675,16 @@
           </w:tcPr>
           <w:p>
             <w:pPr>
-              <w:spacing w:before="60" w:after="60"/>
+              <w:spacing w:before="100" w:after="100"/>
+              <w:ind w:left="113"/>
             </w:pPr>
             <w:r>
               <w:rPr>
+                <w:rFonts w:ascii="Calibri" w:hAnsi="Calibri"/>
                 <w:color w:val="4A5A72"/>
                 <w:sz w:val="20"/>
               </w:rPr>
-              <w:t>Deployed globally on a CDN. Loads quickly regardless of network conditions. Zero server maintenance.</w:t>
+              <w:t>Deployed globally on a CDN. Loads quickly regardless of network conditions.</w:t>
             </w:r>
           </w:p>
         </w:tc>
@@ -3102,15 +3693,17 @@
         <w:tc>
           <w:tcPr>
             <w:tcW w:type="dxa" w:w="1701"/>
-            <w:shd w:val="clear" w:color="auto" w:fill="F4F6FB"/>
+            <w:shd w:val="clear" w:color="auto" w:fill="F4F7FC"/>
             <w:vAlign w:val="center"/>
           </w:tcPr>
           <w:p>
             <w:pPr>
-              <w:spacing w:before="60" w:after="60"/>
+              <w:spacing w:before="100" w:after="100"/>
+              <w:ind w:left="113"/>
             </w:pPr>
             <w:r>
               <w:rPr>
+                <w:rFonts w:ascii="Calibri" w:hAnsi="Calibri"/>
                 <w:color w:val="4A5A72"/>
                 <w:sz w:val="20"/>
               </w:rPr>
@@ -3121,15 +3714,17 @@
         <w:tc>
           <w:tcPr>
             <w:tcW w:type="dxa" w:w="1984"/>
-            <w:shd w:val="clear" w:color="auto" w:fill="F4F6FB"/>
+            <w:shd w:val="clear" w:color="auto" w:fill="F4F7FC"/>
             <w:vAlign w:val="center"/>
           </w:tcPr>
           <w:p>
             <w:pPr>
-              <w:spacing w:before="60" w:after="60"/>
+              <w:spacing w:before="100" w:after="100"/>
+              <w:ind w:left="113"/>
             </w:pPr>
             <w:r>
               <w:rPr>
+                <w:rFonts w:ascii="Calibri" w:hAnsi="Calibri"/>
                 <w:color w:val="4A5A72"/>
                 <w:sz w:val="20"/>
               </w:rPr>
@@ -3140,15 +3735,17 @@
         <w:tc>
           <w:tcPr>
             <w:tcW w:type="dxa" w:w="5499"/>
-            <w:shd w:val="clear" w:color="auto" w:fill="F4F6FB"/>
+            <w:shd w:val="clear" w:color="auto" w:fill="F4F7FC"/>
             <w:vAlign w:val="center"/>
           </w:tcPr>
           <w:p>
             <w:pPr>
-              <w:spacing w:before="60" w:after="60"/>
+              <w:spacing w:before="100" w:after="100"/>
+              <w:ind w:left="113"/>
             </w:pPr>
             <w:r>
               <w:rPr>
+                <w:rFonts w:ascii="Calibri" w:hAnsi="Calibri"/>
                 <w:color w:val="4A5A72"/>
                 <w:sz w:val="20"/>
               </w:rPr>
@@ -3160,22 +3757,58 @@
     </w:tbl>
     <w:p>
       <w:pPr>
-        <w:spacing w:after="40"/>
+        <w:spacing w:before="0" w:after="120"/>
       </w:pPr>
     </w:p>
+    <w:tbl>
+      <w:tblPr>
+        <w:jc w:val="left"/>
+        <w:tblLook w:firstColumn="1" w:firstRow="1" w:lastColumn="0" w:lastRow="0" w:noHBand="0" w:noVBand="1" w:val="04A0"/>
+        <w:tblBorders>
+          <w:top w:val="none"/>
+          <w:left w:val="none"/>
+          <w:bottom w:val="none"/>
+          <w:right w:val="none"/>
+          <w:insideH w:val="none"/>
+          <w:insideV w:val="none"/>
+        </w:tblBorders>
+        <w:tblW w:w="5000" w:type="pct"/>
+      </w:tblPr>
+      <w:tblGrid>
+        <w:gridCol w:w="9066"/>
+      </w:tblGrid>
+      <w:tr>
+        <w:tc>
+          <w:tcPr>
+            <w:tcW w:type="dxa" w:w="9066"/>
+            <w:shd w:val="clear" w:color="auto" w:fill="EEF3FC"/>
+            <w:tcBorders>
+              <w:left w:val="single" w:sz="18" w:space="0" w:color="2F5FD0"/>
+            </w:tcBorders>
+          </w:tcPr>
+          <w:p>
+            <w:pPr>
+              <w:spacing w:before="140" w:after="140"/>
+              <w:ind w:left="170"/>
+            </w:pPr>
+            <w:r>
+              <w:rPr>
+                <w:rFonts w:ascii="Calibri" w:hAnsi="Calibri"/>
+                <w:i/>
+                <w:color w:val="4A5A72"/>
+                <w:sz w:val="21"/>
+              </w:rPr>
+              <w:t>The system requires no dedicated servers, no IT maintenance, and no per-device setup. Updates are deployed instantly to all users without anyone needing to refresh or reinstall.</w:t>
+            </w:r>
+          </w:p>
+        </w:tc>
+      </w:tr>
+    </w:tbl>
     <w:p>
       <w:pPr>
-        <w:spacing w:before="40" w:after="80"/>
-      </w:pPr>
-      <w:r>
-        <w:rPr>
-          <w:color w:val="4A5A72"/>
-          <w:sz w:val="21"/>
-        </w:rPr>
-        <w:t>The system requires no dedicated servers, no IT maintenance, and no per-device setup. Updates to the app are deployed instantly to all users without anyone needing to refresh or reinstall.</w:t>
-      </w:r>
+        <w:spacing w:before="0" w:after="120"/>
+      </w:pPr>
     </w:p>
-    <w:p/>
     <w:p>
       <w:r>
         <w:br w:type="page"/>
@@ -3183,47 +3816,387 @@
     </w:p>
     <w:p>
       <w:pPr>
-        <w:pStyle w:val="Heading1"/>
+        <w:spacing w:before="0" w:after="40"/>
+      </w:pPr>
+    </w:p>
+    <w:tbl>
+      <w:tblPr>
+        <w:jc w:val="left"/>
+        <w:tblLook w:firstColumn="1" w:firstRow="1" w:lastColumn="0" w:lastRow="0" w:noHBand="0" w:noVBand="1" w:val="04A0"/>
+        <w:tblBorders>
+          <w:top w:val="none"/>
+          <w:left w:val="none"/>
+          <w:bottom w:val="none"/>
+          <w:right w:val="none"/>
+          <w:insideH w:val="none"/>
+          <w:insideV w:val="none"/>
+        </w:tblBorders>
+        <w:tblW w:w="5000" w:type="pct"/>
+      </w:tblPr>
+      <w:tblGrid>
+        <w:gridCol w:w="9066"/>
+      </w:tblGrid>
+      <w:tr>
+        <w:tc>
+          <w:tcPr>
+            <w:tcW w:type="dxa" w:w="9066"/>
+            <w:shd w:val="clear" w:color="auto" w:fill="161F30"/>
+            <w:vAlign w:val="center"/>
+          </w:tcPr>
+          <w:p>
+            <w:pPr>
+              <w:spacing w:before="200" w:after="200"/>
+              <w:ind w:left="283"/>
+            </w:pPr>
+            <w:r>
+              <w:rPr>
+                <w:rFonts w:ascii="Calibri" w:hAnsi="Calibri"/>
+                <w:b/>
+                <w:color w:val="8AAAE8"/>
+                <w:sz w:val="22"/>
+              </w:rPr>
+              <w:t xml:space="preserve">09   </w:t>
+            </w:r>
+            <w:r>
+              <w:rPr>
+                <w:rFonts w:ascii="Calibri" w:hAnsi="Calibri"/>
+                <w:b/>
+                <w:color w:val="FFFFFF"/>
+                <w:sz w:val="30"/>
+              </w:rPr>
+              <w:t>PLANNED ENHANCEMENTS</w:t>
+            </w:r>
+            <w:r>
+              <w:bookmarkStart w:id="16" w:name="sec_roadmap"/>
+              <w:bookmarkEnd w:id="16"/>
+            </w:r>
+          </w:p>
+        </w:tc>
+      </w:tr>
+    </w:tbl>
+    <w:p>
+      <w:pPr>
+        <w:spacing w:before="0" w:after="160"/>
+      </w:pPr>
+    </w:p>
+    <w:p>
+      <w:pPr>
+        <w:spacing w:before="40" w:after="100"/>
       </w:pPr>
       <w:r>
         <w:rPr>
-          <w:color w:val="161F30"/>
-          <w:sz w:val="32"/>
+          <w:rFonts w:ascii="Calibri" w:hAnsi="Calibri"/>
+          <w:color w:val="4A5A72"/>
+          <w:sz w:val="22"/>
         </w:rPr>
-        <w:t>9. Planned Enhancements</w:t>
-      </w:r>
-      <w:r>
-        <w:bookmarkStart w:id="16" w:name="sec_roadmap"/>
-        <w:bookmarkEnd w:id="16"/>
+        <w:t>The following improvements are planned to make the system fully self-managed by supervisors, requiring no developer involvement after initial deployment. Items are grouped by implementation effort and ordered from lowest to highest complexity.</w:t>
       </w:r>
     </w:p>
     <w:p>
       <w:pPr>
-        <w:spacing w:before="80" w:after="80"/>
-        <w:pBdr>
-          <w:bottom w:val="single" w:sz="4" w:space="1" w:color="C8D0DC"/>
-        </w:pBdr>
+        <w:spacing w:before="0" w:after="80"/>
+      </w:pPr>
+    </w:p>
+    <w:tbl>
+      <w:tblPr>
+        <w:jc w:val="left"/>
+        <w:tblLook w:firstColumn="1" w:firstRow="1" w:lastColumn="0" w:lastRow="0" w:noHBand="0" w:noVBand="1" w:val="04A0"/>
+        <w:tblBorders>
+          <w:top w:val="none"/>
+          <w:left w:val="none"/>
+          <w:bottom w:val="none"/>
+          <w:right w:val="none"/>
+          <w:insideH w:val="none"/>
+          <w:insideV w:val="none"/>
+        </w:tblBorders>
+        <w:tblW w:w="5000" w:type="pct"/>
+      </w:tblPr>
+      <w:tblGrid>
+        <w:gridCol w:w="3022"/>
+        <w:gridCol w:w="3022"/>
+        <w:gridCol w:w="3022"/>
+      </w:tblGrid>
+      <w:tr>
+        <w:tc>
+          <w:tcPr>
+            <w:tcW w:type="dxa" w:w="1587"/>
+            <w:shd w:val="clear" w:color="auto" w:fill="2F5FD0"/>
+            <w:vAlign w:val="center"/>
+          </w:tcPr>
+          <w:p>
+            <w:pPr>
+              <w:spacing w:before="120" w:after="120"/>
+              <w:ind w:left="113"/>
+            </w:pPr>
+            <w:r>
+              <w:rPr>
+                <w:rFonts w:ascii="Calibri" w:hAnsi="Calibri"/>
+                <w:b/>
+                <w:color w:val="FFFFFF"/>
+                <w:sz w:val="20"/>
+              </w:rPr>
+              <w:t>Tier</w:t>
+            </w:r>
+          </w:p>
+        </w:tc>
+        <w:tc>
+          <w:tcPr>
+            <w:tcW w:type="dxa" w:w="850"/>
+            <w:shd w:val="clear" w:color="auto" w:fill="2F5FD0"/>
+            <w:vAlign w:val="center"/>
+          </w:tcPr>
+          <w:p>
+            <w:pPr>
+              <w:spacing w:before="120" w:after="120"/>
+              <w:ind w:left="113"/>
+            </w:pPr>
+            <w:r>
+              <w:rPr>
+                <w:rFonts w:ascii="Calibri" w:hAnsi="Calibri"/>
+                <w:b/>
+                <w:color w:val="FFFFFF"/>
+                <w:sz w:val="20"/>
+              </w:rPr>
+              <w:t>Items</w:t>
+            </w:r>
+          </w:p>
+        </w:tc>
+        <w:tc>
+          <w:tcPr>
+            <w:tcW w:type="dxa" w:w="6746"/>
+            <w:shd w:val="clear" w:color="auto" w:fill="2F5FD0"/>
+            <w:vAlign w:val="center"/>
+          </w:tcPr>
+          <w:p>
+            <w:pPr>
+              <w:spacing w:before="120" w:after="120"/>
+              <w:ind w:left="113"/>
+            </w:pPr>
+            <w:r>
+              <w:rPr>
+                <w:rFonts w:ascii="Calibri" w:hAnsi="Calibri"/>
+                <w:b/>
+                <w:color w:val="FFFFFF"/>
+                <w:sz w:val="20"/>
+              </w:rPr>
+              <w:t>Description</w:t>
+            </w:r>
+          </w:p>
+        </w:tc>
+      </w:tr>
+      <w:tr>
+        <w:tc>
+          <w:tcPr>
+            <w:tcW w:type="dxa" w:w="1587"/>
+            <w:shd w:val="clear" w:color="auto" w:fill="F4F7FC"/>
+            <w:vAlign w:val="center"/>
+          </w:tcPr>
+          <w:p>
+            <w:pPr>
+              <w:spacing w:before="100" w:after="100"/>
+              <w:ind w:left="113"/>
+            </w:pPr>
+            <w:r>
+              <w:rPr>
+                <w:rFonts w:ascii="Calibri" w:hAnsi="Calibri"/>
+                <w:color w:val="4A5A72"/>
+                <w:sz w:val="20"/>
+              </w:rPr>
+              <w:t>Quick win</w:t>
+            </w:r>
+          </w:p>
+        </w:tc>
+        <w:tc>
+          <w:tcPr>
+            <w:tcW w:type="dxa" w:w="850"/>
+            <w:shd w:val="clear" w:color="auto" w:fill="F4F7FC"/>
+            <w:vAlign w:val="center"/>
+          </w:tcPr>
+          <w:p>
+            <w:pPr>
+              <w:spacing w:before="100" w:after="100"/>
+              <w:ind w:left="113"/>
+            </w:pPr>
+            <w:r>
+              <w:rPr>
+                <w:rFonts w:ascii="Calibri" w:hAnsi="Calibri"/>
+                <w:color w:val="4A5A72"/>
+                <w:sz w:val="20"/>
+              </w:rPr>
+              <w:t>1-5</w:t>
+            </w:r>
+          </w:p>
+        </w:tc>
+        <w:tc>
+          <w:tcPr>
+            <w:tcW w:type="dxa" w:w="6746"/>
+            <w:shd w:val="clear" w:color="auto" w:fill="F4F7FC"/>
+            <w:vAlign w:val="center"/>
+          </w:tcPr>
+          <w:p>
+            <w:pPr>
+              <w:spacing w:before="100" w:after="100"/>
+              <w:ind w:left="113"/>
+            </w:pPr>
+            <w:r>
+              <w:rPr>
+                <w:rFonts w:ascii="Calibri" w:hAnsi="Calibri"/>
+                <w:color w:val="4A5A72"/>
+                <w:sz w:val="20"/>
+              </w:rPr>
+              <w:t>Configuration and database changes that can be delivered quickly with high operational impact.</w:t>
+            </w:r>
+          </w:p>
+        </w:tc>
+      </w:tr>
+      <w:tr>
+        <w:tc>
+          <w:tcPr>
+            <w:tcW w:type="dxa" w:w="1587"/>
+            <w:shd w:val="clear" w:color="auto" w:fill="FFFFFF"/>
+            <w:vAlign w:val="center"/>
+          </w:tcPr>
+          <w:p>
+            <w:pPr>
+              <w:spacing w:before="100" w:after="100"/>
+              <w:ind w:left="113"/>
+            </w:pPr>
+            <w:r>
+              <w:rPr>
+                <w:rFonts w:ascii="Calibri" w:hAnsi="Calibri"/>
+                <w:color w:val="4A5A72"/>
+                <w:sz w:val="20"/>
+              </w:rPr>
+              <w:t>Medium</w:t>
+            </w:r>
+          </w:p>
+        </w:tc>
+        <w:tc>
+          <w:tcPr>
+            <w:tcW w:type="dxa" w:w="850"/>
+            <w:shd w:val="clear" w:color="auto" w:fill="FFFFFF"/>
+            <w:vAlign w:val="center"/>
+          </w:tcPr>
+          <w:p>
+            <w:pPr>
+              <w:spacing w:before="100" w:after="100"/>
+              <w:ind w:left="113"/>
+            </w:pPr>
+            <w:r>
+              <w:rPr>
+                <w:rFonts w:ascii="Calibri" w:hAnsi="Calibri"/>
+                <w:color w:val="4A5A72"/>
+                <w:sz w:val="20"/>
+              </w:rPr>
+              <w:t>6-10</w:t>
+            </w:r>
+          </w:p>
+        </w:tc>
+        <w:tc>
+          <w:tcPr>
+            <w:tcW w:type="dxa" w:w="6746"/>
+            <w:shd w:val="clear" w:color="auto" w:fill="FFFFFF"/>
+            <w:vAlign w:val="center"/>
+          </w:tcPr>
+          <w:p>
+            <w:pPr>
+              <w:spacing w:before="100" w:after="100"/>
+              <w:ind w:left="113"/>
+            </w:pPr>
+            <w:r>
+              <w:rPr>
+                <w:rFonts w:ascii="Calibri" w:hAnsi="Calibri"/>
+                <w:color w:val="4A5A72"/>
+                <w:sz w:val="20"/>
+              </w:rPr>
+              <w:t>More involved changes requiring schema updates or new infrastructure components.</w:t>
+            </w:r>
+          </w:p>
+        </w:tc>
+      </w:tr>
+      <w:tr>
+        <w:tc>
+          <w:tcPr>
+            <w:tcW w:type="dxa" w:w="1587"/>
+            <w:shd w:val="clear" w:color="auto" w:fill="F4F7FC"/>
+            <w:vAlign w:val="center"/>
+          </w:tcPr>
+          <w:p>
+            <w:pPr>
+              <w:spacing w:before="100" w:after="100"/>
+              <w:ind w:left="113"/>
+            </w:pPr>
+            <w:r>
+              <w:rPr>
+                <w:rFonts w:ascii="Calibri" w:hAnsi="Calibri"/>
+                <w:color w:val="4A5A72"/>
+                <w:sz w:val="20"/>
+              </w:rPr>
+              <w:t>Large scope</w:t>
+            </w:r>
+          </w:p>
+        </w:tc>
+        <w:tc>
+          <w:tcPr>
+            <w:tcW w:type="dxa" w:w="850"/>
+            <w:shd w:val="clear" w:color="auto" w:fill="F4F7FC"/>
+            <w:vAlign w:val="center"/>
+          </w:tcPr>
+          <w:p>
+            <w:pPr>
+              <w:spacing w:before="100" w:after="100"/>
+              <w:ind w:left="113"/>
+            </w:pPr>
+            <w:r>
+              <w:rPr>
+                <w:rFonts w:ascii="Calibri" w:hAnsi="Calibri"/>
+                <w:color w:val="4A5A72"/>
+                <w:sz w:val="20"/>
+              </w:rPr>
+              <w:t>11-14</w:t>
+            </w:r>
+          </w:p>
+        </w:tc>
+        <w:tc>
+          <w:tcPr>
+            <w:tcW w:type="dxa" w:w="6746"/>
+            <w:shd w:val="clear" w:color="auto" w:fill="F4F7FC"/>
+            <w:vAlign w:val="center"/>
+          </w:tcPr>
+          <w:p>
+            <w:pPr>
+              <w:spacing w:before="100" w:after="100"/>
+              <w:ind w:left="113"/>
+            </w:pPr>
+            <w:r>
+              <w:rPr>
+                <w:rFonts w:ascii="Calibri" w:hAnsi="Calibri"/>
+                <w:color w:val="4A5A72"/>
+                <w:sz w:val="20"/>
+              </w:rPr>
+              <w:t>Significant changes that make the system entirely self-contained after initial deployment.</w:t>
+            </w:r>
+          </w:p>
+        </w:tc>
+      </w:tr>
+    </w:tbl>
+    <w:p>
+      <w:pPr>
+        <w:spacing w:before="0" w:after="120"/>
       </w:pPr>
     </w:p>
     <w:p>
       <w:pPr>
-        <w:spacing w:before="40" w:after="80"/>
+        <w:spacing w:before="320" w:after="100"/>
+        <w:ind w:left="198"/>
+        <w:pBdr>
+          <w:left w:val="single" w:sz="18" w:space="8" w:color="2F5FD0"/>
+        </w:pBdr>
       </w:pPr>
       <w:r>
         <w:rPr>
-          <w:color w:val="4A5A72"/>
-          <w:sz w:val="21"/>
-        </w:rPr>
-        <w:t>The following improvements are planned to make the system fully self-managed by supervisors, requiring no developer involvement after initial deployment. Items are grouped by implementation effort.</w:t>
-      </w:r>
-    </w:p>
-    <w:p/>
-    <w:p>
-      <w:pPr>
-        <w:pStyle w:val="Heading2"/>
-      </w:pPr>
-      <w:r>
-        <w:rPr>
+          <w:rFonts w:ascii="Calibri" w:hAnsi="Calibri"/>
+          <w:b/>
           <w:color w:val="2F5FD0"/>
           <w:sz w:val="26"/>
         </w:rPr>
@@ -3236,20 +4209,24 @@
     </w:p>
     <w:p>
       <w:pPr>
-        <w:spacing w:before="40" w:after="80"/>
+        <w:spacing w:before="40" w:after="100"/>
       </w:pPr>
       <w:r>
         <w:rPr>
+          <w:rFonts w:ascii="Calibri" w:hAnsi="Calibri"/>
           <w:color w:val="4A5A72"/>
-          <w:sz w:val="21"/>
+          <w:sz w:val="22"/>
         </w:rPr>
-        <w:t>Low-complexity changes that deliver immediate operational value.</w:t>
+        <w:t>Low-complexity changes with immediate operational value. Each can be delivered independently.</w:t>
       </w:r>
     </w:p>
-    <w:p/>
+    <w:p>
+      <w:pPr>
+        <w:spacing w:before="0" w:after="120"/>
+      </w:pPr>
+    </w:p>
     <w:tbl>
       <w:tblPr>
-        <w:tblW w:type="auto" w:w="0"/>
         <w:jc w:val="left"/>
         <w:tblLook w:firstColumn="1" w:firstRow="1" w:lastColumn="0" w:lastRow="0" w:noHBand="0" w:noVBand="1" w:val="04A0"/>
         <w:tblBorders>
@@ -3260,25 +4237,28 @@
           <w:insideH w:val="none"/>
           <w:insideV w:val="none"/>
         </w:tblBorders>
+        <w:tblW w:w="5000" w:type="pct"/>
       </w:tblPr>
       <w:tblGrid>
-        <w:gridCol w:w="3135"/>
-        <w:gridCol w:w="3135"/>
-        <w:gridCol w:w="3135"/>
+        <w:gridCol w:w="3022"/>
+        <w:gridCol w:w="3022"/>
+        <w:gridCol w:w="3022"/>
       </w:tblGrid>
       <w:tr>
         <w:tc>
           <w:tcPr>
             <w:tcW w:type="dxa" w:w="567"/>
-            <w:shd w:val="clear" w:color="auto" w:fill="2F5FD0"/>
+            <w:shd w:val="clear" w:color="auto" w:fill="161F30"/>
             <w:vAlign w:val="center"/>
           </w:tcPr>
           <w:p>
             <w:pPr>
-              <w:spacing w:before="80" w:after="80"/>
+              <w:spacing w:before="140" w:after="140"/>
+              <w:ind w:left="113"/>
             </w:pPr>
             <w:r>
               <w:rPr>
+                <w:rFonts w:ascii="Calibri" w:hAnsi="Calibri"/>
                 <w:b/>
                 <w:color w:val="FFFFFF"/>
                 <w:sz w:val="20"/>
@@ -3289,16 +4269,18 @@
         </w:tc>
         <w:tc>
           <w:tcPr>
-            <w:tcW w:type="dxa" w:w="7087"/>
-            <w:shd w:val="clear" w:color="auto" w:fill="2F5FD0"/>
+            <w:tcW w:type="dxa" w:w="6917"/>
+            <w:shd w:val="clear" w:color="auto" w:fill="161F30"/>
             <w:vAlign w:val="center"/>
           </w:tcPr>
           <w:p>
             <w:pPr>
-              <w:spacing w:before="80" w:after="80"/>
+              <w:spacing w:before="140" w:after="140"/>
+              <w:ind w:left="113"/>
             </w:pPr>
             <w:r>
               <w:rPr>
+                <w:rFonts w:ascii="Calibri" w:hAnsi="Calibri"/>
                 <w:b/>
                 <w:color w:val="FFFFFF"/>
                 <w:sz w:val="20"/>
@@ -3309,16 +4291,18 @@
         </w:tc>
         <w:tc>
           <w:tcPr>
-            <w:tcW w:type="dxa" w:w="1587"/>
-            <w:shd w:val="clear" w:color="auto" w:fill="2F5FD0"/>
+            <w:tcW w:type="dxa" w:w="1701"/>
+            <w:shd w:val="clear" w:color="auto" w:fill="161F30"/>
             <w:vAlign w:val="center"/>
           </w:tcPr>
           <w:p>
             <w:pPr>
-              <w:spacing w:before="80" w:after="80"/>
+              <w:spacing w:before="140" w:after="140"/>
+              <w:ind w:left="113"/>
             </w:pPr>
             <w:r>
               <w:rPr>
+                <w:rFonts w:ascii="Calibri" w:hAnsi="Calibri"/>
                 <w:b/>
                 <w:color w:val="FFFFFF"/>
                 <w:sz w:val="20"/>
@@ -3332,17 +4316,20 @@
         <w:tc>
           <w:tcPr>
             <w:tcW w:type="dxa" w:w="567"/>
-            <w:shd w:val="clear" w:color="auto" w:fill="F4F6FB"/>
+            <w:shd w:val="clear" w:color="auto" w:fill="F4F7FC"/>
           </w:tcPr>
           <w:p>
             <w:pPr>
-              <w:spacing w:before="60" w:after="60"/>
+              <w:spacing w:before="100" w:after="100"/>
+              <w:ind w:left="113"/>
+              <w:jc w:val="center"/>
             </w:pPr>
             <w:r>
               <w:rPr>
+                <w:rFonts w:ascii="Calibri" w:hAnsi="Calibri"/>
                 <w:b/>
                 <w:color w:val="2F5FD0"/>
-                <w:sz w:val="20"/>
+                <w:sz w:val="22"/>
               </w:rPr>
               <w:t>1</w:t>
             </w:r>
@@ -3350,43 +4337,47 @@
         </w:tc>
         <w:tc>
           <w:tcPr>
-            <w:tcW w:type="dxa" w:w="7087"/>
-            <w:shd w:val="clear" w:color="auto" w:fill="F4F6FB"/>
+            <w:tcW w:type="dxa" w:w="6917"/>
+            <w:shd w:val="clear" w:color="auto" w:fill="F4F7FC"/>
           </w:tcPr>
           <w:p>
             <w:pPr>
-              <w:spacing w:before="60" w:after="60"/>
+              <w:spacing w:before="100" w:after="100"/>
+              <w:ind w:left="113"/>
             </w:pPr>
             <w:r>
               <w:rPr>
+                <w:rFonts w:ascii="Calibri" w:hAnsi="Calibri"/>
                 <w:b/>
-                <w:color w:val="161F30"/>
-                <w:sz w:val="20"/>
+                <w:color w:val="222D42"/>
+                <w:sz w:val="21"/>
               </w:rPr>
               <w:t>Editable reporting timings</w:t>
               <w:br/>
             </w:r>
             <w:r>
               <w:rPr>
+                <w:rFonts w:ascii="Calibri" w:hAnsi="Calibri"/>
                 <w:color w:val="4A5A72"/>
                 <w:sz w:val="19"/>
               </w:rPr>
-              <w:t>Phase windows (0900, 1200, 1400, 1800) are currently fixed. Moving them to the database per cycle lets supervisors set different reporting hours for each cycle from within the app.</w:t>
+              <w:t>Phase windows (0900, 1200, 1400, 1800) are currently fixed constants. Moving them into the database per cycle lets supervisors set different reporting hours from within the app. Phase reminders, the work timer, and meal eligibility all update automatically.</w:t>
             </w:r>
           </w:p>
         </w:tc>
         <w:tc>
           <w:tcPr>
-            <w:tcW w:type="dxa" w:w="1587"/>
+            <w:tcW w:type="dxa" w:w="1701"/>
             <w:shd w:val="clear" w:color="auto" w:fill="E7F3EC"/>
           </w:tcPr>
           <w:p>
             <w:pPr>
-              <w:spacing w:before="60" w:after="60"/>
+              <w:spacing w:before="100" w:after="100"/>
               <w:jc w:val="center"/>
             </w:pPr>
             <w:r>
               <w:rPr>
+                <w:rFonts w:ascii="Calibri" w:hAnsi="Calibri"/>
                 <w:b/>
                 <w:color w:val="1F8A5B"/>
                 <w:sz w:val="19"/>
@@ -3404,13 +4395,16 @@
           </w:tcPr>
           <w:p>
             <w:pPr>
-              <w:spacing w:before="60" w:after="60"/>
+              <w:spacing w:before="100" w:after="100"/>
+              <w:ind w:left="113"/>
+              <w:jc w:val="center"/>
             </w:pPr>
             <w:r>
               <w:rPr>
+                <w:rFonts w:ascii="Calibri" w:hAnsi="Calibri"/>
                 <w:b/>
                 <w:color w:val="2F5FD0"/>
-                <w:sz w:val="20"/>
+                <w:sz w:val="22"/>
               </w:rPr>
               <w:t>2</w:t>
             </w:r>
@@ -3418,43 +4412,47 @@
         </w:tc>
         <w:tc>
           <w:tcPr>
-            <w:tcW w:type="dxa" w:w="7087"/>
+            <w:tcW w:type="dxa" w:w="6917"/>
             <w:shd w:val="clear" w:color="auto" w:fill="FFFFFF"/>
           </w:tcPr>
           <w:p>
             <w:pPr>
-              <w:spacing w:before="60" w:after="60"/>
+              <w:spacing w:before="100" w:after="100"/>
+              <w:ind w:left="113"/>
             </w:pPr>
             <w:r>
               <w:rPr>
+                <w:rFonts w:ascii="Calibri" w:hAnsi="Calibri"/>
                 <w:b/>
-                <w:color w:val="161F30"/>
-                <w:sz w:val="20"/>
+                <w:color w:val="222D42"/>
+                <w:sz w:val="21"/>
               </w:rPr>
               <w:t>Editable Info tab content</w:t>
               <w:br/>
             </w:r>
             <w:r>
               <w:rPr>
+                <w:rFonts w:ascii="Calibri" w:hAnsi="Calibri"/>
                 <w:color w:val="4A5A72"/>
                 <w:sz w:val="19"/>
               </w:rPr>
-              <w:t>Attire requirements, meal form links, and dekit checklists are currently hardcoded. An edit form in the cycle management panel lets supervisors keep this content current.</w:t>
+              <w:t>Attire requirements, meal form links, and dekit checklists are hardcoded. An edit form in the cycle management panel lets supervisors keep this content current without touching any files.</w:t>
             </w:r>
           </w:p>
         </w:tc>
         <w:tc>
           <w:tcPr>
-            <w:tcW w:type="dxa" w:w="1587"/>
+            <w:tcW w:type="dxa" w:w="1701"/>
             <w:shd w:val="clear" w:color="auto" w:fill="E7F3EC"/>
           </w:tcPr>
           <w:p>
             <w:pPr>
-              <w:spacing w:before="60" w:after="60"/>
+              <w:spacing w:before="100" w:after="100"/>
               <w:jc w:val="center"/>
             </w:pPr>
             <w:r>
               <w:rPr>
+                <w:rFonts w:ascii="Calibri" w:hAnsi="Calibri"/>
                 <w:b/>
                 <w:color w:val="1F8A5B"/>
                 <w:sz w:val="19"/>
@@ -3468,17 +4466,20 @@
         <w:tc>
           <w:tcPr>
             <w:tcW w:type="dxa" w:w="567"/>
-            <w:shd w:val="clear" w:color="auto" w:fill="F4F6FB"/>
+            <w:shd w:val="clear" w:color="auto" w:fill="F4F7FC"/>
           </w:tcPr>
           <w:p>
             <w:pPr>
-              <w:spacing w:before="60" w:after="60"/>
+              <w:spacing w:before="100" w:after="100"/>
+              <w:ind w:left="113"/>
+              <w:jc w:val="center"/>
             </w:pPr>
             <w:r>
               <w:rPr>
+                <w:rFonts w:ascii="Calibri" w:hAnsi="Calibri"/>
                 <w:b/>
                 <w:color w:val="2F5FD0"/>
-                <w:sz w:val="20"/>
+                <w:sz w:val="22"/>
               </w:rPr>
               <w:t>3</w:t>
             </w:r>
@@ -3486,43 +4487,47 @@
         </w:tc>
         <w:tc>
           <w:tcPr>
-            <w:tcW w:type="dxa" w:w="7087"/>
-            <w:shd w:val="clear" w:color="auto" w:fill="F4F6FB"/>
+            <w:tcW w:type="dxa" w:w="6917"/>
+            <w:shd w:val="clear" w:color="auto" w:fill="F4F7FC"/>
           </w:tcPr>
           <w:p>
             <w:pPr>
-              <w:spacing w:before="60" w:after="60"/>
+              <w:spacing w:before="100" w:after="100"/>
+              <w:ind w:left="113"/>
             </w:pPr>
             <w:r>
               <w:rPr>
+                <w:rFonts w:ascii="Calibri" w:hAnsi="Calibri"/>
                 <w:b/>
-                <w:color w:val="161F30"/>
-                <w:sz w:val="20"/>
+                <w:color w:val="222D42"/>
+                <w:sz w:val="21"/>
               </w:rPr>
               <w:t>WhatsApp group link in database</w:t>
               <w:br/>
             </w:r>
             <w:r>
               <w:rPr>
+                <w:rFonts w:ascii="Calibri" w:hAnsi="Calibri"/>
                 <w:color w:val="4A5A72"/>
                 <w:sz w:val="19"/>
               </w:rPr>
-              <w:t>The unit WA group link is currently set at deployment. Moving it to a department record lets supervisors update it from within the app when the group changes.</w:t>
+              <w:t>The unit WA group link is currently set once at deployment. Moving it to a department record lets supervisors update it from within the app when the group changes.</w:t>
             </w:r>
           </w:p>
         </w:tc>
         <w:tc>
           <w:tcPr>
-            <w:tcW w:type="dxa" w:w="1587"/>
+            <w:tcW w:type="dxa" w:w="1701"/>
             <w:shd w:val="clear" w:color="auto" w:fill="E7F3EC"/>
           </w:tcPr>
           <w:p>
             <w:pPr>
-              <w:spacing w:before="60" w:after="60"/>
+              <w:spacing w:before="100" w:after="100"/>
               <w:jc w:val="center"/>
             </w:pPr>
             <w:r>
               <w:rPr>
+                <w:rFonts w:ascii="Calibri" w:hAnsi="Calibri"/>
                 <w:b/>
                 <w:color w:val="1F8A5B"/>
                 <w:sz w:val="19"/>
@@ -3540,13 +4545,16 @@
           </w:tcPr>
           <w:p>
             <w:pPr>
-              <w:spacing w:before="60" w:after="60"/>
+              <w:spacing w:before="100" w:after="100"/>
+              <w:ind w:left="113"/>
+              <w:jc w:val="center"/>
             </w:pPr>
             <w:r>
               <w:rPr>
+                <w:rFonts w:ascii="Calibri" w:hAnsi="Calibri"/>
                 <w:b/>
                 <w:color w:val="2F5FD0"/>
-                <w:sz w:val="20"/>
+                <w:sz w:val="22"/>
               </w:rPr>
               <w:t>4</w:t>
             </w:r>
@@ -3554,43 +4562,47 @@
         </w:tc>
         <w:tc>
           <w:tcPr>
-            <w:tcW w:type="dxa" w:w="7087"/>
+            <w:tcW w:type="dxa" w:w="6917"/>
             <w:shd w:val="clear" w:color="auto" w:fill="FFFFFF"/>
           </w:tcPr>
           <w:p>
             <w:pPr>
-              <w:spacing w:before="60" w:after="60"/>
+              <w:spacing w:before="100" w:after="100"/>
+              <w:ind w:left="113"/>
             </w:pPr>
             <w:r>
               <w:rPr>
+                <w:rFonts w:ascii="Calibri" w:hAnsi="Calibri"/>
                 <w:b/>
-                <w:color w:val="161F30"/>
-                <w:sz w:val="20"/>
+                <w:color w:val="222D42"/>
+                <w:sz w:val="21"/>
               </w:rPr>
               <w:t>Multiple shifts per department</w:t>
               <w:br/>
             </w:r>
             <w:r>
               <w:rPr>
+                <w:rFonts w:ascii="Calibri" w:hAnsi="Calibri"/>
                 <w:color w:val="4A5A72"/>
                 <w:sz w:val="19"/>
               </w:rPr>
-              <w:t>The system currently supports one shift type. Extending to AM, PM, Night, and custom shifts (each with their own phase windows) supports departments with rotating schedules.</w:t>
+              <w:t>The system currently supports one shift type. Extending to AM, PM, Night, and custom shifts (each with configurable phase windows) supports departments with rotating schedules.</w:t>
             </w:r>
           </w:p>
         </w:tc>
         <w:tc>
           <w:tcPr>
-            <w:tcW w:type="dxa" w:w="1587"/>
+            <w:tcW w:type="dxa" w:w="1701"/>
             <w:shd w:val="clear" w:color="auto" w:fill="E7F3EC"/>
           </w:tcPr>
           <w:p>
             <w:pPr>
-              <w:spacing w:before="60" w:after="60"/>
+              <w:spacing w:before="100" w:after="100"/>
               <w:jc w:val="center"/>
             </w:pPr>
             <w:r>
               <w:rPr>
+                <w:rFonts w:ascii="Calibri" w:hAnsi="Calibri"/>
                 <w:b/>
                 <w:color w:val="1F8A5B"/>
                 <w:sz w:val="19"/>
@@ -3604,17 +4616,20 @@
         <w:tc>
           <w:tcPr>
             <w:tcW w:type="dxa" w:w="567"/>
-            <w:shd w:val="clear" w:color="auto" w:fill="F4F6FB"/>
+            <w:shd w:val="clear" w:color="auto" w:fill="F4F7FC"/>
           </w:tcPr>
           <w:p>
             <w:pPr>
-              <w:spacing w:before="60" w:after="60"/>
+              <w:spacing w:before="100" w:after="100"/>
+              <w:ind w:left="113"/>
+              <w:jc w:val="center"/>
             </w:pPr>
             <w:r>
               <w:rPr>
+                <w:rFonts w:ascii="Calibri" w:hAnsi="Calibri"/>
                 <w:b/>
                 <w:color w:val="2F5FD0"/>
-                <w:sz w:val="20"/>
+                <w:sz w:val="22"/>
               </w:rPr>
               <w:t>5</w:t>
             </w:r>
@@ -3622,43 +4637,47 @@
         </w:tc>
         <w:tc>
           <w:tcPr>
-            <w:tcW w:type="dxa" w:w="7087"/>
-            <w:shd w:val="clear" w:color="auto" w:fill="F4F6FB"/>
+            <w:tcW w:type="dxa" w:w="6917"/>
+            <w:shd w:val="clear" w:color="auto" w:fill="F4F7FC"/>
           </w:tcPr>
           <w:p>
             <w:pPr>
-              <w:spacing w:before="60" w:after="60"/>
+              <w:spacing w:before="100" w:after="100"/>
+              <w:ind w:left="113"/>
             </w:pPr>
             <w:r>
               <w:rPr>
+                <w:rFonts w:ascii="Calibri" w:hAnsi="Calibri"/>
                 <w:b/>
-                <w:color w:val="161F30"/>
-                <w:sz w:val="20"/>
+                <w:color w:val="222D42"/>
+                <w:sz w:val="21"/>
               </w:rPr>
               <w:t>Per-cycle GPS location and radius</w:t>
               <w:br/>
             </w:r>
             <w:r>
               <w:rPr>
+                <w:rFonts w:ascii="Calibri" w:hAnsi="Calibri"/>
                 <w:color w:val="4A5A72"/>
                 <w:sz w:val="19"/>
               </w:rPr>
-              <w:t>HQ coordinates and the accepted check-in radius are currently deployment-level settings. Storing them per cycle allows supervisors to run cycles at different venues without a code deployment.</w:t>
+              <w:t>HQ coordinates and the check-in radius are currently deployment-level settings. Storing them per cycle allows supervisors to run cycles at different venues (exercises, off-site operations) without a code deployment.</w:t>
             </w:r>
           </w:p>
         </w:tc>
         <w:tc>
           <w:tcPr>
-            <w:tcW w:type="dxa" w:w="1587"/>
+            <w:tcW w:type="dxa" w:w="1701"/>
             <w:shd w:val="clear" w:color="auto" w:fill="E7F3EC"/>
           </w:tcPr>
           <w:p>
             <w:pPr>
-              <w:spacing w:before="60" w:after="60"/>
+              <w:spacing w:before="100" w:after="100"/>
               <w:jc w:val="center"/>
             </w:pPr>
             <w:r>
               <w:rPr>
+                <w:rFonts w:ascii="Calibri" w:hAnsi="Calibri"/>
                 <w:b/>
                 <w:color w:val="1F8A5B"/>
                 <w:sz w:val="19"/>
@@ -3671,15 +4690,21 @@
     </w:tbl>
     <w:p>
       <w:pPr>
-        <w:spacing w:after="40"/>
+        <w:spacing w:before="0" w:after="160"/>
       </w:pPr>
     </w:p>
     <w:p>
       <w:pPr>
-        <w:pStyle w:val="Heading2"/>
+        <w:spacing w:before="320" w:after="100"/>
+        <w:ind w:left="198"/>
+        <w:pBdr>
+          <w:left w:val="single" w:sz="18" w:space="8" w:color="2F5FD0"/>
+        </w:pBdr>
       </w:pPr>
       <w:r>
         <w:rPr>
+          <w:rFonts w:ascii="Calibri" w:hAnsi="Calibri"/>
+          <w:b/>
           <w:color w:val="2F5FD0"/>
           <w:sz w:val="26"/>
         </w:rPr>
@@ -3692,20 +4717,24 @@
     </w:p>
     <w:p>
       <w:pPr>
-        <w:spacing w:before="40" w:after="80"/>
+        <w:spacing w:before="40" w:after="100"/>
       </w:pPr>
       <w:r>
         <w:rPr>
+          <w:rFonts w:ascii="Calibri" w:hAnsi="Calibri"/>
           <w:color w:val="4A5A72"/>
-          <w:sz w:val="21"/>
+          <w:sz w:val="22"/>
         </w:rPr>
-        <w:t>More involved changes that require schema or architecture updates.</w:t>
+        <w:t>More involved changes requiring database schema updates or new service integrations.</w:t>
       </w:r>
     </w:p>
-    <w:p/>
+    <w:p>
+      <w:pPr>
+        <w:spacing w:before="0" w:after="120"/>
+      </w:pPr>
+    </w:p>
     <w:tbl>
       <w:tblPr>
-        <w:tblW w:type="auto" w:w="0"/>
         <w:jc w:val="left"/>
         <w:tblLook w:firstColumn="1" w:firstRow="1" w:lastColumn="0" w:lastRow="0" w:noHBand="0" w:noVBand="1" w:val="04A0"/>
         <w:tblBorders>
@@ -3716,25 +4745,28 @@
           <w:insideH w:val="none"/>
           <w:insideV w:val="none"/>
         </w:tblBorders>
+        <w:tblW w:w="5000" w:type="pct"/>
       </w:tblPr>
       <w:tblGrid>
-        <w:gridCol w:w="3135"/>
-        <w:gridCol w:w="3135"/>
-        <w:gridCol w:w="3135"/>
+        <w:gridCol w:w="3022"/>
+        <w:gridCol w:w="3022"/>
+        <w:gridCol w:w="3022"/>
       </w:tblGrid>
       <w:tr>
         <w:tc>
           <w:tcPr>
             <w:tcW w:type="dxa" w:w="567"/>
-            <w:shd w:val="clear" w:color="auto" w:fill="2F5FD0"/>
+            <w:shd w:val="clear" w:color="auto" w:fill="161F30"/>
             <w:vAlign w:val="center"/>
           </w:tcPr>
           <w:p>
             <w:pPr>
-              <w:spacing w:before="80" w:after="80"/>
+              <w:spacing w:before="140" w:after="140"/>
+              <w:ind w:left="113"/>
             </w:pPr>
             <w:r>
               <w:rPr>
+                <w:rFonts w:ascii="Calibri" w:hAnsi="Calibri"/>
                 <w:b/>
                 <w:color w:val="FFFFFF"/>
                 <w:sz w:val="20"/>
@@ -3745,16 +4777,18 @@
         </w:tc>
         <w:tc>
           <w:tcPr>
-            <w:tcW w:type="dxa" w:w="7087"/>
-            <w:shd w:val="clear" w:color="auto" w:fill="2F5FD0"/>
+            <w:tcW w:type="dxa" w:w="6917"/>
+            <w:shd w:val="clear" w:color="auto" w:fill="161F30"/>
             <w:vAlign w:val="center"/>
           </w:tcPr>
           <w:p>
             <w:pPr>
-              <w:spacing w:before="80" w:after="80"/>
+              <w:spacing w:before="140" w:after="140"/>
+              <w:ind w:left="113"/>
             </w:pPr>
             <w:r>
               <w:rPr>
+                <w:rFonts w:ascii="Calibri" w:hAnsi="Calibri"/>
                 <w:b/>
                 <w:color w:val="FFFFFF"/>
                 <w:sz w:val="20"/>
@@ -3765,16 +4799,18 @@
         </w:tc>
         <w:tc>
           <w:tcPr>
-            <w:tcW w:type="dxa" w:w="1587"/>
-            <w:shd w:val="clear" w:color="auto" w:fill="2F5FD0"/>
+            <w:tcW w:type="dxa" w:w="1701"/>
+            <w:shd w:val="clear" w:color="auto" w:fill="161F30"/>
             <w:vAlign w:val="center"/>
           </w:tcPr>
           <w:p>
             <w:pPr>
-              <w:spacing w:before="80" w:after="80"/>
+              <w:spacing w:before="140" w:after="140"/>
+              <w:ind w:left="113"/>
             </w:pPr>
             <w:r>
               <w:rPr>
+                <w:rFonts w:ascii="Calibri" w:hAnsi="Calibri"/>
                 <w:b/>
                 <w:color w:val="FFFFFF"/>
                 <w:sz w:val="20"/>
@@ -3788,17 +4824,20 @@
         <w:tc>
           <w:tcPr>
             <w:tcW w:type="dxa" w:w="567"/>
-            <w:shd w:val="clear" w:color="auto" w:fill="F4F6FB"/>
+            <w:shd w:val="clear" w:color="auto" w:fill="F4F7FC"/>
           </w:tcPr>
           <w:p>
             <w:pPr>
-              <w:spacing w:before="60" w:after="60"/>
+              <w:spacing w:before="100" w:after="100"/>
+              <w:ind w:left="113"/>
+              <w:jc w:val="center"/>
             </w:pPr>
             <w:r>
               <w:rPr>
+                <w:rFonts w:ascii="Calibri" w:hAnsi="Calibri"/>
                 <w:b/>
                 <w:color w:val="2F5FD0"/>
-                <w:sz w:val="20"/>
+                <w:sz w:val="22"/>
               </w:rPr>
               <w:t>6</w:t>
             </w:r>
@@ -3806,43 +4845,47 @@
         </w:tc>
         <w:tc>
           <w:tcPr>
-            <w:tcW w:type="dxa" w:w="7087"/>
-            <w:shd w:val="clear" w:color="auto" w:fill="F4F6FB"/>
+            <w:tcW w:type="dxa" w:w="6917"/>
+            <w:shd w:val="clear" w:color="auto" w:fill="F4F7FC"/>
           </w:tcPr>
           <w:p>
             <w:pPr>
-              <w:spacing w:before="60" w:after="60"/>
+              <w:spacing w:before="100" w:after="100"/>
+              <w:ind w:left="113"/>
             </w:pPr>
             <w:r>
               <w:rPr>
+                <w:rFonts w:ascii="Calibri" w:hAnsi="Calibri"/>
                 <w:b/>
-                <w:color w:val="161F30"/>
-                <w:sz w:val="20"/>
+                <w:color w:val="222D42"/>
+                <w:sz w:val="21"/>
               </w:rPr>
               <w:t>Department CRUD</w:t>
               <w:br/>
             </w:r>
             <w:r>
               <w:rPr>
+                <w:rFonts w:ascii="Calibri" w:hAnsi="Calibri"/>
                 <w:color w:val="4A5A72"/>
                 <w:sz w:val="19"/>
               </w:rPr>
-              <w:t>Departments are currently defined as a fixed database type. Migrating to a departments table lets the Master account create and manage departments from within the app. This is the prerequisite for item 7.</w:t>
+              <w:t>Departments are currently a fixed database type. Migrating to a departments table lets the Master account create and manage departments from within the app. This is the prerequisite for item 7.</w:t>
             </w:r>
           </w:p>
         </w:tc>
         <w:tc>
           <w:tcPr>
-            <w:tcW w:type="dxa" w:w="1587"/>
+            <w:tcW w:type="dxa" w:w="1701"/>
             <w:shd w:val="clear" w:color="auto" w:fill="FDF6E9"/>
           </w:tcPr>
           <w:p>
             <w:pPr>
-              <w:spacing w:before="60" w:after="60"/>
+              <w:spacing w:before="100" w:after="100"/>
               <w:jc w:val="center"/>
             </w:pPr>
             <w:r>
               <w:rPr>
+                <w:rFonts w:ascii="Calibri" w:hAnsi="Calibri"/>
                 <w:b/>
                 <w:color w:val="B9791A"/>
                 <w:sz w:val="19"/>
@@ -3860,13 +4903,16 @@
           </w:tcPr>
           <w:p>
             <w:pPr>
-              <w:spacing w:before="60" w:after="60"/>
+              <w:spacing w:before="100" w:after="100"/>
+              <w:ind w:left="113"/>
+              <w:jc w:val="center"/>
             </w:pPr>
             <w:r>
               <w:rPr>
+                <w:rFonts w:ascii="Calibri" w:hAnsi="Calibri"/>
                 <w:b/>
                 <w:color w:val="2F5FD0"/>
-                <w:sz w:val="20"/>
+                <w:sz w:val="22"/>
               </w:rPr>
               <w:t>7</w:t>
             </w:r>
@@ -3874,43 +4920,47 @@
         </w:tc>
         <w:tc>
           <w:tcPr>
-            <w:tcW w:type="dxa" w:w="7087"/>
+            <w:tcW w:type="dxa" w:w="6917"/>
             <w:shd w:val="clear" w:color="auto" w:fill="FFFFFF"/>
           </w:tcPr>
           <w:p>
             <w:pPr>
-              <w:spacing w:before="60" w:after="60"/>
+              <w:spacing w:before="100" w:after="100"/>
+              <w:ind w:left="113"/>
             </w:pPr>
             <w:r>
               <w:rPr>
+                <w:rFonts w:ascii="Calibri" w:hAnsi="Calibri"/>
                 <w:b/>
-                <w:color w:val="161F30"/>
-                <w:sz w:val="20"/>
+                <w:color w:val="222D42"/>
+                <w:sz w:val="21"/>
               </w:rPr>
               <w:t>Per-department configuration panel</w:t>
               <w:br/>
             </w:r>
             <w:r>
               <w:rPr>
+                <w:rFonts w:ascii="Calibri" w:hAnsi="Calibri"/>
                 <w:color w:val="4A5A72"/>
                 <w:sz w:val="19"/>
               </w:rPr>
-              <w:t>Once departments are table-driven, each department can store its own HQ coordinates, phase windows, WA group link, and Info tab content. A Settings panel in the app replaces all deployment-time configuration.</w:t>
+              <w:t>Once departments are table-driven, each department stores its own HQ coordinates, phase windows, WA group link, and Info tab content. A Settings panel in the app replaces all deployment-time configuration.</w:t>
             </w:r>
           </w:p>
         </w:tc>
         <w:tc>
           <w:tcPr>
-            <w:tcW w:type="dxa" w:w="1587"/>
+            <w:tcW w:type="dxa" w:w="1701"/>
             <w:shd w:val="clear" w:color="auto" w:fill="FDF6E9"/>
           </w:tcPr>
           <w:p>
             <w:pPr>
-              <w:spacing w:before="60" w:after="60"/>
+              <w:spacing w:before="100" w:after="100"/>
               <w:jc w:val="center"/>
             </w:pPr>
             <w:r>
               <w:rPr>
+                <w:rFonts w:ascii="Calibri" w:hAnsi="Calibri"/>
                 <w:b/>
                 <w:color w:val="B9791A"/>
                 <w:sz w:val="19"/>
@@ -3924,17 +4974,20 @@
         <w:tc>
           <w:tcPr>
             <w:tcW w:type="dxa" w:w="567"/>
-            <w:shd w:val="clear" w:color="auto" w:fill="F4F6FB"/>
+            <w:shd w:val="clear" w:color="auto" w:fill="F4F7FC"/>
           </w:tcPr>
           <w:p>
             <w:pPr>
-              <w:spacing w:before="60" w:after="60"/>
+              <w:spacing w:before="100" w:after="100"/>
+              <w:ind w:left="113"/>
+              <w:jc w:val="center"/>
             </w:pPr>
             <w:r>
               <w:rPr>
+                <w:rFonts w:ascii="Calibri" w:hAnsi="Calibri"/>
                 <w:b/>
                 <w:color w:val="2F5FD0"/>
-                <w:sz w:val="20"/>
+                <w:sz w:val="22"/>
               </w:rPr>
               <w:t>8</w:t>
             </w:r>
@@ -3942,43 +4995,47 @@
         </w:tc>
         <w:tc>
           <w:tcPr>
-            <w:tcW w:type="dxa" w:w="7087"/>
-            <w:shd w:val="clear" w:color="auto" w:fill="F4F6FB"/>
+            <w:tcW w:type="dxa" w:w="6917"/>
+            <w:shd w:val="clear" w:color="auto" w:fill="F4F7FC"/>
           </w:tcPr>
           <w:p>
             <w:pPr>
-              <w:spacing w:before="60" w:after="60"/>
+              <w:spacing w:before="100" w:after="100"/>
+              <w:ind w:left="113"/>
             </w:pPr>
             <w:r>
               <w:rPr>
+                <w:rFonts w:ascii="Calibri" w:hAnsi="Calibri"/>
                 <w:b/>
-                <w:color w:val="161F30"/>
-                <w:sz w:val="20"/>
+                <w:color w:val="222D42"/>
+                <w:sz w:val="21"/>
               </w:rPr>
               <w:t>Shift scheduler</w:t>
               <w:br/>
             </w:r>
             <w:r>
               <w:rPr>
+                <w:rFonts w:ascii="Calibri" w:hAnsi="Calibri"/>
                 <w:color w:val="4A5A72"/>
                 <w:sz w:val="19"/>
               </w:rPr>
-              <w:t>Pre-assign which reservists report on which days. This generates the expected attendance list per date so mark-all-absent only targets scheduled personnel.</w:t>
+              <w:t>Pre-assign which reservists report on which days. This generates the expected attendance list per date, so mark-all-absent only targets scheduled personnel rather than the full roster.</w:t>
             </w:r>
           </w:p>
         </w:tc>
         <w:tc>
           <w:tcPr>
-            <w:tcW w:type="dxa" w:w="1587"/>
+            <w:tcW w:type="dxa" w:w="1701"/>
             <w:shd w:val="clear" w:color="auto" w:fill="FDF6E9"/>
           </w:tcPr>
           <w:p>
             <w:pPr>
-              <w:spacing w:before="60" w:after="60"/>
+              <w:spacing w:before="100" w:after="100"/>
               <w:jc w:val="center"/>
             </w:pPr>
             <w:r>
               <w:rPr>
+                <w:rFonts w:ascii="Calibri" w:hAnsi="Calibri"/>
                 <w:b/>
                 <w:color w:val="B9791A"/>
                 <w:sz w:val="19"/>
@@ -3996,13 +5053,16 @@
           </w:tcPr>
           <w:p>
             <w:pPr>
-              <w:spacing w:before="60" w:after="60"/>
+              <w:spacing w:before="100" w:after="100"/>
+              <w:ind w:left="113"/>
+              <w:jc w:val="center"/>
             </w:pPr>
             <w:r>
               <w:rPr>
+                <w:rFonts w:ascii="Calibri" w:hAnsi="Calibri"/>
                 <w:b/>
                 <w:color w:val="2F5FD0"/>
-                <w:sz w:val="20"/>
+                <w:sz w:val="22"/>
               </w:rPr>
               <w:t>9</w:t>
             </w:r>
@@ -4010,43 +5070,47 @@
         </w:tc>
         <w:tc>
           <w:tcPr>
-            <w:tcW w:type="dxa" w:w="7087"/>
+            <w:tcW w:type="dxa" w:w="6917"/>
             <w:shd w:val="clear" w:color="auto" w:fill="FFFFFF"/>
           </w:tcPr>
           <w:p>
             <w:pPr>
-              <w:spacing w:before="60" w:after="60"/>
+              <w:spacing w:before="100" w:after="100"/>
+              <w:ind w:left="113"/>
             </w:pPr>
             <w:r>
               <w:rPr>
+                <w:rFonts w:ascii="Calibri" w:hAnsi="Calibri"/>
                 <w:b/>
-                <w:color w:val="161F30"/>
-                <w:sz w:val="20"/>
+                <w:color w:val="222D42"/>
+                <w:sz w:val="21"/>
               </w:rPr>
               <w:t>Push notifications</w:t>
               <w:br/>
             </w:r>
             <w:r>
               <w:rPr>
+                <w:rFonts w:ascii="Calibri" w:hAnsi="Calibri"/>
                 <w:color w:val="4A5A72"/>
                 <w:sz w:val="19"/>
               </w:rPr>
-              <w:t>The service worker is already in place. Adding Web Push allows reservists to receive reminders when a phase window opens, and supervisors to be alerted on new requests without having the app open.</w:t>
+              <w:t>The service worker is already in place. Adding Web Push lets reservists receive reminders when a phase window opens, and supervisors receive alerts on new requests without needing the app open.</w:t>
             </w:r>
           </w:p>
         </w:tc>
         <w:tc>
           <w:tcPr>
-            <w:tcW w:type="dxa" w:w="1587"/>
+            <w:tcW w:type="dxa" w:w="1701"/>
             <w:shd w:val="clear" w:color="auto" w:fill="FDF6E9"/>
           </w:tcPr>
           <w:p>
             <w:pPr>
-              <w:spacing w:before="60" w:after="60"/>
+              <w:spacing w:before="100" w:after="100"/>
               <w:jc w:val="center"/>
             </w:pPr>
             <w:r>
               <w:rPr>
+                <w:rFonts w:ascii="Calibri" w:hAnsi="Calibri"/>
                 <w:b/>
                 <w:color w:val="B9791A"/>
                 <w:sz w:val="19"/>
@@ -4060,17 +5124,20 @@
         <w:tc>
           <w:tcPr>
             <w:tcW w:type="dxa" w:w="567"/>
-            <w:shd w:val="clear" w:color="auto" w:fill="F4F6FB"/>
+            <w:shd w:val="clear" w:color="auto" w:fill="F4F7FC"/>
           </w:tcPr>
           <w:p>
             <w:pPr>
-              <w:spacing w:before="60" w:after="60"/>
+              <w:spacing w:before="100" w:after="100"/>
+              <w:ind w:left="113"/>
+              <w:jc w:val="center"/>
             </w:pPr>
             <w:r>
               <w:rPr>
+                <w:rFonts w:ascii="Calibri" w:hAnsi="Calibri"/>
                 <w:b/>
                 <w:color w:val="2F5FD0"/>
-                <w:sz w:val="20"/>
+                <w:sz w:val="22"/>
               </w:rPr>
               <w:t>10</w:t>
             </w:r>
@@ -4078,43 +5145,47 @@
         </w:tc>
         <w:tc>
           <w:tcPr>
-            <w:tcW w:type="dxa" w:w="7087"/>
-            <w:shd w:val="clear" w:color="auto" w:fill="F4F6FB"/>
+            <w:tcW w:type="dxa" w:w="6917"/>
+            <w:shd w:val="clear" w:color="auto" w:fill="F4F7FC"/>
           </w:tcPr>
           <w:p>
             <w:pPr>
-              <w:spacing w:before="60" w:after="60"/>
+              <w:spacing w:before="100" w:after="100"/>
+              <w:ind w:left="113"/>
             </w:pPr>
             <w:r>
               <w:rPr>
+                <w:rFonts w:ascii="Calibri" w:hAnsi="Calibri"/>
                 <w:b/>
-                <w:color w:val="161F30"/>
-                <w:sz w:val="20"/>
+                <w:color w:val="222D42"/>
+                <w:sz w:val="21"/>
               </w:rPr>
               <w:t>Audit log viewer</w:t>
               <w:br/>
             </w:r>
             <w:r>
               <w:rPr>
+                <w:rFonts w:ascii="Calibri" w:hAnsi="Calibri"/>
                 <w:color w:val="4A5A72"/>
                 <w:sz w:val="19"/>
               </w:rPr>
-              <w:t>A read-only log of all supervisor actions (status overrides, time corrections, approvals, account changes) surfaced as a tab for the Master account.</w:t>
+              <w:t>A read-only log of all supervisor actions (status overrides, time corrections, approvals, account changes) surfaced as a tab for the Master account for accountability and oversight.</w:t>
             </w:r>
           </w:p>
         </w:tc>
         <w:tc>
           <w:tcPr>
-            <w:tcW w:type="dxa" w:w="1587"/>
+            <w:tcW w:type="dxa" w:w="1701"/>
             <w:shd w:val="clear" w:color="auto" w:fill="FDF6E9"/>
           </w:tcPr>
           <w:p>
             <w:pPr>
-              <w:spacing w:before="60" w:after="60"/>
+              <w:spacing w:before="100" w:after="100"/>
               <w:jc w:val="center"/>
             </w:pPr>
             <w:r>
               <w:rPr>
+                <w:rFonts w:ascii="Calibri" w:hAnsi="Calibri"/>
                 <w:b/>
                 <w:color w:val="B9791A"/>
                 <w:sz w:val="19"/>
@@ -4127,15 +5198,21 @@
     </w:tbl>
     <w:p>
       <w:pPr>
-        <w:spacing w:after="40"/>
+        <w:spacing w:before="0" w:after="160"/>
       </w:pPr>
     </w:p>
     <w:p>
       <w:pPr>
-        <w:pStyle w:val="Heading2"/>
+        <w:spacing w:before="320" w:after="100"/>
+        <w:ind w:left="198"/>
+        <w:pBdr>
+          <w:left w:val="single" w:sz="18" w:space="8" w:color="2F5FD0"/>
+        </w:pBdr>
       </w:pPr>
       <w:r>
         <w:rPr>
+          <w:rFonts w:ascii="Calibri" w:hAnsi="Calibri"/>
+          <w:b/>
           <w:color w:val="2F5FD0"/>
           <w:sz w:val="26"/>
         </w:rPr>
@@ -4148,20 +5225,24 @@
     </w:p>
     <w:p>
       <w:pPr>
-        <w:spacing w:before="40" w:after="80"/>
+        <w:spacing w:before="40" w:after="100"/>
       </w:pPr>
       <w:r>
         <w:rPr>
+          <w:rFonts w:ascii="Calibri" w:hAnsi="Calibri"/>
           <w:color w:val="4A5A72"/>
-          <w:sz w:val="21"/>
+          <w:sz w:val="22"/>
         </w:rPr>
-        <w:t>Significant changes that would make the system entirely self-contained after initial deployment.</w:t>
+        <w:t>Significant changes that would make the system entirely self-contained after initial deployment, with no developer involvement required.</w:t>
       </w:r>
     </w:p>
-    <w:p/>
+    <w:p>
+      <w:pPr>
+        <w:spacing w:before="0" w:after="120"/>
+      </w:pPr>
+    </w:p>
     <w:tbl>
       <w:tblPr>
-        <w:tblW w:type="auto" w:w="0"/>
         <w:jc w:val="left"/>
         <w:tblLook w:firstColumn="1" w:firstRow="1" w:lastColumn="0" w:lastRow="0" w:noHBand="0" w:noVBand="1" w:val="04A0"/>
         <w:tblBorders>
@@ -4172,25 +5253,28 @@
           <w:insideH w:val="none"/>
           <w:insideV w:val="none"/>
         </w:tblBorders>
+        <w:tblW w:w="5000" w:type="pct"/>
       </w:tblPr>
       <w:tblGrid>
-        <w:gridCol w:w="3135"/>
-        <w:gridCol w:w="3135"/>
-        <w:gridCol w:w="3135"/>
+        <w:gridCol w:w="3022"/>
+        <w:gridCol w:w="3022"/>
+        <w:gridCol w:w="3022"/>
       </w:tblGrid>
       <w:tr>
         <w:tc>
           <w:tcPr>
             <w:tcW w:type="dxa" w:w="567"/>
-            <w:shd w:val="clear" w:color="auto" w:fill="2F5FD0"/>
+            <w:shd w:val="clear" w:color="auto" w:fill="161F30"/>
             <w:vAlign w:val="center"/>
           </w:tcPr>
           <w:p>
             <w:pPr>
-              <w:spacing w:before="80" w:after="80"/>
+              <w:spacing w:before="140" w:after="140"/>
+              <w:ind w:left="113"/>
             </w:pPr>
             <w:r>
               <w:rPr>
+                <w:rFonts w:ascii="Calibri" w:hAnsi="Calibri"/>
                 <w:b/>
                 <w:color w:val="FFFFFF"/>
                 <w:sz w:val="20"/>
@@ -4201,16 +5285,18 @@
         </w:tc>
         <w:tc>
           <w:tcPr>
-            <w:tcW w:type="dxa" w:w="7087"/>
-            <w:shd w:val="clear" w:color="auto" w:fill="2F5FD0"/>
+            <w:tcW w:type="dxa" w:w="6917"/>
+            <w:shd w:val="clear" w:color="auto" w:fill="161F30"/>
             <w:vAlign w:val="center"/>
           </w:tcPr>
           <w:p>
             <w:pPr>
-              <w:spacing w:before="80" w:after="80"/>
+              <w:spacing w:before="140" w:after="140"/>
+              <w:ind w:left="113"/>
             </w:pPr>
             <w:r>
               <w:rPr>
+                <w:rFonts w:ascii="Calibri" w:hAnsi="Calibri"/>
                 <w:b/>
                 <w:color w:val="FFFFFF"/>
                 <w:sz w:val="20"/>
@@ -4221,16 +5307,18 @@
         </w:tc>
         <w:tc>
           <w:tcPr>
-            <w:tcW w:type="dxa" w:w="1587"/>
-            <w:shd w:val="clear" w:color="auto" w:fill="2F5FD0"/>
+            <w:tcW w:type="dxa" w:w="1701"/>
+            <w:shd w:val="clear" w:color="auto" w:fill="161F30"/>
             <w:vAlign w:val="center"/>
           </w:tcPr>
           <w:p>
             <w:pPr>
-              <w:spacing w:before="80" w:after="80"/>
+              <w:spacing w:before="140" w:after="140"/>
+              <w:ind w:left="113"/>
             </w:pPr>
             <w:r>
               <w:rPr>
+                <w:rFonts w:ascii="Calibri" w:hAnsi="Calibri"/>
                 <w:b/>
                 <w:color w:val="FFFFFF"/>
                 <w:sz w:val="20"/>
@@ -4244,17 +5332,20 @@
         <w:tc>
           <w:tcPr>
             <w:tcW w:type="dxa" w:w="567"/>
-            <w:shd w:val="clear" w:color="auto" w:fill="F4F6FB"/>
+            <w:shd w:val="clear" w:color="auto" w:fill="F4F7FC"/>
           </w:tcPr>
           <w:p>
             <w:pPr>
-              <w:spacing w:before="60" w:after="60"/>
+              <w:spacing w:before="100" w:after="100"/>
+              <w:ind w:left="113"/>
+              <w:jc w:val="center"/>
             </w:pPr>
             <w:r>
               <w:rPr>
+                <w:rFonts w:ascii="Calibri" w:hAnsi="Calibri"/>
                 <w:b/>
                 <w:color w:val="2F5FD0"/>
-                <w:sz w:val="20"/>
+                <w:sz w:val="22"/>
               </w:rPr>
               <w:t>11</w:t>
             </w:r>
@@ -4262,24 +5353,27 @@
         </w:tc>
         <w:tc>
           <w:tcPr>
-            <w:tcW w:type="dxa" w:w="7087"/>
-            <w:shd w:val="clear" w:color="auto" w:fill="F4F6FB"/>
+            <w:tcW w:type="dxa" w:w="6917"/>
+            <w:shd w:val="clear" w:color="auto" w:fill="F4F7FC"/>
           </w:tcPr>
           <w:p>
             <w:pPr>
-              <w:spacing w:before="60" w:after="60"/>
+              <w:spacing w:before="100" w:after="100"/>
+              <w:ind w:left="113"/>
             </w:pPr>
             <w:r>
               <w:rPr>
+                <w:rFonts w:ascii="Calibri" w:hAnsi="Calibri"/>
                 <w:b/>
-                <w:color w:val="161F30"/>
-                <w:sz w:val="20"/>
+                <w:color w:val="222D42"/>
+                <w:sz w:val="21"/>
               </w:rPr>
               <w:t>In-app configuration editor</w:t>
               <w:br/>
             </w:r>
             <w:r>
               <w:rPr>
+                <w:rFonts w:ascii="Calibri" w:hAnsi="Calibri"/>
                 <w:color w:val="4A5A72"/>
                 <w:sz w:val="19"/>
               </w:rPr>
@@ -4289,16 +5383,17 @@
         </w:tc>
         <w:tc>
           <w:tcPr>
-            <w:tcW w:type="dxa" w:w="1587"/>
+            <w:tcW w:type="dxa" w:w="1701"/>
             <w:shd w:val="clear" w:color="auto" w:fill="F7E4E1"/>
           </w:tcPr>
           <w:p>
             <w:pPr>
-              <w:spacing w:before="60" w:after="60"/>
+              <w:spacing w:before="100" w:after="100"/>
               <w:jc w:val="center"/>
             </w:pPr>
             <w:r>
               <w:rPr>
+                <w:rFonts w:ascii="Calibri" w:hAnsi="Calibri"/>
                 <w:b/>
                 <w:color w:val="C0392B"/>
                 <w:sz w:val="19"/>
@@ -4316,13 +5411,16 @@
           </w:tcPr>
           <w:p>
             <w:pPr>
-              <w:spacing w:before="60" w:after="60"/>
+              <w:spacing w:before="100" w:after="100"/>
+              <w:ind w:left="113"/>
+              <w:jc w:val="center"/>
             </w:pPr>
             <w:r>
               <w:rPr>
+                <w:rFonts w:ascii="Calibri" w:hAnsi="Calibri"/>
                 <w:b/>
                 <w:color w:val="2F5FD0"/>
-                <w:sz w:val="20"/>
+                <w:sz w:val="22"/>
               </w:rPr>
               <w:t>12</w:t>
             </w:r>
@@ -4330,43 +5428,47 @@
         </w:tc>
         <w:tc>
           <w:tcPr>
-            <w:tcW w:type="dxa" w:w="7087"/>
+            <w:tcW w:type="dxa" w:w="6917"/>
             <w:shd w:val="clear" w:color="auto" w:fill="FFFFFF"/>
           </w:tcPr>
           <w:p>
             <w:pPr>
-              <w:spacing w:before="60" w:after="60"/>
+              <w:spacing w:before="100" w:after="100"/>
+              <w:ind w:left="113"/>
             </w:pPr>
             <w:r>
               <w:rPr>
+                <w:rFonts w:ascii="Calibri" w:hAnsi="Calibri"/>
                 <w:b/>
-                <w:color w:val="161F30"/>
-                <w:sz w:val="20"/>
+                <w:color w:val="222D42"/>
+                <w:sz w:val="21"/>
               </w:rPr>
               <w:t>Scoped department access for supervisors</w:t>
               <w:br/>
             </w:r>
             <w:r>
               <w:rPr>
+                <w:rFonts w:ascii="Calibri" w:hAnsi="Calibri"/>
                 <w:color w:val="4A5A72"/>
                 <w:sz w:val="19"/>
               </w:rPr>
-              <w:t>Currently all admins in a department see all data in that department. As more departments are added, supervisors may need to be scoped to one department with the Master retaining full cross-department visibility.</w:t>
+              <w:t>Currently all admins in a department see all data for that department. As more departments are added, supervisors may need to be scoped to one department, with the Master retaining full cross-department visibility.</w:t>
             </w:r>
           </w:p>
         </w:tc>
         <w:tc>
           <w:tcPr>
-            <w:tcW w:type="dxa" w:w="1587"/>
+            <w:tcW w:type="dxa" w:w="1701"/>
             <w:shd w:val="clear" w:color="auto" w:fill="F7E4E1"/>
           </w:tcPr>
           <w:p>
             <w:pPr>
-              <w:spacing w:before="60" w:after="60"/>
+              <w:spacing w:before="100" w:after="100"/>
               <w:jc w:val="center"/>
             </w:pPr>
             <w:r>
               <w:rPr>
+                <w:rFonts w:ascii="Calibri" w:hAnsi="Calibri"/>
                 <w:b/>
                 <w:color w:val="C0392B"/>
                 <w:sz w:val="19"/>
@@ -4380,17 +5482,20 @@
         <w:tc>
           <w:tcPr>
             <w:tcW w:type="dxa" w:w="567"/>
-            <w:shd w:val="clear" w:color="auto" w:fill="F4F6FB"/>
+            <w:shd w:val="clear" w:color="auto" w:fill="F4F7FC"/>
           </w:tcPr>
           <w:p>
             <w:pPr>
-              <w:spacing w:before="60" w:after="60"/>
+              <w:spacing w:before="100" w:after="100"/>
+              <w:ind w:left="113"/>
+              <w:jc w:val="center"/>
             </w:pPr>
             <w:r>
               <w:rPr>
+                <w:rFonts w:ascii="Calibri" w:hAnsi="Calibri"/>
                 <w:b/>
                 <w:color w:val="2F5FD0"/>
-                <w:sz w:val="20"/>
+                <w:sz w:val="22"/>
               </w:rPr>
               <w:t>13</w:t>
             </w:r>
@@ -4398,43 +5503,47 @@
         </w:tc>
         <w:tc>
           <w:tcPr>
-            <w:tcW w:type="dxa" w:w="7087"/>
-            <w:shd w:val="clear" w:color="auto" w:fill="F4F6FB"/>
+            <w:tcW w:type="dxa" w:w="6917"/>
+            <w:shd w:val="clear" w:color="auto" w:fill="F4F7FC"/>
           </w:tcPr>
           <w:p>
             <w:pPr>
-              <w:spacing w:before="60" w:after="60"/>
+              <w:spacing w:before="100" w:after="100"/>
+              <w:ind w:left="113"/>
             </w:pPr>
             <w:r>
               <w:rPr>
+                <w:rFonts w:ascii="Calibri" w:hAnsi="Calibri"/>
                 <w:b/>
-                <w:color w:val="161F30"/>
-                <w:sz w:val="20"/>
+                <w:color w:val="222D42"/>
+                <w:sz w:val="21"/>
               </w:rPr>
               <w:t>Automated attendance summaries</w:t>
               <w:br/>
             </w:r>
             <w:r>
               <w:rPr>
+                <w:rFonts w:ascii="Calibri" w:hAnsi="Calibri"/>
                 <w:color w:val="4A5A72"/>
                 <w:sz w:val="19"/>
               </w:rPr>
-              <w:t>Scheduled daily and weekly reports sent to the supervisor's WhatsApp or email covering attendance rate, pending leave requests, and missing clock-outs. Requires a messaging API integration.</w:t>
+              <w:t>Scheduled daily and weekly reports sent to the supervisor's WhatsApp or email, covering attendance rate, pending leave requests, and missing clock-outs. Requires a messaging API integration.</w:t>
             </w:r>
           </w:p>
         </w:tc>
         <w:tc>
           <w:tcPr>
-            <w:tcW w:type="dxa" w:w="1587"/>
+            <w:tcW w:type="dxa" w:w="1701"/>
             <w:shd w:val="clear" w:color="auto" w:fill="F7E4E1"/>
           </w:tcPr>
           <w:p>
             <w:pPr>
-              <w:spacing w:before="60" w:after="60"/>
+              <w:spacing w:before="100" w:after="100"/>
               <w:jc w:val="center"/>
             </w:pPr>
             <w:r>
               <w:rPr>
+                <w:rFonts w:ascii="Calibri" w:hAnsi="Calibri"/>
                 <w:b/>
                 <w:color w:val="C0392B"/>
                 <w:sz w:val="19"/>
@@ -4452,13 +5561,16 @@
           </w:tcPr>
           <w:p>
             <w:pPr>
-              <w:spacing w:before="60" w:after="60"/>
+              <w:spacing w:before="100" w:after="100"/>
+              <w:ind w:left="113"/>
+              <w:jc w:val="center"/>
             </w:pPr>
             <w:r>
               <w:rPr>
+                <w:rFonts w:ascii="Calibri" w:hAnsi="Calibri"/>
                 <w:b/>
                 <w:color w:val="2F5FD0"/>
-                <w:sz w:val="20"/>
+                <w:sz w:val="22"/>
               </w:rPr>
               <w:t>14</w:t>
             </w:r>
@@ -4466,43 +5578,47 @@
         </w:tc>
         <w:tc>
           <w:tcPr>
-            <w:tcW w:type="dxa" w:w="7087"/>
+            <w:tcW w:type="dxa" w:w="6917"/>
             <w:shd w:val="clear" w:color="auto" w:fill="FFFFFF"/>
           </w:tcPr>
           <w:p>
             <w:pPr>
-              <w:spacing w:before="60" w:after="60"/>
+              <w:spacing w:before="100" w:after="100"/>
+              <w:ind w:left="113"/>
             </w:pPr>
             <w:r>
               <w:rPr>
+                <w:rFonts w:ascii="Calibri" w:hAnsi="Calibri"/>
                 <w:b/>
-                <w:color w:val="161F30"/>
-                <w:sz w:val="20"/>
+                <w:color w:val="222D42"/>
+                <w:sz w:val="21"/>
               </w:rPr>
               <w:t>Equipment and dekit tracking</w:t>
               <w:br/>
             </w:r>
             <w:r>
               <w:rPr>
+                <w:rFonts w:ascii="Calibri" w:hAnsi="Calibri"/>
                 <w:color w:val="4A5A72"/>
                 <w:sz w:val="19"/>
               </w:rPr>
-              <w:t>Track issued items per reservist per cycle and record return status at dekit. Fits into the existing cycle lifecycle alongside the dekit date already stored on each cycle.</w:t>
+              <w:t>Track issued items per reservist per cycle and record return status at dekit. Fits naturally into the existing cycle lifecycle alongside the dekit date already stored on each cycle.</w:t>
             </w:r>
           </w:p>
         </w:tc>
         <w:tc>
           <w:tcPr>
-            <w:tcW w:type="dxa" w:w="1587"/>
+            <w:tcW w:type="dxa" w:w="1701"/>
             <w:shd w:val="clear" w:color="auto" w:fill="F7E4E1"/>
           </w:tcPr>
           <w:p>
             <w:pPr>
-              <w:spacing w:before="60" w:after="60"/>
+              <w:spacing w:before="100" w:after="100"/>
               <w:jc w:val="center"/>
             </w:pPr>
             <w:r>
               <w:rPr>
+                <w:rFonts w:ascii="Calibri" w:hAnsi="Calibri"/>
                 <w:b/>
                 <w:color w:val="C0392B"/>
                 <w:sz w:val="19"/>
@@ -4515,17 +5631,67 @@
     </w:tbl>
     <w:p>
       <w:pPr>
-        <w:spacing w:after="40"/>
+        <w:spacing w:before="0" w:after="160"/>
       </w:pPr>
     </w:p>
     <w:sectPr>
+      <w:footerReference w:type="default" r:id="rId9"/>
       <w:pgSz w:w="12240" w:h="15840"/>
-      <w:pgMar w:top="1134" w:right="1417" w:bottom="1134" w:left="1417" w:header="720" w:footer="720" w:gutter="0"/>
+      <w:pgMar w:top="1247" w:right="1587" w:bottom="1247" w:left="1587" w:header="720" w:footer="720" w:gutter="0"/>
       <w:cols w:space="720"/>
       <w:docGrid w:linePitch="360"/>
     </w:sectPr>
   </w:body>
 </w:document>
+</file>
+
+<file path=word/footer1.xml><?xml version="1.0" encoding="utf-8"?>
+<w:ftr xmlns:m="http://schemas.openxmlformats.org/officeDocument/2006/math" xmlns:mc="http://schemas.openxmlformats.org/markup-compatibility/2006" xmlns:mo="http://schemas.microsoft.com/office/mac/office/2008/main" xmlns:mv="urn:schemas-microsoft-com:mac:vml" xmlns:o="urn:schemas-microsoft-com:office:office" xmlns:r="http://schemas.openxmlformats.org/officeDocument/2006/relationships" xmlns:v="urn:schemas-microsoft-com:vml" xmlns:w10="urn:schemas-microsoft-com:office:word" xmlns:w14="http://schemas.microsoft.com/office/word/2010/wordml" xmlns:w="http://schemas.openxmlformats.org/wordprocessingml/2006/main" xmlns:wne="http://schemas.microsoft.com/office/word/2006/wordml" xmlns:wp14="http://schemas.microsoft.com/office/word/2010/wordprocessingDrawing" xmlns:wp="http://schemas.openxmlformats.org/drawingml/2006/wordprocessingDrawing" xmlns:wpc="http://schemas.microsoft.com/office/word/2010/wordprocessingCanvas" xmlns:wpg="http://schemas.microsoft.com/office/word/2010/wordprocessingGroup" xmlns:wpi="http://schemas.microsoft.com/office/word/2010/wordprocessingInk" xmlns:wps="http://schemas.microsoft.com/office/word/2010/wordprocessingShape" mc:Ignorable="w14 wp14">
+  <w:p>
+    <w:pPr>
+      <w:pStyle w:val="Footer"/>
+      <w:pBdr>
+        <w:top w:val="single" w:sz="4" w:space="4" w:color="C8D0DC"/>
+      </w:pBdr>
+      <w:tabs>
+        <w:tab w:val="right" w:pos="9072"/>
+      </w:tabs>
+    </w:pPr>
+    <w:r>
+      <w:rPr>
+        <w:rFonts w:ascii="Calibri" w:hAnsi="Calibri"/>
+        <w:color w:val="8A94A3"/>
+        <w:sz w:val="17"/>
+      </w:rPr>
+      <w:t>ReservistGO  |  Digital Attendance Management System</w:t>
+    </w:r>
+    <w:r>
+      <w:tab/>
+    </w:r>
+    <w:r>
+      <w:rPr>
+        <w:rFonts w:ascii="Calibri" w:hAnsi="Calibri"/>
+        <w:color w:val="8A94A3"/>
+        <w:sz w:val="17"/>
+      </w:rPr>
+      <w:t xml:space="preserve">Page </w:t>
+    </w:r>
+    <w:r>
+      <w:rPr>
+        <w:sz w:val="18"/>
+        <w:color w:val="8A94A3"/>
+      </w:rPr>
+      <w:fldChar w:fldCharType="begin"/>
+    </w:r>
+    <w:r>
+      <w:rPr/>
+      <w:instrText xml:space="preserve"> PAGE </w:instrText>
+    </w:r>
+    <w:r>
+      <w:fldChar w:fldCharType="end"/>
+    </w:r>
+  </w:p>
+</w:ftr>
 </file>
 
 <file path=word/numbering.xml><?xml version="1.0" encoding="utf-8"?>
@@ -4893,7 +6059,7 @@
     <w:rsid w:val="00FC693F"/>
     <w:rPr>
       <w:rFonts w:ascii="Calibri" w:hAnsi="Calibri"/>
-      <w:sz w:val="21"/>
+      <w:sz w:val="22"/>
     </w:rPr>
   </w:style>
   <w:style w:type="paragraph" w:styleId="Header">

--- a/ReservistGO_Overview.docx
+++ b/ReservistGO_Overview.docx
@@ -2,62 +2,6 @@
 <file path=word/document.xml><?xml version="1.0" encoding="utf-8"?>
 <w:document xmlns:wpc="http://schemas.microsoft.com/office/word/2010/wordprocessingCanvas" xmlns:mo="http://schemas.microsoft.com/office/mac/office/2008/main" xmlns:mc="http://schemas.openxmlformats.org/markup-compatibility/2006" xmlns:mv="urn:schemas-microsoft-com:mac:vml" xmlns:o="urn:schemas-microsoft-com:office:office" xmlns:r="http://schemas.openxmlformats.org/officeDocument/2006/relationships" xmlns:m="http://schemas.openxmlformats.org/officeDocument/2006/math" xmlns:v="urn:schemas-microsoft-com:vml" xmlns:wp14="http://schemas.microsoft.com/office/word/2010/wordprocessingDrawing" xmlns:wp="http://schemas.openxmlformats.org/drawingml/2006/wordprocessingDrawing" xmlns:w10="urn:schemas-microsoft-com:office:word" xmlns:w="http://schemas.openxmlformats.org/wordprocessingml/2006/main" xmlns:w14="http://schemas.microsoft.com/office/word/2010/wordml" xmlns:wpg="http://schemas.microsoft.com/office/word/2010/wordprocessingGroup" xmlns:wpi="http://schemas.microsoft.com/office/word/2010/wordprocessingInk" xmlns:wne="http://schemas.microsoft.com/office/word/2006/wordml" xmlns:wps="http://schemas.microsoft.com/office/word/2010/wordprocessingShape" mc:Ignorable="w14 wp14">
   <w:body>
-    <w:tbl>
-      <w:tblPr>
-        <w:jc w:val="left"/>
-        <w:tblLook w:firstColumn="1" w:firstRow="1" w:lastColumn="0" w:lastRow="0" w:noHBand="0" w:noVBand="1" w:val="04A0"/>
-        <w:tblBorders>
-          <w:top w:val="none"/>
-          <w:left w:val="none"/>
-          <w:bottom w:val="none"/>
-          <w:right w:val="none"/>
-          <w:insideH w:val="none"/>
-          <w:insideV w:val="none"/>
-        </w:tblBorders>
-        <w:tblW w:w="5000" w:type="pct"/>
-      </w:tblPr>
-      <w:tblGrid>
-        <w:gridCol w:w="9066"/>
-      </w:tblGrid>
-      <w:tr>
-        <w:tc>
-          <w:tcPr>
-            <w:tcW w:type="dxa" w:w="9066"/>
-            <w:shd w:val="clear" w:color="auto" w:fill="161F30"/>
-            <w:vAlign w:val="center"/>
-          </w:tcPr>
-          <w:p>
-            <w:pPr>
-              <w:spacing w:before="960" w:after="120"/>
-              <w:jc w:val="center"/>
-            </w:pPr>
-            <w:r>
-              <w:rPr>
-                <w:rFonts w:ascii="Calibri" w:hAnsi="Calibri"/>
-                <w:b/>
-                <w:color w:val="FFFFFF"/>
-                <w:sz w:val="84"/>
-              </w:rPr>
-              <w:t>ReservistGO</w:t>
-            </w:r>
-          </w:p>
-          <w:p>
-            <w:pPr>
-              <w:spacing w:before="0" w:after="960"/>
-              <w:jc w:val="center"/>
-            </w:pPr>
-            <w:r>
-              <w:rPr>
-                <w:rFonts w:ascii="Calibri" w:hAnsi="Calibri"/>
-                <w:color w:val="8AAAE8"/>
-                <w:sz w:val="32"/>
-              </w:rPr>
-              <w:t>Digital Attendance Management System</w:t>
-            </w:r>
-          </w:p>
-        </w:tc>
-      </w:tr>
-    </w:tbl>
     <w:p>
       <w:pPr>
         <w:spacing w:before="0" w:after="280"/>
@@ -80,90 +24,133 @@
     </w:p>
     <w:p>
       <w:pPr>
-        <w:jc w:val="center"/>
+        <w:spacing w:before="0" w:after="280"/>
+      </w:pPr>
+    </w:p>
+    <w:p>
+      <w:pPr>
+        <w:spacing w:before="0" w:after="280"/>
+      </w:pPr>
+    </w:p>
+    <w:p>
+      <w:pPr>
+        <w:spacing w:before="0" w:after="280"/>
+      </w:pPr>
+    </w:p>
+    <w:p>
+      <w:pPr>
+        <w:spacing w:after="120"/>
+        <w:jc w:val="left"/>
       </w:pPr>
       <w:r>
         <w:rPr>
           <w:rFonts w:ascii="Calibri" w:hAnsi="Calibri"/>
           <w:b/>
-          <w:color w:val="2F5FD0"/>
-          <w:sz w:val="22"/>
+          <w:color w:val="1A2035"/>
+          <w:sz w:val="76"/>
         </w:rPr>
-        <w:t>AUGUST 2026</w:t>
+        <w:t>ReservistGO</w:t>
       </w:r>
     </w:p>
     <w:p>
       <w:pPr>
-        <w:spacing w:before="0" w:after="120"/>
+        <w:spacing w:before="0" w:after="0"/>
+        <w:pBdr>
+          <w:bottom w:val="single" w:sz="8" w:space="1" w:color="2F5FD0"/>
+        </w:pBdr>
       </w:pPr>
     </w:p>
     <w:p>
       <w:pPr>
-        <w:jc w:val="center"/>
+        <w:spacing w:before="0" w:after="200"/>
+      </w:pPr>
+    </w:p>
+    <w:p>
+      <w:pPr>
+        <w:spacing w:after="0"/>
+        <w:jc w:val="left"/>
+      </w:pPr>
+      <w:r>
+        <w:rPr>
+          <w:rFonts w:ascii="Calibri" w:hAnsi="Calibri"/>
+          <w:color w:val="555F7A"/>
+          <w:sz w:val="28"/>
+        </w:rPr>
+        <w:t>Digital Attendance Management System</w:t>
+      </w:r>
+    </w:p>
+    <w:p>
+      <w:pPr>
+        <w:spacing w:before="0" w:after="280"/>
+      </w:pPr>
+    </w:p>
+    <w:p>
+      <w:pPr>
+        <w:spacing w:before="0" w:after="280"/>
+      </w:pPr>
+    </w:p>
+    <w:p>
+      <w:pPr>
+        <w:spacing w:before="0" w:after="280"/>
+      </w:pPr>
+    </w:p>
+    <w:p>
+      <w:pPr>
+        <w:spacing w:before="0" w:after="280"/>
+      </w:pPr>
+    </w:p>
+    <w:p>
+      <w:pPr>
+        <w:spacing w:before="0" w:after="280"/>
+      </w:pPr>
+    </w:p>
+    <w:p>
+      <w:pPr>
+        <w:spacing w:before="0" w:after="280"/>
+      </w:pPr>
+    </w:p>
+    <w:p>
+      <w:pPr>
+        <w:spacing w:before="0" w:after="280"/>
+      </w:pPr>
+    </w:p>
+    <w:p>
+      <w:pPr>
+        <w:spacing w:before="0" w:after="280"/>
+      </w:pPr>
+    </w:p>
+    <w:p>
+      <w:pPr>
+        <w:spacing w:before="0" w:after="280"/>
+      </w:pPr>
+    </w:p>
+    <w:p>
+      <w:pPr>
+        <w:spacing w:after="40"/>
+        <w:jc w:val="left"/>
+      </w:pPr>
+      <w:r>
+        <w:rPr>
+          <w:rFonts w:ascii="Calibri" w:hAnsi="Calibri"/>
+          <w:color w:val="9AA3B2"/>
+          <w:sz w:val="21"/>
+        </w:rPr>
+        <w:t>August 2026</w:t>
+      </w:r>
+    </w:p>
+    <w:p>
+      <w:pPr>
+        <w:spacing w:after="0"/>
+        <w:jc w:val="left"/>
       </w:pPr>
       <w:r>
         <w:rPr>
           <w:rFonts w:ascii="Calibri" w:hAnsi="Calibri"/>
           <w:i/>
-          <w:color w:val="8A94A3"/>
-          <w:sz w:val="22"/>
+          <w:color w:val="9AA3B2"/>
+          <w:sz w:val="21"/>
         </w:rPr>
         <w:t>Prepared for Supervisors and Operations Staff</w:t>
-      </w:r>
-    </w:p>
-    <w:p>
-      <w:pPr>
-        <w:spacing w:before="0" w:after="200"/>
-      </w:pPr>
-    </w:p>
-    <w:tbl>
-      <w:tblPr>
-        <w:tblLook w:firstColumn="1" w:firstRow="1" w:lastColumn="0" w:lastRow="0" w:noHBand="0" w:noVBand="1" w:val="04A0"/>
-        <w:tblBorders>
-          <w:top w:val="none"/>
-          <w:left w:val="none"/>
-          <w:bottom w:val="none"/>
-          <w:right w:val="none"/>
-          <w:insideH w:val="none"/>
-          <w:insideV w:val="none"/>
-        </w:tblBorders>
-        <w:tblW w:w="5000" w:type="pct"/>
-      </w:tblPr>
-      <w:tblGrid>
-        <w:gridCol w:w="9066"/>
-      </w:tblGrid>
-      <w:tr>
-        <w:tc>
-          <w:tcPr>
-            <w:tcW w:type="dxa" w:w="9066"/>
-            <w:shd w:val="clear" w:color="auto" w:fill="2F5FD0"/>
-          </w:tcPr>
-          <w:p>
-            <w:pPr>
-              <w:spacing w:before="40" w:after="40"/>
-            </w:pPr>
-          </w:p>
-        </w:tc>
-      </w:tr>
-    </w:tbl>
-    <w:p>
-      <w:pPr>
-        <w:spacing w:before="0" w:after="160"/>
-      </w:pPr>
-    </w:p>
-    <w:p>
-      <w:pPr>
-        <w:jc w:val="center"/>
-      </w:pPr>
-      <w:r>
-        <w:rPr>
-          <w:rFonts w:ascii="Calibri" w:hAnsi="Calibri"/>
-          <w:color w:val="8A94A3"/>
-          <w:sz w:val="20"/>
-        </w:rPr>
-        <w:t>This document provides an overview of the ReservistGO system, its features,</w:t>
-        <w:br/>
-        <w:t>and the planned enhancements roadmap. Intended for internal use only.</w:t>
       </w:r>
     </w:p>
     <w:p>
@@ -179,120 +166,93 @@
         <w:rPr>
           <w:rFonts w:ascii="Calibri" w:hAnsi="Calibri"/>
           <w:b/>
-          <w:color w:val="161F30"/>
+          <w:color w:val="1A2035"/>
           <w:sz w:val="44"/>
         </w:rPr>
-        <w:t>Table of Contents</w:t>
+        <w:t>Contents</w:t>
       </w:r>
     </w:p>
-    <w:tbl>
-      <w:tblPr>
-        <w:tblLook w:firstColumn="1" w:firstRow="1" w:lastColumn="0" w:lastRow="0" w:noHBand="0" w:noVBand="1" w:val="04A0"/>
-        <w:tblBorders>
-          <w:top w:val="none"/>
-          <w:left w:val="none"/>
-          <w:bottom w:val="none"/>
-          <w:right w:val="none"/>
-          <w:insideH w:val="none"/>
-          <w:insideV w:val="none"/>
-        </w:tblBorders>
-        <w:tblW w:w="5000" w:type="pct"/>
-      </w:tblPr>
-      <w:tblGrid>
-        <w:gridCol w:w="9066"/>
-      </w:tblGrid>
-      <w:tr>
-        <w:tc>
-          <w:tcPr>
-            <w:tcW w:type="dxa" w:w="9066"/>
-            <w:shd w:val="clear" w:color="auto" w:fill="2F5FD0"/>
-          </w:tcPr>
-          <w:p>
-            <w:pPr>
-              <w:spacing w:before="20" w:after="20"/>
-            </w:pPr>
-          </w:p>
-        </w:tc>
-      </w:tr>
-    </w:tbl>
     <w:p>
       <w:pPr>
-        <w:spacing w:before="0" w:after="200"/>
+        <w:spacing w:before="0" w:after="320"/>
+        <w:pBdr>
+          <w:bottom w:val="single" w:sz="4" w:space="1" w:color="DEE2EA"/>
+        </w:pBdr>
       </w:pPr>
     </w:p>
     <w:p>
       <w:pPr>
-        <w:spacing w:before="40" w:after="40"/>
+        <w:spacing w:before="60" w:after="60"/>
         <w:ind w:left="0"/>
       </w:pPr>
       <w:r>
         <w:rPr>
           <w:rFonts w:ascii="Calibri" w:hAnsi="Calibri"/>
           <w:b/>
-          <w:color w:val="222D42"/>
+          <w:color w:val="1A2035"/>
           <w:sz w:val="23"/>
         </w:rPr>
-        <w:t>01   Overview</w:t>
+        <w:t>01  Overview</w:t>
       </w:r>
     </w:p>
     <w:p>
       <w:pPr>
-        <w:spacing w:before="0" w:after="60"/>
+        <w:spacing w:before="0" w:after="80"/>
       </w:pPr>
     </w:p>
     <w:p>
       <w:pPr>
-        <w:spacing w:before="40" w:after="40"/>
+        <w:spacing w:before="60" w:after="60"/>
         <w:ind w:left="0"/>
       </w:pPr>
       <w:r>
         <w:rPr>
           <w:rFonts w:ascii="Calibri" w:hAnsi="Calibri"/>
           <w:b/>
-          <w:color w:val="222D42"/>
+          <w:color w:val="1A2035"/>
           <w:sz w:val="23"/>
         </w:rPr>
-        <w:t>02   What Problem It Solves</w:t>
+        <w:t>02  What Problem It Solves</w:t>
       </w:r>
     </w:p>
     <w:p>
       <w:pPr>
-        <w:spacing w:before="0" w:after="60"/>
+        <w:spacing w:before="0" w:after="80"/>
       </w:pPr>
     </w:p>
     <w:p>
       <w:pPr>
-        <w:spacing w:before="40" w:after="40"/>
+        <w:spacing w:before="60" w:after="60"/>
         <w:ind w:left="0"/>
       </w:pPr>
       <w:r>
         <w:rPr>
           <w:rFonts w:ascii="Calibri" w:hAnsi="Calibri"/>
           <w:b/>
-          <w:color w:val="222D42"/>
+          <w:color w:val="1A2035"/>
           <w:sz w:val="23"/>
         </w:rPr>
-        <w:t>03   Access Roles</w:t>
+        <w:t>03  Access Roles</w:t>
       </w:r>
     </w:p>
     <w:p>
       <w:pPr>
-        <w:spacing w:before="0" w:after="60"/>
+        <w:spacing w:before="0" w:after="80"/>
       </w:pPr>
     </w:p>
     <w:p>
       <w:pPr>
-        <w:spacing w:before="40" w:after="40"/>
+        <w:spacing w:before="60" w:after="60"/>
         <w:ind w:left="0"/>
       </w:pPr>
       <w:r>
         <w:rPr>
           <w:rFonts w:ascii="Calibri" w:hAnsi="Calibri"/>
           <w:b/>
-          <w:color w:val="222D42"/>
+          <w:color w:val="1A2035"/>
           <w:sz w:val="23"/>
         </w:rPr>
-        <w:t>04   Features: For Reservists</w:t>
+        <w:t>04  Features: For Reservists</w:t>
       </w:r>
     </w:p>
     <w:p>
@@ -304,10 +264,10 @@
         <w:rPr>
           <w:rFonts w:ascii="Calibri" w:hAnsi="Calibri"/>
           <w:b w:val="0"/>
-          <w:color w:val="4A5A72"/>
+          <w:color w:val="555F7A"/>
           <w:sz w:val="21"/>
         </w:rPr>
-        <w:t xml:space="preserve">  4.1  Check-In and GPS</w:t>
+        <w:t xml:space="preserve">     4.1  Check-In and GPS</w:t>
       </w:r>
     </w:p>
     <w:p>
@@ -319,10 +279,10 @@
         <w:rPr>
           <w:rFonts w:ascii="Calibri" w:hAnsi="Calibri"/>
           <w:b w:val="0"/>
-          <w:color w:val="4A5A72"/>
+          <w:color w:val="555F7A"/>
           <w:sz w:val="21"/>
         </w:rPr>
-        <w:t xml:space="preserve">  4.2  Leave and MC Requests</w:t>
+        <w:t xml:space="preserve">     4.2  Leave and MC Requests</w:t>
       </w:r>
     </w:p>
     <w:p>
@@ -334,10 +294,10 @@
         <w:rPr>
           <w:rFonts w:ascii="Calibri" w:hAnsi="Calibri"/>
           <w:b w:val="0"/>
-          <w:color w:val="4A5A72"/>
+          <w:color w:val="555F7A"/>
           <w:sz w:val="21"/>
         </w:rPr>
-        <w:t xml:space="preserve">  4.3  Attendance and Calendar</w:t>
+        <w:t xml:space="preserve">     4.3  Attendance and Calendar</w:t>
       </w:r>
     </w:p>
     <w:p>
@@ -349,30 +309,30 @@
         <w:rPr>
           <w:rFonts w:ascii="Calibri" w:hAnsi="Calibri"/>
           <w:b w:val="0"/>
-          <w:color w:val="4A5A72"/>
+          <w:color w:val="555F7A"/>
           <w:sz w:val="21"/>
         </w:rPr>
-        <w:t xml:space="preserve">  4.4  Safety and Reliability</w:t>
+        <w:t xml:space="preserve">     4.4  Safety and Reliability</w:t>
       </w:r>
     </w:p>
     <w:p>
       <w:pPr>
-        <w:spacing w:before="0" w:after="60"/>
+        <w:spacing w:before="0" w:after="80"/>
       </w:pPr>
     </w:p>
     <w:p>
       <w:pPr>
-        <w:spacing w:before="40" w:after="40"/>
+        <w:spacing w:before="60" w:after="60"/>
         <w:ind w:left="0"/>
       </w:pPr>
       <w:r>
         <w:rPr>
           <w:rFonts w:ascii="Calibri" w:hAnsi="Calibri"/>
           <w:b/>
-          <w:color w:val="222D42"/>
+          <w:color w:val="1A2035"/>
           <w:sz w:val="23"/>
         </w:rPr>
-        <w:t>05   Features: For Supervisors</w:t>
+        <w:t>05  Features: For Supervisors</w:t>
       </w:r>
     </w:p>
     <w:p>
@@ -384,10 +344,10 @@
         <w:rPr>
           <w:rFonts w:ascii="Calibri" w:hAnsi="Calibri"/>
           <w:b w:val="0"/>
-          <w:color w:val="4A5A72"/>
+          <w:color w:val="555F7A"/>
           <w:sz w:val="21"/>
         </w:rPr>
-        <w:t xml:space="preserve">  5.1  Attendance Roster and Log</w:t>
+        <w:t xml:space="preserve">     5.1  Attendance Roster and Log</w:t>
       </w:r>
     </w:p>
     <w:p>
@@ -399,10 +359,10 @@
         <w:rPr>
           <w:rFonts w:ascii="Calibri" w:hAnsi="Calibri"/>
           <w:b w:val="0"/>
-          <w:color w:val="4A5A72"/>
+          <w:color w:val="555F7A"/>
           <w:sz w:val="21"/>
         </w:rPr>
-        <w:t xml:space="preserve">  5.2  Requests and Leave Inbox</w:t>
+        <w:t xml:space="preserve">     5.2  Requests and Leave Inbox</w:t>
       </w:r>
     </w:p>
     <w:p>
@@ -414,10 +374,10 @@
         <w:rPr>
           <w:rFonts w:ascii="Calibri" w:hAnsi="Calibri"/>
           <w:b w:val="0"/>
-          <w:color w:val="4A5A72"/>
+          <w:color w:val="555F7A"/>
           <w:sz w:val="21"/>
         </w:rPr>
-        <w:t xml:space="preserve">  5.3  Personnel Management</w:t>
+        <w:t xml:space="preserve">     5.3  Personnel Management</w:t>
       </w:r>
     </w:p>
     <w:p>
@@ -429,90 +389,90 @@
         <w:rPr>
           <w:rFonts w:ascii="Calibri" w:hAnsi="Calibri"/>
           <w:b w:val="0"/>
-          <w:color w:val="4A5A72"/>
+          <w:color w:val="555F7A"/>
           <w:sz w:val="21"/>
         </w:rPr>
-        <w:t xml:space="preserve">  5.4  Cycle Management and Export</w:t>
+        <w:t xml:space="preserve">     5.4  Cycle Management and Export</w:t>
       </w:r>
     </w:p>
     <w:p>
       <w:pPr>
-        <w:spacing w:before="0" w:after="60"/>
+        <w:spacing w:before="0" w:after="80"/>
       </w:pPr>
     </w:p>
     <w:p>
       <w:pPr>
-        <w:spacing w:before="40" w:after="40"/>
+        <w:spacing w:before="60" w:after="60"/>
         <w:ind w:left="0"/>
       </w:pPr>
       <w:r>
         <w:rPr>
           <w:rFonts w:ascii="Calibri" w:hAnsi="Calibri"/>
           <w:b/>
-          <w:color w:val="222D42"/>
+          <w:color w:val="1A2035"/>
           <w:sz w:val="23"/>
         </w:rPr>
-        <w:t>06   Features: For Master Level</w:t>
+        <w:t>06  Features: For Master Level</w:t>
       </w:r>
     </w:p>
     <w:p>
       <w:pPr>
-        <w:spacing w:before="0" w:after="60"/>
+        <w:spacing w:before="0" w:after="80"/>
       </w:pPr>
     </w:p>
     <w:p>
       <w:pPr>
-        <w:spacing w:before="40" w:after="40"/>
+        <w:spacing w:before="60" w:after="60"/>
         <w:ind w:left="0"/>
       </w:pPr>
       <w:r>
         <w:rPr>
           <w:rFonts w:ascii="Calibri" w:hAnsi="Calibri"/>
           <w:b/>
-          <w:color w:val="222D42"/>
+          <w:color w:val="1A2035"/>
           <w:sz w:val="23"/>
         </w:rPr>
-        <w:t>07   Data Privacy</w:t>
+        <w:t>07  Data Privacy</w:t>
       </w:r>
     </w:p>
     <w:p>
       <w:pPr>
-        <w:spacing w:before="0" w:after="60"/>
+        <w:spacing w:before="0" w:after="80"/>
       </w:pPr>
     </w:p>
     <w:p>
       <w:pPr>
-        <w:spacing w:before="40" w:after="40"/>
+        <w:spacing w:before="60" w:after="60"/>
         <w:ind w:left="0"/>
       </w:pPr>
       <w:r>
         <w:rPr>
           <w:rFonts w:ascii="Calibri" w:hAnsi="Calibri"/>
           <w:b/>
-          <w:color w:val="222D42"/>
+          <w:color w:val="1A2035"/>
           <w:sz w:val="23"/>
         </w:rPr>
-        <w:t>08   Technical Overview</w:t>
+        <w:t>08  Technical Overview</w:t>
       </w:r>
     </w:p>
     <w:p>
       <w:pPr>
-        <w:spacing w:before="0" w:after="60"/>
+        <w:spacing w:before="0" w:after="80"/>
       </w:pPr>
     </w:p>
     <w:p>
       <w:pPr>
-        <w:spacing w:before="40" w:after="40"/>
+        <w:spacing w:before="60" w:after="60"/>
         <w:ind w:left="0"/>
       </w:pPr>
       <w:r>
         <w:rPr>
           <w:rFonts w:ascii="Calibri" w:hAnsi="Calibri"/>
           <w:b/>
-          <w:color w:val="222D42"/>
+          <w:color w:val="1A2035"/>
           <w:sz w:val="23"/>
         </w:rPr>
-        <w:t>09   Planned Enhancements</w:t>
+        <w:t>09  Planned Enhancements</w:t>
       </w:r>
     </w:p>
     <w:p>
@@ -524,10 +484,10 @@
         <w:rPr>
           <w:rFonts w:ascii="Calibri" w:hAnsi="Calibri"/>
           <w:b w:val="0"/>
-          <w:color w:val="4A5A72"/>
+          <w:color w:val="555F7A"/>
           <w:sz w:val="21"/>
         </w:rPr>
-        <w:t xml:space="preserve">  9.1  Quick Wins</w:t>
+        <w:t xml:space="preserve">     9.1  Quick Wins</w:t>
       </w:r>
     </w:p>
     <w:p>
@@ -539,10 +499,10 @@
         <w:rPr>
           <w:rFonts w:ascii="Calibri" w:hAnsi="Calibri"/>
           <w:b w:val="0"/>
-          <w:color w:val="4A5A72"/>
+          <w:color w:val="555F7A"/>
           <w:sz w:val="21"/>
         </w:rPr>
-        <w:t xml:space="preserve">  9.2  Medium Effort</w:t>
+        <w:t xml:space="preserve">     9.2  Medium Effort</w:t>
       </w:r>
     </w:p>
     <w:p>
@@ -554,10 +514,10 @@
         <w:rPr>
           <w:rFonts w:ascii="Calibri" w:hAnsi="Calibri"/>
           <w:b w:val="0"/>
-          <w:color w:val="4A5A72"/>
+          <w:color w:val="555F7A"/>
           <w:sz w:val="21"/>
         </w:rPr>
-        <w:t xml:space="preserve">  9.3  Larger Scope</w:t>
+        <w:t xml:space="preserve">     9.3  Larger Scope</w:t>
       </w:r>
     </w:p>
     <w:p>
@@ -568,6 +528,285 @@
     <w:p>
       <w:pPr>
         <w:spacing w:before="0" w:after="40"/>
+        <w:pBdr>
+          <w:bottom w:val="single" w:sz="6" w:space="3" w:color="DEE2EA"/>
+        </w:pBdr>
+      </w:pPr>
+      <w:r>
+        <w:rPr>
+          <w:rFonts w:ascii="Calibri" w:hAnsi="Calibri"/>
+          <w:b/>
+          <w:color w:val="2F5FD0"/>
+          <w:sz w:val="22"/>
+        </w:rPr>
+        <w:t xml:space="preserve">01  </w:t>
+      </w:r>
+      <w:r>
+        <w:rPr>
+          <w:rFonts w:ascii="Calibri" w:hAnsi="Calibri"/>
+          <w:b/>
+          <w:color w:val="1A2035"/>
+          <w:sz w:val="40"/>
+        </w:rPr>
+        <w:t>Overview</w:t>
+      </w:r>
+      <w:r>
+        <w:bookmarkStart w:id="0" w:name="sec_overview"/>
+        <w:bookmarkEnd w:id="0"/>
+      </w:r>
+    </w:p>
+    <w:p>
+      <w:pPr>
+        <w:spacing w:before="0" w:after="200"/>
+      </w:pPr>
+    </w:p>
+    <w:p>
+      <w:pPr>
+        <w:spacing w:before="0" w:after="120" w:line="300" w:lineRule="exact"/>
+      </w:pPr>
+      <w:r>
+        <w:rPr>
+          <w:rFonts w:ascii="Calibri" w:hAnsi="Calibri"/>
+          <w:color w:val="555F7A"/>
+          <w:sz w:val="22"/>
+        </w:rPr>
+        <w:t>ReservistGO is a mobile-first web application for managing NS reservist attendance. It replaces manual sign-in sheets and WhatsApp headcounts with a structured, auditable digital system accessible from any smartphone, with no app installation required.</w:t>
+      </w:r>
+    </w:p>
+    <w:p>
+      <w:pPr>
+        <w:spacing w:before="0" w:after="120" w:line="300" w:lineRule="exact"/>
+      </w:pPr>
+      <w:r>
+        <w:rPr>
+          <w:rFonts w:ascii="Calibri" w:hAnsi="Calibri"/>
+          <w:color w:val="555F7A"/>
+          <w:sz w:val="22"/>
+        </w:rPr>
+        <w:t>Supervisors get a live dashboard of who has reported, who is late, and who has not shown up. Reservists check in from their phones using GPS verification. All records are timestamped, stored in the cloud, and exportable to Excel.</w:t>
+      </w:r>
+    </w:p>
+    <w:p>
+      <w:pPr>
+        <w:spacing w:before="0" w:after="120" w:line="300" w:lineRule="exact"/>
+      </w:pPr>
+      <w:r>
+        <w:rPr>
+          <w:rFonts w:ascii="Calibri" w:hAnsi="Calibri"/>
+          <w:color w:val="555F7A"/>
+          <w:sz w:val="22"/>
+        </w:rPr>
+        <w:t>The system runs entirely in the browser. There is no hardware cost, no IT setup per user, and no dedicated terminals. Personnel access it through a URL that can be saved to the home screen for one-tap access. A built-in demo mode allows anyone to explore both the reservist and supervisor views without creating an account.</w:t>
+      </w:r>
+    </w:p>
+    <w:p>
+      <w:pPr>
+        <w:spacing w:before="200" w:after="200"/>
+        <w:pBdr>
+          <w:bottom w:val="single" w:sz="4" w:space="1" w:color="DEE2EA"/>
+        </w:pBdr>
+      </w:pPr>
+    </w:p>
+    <w:p>
+      <w:pPr>
+        <w:spacing w:before="0" w:after="40"/>
+        <w:pBdr>
+          <w:bottom w:val="single" w:sz="6" w:space="3" w:color="DEE2EA"/>
+        </w:pBdr>
+      </w:pPr>
+      <w:r>
+        <w:rPr>
+          <w:rFonts w:ascii="Calibri" w:hAnsi="Calibri"/>
+          <w:b/>
+          <w:color w:val="2F5FD0"/>
+          <w:sz w:val="22"/>
+        </w:rPr>
+        <w:t xml:space="preserve">02  </w:t>
+      </w:r>
+      <w:r>
+        <w:rPr>
+          <w:rFonts w:ascii="Calibri" w:hAnsi="Calibri"/>
+          <w:b/>
+          <w:color w:val="1A2035"/>
+          <w:sz w:val="40"/>
+        </w:rPr>
+        <w:t>What Problem It Solves</w:t>
+      </w:r>
+      <w:r>
+        <w:bookmarkStart w:id="1" w:name="sec_problem"/>
+        <w:bookmarkEnd w:id="1"/>
+      </w:r>
+    </w:p>
+    <w:p>
+      <w:pPr>
+        <w:spacing w:before="0" w:after="200"/>
+      </w:pPr>
+    </w:p>
+    <w:p>
+      <w:pPr>
+        <w:spacing w:before="0" w:after="120" w:line="300" w:lineRule="exact"/>
+      </w:pPr>
+      <w:r>
+        <w:rPr>
+          <w:rFonts w:ascii="Calibri" w:hAnsi="Calibri"/>
+          <w:color w:val="555F7A"/>
+          <w:sz w:val="22"/>
+        </w:rPr>
+        <w:t>Before ReservistGO, attendance was tracked through a combination of paper sign-in sheets, manual WhatsApp headcounts, and verbal confirmation. This created several recurring problems:</w:t>
+      </w:r>
+    </w:p>
+    <w:p>
+      <w:pPr>
+        <w:spacing w:before="0" w:after="80"/>
+      </w:pPr>
+    </w:p>
+    <w:p>
+      <w:pPr>
+        <w:pStyle w:val="ListBullet"/>
+        <w:spacing w:before="40" w:after="60" w:line="280" w:lineRule="exact"/>
+      </w:pPr>
+      <w:r>
+        <w:rPr>
+          <w:rFonts w:ascii="Calibri" w:hAnsi="Calibri"/>
+          <w:color w:val="555F7A"/>
+          <w:sz w:val="22"/>
+        </w:rPr>
+        <w:t>No single source of truth. Supervisors had to consolidate information from multiple channels.</w:t>
+      </w:r>
+    </w:p>
+    <w:p>
+      <w:pPr>
+        <w:pStyle w:val="ListBullet"/>
+        <w:spacing w:before="40" w:after="60" w:line="280" w:lineRule="exact"/>
+      </w:pPr>
+      <w:r>
+        <w:rPr>
+          <w:rFonts w:ascii="Calibri" w:hAnsi="Calibri"/>
+          <w:color w:val="555F7A"/>
+          <w:sz w:val="22"/>
+        </w:rPr>
+        <w:t>No timestamped records. It was difficult to verify when a reservist checked in or whether they clocked out.</w:t>
+      </w:r>
+    </w:p>
+    <w:p>
+      <w:pPr>
+        <w:pStyle w:val="ListBullet"/>
+        <w:spacing w:before="40" w:after="60" w:line="280" w:lineRule="exact"/>
+      </w:pPr>
+      <w:r>
+        <w:rPr>
+          <w:rFonts w:ascii="Calibri" w:hAnsi="Calibri"/>
+          <w:color w:val="555F7A"/>
+          <w:sz w:val="22"/>
+        </w:rPr>
+        <w:t>Meal allowance errors. Without reliable clock-out records, it was hard to confirm eligibility and process corrections.</w:t>
+      </w:r>
+    </w:p>
+    <w:p>
+      <w:pPr>
+        <w:pStyle w:val="ListBullet"/>
+        <w:spacing w:before="40" w:after="60" w:line="280" w:lineRule="exact"/>
+      </w:pPr>
+      <w:r>
+        <w:rPr>
+          <w:rFonts w:ascii="Calibri" w:hAnsi="Calibri"/>
+          <w:color w:val="555F7A"/>
+          <w:sz w:val="22"/>
+        </w:rPr>
+        <w:t>Leave and MC tracking was informal. Requests came through messages and were not stored in a verifiable, auditable format.</w:t>
+      </w:r>
+    </w:p>
+    <w:p>
+      <w:pPr>
+        <w:pStyle w:val="ListBullet"/>
+        <w:spacing w:before="40" w:after="60" w:line="280" w:lineRule="exact"/>
+      </w:pPr>
+      <w:r>
+        <w:rPr>
+          <w:rFonts w:ascii="Calibri" w:hAnsi="Calibri"/>
+          <w:color w:val="555F7A"/>
+          <w:sz w:val="22"/>
+        </w:rPr>
+        <w:t>Absences were not automatically recorded. Someone had to manually identify and log no-shows each day.</w:t>
+      </w:r>
+    </w:p>
+    <w:p>
+      <w:pPr>
+        <w:spacing w:before="0" w:after="120"/>
+      </w:pPr>
+    </w:p>
+    <w:p>
+      <w:pPr>
+        <w:spacing w:before="0" w:after="120" w:line="300" w:lineRule="exact"/>
+      </w:pPr>
+      <w:r>
+        <w:rPr>
+          <w:rFonts w:ascii="Calibri" w:hAnsi="Calibri"/>
+          <w:color w:val="555F7A"/>
+          <w:sz w:val="22"/>
+        </w:rPr>
+        <w:t>ReservistGO addresses all of these through a single system that all parties interact with directly.</w:t>
+      </w:r>
+    </w:p>
+    <w:p>
+      <w:pPr>
+        <w:spacing w:before="200" w:after="200"/>
+        <w:pBdr>
+          <w:bottom w:val="single" w:sz="4" w:space="1" w:color="DEE2EA"/>
+        </w:pBdr>
+      </w:pPr>
+    </w:p>
+    <w:p>
+      <w:pPr>
+        <w:spacing w:before="0" w:after="40"/>
+        <w:pBdr>
+          <w:bottom w:val="single" w:sz="6" w:space="3" w:color="DEE2EA"/>
+        </w:pBdr>
+      </w:pPr>
+      <w:r>
+        <w:rPr>
+          <w:rFonts w:ascii="Calibri" w:hAnsi="Calibri"/>
+          <w:b/>
+          <w:color w:val="2F5FD0"/>
+          <w:sz w:val="22"/>
+        </w:rPr>
+        <w:t xml:space="preserve">03  </w:t>
+      </w:r>
+      <w:r>
+        <w:rPr>
+          <w:rFonts w:ascii="Calibri" w:hAnsi="Calibri"/>
+          <w:b/>
+          <w:color w:val="1A2035"/>
+          <w:sz w:val="40"/>
+        </w:rPr>
+        <w:t>Access Roles</w:t>
+      </w:r>
+      <w:r>
+        <w:bookmarkStart w:id="2" w:name="sec_roles"/>
+        <w:bookmarkEnd w:id="2"/>
+      </w:r>
+    </w:p>
+    <w:p>
+      <w:pPr>
+        <w:spacing w:before="0" w:after="200"/>
+      </w:pPr>
+    </w:p>
+    <w:p>
+      <w:pPr>
+        <w:spacing w:before="0" w:after="120" w:line="300" w:lineRule="exact"/>
+      </w:pPr>
+      <w:r>
+        <w:rPr>
+          <w:rFonts w:ascii="Calibri" w:hAnsi="Calibri"/>
+          <w:color w:val="555F7A"/>
+          <w:sz w:val="22"/>
+        </w:rPr>
+        <w:t>The system uses three permission levels. Each role sees only what is relevant to them.</w:t>
+      </w:r>
+    </w:p>
+    <w:p>
+      <w:pPr>
+        <w:spacing w:before="0" w:after="160"/>
       </w:pPr>
     </w:p>
     <w:tbl>
@@ -585,41 +824,353 @@
         <w:tblW w:w="5000" w:type="pct"/>
       </w:tblPr>
       <w:tblGrid>
-        <w:gridCol w:w="9066"/>
+        <w:gridCol w:w="2946"/>
+        <w:gridCol w:w="2946"/>
+        <w:gridCol w:w="2946"/>
       </w:tblGrid>
       <w:tr>
         <w:tc>
           <w:tcPr>
-            <w:tcW w:type="dxa" w:w="9066"/>
-            <w:shd w:val="clear" w:color="auto" w:fill="161F30"/>
+            <w:tcW w:type="dxa" w:w="1417"/>
+            <w:tcBorders>
+              <w:top w:val="none" w:sz="0" w:space="0" w:color="auto"/>
+              <w:left w:val="none" w:sz="0" w:space="0" w:color="auto"/>
+              <w:bottom w:val="none" w:sz="0" w:space="0" w:color="auto"/>
+              <w:right w:val="none" w:sz="0" w:space="0" w:color="auto"/>
+              <w:insideH w:val="none" w:sz="0" w:space="0" w:color="auto"/>
+              <w:insideV w:val="none" w:sz="0" w:space="0" w:color="auto"/>
+              <w:bottom w:val="single" w:sz="12" w:space="0" w:color="1A2035"/>
+            </w:tcBorders>
             <w:vAlign w:val="center"/>
           </w:tcPr>
           <w:p>
             <w:pPr>
-              <w:spacing w:before="200" w:after="200"/>
-              <w:ind w:left="283"/>
+              <w:spacing w:before="100" w:after="120"/>
             </w:pPr>
             <w:r>
               <w:rPr>
                 <w:rFonts w:ascii="Calibri" w:hAnsi="Calibri"/>
                 <w:b/>
-                <w:color w:val="8AAAE8"/>
-                <w:sz w:val="22"/>
+                <w:color w:val="1A2035"/>
+                <w:sz w:val="20"/>
               </w:rPr>
-              <w:t xml:space="preserve">01   </w:t>
+              <w:t>Role</w:t>
             </w:r>
+          </w:p>
+        </w:tc>
+        <w:tc>
+          <w:tcPr>
+            <w:tcW w:type="dxa" w:w="2154"/>
+            <w:tcBorders>
+              <w:top w:val="none" w:sz="0" w:space="0" w:color="auto"/>
+              <w:left w:val="none" w:sz="0" w:space="0" w:color="auto"/>
+              <w:bottom w:val="none" w:sz="0" w:space="0" w:color="auto"/>
+              <w:right w:val="none" w:sz="0" w:space="0" w:color="auto"/>
+              <w:insideH w:val="none" w:sz="0" w:space="0" w:color="auto"/>
+              <w:insideV w:val="none" w:sz="0" w:space="0" w:color="auto"/>
+              <w:bottom w:val="single" w:sz="12" w:space="0" w:color="1A2035"/>
+            </w:tcBorders>
+            <w:vAlign w:val="center"/>
+          </w:tcPr>
+          <w:p>
+            <w:pPr>
+              <w:spacing w:before="100" w:after="120"/>
+            </w:pPr>
             <w:r>
               <w:rPr>
                 <w:rFonts w:ascii="Calibri" w:hAnsi="Calibri"/>
                 <w:b/>
-                <w:color w:val="FFFFFF"/>
-                <w:sz w:val="30"/>
+                <w:color w:val="1A2035"/>
+                <w:sz w:val="20"/>
               </w:rPr>
-              <w:t>OVERVIEW</w:t>
+              <w:t>Who</w:t>
             </w:r>
+          </w:p>
+        </w:tc>
+        <w:tc>
+          <w:tcPr>
+            <w:tcW w:type="dxa" w:w="5613"/>
+            <w:tcBorders>
+              <w:top w:val="none" w:sz="0" w:space="0" w:color="auto"/>
+              <w:left w:val="none" w:sz="0" w:space="0" w:color="auto"/>
+              <w:bottom w:val="none" w:sz="0" w:space="0" w:color="auto"/>
+              <w:right w:val="none" w:sz="0" w:space="0" w:color="auto"/>
+              <w:insideH w:val="none" w:sz="0" w:space="0" w:color="auto"/>
+              <w:insideV w:val="none" w:sz="0" w:space="0" w:color="auto"/>
+              <w:bottom w:val="single" w:sz="12" w:space="0" w:color="1A2035"/>
+            </w:tcBorders>
+            <w:vAlign w:val="center"/>
+          </w:tcPr>
+          <w:p>
+            <w:pPr>
+              <w:spacing w:before="100" w:after="120"/>
+            </w:pPr>
             <w:r>
-              <w:bookmarkStart w:id="0" w:name="sec_overview"/>
-              <w:bookmarkEnd w:id="0"/>
+              <w:rPr>
+                <w:rFonts w:ascii="Calibri" w:hAnsi="Calibri"/>
+                <w:b/>
+                <w:color w:val="1A2035"/>
+                <w:sz w:val="20"/>
+              </w:rPr>
+              <w:t>Access</w:t>
+            </w:r>
+          </w:p>
+        </w:tc>
+      </w:tr>
+      <w:tr>
+        <w:tc>
+          <w:tcPr>
+            <w:tcW w:type="dxa" w:w="1417"/>
+            <w:tcBorders>
+              <w:top w:val="none" w:sz="0" w:space="0" w:color="auto"/>
+              <w:left w:val="none" w:sz="0" w:space="0" w:color="auto"/>
+              <w:bottom w:val="none" w:sz="0" w:space="0" w:color="auto"/>
+              <w:right w:val="none" w:sz="0" w:space="0" w:color="auto"/>
+              <w:insideH w:val="none" w:sz="0" w:space="0" w:color="auto"/>
+              <w:insideV w:val="none" w:sz="0" w:space="0" w:color="auto"/>
+              <w:bottom w:val="single" w:sz="4" w:space="0" w:color="DEE2EA"/>
+            </w:tcBorders>
+            <w:vAlign w:val="center"/>
+          </w:tcPr>
+          <w:p>
+            <w:pPr>
+              <w:spacing w:before="120" w:after="120"/>
+            </w:pPr>
+            <w:r>
+              <w:rPr>
+                <w:rFonts w:ascii="Calibri" w:hAnsi="Calibri"/>
+                <w:color w:val="555F7A"/>
+                <w:sz w:val="21"/>
+              </w:rPr>
+              <w:t>Reservist</w:t>
+            </w:r>
+          </w:p>
+        </w:tc>
+        <w:tc>
+          <w:tcPr>
+            <w:tcW w:type="dxa" w:w="2154"/>
+            <w:tcBorders>
+              <w:top w:val="none" w:sz="0" w:space="0" w:color="auto"/>
+              <w:left w:val="none" w:sz="0" w:space="0" w:color="auto"/>
+              <w:bottom w:val="none" w:sz="0" w:space="0" w:color="auto"/>
+              <w:right w:val="none" w:sz="0" w:space="0" w:color="auto"/>
+              <w:insideH w:val="none" w:sz="0" w:space="0" w:color="auto"/>
+              <w:insideV w:val="none" w:sz="0" w:space="0" w:color="auto"/>
+              <w:bottom w:val="single" w:sz="4" w:space="0" w:color="DEE2EA"/>
+            </w:tcBorders>
+            <w:vAlign w:val="center"/>
+          </w:tcPr>
+          <w:p>
+            <w:pPr>
+              <w:spacing w:before="120" w:after="120"/>
+            </w:pPr>
+            <w:r>
+              <w:rPr>
+                <w:rFonts w:ascii="Calibri" w:hAnsi="Calibri"/>
+                <w:color w:val="555F7A"/>
+                <w:sz w:val="21"/>
+              </w:rPr>
+              <w:t>NS personnel</w:t>
+            </w:r>
+          </w:p>
+        </w:tc>
+        <w:tc>
+          <w:tcPr>
+            <w:tcW w:type="dxa" w:w="5613"/>
+            <w:tcBorders>
+              <w:top w:val="none" w:sz="0" w:space="0" w:color="auto"/>
+              <w:left w:val="none" w:sz="0" w:space="0" w:color="auto"/>
+              <w:bottom w:val="none" w:sz="0" w:space="0" w:color="auto"/>
+              <w:right w:val="none" w:sz="0" w:space="0" w:color="auto"/>
+              <w:insideH w:val="none" w:sz="0" w:space="0" w:color="auto"/>
+              <w:insideV w:val="none" w:sz="0" w:space="0" w:color="auto"/>
+              <w:bottom w:val="single" w:sz="4" w:space="0" w:color="DEE2EA"/>
+            </w:tcBorders>
+            <w:vAlign w:val="center"/>
+          </w:tcPr>
+          <w:p>
+            <w:pPr>
+              <w:spacing w:before="120" w:after="120"/>
+            </w:pPr>
+            <w:r>
+              <w:rPr>
+                <w:rFonts w:ascii="Calibri" w:hAnsi="Calibri"/>
+                <w:color w:val="555F7A"/>
+                <w:sz w:val="21"/>
+              </w:rPr>
+              <w:t>Own check-in, leave requests, attendance history, and team directory. Scoped to their department.</w:t>
+            </w:r>
+          </w:p>
+        </w:tc>
+      </w:tr>
+      <w:tr>
+        <w:tc>
+          <w:tcPr>
+            <w:tcW w:type="dxa" w:w="1417"/>
+            <w:tcBorders>
+              <w:top w:val="none" w:sz="0" w:space="0" w:color="auto"/>
+              <w:left w:val="none" w:sz="0" w:space="0" w:color="auto"/>
+              <w:bottom w:val="none" w:sz="0" w:space="0" w:color="auto"/>
+              <w:right w:val="none" w:sz="0" w:space="0" w:color="auto"/>
+              <w:insideH w:val="none" w:sz="0" w:space="0" w:color="auto"/>
+              <w:insideV w:val="none" w:sz="0" w:space="0" w:color="auto"/>
+              <w:bottom w:val="single" w:sz="4" w:space="0" w:color="DEE2EA"/>
+            </w:tcBorders>
+            <w:vAlign w:val="center"/>
+          </w:tcPr>
+          <w:p>
+            <w:pPr>
+              <w:spacing w:before="120" w:after="120"/>
+            </w:pPr>
+            <w:r>
+              <w:rPr>
+                <w:rFonts w:ascii="Calibri" w:hAnsi="Calibri"/>
+                <w:color w:val="555F7A"/>
+                <w:sz w:val="21"/>
+              </w:rPr>
+              <w:t>Supervisor</w:t>
+            </w:r>
+          </w:p>
+        </w:tc>
+        <w:tc>
+          <w:tcPr>
+            <w:tcW w:type="dxa" w:w="2154"/>
+            <w:tcBorders>
+              <w:top w:val="none" w:sz="0" w:space="0" w:color="auto"/>
+              <w:left w:val="none" w:sz="0" w:space="0" w:color="auto"/>
+              <w:bottom w:val="none" w:sz="0" w:space="0" w:color="auto"/>
+              <w:right w:val="none" w:sz="0" w:space="0" w:color="auto"/>
+              <w:insideH w:val="none" w:sz="0" w:space="0" w:color="auto"/>
+              <w:insideV w:val="none" w:sz="0" w:space="0" w:color="auto"/>
+              <w:bottom w:val="single" w:sz="4" w:space="0" w:color="DEE2EA"/>
+            </w:tcBorders>
+            <w:vAlign w:val="center"/>
+          </w:tcPr>
+          <w:p>
+            <w:pPr>
+              <w:spacing w:before="120" w:after="120"/>
+            </w:pPr>
+            <w:r>
+              <w:rPr>
+                <w:rFonts w:ascii="Calibri" w:hAnsi="Calibri"/>
+                <w:color w:val="555F7A"/>
+                <w:sz w:val="21"/>
+              </w:rPr>
+              <w:t>Staff officers, supervisors</w:t>
+            </w:r>
+          </w:p>
+        </w:tc>
+        <w:tc>
+          <w:tcPr>
+            <w:tcW w:type="dxa" w:w="5613"/>
+            <w:tcBorders>
+              <w:top w:val="none" w:sz="0" w:space="0" w:color="auto"/>
+              <w:left w:val="none" w:sz="0" w:space="0" w:color="auto"/>
+              <w:bottom w:val="none" w:sz="0" w:space="0" w:color="auto"/>
+              <w:right w:val="none" w:sz="0" w:space="0" w:color="auto"/>
+              <w:insideH w:val="none" w:sz="0" w:space="0" w:color="auto"/>
+              <w:insideV w:val="none" w:sz="0" w:space="0" w:color="auto"/>
+              <w:bottom w:val="single" w:sz="4" w:space="0" w:color="DEE2EA"/>
+            </w:tcBorders>
+            <w:vAlign w:val="center"/>
+          </w:tcPr>
+          <w:p>
+            <w:pPr>
+              <w:spacing w:before="120" w:after="120"/>
+            </w:pPr>
+            <w:r>
+              <w:rPr>
+                <w:rFonts w:ascii="Calibri" w:hAnsi="Calibri"/>
+                <w:color w:val="555F7A"/>
+                <w:sz w:val="21"/>
+              </w:rPr>
+              <w:t>Full roster, attendance log, time correction, leave approval, personnel records, cycle management, and exports.</w:t>
+            </w:r>
+          </w:p>
+        </w:tc>
+      </w:tr>
+      <w:tr>
+        <w:tc>
+          <w:tcPr>
+            <w:tcW w:type="dxa" w:w="1417"/>
+            <w:tcBorders>
+              <w:top w:val="none" w:sz="0" w:space="0" w:color="auto"/>
+              <w:left w:val="none" w:sz="0" w:space="0" w:color="auto"/>
+              <w:bottom w:val="none" w:sz="0" w:space="0" w:color="auto"/>
+              <w:right w:val="none" w:sz="0" w:space="0" w:color="auto"/>
+              <w:insideH w:val="none" w:sz="0" w:space="0" w:color="auto"/>
+              <w:insideV w:val="none" w:sz="0" w:space="0" w:color="auto"/>
+              <w:bottom w:val="single" w:sz="8" w:space="0" w:color="B0B8C8"/>
+            </w:tcBorders>
+            <w:vAlign w:val="center"/>
+          </w:tcPr>
+          <w:p>
+            <w:pPr>
+              <w:spacing w:before="120" w:after="120"/>
+            </w:pPr>
+            <w:r>
+              <w:rPr>
+                <w:rFonts w:ascii="Calibri" w:hAnsi="Calibri"/>
+                <w:color w:val="555F7A"/>
+                <w:sz w:val="21"/>
+              </w:rPr>
+              <w:t>Master</w:t>
+            </w:r>
+          </w:p>
+        </w:tc>
+        <w:tc>
+          <w:tcPr>
+            <w:tcW w:type="dxa" w:w="2154"/>
+            <w:tcBorders>
+              <w:top w:val="none" w:sz="0" w:space="0" w:color="auto"/>
+              <w:left w:val="none" w:sz="0" w:space="0" w:color="auto"/>
+              <w:bottom w:val="none" w:sz="0" w:space="0" w:color="auto"/>
+              <w:right w:val="none" w:sz="0" w:space="0" w:color="auto"/>
+              <w:insideH w:val="none" w:sz="0" w:space="0" w:color="auto"/>
+              <w:insideV w:val="none" w:sz="0" w:space="0" w:color="auto"/>
+              <w:bottom w:val="single" w:sz="8" w:space="0" w:color="B0B8C8"/>
+            </w:tcBorders>
+            <w:vAlign w:val="center"/>
+          </w:tcPr>
+          <w:p>
+            <w:pPr>
+              <w:spacing w:before="120" w:after="120"/>
+            </w:pPr>
+            <w:r>
+              <w:rPr>
+                <w:rFonts w:ascii="Calibri" w:hAnsi="Calibri"/>
+                <w:color w:val="555F7A"/>
+                <w:sz w:val="21"/>
+              </w:rPr>
+              <w:t>Command level</w:t>
+            </w:r>
+          </w:p>
+        </w:tc>
+        <w:tc>
+          <w:tcPr>
+            <w:tcW w:type="dxa" w:w="5613"/>
+            <w:tcBorders>
+              <w:top w:val="none" w:sz="0" w:space="0" w:color="auto"/>
+              <w:left w:val="none" w:sz="0" w:space="0" w:color="auto"/>
+              <w:bottom w:val="none" w:sz="0" w:space="0" w:color="auto"/>
+              <w:right w:val="none" w:sz="0" w:space="0" w:color="auto"/>
+              <w:insideH w:val="none" w:sz="0" w:space="0" w:color="auto"/>
+              <w:insideV w:val="none" w:sz="0" w:space="0" w:color="auto"/>
+              <w:bottom w:val="single" w:sz="8" w:space="0" w:color="B0B8C8"/>
+            </w:tcBorders>
+            <w:vAlign w:val="center"/>
+          </w:tcPr>
+          <w:p>
+            <w:pPr>
+              <w:spacing w:before="120" w:after="120"/>
+            </w:pPr>
+            <w:r>
+              <w:rPr>
+                <w:rFonts w:ascii="Calibri" w:hAnsi="Calibri"/>
+                <w:color w:val="555F7A"/>
+                <w:sz w:val="21"/>
+              </w:rPr>
+              <w:t>Everything supervisors can do, plus managing all supervisor accounts and switching between departments.</w:t>
             </w:r>
           </w:p>
         </w:tc>
@@ -631,43 +1182,1385 @@
       </w:pPr>
     </w:p>
     <w:p>
-      <w:pPr>
-        <w:spacing w:before="40" w:after="100"/>
+      <w:r>
+        <w:br w:type="page"/>
+      </w:r>
+    </w:p>
+    <w:p>
+      <w:pPr>
+        <w:spacing w:before="0" w:after="40"/>
+        <w:pBdr>
+          <w:bottom w:val="single" w:sz="6" w:space="3" w:color="DEE2EA"/>
+        </w:pBdr>
       </w:pPr>
       <w:r>
         <w:rPr>
           <w:rFonts w:ascii="Calibri" w:hAnsi="Calibri"/>
-          <w:color w:val="4A5A72"/>
+          <w:b/>
+          <w:color w:val="2F5FD0"/>
           <w:sz w:val="22"/>
         </w:rPr>
-        <w:t>ReservistGO is a mobile-first web application for managing NS reservist attendance. It replaces manual sign-in sheets and WhatsApp headcounts with a structured, auditable digital system accessible from any smartphone, with no app installation required.</w:t>
+        <w:t xml:space="preserve">04  </w:t>
+      </w:r>
+      <w:r>
+        <w:rPr>
+          <w:rFonts w:ascii="Calibri" w:hAnsi="Calibri"/>
+          <w:b/>
+          <w:color w:val="1A2035"/>
+          <w:sz w:val="40"/>
+        </w:rPr>
+        <w:t>Features: For Reservists</w:t>
+      </w:r>
+      <w:r>
+        <w:bookmarkStart w:id="3" w:name="sec_reservist"/>
+        <w:bookmarkEnd w:id="3"/>
       </w:r>
     </w:p>
     <w:p>
       <w:pPr>
-        <w:spacing w:before="40" w:after="100"/>
+        <w:spacing w:before="0" w:after="200"/>
+      </w:pPr>
+    </w:p>
+    <w:p>
+      <w:pPr>
+        <w:spacing w:before="0" w:after="120" w:line="300" w:lineRule="exact"/>
       </w:pPr>
       <w:r>
         <w:rPr>
           <w:rFonts w:ascii="Calibri" w:hAnsi="Calibri"/>
-          <w:color w:val="4A5A72"/>
+          <w:color w:val="555F7A"/>
           <w:sz w:val="22"/>
         </w:rPr>
-        <w:t>Supervisors get a live dashboard of who has reported, who is late, and who has not shown up. Reservists check in from their phones using GPS verification. All records are timestamped, stored in the cloud, and exportable to Excel.</w:t>
+        <w:t>All reservists access the system through the same URL. The interface adapts based on department. Ops Security reservists follow a four-phase check-in flow. CAS (Crime Alert) reservists follow a simplified two-phase flow: check in and check out only.</w:t>
       </w:r>
     </w:p>
     <w:p>
       <w:pPr>
-        <w:spacing w:before="40" w:after="100"/>
+        <w:spacing w:before="320" w:after="100"/>
       </w:pPr>
       <w:r>
         <w:rPr>
           <w:rFonts w:ascii="Calibri" w:hAnsi="Calibri"/>
-          <w:color w:val="4A5A72"/>
+          <w:b/>
+          <w:color w:val="1A2035"/>
+          <w:sz w:val="26"/>
+        </w:rPr>
+        <w:t>4.1  Check-In and GPS</w:t>
+      </w:r>
+      <w:r>
+        <w:bookmarkStart w:id="4" w:name="sec_checkin"/>
+        <w:bookmarkEnd w:id="4"/>
+      </w:r>
+    </w:p>
+    <w:p>
+      <w:pPr>
+        <w:pStyle w:val="ListBullet"/>
+        <w:spacing w:before="40" w:after="60" w:line="280" w:lineRule="exact"/>
+      </w:pPr>
+      <w:r>
+        <w:rPr>
+          <w:rFonts w:ascii="Calibri" w:hAnsi="Calibri"/>
+          <w:b/>
+          <w:color w:val="1A2035"/>
           <w:sz w:val="22"/>
         </w:rPr>
-        <w:t>The system runs entirely in the browser. There is no hardware cost, no IT setup per user, and no dedicated terminals. Personnel access it through a URL that can be saved to the home screen for one-tap access.</w:t>
+        <w:t xml:space="preserve">Department-based flow:  </w:t>
       </w:r>
+      <w:r>
+        <w:rPr>
+          <w:rFonts w:ascii="Calibri" w:hAnsi="Calibri"/>
+          <w:color w:val="555F7A"/>
+          <w:sz w:val="22"/>
+        </w:rPr>
+        <w:t>Ops Security reservists log four phases: check in, lunch out, return from lunch, and end of shift. CAS reservists log check in and check out only. Each phase is timestamped to the minute.</w:t>
+      </w:r>
+    </w:p>
+    <w:p>
+      <w:pPr>
+        <w:pStyle w:val="ListBullet"/>
+        <w:spacing w:before="40" w:after="60" w:line="280" w:lineRule="exact"/>
+      </w:pPr>
+      <w:r>
+        <w:rPr>
+          <w:rFonts w:ascii="Calibri" w:hAnsi="Calibri"/>
+          <w:b/>
+          <w:color w:val="1A2035"/>
+          <w:sz w:val="22"/>
+        </w:rPr>
+        <w:t xml:space="preserve">Sequential GPS verification:  </w:t>
+      </w:r>
+      <w:r>
+        <w:rPr>
+          <w:rFonts w:ascii="Calibri" w:hAnsi="Calibri"/>
+          <w:color w:val="555F7A"/>
+          <w:sz w:val="22"/>
+        </w:rPr>
+        <w:t>Tapping a phase shows a "Locate me" button first. Once GPS confirms the reservist is within range of HQ, the button changes to "Check in to work". Distance from HQ in metres is recorded. The accepted radius is configurable.</w:t>
+      </w:r>
+    </w:p>
+    <w:p>
+      <w:pPr>
+        <w:pStyle w:val="ListBullet"/>
+        <w:spacing w:before="40" w:after="60" w:line="280" w:lineRule="exact"/>
+      </w:pPr>
+      <w:r>
+        <w:rPr>
+          <w:rFonts w:ascii="Calibri" w:hAnsi="Calibri"/>
+          <w:b/>
+          <w:color w:val="1A2035"/>
+          <w:sz w:val="22"/>
+        </w:rPr>
+        <w:t xml:space="preserve">GPS bypass:  </w:t>
+      </w:r>
+      <w:r>
+        <w:rPr>
+          <w:rFonts w:ascii="Calibri" w:hAnsi="Calibri"/>
+          <w:color w:val="555F7A"/>
+          <w:sz w:val="22"/>
+        </w:rPr>
+        <w:t>After two failed GPS attempts a bypass option appears. Bypassed records are permanently flagged in the log so supervisors are aware.</w:t>
+      </w:r>
+    </w:p>
+    <w:p>
+      <w:pPr>
+        <w:pStyle w:val="ListBullet"/>
+        <w:spacing w:before="40" w:after="60" w:line="280" w:lineRule="exact"/>
+      </w:pPr>
+      <w:r>
+        <w:rPr>
+          <w:rFonts w:ascii="Calibri" w:hAnsi="Calibri"/>
+          <w:b/>
+          <w:color w:val="1A2035"/>
+          <w:sz w:val="22"/>
+        </w:rPr>
+        <w:t xml:space="preserve">In-app browser detection:  </w:t>
+      </w:r>
+      <w:r>
+        <w:rPr>
+          <w:rFonts w:ascii="Calibri" w:hAnsi="Calibri"/>
+          <w:color w:val="555F7A"/>
+          <w:sz w:val="22"/>
+        </w:rPr>
+        <w:t>If the app is opened inside WhatsApp, Instagram, or another in-app browser where GPS is blocked, the app shows specific instructions for switching to the device browser.</w:t>
+      </w:r>
+    </w:p>
+    <w:p>
+      <w:pPr>
+        <w:pStyle w:val="ListBullet"/>
+        <w:spacing w:before="40" w:after="60" w:line="280" w:lineRule="exact"/>
+      </w:pPr>
+      <w:r>
+        <w:rPr>
+          <w:rFonts w:ascii="Calibri" w:hAnsi="Calibri"/>
+          <w:b/>
+          <w:color w:val="1A2035"/>
+          <w:sz w:val="22"/>
+        </w:rPr>
+        <w:t xml:space="preserve">Offline check-in:  </w:t>
+      </w:r>
+      <w:r>
+        <w:rPr>
+          <w:rFonts w:ascii="Calibri" w:hAnsi="Calibri"/>
+          <w:color w:val="555F7A"/>
+          <w:sz w:val="22"/>
+        </w:rPr>
+        <w:t>If connectivity is lost during check-in, the action is saved on the device and submitted automatically once the connection is restored.</w:t>
+      </w:r>
+    </w:p>
+    <w:p>
+      <w:pPr>
+        <w:pStyle w:val="ListBullet"/>
+        <w:spacing w:before="40" w:after="60" w:line="280" w:lineRule="exact"/>
+      </w:pPr>
+      <w:r>
+        <w:rPr>
+          <w:rFonts w:ascii="Calibri" w:hAnsi="Calibri"/>
+          <w:b/>
+          <w:color w:val="1A2035"/>
+          <w:sz w:val="22"/>
+        </w:rPr>
+        <w:t xml:space="preserve">Late declaration:  </w:t>
+      </w:r>
+      <w:r>
+        <w:rPr>
+          <w:rFonts w:ascii="Calibri" w:hAnsi="Calibri"/>
+          <w:color w:val="555F7A"/>
+          <w:sz w:val="22"/>
+        </w:rPr>
+        <w:t>If checking in more than one hour after shift start, the reservist is prompted for a written reason before the check-in is accepted. The reason is stored alongside the attendance record.</w:t>
+      </w:r>
+    </w:p>
+    <w:p>
+      <w:pPr>
+        <w:spacing w:before="320" w:after="100"/>
+      </w:pPr>
+      <w:r>
+        <w:rPr>
+          <w:rFonts w:ascii="Calibri" w:hAnsi="Calibri"/>
+          <w:b/>
+          <w:color w:val="1A2035"/>
+          <w:sz w:val="26"/>
+        </w:rPr>
+        <w:t>4.2  Leave and MC Requests</w:t>
+      </w:r>
+      <w:r>
+        <w:bookmarkStart w:id="5" w:name="sec_leave"/>
+        <w:bookmarkEnd w:id="5"/>
+      </w:r>
+    </w:p>
+    <w:p>
+      <w:pPr>
+        <w:pStyle w:val="ListBullet"/>
+        <w:spacing w:before="40" w:after="60" w:line="280" w:lineRule="exact"/>
+      </w:pPr>
+      <w:r>
+        <w:rPr>
+          <w:rFonts w:ascii="Calibri" w:hAnsi="Calibri"/>
+          <w:b/>
+          <w:color w:val="1A2035"/>
+          <w:sz w:val="22"/>
+        </w:rPr>
+        <w:t xml:space="preserve">Digital submission:  </w:t>
+      </w:r>
+      <w:r>
+        <w:rPr>
+          <w:rFonts w:ascii="Calibri" w:hAnsi="Calibri"/>
+          <w:color w:val="555F7A"/>
+          <w:sz w:val="22"/>
+        </w:rPr>
+        <w:t>Reservists submit MC, personal leave, or other leave requests directly through the app. Requests go to the supervisor inbox with no phone calls or messages needed.</w:t>
+      </w:r>
+    </w:p>
+    <w:p>
+      <w:pPr>
+        <w:pStyle w:val="ListBullet"/>
+        <w:spacing w:before="40" w:after="60" w:line="280" w:lineRule="exact"/>
+      </w:pPr>
+      <w:r>
+        <w:rPr>
+          <w:rFonts w:ascii="Calibri" w:hAnsi="Calibri"/>
+          <w:b/>
+          <w:color w:val="1A2035"/>
+          <w:sz w:val="22"/>
+        </w:rPr>
+        <w:t xml:space="preserve">Cancel pending requests:  </w:t>
+      </w:r>
+      <w:r>
+        <w:rPr>
+          <w:rFonts w:ascii="Calibri" w:hAnsi="Calibri"/>
+          <w:color w:val="555F7A"/>
+          <w:sz w:val="22"/>
+        </w:rPr>
+        <w:t>A pending request can be withdrawn by the reservist before the supervisor has acted on it, from both the check-in screen and the Requests history.</w:t>
+      </w:r>
+    </w:p>
+    <w:p>
+      <w:pPr>
+        <w:pStyle w:val="ListBullet"/>
+        <w:spacing w:before="40" w:after="60" w:line="280" w:lineRule="exact"/>
+      </w:pPr>
+      <w:r>
+        <w:rPr>
+          <w:rFonts w:ascii="Calibri" w:hAnsi="Calibri"/>
+          <w:b/>
+          <w:color w:val="1A2035"/>
+          <w:sz w:val="22"/>
+        </w:rPr>
+        <w:t xml:space="preserve">Request history:  </w:t>
+      </w:r>
+      <w:r>
+        <w:rPr>
+          <w:rFonts w:ascii="Calibri" w:hAnsi="Calibri"/>
+          <w:color w:val="555F7A"/>
+          <w:sz w:val="22"/>
+        </w:rPr>
+        <w:t>The Requests history tab shows all past submissions with their current status: approved, rejected with reason, or withdrawn.</w:t>
+      </w:r>
+    </w:p>
+    <w:p>
+      <w:pPr>
+        <w:spacing w:before="320" w:after="100"/>
+      </w:pPr>
+      <w:r>
+        <w:rPr>
+          <w:rFonts w:ascii="Calibri" w:hAnsi="Calibri"/>
+          <w:b/>
+          <w:color w:val="1A2035"/>
+          <w:sz w:val="26"/>
+        </w:rPr>
+        <w:t>4.3  Attendance and Calendar</w:t>
+      </w:r>
+      <w:r>
+        <w:bookmarkStart w:id="6" w:name="sec_attend"/>
+        <w:bookmarkEnd w:id="6"/>
+      </w:r>
+    </w:p>
+    <w:p>
+      <w:pPr>
+        <w:pStyle w:val="ListBullet"/>
+        <w:spacing w:before="40" w:after="60" w:line="280" w:lineRule="exact"/>
+      </w:pPr>
+      <w:r>
+        <w:rPr>
+          <w:rFonts w:ascii="Calibri" w:hAnsi="Calibri"/>
+          <w:b/>
+          <w:color w:val="1A2035"/>
+          <w:sz w:val="22"/>
+        </w:rPr>
+        <w:t xml:space="preserve">Attendance calendar:  </w:t>
+      </w:r>
+      <w:r>
+        <w:rPr>
+          <w:rFonts w:ascii="Calibri" w:hAnsi="Calibri"/>
+          <w:color w:val="555F7A"/>
+          <w:sz w:val="22"/>
+        </w:rPr>
+        <w:t>A colour-coded calendar shows the full cycle record: present (green), MC (amber), absent, and no-report days (slate blue). Pending MC requests appear with a lighter tint and a dashed border.</w:t>
+      </w:r>
+    </w:p>
+    <w:p>
+      <w:pPr>
+        <w:pStyle w:val="ListBullet"/>
+        <w:spacing w:before="40" w:after="60" w:line="280" w:lineRule="exact"/>
+      </w:pPr>
+      <w:r>
+        <w:rPr>
+          <w:rFonts w:ascii="Calibri" w:hAnsi="Calibri"/>
+          <w:b/>
+          <w:color w:val="1A2035"/>
+          <w:sz w:val="22"/>
+        </w:rPr>
+        <w:t xml:space="preserve">Missing clock-out detection:  </w:t>
+      </w:r>
+      <w:r>
+        <w:rPr>
+          <w:rFonts w:ascii="Calibri" w:hAnsi="Calibri"/>
+          <w:color w:val="555F7A"/>
+          <w:sz w:val="22"/>
+        </w:rPr>
+        <w:t>If a past day has no clock-out recorded, that calendar cell is coloured orange with a dashed border. A persistent warning also appears on the check-in screen.</w:t>
+      </w:r>
+    </w:p>
+    <w:p>
+      <w:pPr>
+        <w:pStyle w:val="ListBullet"/>
+        <w:spacing w:before="40" w:after="60" w:line="280" w:lineRule="exact"/>
+      </w:pPr>
+      <w:r>
+        <w:rPr>
+          <w:rFonts w:ascii="Calibri" w:hAnsi="Calibri"/>
+          <w:b/>
+          <w:color w:val="1A2035"/>
+          <w:sz w:val="22"/>
+        </w:rPr>
+        <w:t xml:space="preserve">Phase reminder banner:  </w:t>
+      </w:r>
+      <w:r>
+        <w:rPr>
+          <w:rFonts w:ascii="Calibri" w:hAnsi="Calibri"/>
+          <w:color w:val="555F7A"/>
+          <w:sz w:val="22"/>
+        </w:rPr>
+        <w:t>A reminder banner appears automatically when a check-in phase window is open and the phase has not yet been logged. It disappears once the phase is submitted.</w:t>
+      </w:r>
+    </w:p>
+    <w:p>
+      <w:pPr>
+        <w:pStyle w:val="ListBullet"/>
+        <w:spacing w:before="40" w:after="60" w:line="280" w:lineRule="exact"/>
+      </w:pPr>
+      <w:r>
+        <w:rPr>
+          <w:rFonts w:ascii="Calibri" w:hAnsi="Calibri"/>
+          <w:b/>
+          <w:color w:val="1A2035"/>
+          <w:sz w:val="22"/>
+        </w:rPr>
+        <w:t xml:space="preserve">Upcoming no-report days:  </w:t>
+      </w:r>
+      <w:r>
+        <w:rPr>
+          <w:rFonts w:ascii="Calibri" w:hAnsi="Calibri"/>
+          <w:color w:val="555F7A"/>
+          <w:sz w:val="22"/>
+        </w:rPr>
+        <w:t>All remaining no-report days in the current cycle are listed so reservists can plan ahead.</w:t>
+      </w:r>
+    </w:p>
+    <w:p>
+      <w:pPr>
+        <w:pStyle w:val="ListBullet"/>
+        <w:spacing w:before="40" w:after="60" w:line="280" w:lineRule="exact"/>
+      </w:pPr>
+      <w:r>
+        <w:rPr>
+          <w:rFonts w:ascii="Calibri" w:hAnsi="Calibri"/>
+          <w:b/>
+          <w:color w:val="1A2035"/>
+          <w:sz w:val="22"/>
+        </w:rPr>
+        <w:t xml:space="preserve">Work timer and meal eligibility:  </w:t>
+      </w:r>
+      <w:r>
+        <w:rPr>
+          <w:rFonts w:ascii="Calibri" w:hAnsi="Calibri"/>
+          <w:color w:val="555F7A"/>
+          <w:sz w:val="22"/>
+        </w:rPr>
+        <w:t>When meal allowance is active for the cycle, a live timer shows total work time, paused during lunch. A "Meal eligible" badge appears once 6 hours of work is reached.</w:t>
+      </w:r>
+    </w:p>
+    <w:p>
+      <w:pPr>
+        <w:spacing w:before="320" w:after="100"/>
+      </w:pPr>
+      <w:r>
+        <w:rPr>
+          <w:rFonts w:ascii="Calibri" w:hAnsi="Calibri"/>
+          <w:b/>
+          <w:color w:val="1A2035"/>
+          <w:sz w:val="26"/>
+        </w:rPr>
+        <w:t>4.4  Safety and Reliability</w:t>
+      </w:r>
+      <w:r>
+        <w:bookmarkStart w:id="7" w:name="sec_safety"/>
+        <w:bookmarkEnd w:id="7"/>
+      </w:r>
+    </w:p>
+    <w:p>
+      <w:pPr>
+        <w:pStyle w:val="ListBullet"/>
+        <w:spacing w:before="40" w:after="60" w:line="280" w:lineRule="exact"/>
+      </w:pPr>
+      <w:r>
+        <w:rPr>
+          <w:rFonts w:ascii="Calibri" w:hAnsi="Calibri"/>
+          <w:b/>
+          <w:color w:val="1A2035"/>
+          <w:sz w:val="22"/>
+        </w:rPr>
+        <w:t xml:space="preserve">Logout confirmation:  </w:t>
+      </w:r>
+      <w:r>
+        <w:rPr>
+          <w:rFonts w:ascii="Calibri" w:hAnsi="Calibri"/>
+          <w:color w:val="555F7A"/>
+          <w:sz w:val="22"/>
+        </w:rPr>
+        <w:t>A confirmation step appears before logging out, preventing accidental session loss.</w:t>
+      </w:r>
+    </w:p>
+    <w:p>
+      <w:pPr>
+        <w:pStyle w:val="ListBullet"/>
+        <w:spacing w:before="40" w:after="60" w:line="280" w:lineRule="exact"/>
+      </w:pPr>
+      <w:r>
+        <w:rPr>
+          <w:rFonts w:ascii="Calibri" w:hAnsi="Calibri"/>
+          <w:b/>
+          <w:color w:val="1A2035"/>
+          <w:sz w:val="22"/>
+        </w:rPr>
+        <w:t xml:space="preserve">Session and idle warnings:  </w:t>
+      </w:r>
+      <w:r>
+        <w:rPr>
+          <w:rFonts w:ascii="Calibri" w:hAnsi="Calibri"/>
+          <w:color w:val="555F7A"/>
+          <w:sz w:val="22"/>
+        </w:rPr>
+        <w:t>A warning appears at 55 minutes with a one-tap option to extend the session before it expires at 60 minutes. Sessions also expire after 20 minutes of inactivity, with a warning at 18 minutes.</w:t>
+      </w:r>
+    </w:p>
+    <w:p>
+      <w:pPr>
+        <w:pStyle w:val="ListBullet"/>
+        <w:spacing w:before="40" w:after="60" w:line="280" w:lineRule="exact"/>
+      </w:pPr>
+      <w:r>
+        <w:rPr>
+          <w:rFonts w:ascii="Calibri" w:hAnsi="Calibri"/>
+          <w:b/>
+          <w:color w:val="1A2035"/>
+          <w:sz w:val="22"/>
+        </w:rPr>
+        <w:t xml:space="preserve">Profile photo:  </w:t>
+      </w:r>
+      <w:r>
+        <w:rPr>
+          <w:rFonts w:ascii="Calibri" w:hAnsi="Calibri"/>
+          <w:color w:val="555F7A"/>
+          <w:sz w:val="22"/>
+        </w:rPr>
+        <w:t>Reservists can upload a profile photo from account settings. Tapping any photo in the app opens it enlarged.</w:t>
+      </w:r>
+    </w:p>
+    <w:p>
+      <w:r>
+        <w:br w:type="page"/>
+      </w:r>
+    </w:p>
+    <w:p>
+      <w:pPr>
+        <w:spacing w:before="0" w:after="40"/>
+        <w:pBdr>
+          <w:bottom w:val="single" w:sz="6" w:space="3" w:color="DEE2EA"/>
+        </w:pBdr>
+      </w:pPr>
+      <w:r>
+        <w:rPr>
+          <w:rFonts w:ascii="Calibri" w:hAnsi="Calibri"/>
+          <w:b/>
+          <w:color w:val="2F5FD0"/>
+          <w:sz w:val="22"/>
+        </w:rPr>
+        <w:t xml:space="preserve">05  </w:t>
+      </w:r>
+      <w:r>
+        <w:rPr>
+          <w:rFonts w:ascii="Calibri" w:hAnsi="Calibri"/>
+          <w:b/>
+          <w:color w:val="1A2035"/>
+          <w:sz w:val="40"/>
+        </w:rPr>
+        <w:t>Features: For Supervisors</w:t>
+      </w:r>
+      <w:r>
+        <w:bookmarkStart w:id="8" w:name="sec_admin"/>
+        <w:bookmarkEnd w:id="8"/>
+      </w:r>
+    </w:p>
+    <w:p>
+      <w:pPr>
+        <w:spacing w:before="0" w:after="200"/>
+      </w:pPr>
+    </w:p>
+    <w:p>
+      <w:pPr>
+        <w:spacing w:before="0" w:after="120" w:line="300" w:lineRule="exact"/>
+      </w:pPr>
+      <w:r>
+        <w:rPr>
+          <w:rFonts w:ascii="Calibri" w:hAnsi="Calibri"/>
+          <w:color w:val="555F7A"/>
+          <w:sz w:val="22"/>
+        </w:rPr>
+        <w:t>Supervisors have full visibility over their department's personnel, attendance records, leave requests, and cycle configuration. All data is scoped to the active department and updates in real time.</w:t>
+      </w:r>
+    </w:p>
+    <w:p>
+      <w:pPr>
+        <w:spacing w:before="320" w:after="100"/>
+      </w:pPr>
+      <w:r>
+        <w:rPr>
+          <w:rFonts w:ascii="Calibri" w:hAnsi="Calibri"/>
+          <w:b/>
+          <w:color w:val="1A2035"/>
+          <w:sz w:val="26"/>
+        </w:rPr>
+        <w:t>5.1  Attendance Roster and Log</w:t>
+      </w:r>
+      <w:r>
+        <w:bookmarkStart w:id="9" w:name="sec_roster"/>
+        <w:bookmarkEnd w:id="9"/>
+      </w:r>
+    </w:p>
+    <w:p>
+      <w:pPr>
+        <w:pStyle w:val="ListBullet"/>
+        <w:spacing w:before="40" w:after="60" w:line="280" w:lineRule="exact"/>
+      </w:pPr>
+      <w:r>
+        <w:rPr>
+          <w:rFonts w:ascii="Calibri" w:hAnsi="Calibri"/>
+          <w:b/>
+          <w:color w:val="1A2035"/>
+          <w:sz w:val="22"/>
+        </w:rPr>
+        <w:t xml:space="preserve">Live attendance board:  </w:t>
+      </w:r>
+      <w:r>
+        <w:rPr>
+          <w:rFonts w:ascii="Calibri" w:hAnsi="Calibri"/>
+          <w:color w:val="555F7A"/>
+          <w:sz w:val="22"/>
+        </w:rPr>
+        <w:t>The roster updates in real time as reservists check in. No manual refresh is needed.</w:t>
+      </w:r>
+    </w:p>
+    <w:p>
+      <w:pPr>
+        <w:pStyle w:val="ListBullet"/>
+        <w:spacing w:before="40" w:after="60" w:line="280" w:lineRule="exact"/>
+      </w:pPr>
+      <w:r>
+        <w:rPr>
+          <w:rFonts w:ascii="Calibri" w:hAnsi="Calibri"/>
+          <w:b/>
+          <w:color w:val="1A2035"/>
+          <w:sz w:val="22"/>
+        </w:rPr>
+        <w:t xml:space="preserve">Filters, search, and navigation:  </w:t>
+      </w:r>
+      <w:r>
+        <w:rPr>
+          <w:rFonts w:ascii="Calibri" w:hAnsi="Calibri"/>
+          <w:color w:val="555F7A"/>
+          <w:sz w:val="22"/>
+        </w:rPr>
+        <w:t>Filter by All, Present, MC, Absent, or Pending. Search by name. Navigate between dates by swipe or button, or jump directly to any date using the date picker.</w:t>
+      </w:r>
+    </w:p>
+    <w:p>
+      <w:pPr>
+        <w:pStyle w:val="ListBullet"/>
+        <w:spacing w:before="40" w:after="60" w:line="280" w:lineRule="exact"/>
+      </w:pPr>
+      <w:r>
+        <w:rPr>
+          <w:rFonts w:ascii="Calibri" w:hAnsi="Calibri"/>
+          <w:b/>
+          <w:color w:val="1A2035"/>
+          <w:sz w:val="22"/>
+        </w:rPr>
+        <w:t xml:space="preserve">Status override:  </w:t>
+      </w:r>
+      <w:r>
+        <w:rPr>
+          <w:rFonts w:ascii="Calibri" w:hAnsi="Calibri"/>
+          <w:color w:val="555F7A"/>
+          <w:sz w:val="22"/>
+        </w:rPr>
+        <w:t>Mark any reservist as Present, MC, or Absent from the roster. Mark all pending as absent or all pending as present in a single action, with a required confirmation step each time.</w:t>
+      </w:r>
+    </w:p>
+    <w:p>
+      <w:pPr>
+        <w:pStyle w:val="ListBullet"/>
+        <w:spacing w:before="40" w:after="60" w:line="280" w:lineRule="exact"/>
+      </w:pPr>
+      <w:r>
+        <w:rPr>
+          <w:rFonts w:ascii="Calibri" w:hAnsi="Calibri"/>
+          <w:b/>
+          <w:color w:val="1A2035"/>
+          <w:sz w:val="22"/>
+        </w:rPr>
+        <w:t xml:space="preserve">Time correction:  </w:t>
+      </w:r>
+      <w:r>
+        <w:rPr>
+          <w:rFonts w:ascii="Calibri" w:hAnsi="Calibri"/>
+          <w:color w:val="555F7A"/>
+          <w:sz w:val="22"/>
+        </w:rPr>
+        <w:t>Edit any reservist's check-in times for any phase on any day. Corrected records are flagged as admin-entered with the editor's name and timestamp.</w:t>
+      </w:r>
+    </w:p>
+    <w:p>
+      <w:pPr>
+        <w:pStyle w:val="ListBullet"/>
+        <w:spacing w:before="40" w:after="60" w:line="280" w:lineRule="exact"/>
+      </w:pPr>
+      <w:r>
+        <w:rPr>
+          <w:rFonts w:ascii="Calibri" w:hAnsi="Calibri"/>
+          <w:b/>
+          <w:color w:val="1A2035"/>
+          <w:sz w:val="22"/>
+        </w:rPr>
+        <w:t xml:space="preserve">Late check-in alerts:  </w:t>
+      </w:r>
+      <w:r>
+        <w:rPr>
+          <w:rFonts w:ascii="Calibri" w:hAnsi="Calibri"/>
+          <w:color w:val="555F7A"/>
+          <w:sz w:val="22"/>
+        </w:rPr>
+        <w:t>Late check-ins (over one hour after shift start) are automatically flagged in the log with the reservist's written reason displayed alongside the record.</w:t>
+      </w:r>
+    </w:p>
+    <w:p>
+      <w:pPr>
+        <w:pStyle w:val="ListBullet"/>
+        <w:spacing w:before="40" w:after="60" w:line="280" w:lineRule="exact"/>
+      </w:pPr>
+      <w:r>
+        <w:rPr>
+          <w:rFonts w:ascii="Calibri" w:hAnsi="Calibri"/>
+          <w:b/>
+          <w:color w:val="1A2035"/>
+          <w:sz w:val="22"/>
+        </w:rPr>
+        <w:t xml:space="preserve">Missing clock-out flag:  </w:t>
+      </w:r>
+      <w:r>
+        <w:rPr>
+          <w:rFonts w:ascii="Calibri" w:hAnsi="Calibri"/>
+          <w:color w:val="555F7A"/>
+          <w:sz w:val="22"/>
+        </w:rPr>
+        <w:t>Any log entry where a reservist is marked present but has no clock-out is flagged with a visible badge, making it easy to identify before meal allowance is processed.</w:t>
+      </w:r>
+    </w:p>
+    <w:p>
+      <w:pPr>
+        <w:pStyle w:val="ListBullet"/>
+        <w:spacing w:before="40" w:after="60" w:line="280" w:lineRule="exact"/>
+      </w:pPr>
+      <w:r>
+        <w:rPr>
+          <w:rFonts w:ascii="Calibri" w:hAnsi="Calibri"/>
+          <w:b/>
+          <w:color w:val="1A2035"/>
+          <w:sz w:val="22"/>
+        </w:rPr>
+        <w:t xml:space="preserve">Log notes:  </w:t>
+      </w:r>
+      <w:r>
+        <w:rPr>
+          <w:rFonts w:ascii="Calibri" w:hAnsi="Calibri"/>
+          <w:color w:val="555F7A"/>
+          <w:sz w:val="22"/>
+        </w:rPr>
+        <w:t>Add a free-text note against any person's attendance entry. Also supports welfare notes and missed-attendance notes.</w:t>
+      </w:r>
+    </w:p>
+    <w:p>
+      <w:pPr>
+        <w:spacing w:before="320" w:after="100"/>
+      </w:pPr>
+      <w:r>
+        <w:rPr>
+          <w:rFonts w:ascii="Calibri" w:hAnsi="Calibri"/>
+          <w:b/>
+          <w:color w:val="1A2035"/>
+          <w:sz w:val="26"/>
+        </w:rPr>
+        <w:t>5.2  Requests and Leave Inbox</w:t>
+      </w:r>
+      <w:r>
+        <w:bookmarkStart w:id="10" w:name="sec_inbox"/>
+        <w:bookmarkEnd w:id="10"/>
+      </w:r>
+    </w:p>
+    <w:p>
+      <w:pPr>
+        <w:pStyle w:val="ListBullet"/>
+        <w:spacing w:before="40" w:after="60" w:line="280" w:lineRule="exact"/>
+      </w:pPr>
+      <w:r>
+        <w:rPr>
+          <w:rFonts w:ascii="Calibri" w:hAnsi="Calibri"/>
+          <w:b/>
+          <w:color w:val="1A2035"/>
+          <w:sz w:val="22"/>
+        </w:rPr>
+        <w:t xml:space="preserve">Unified inbox:  </w:t>
+      </w:r>
+      <w:r>
+        <w:rPr>
+          <w:rFonts w:ascii="Calibri" w:hAnsi="Calibri"/>
+          <w:color w:val="555F7A"/>
+          <w:sz w:val="22"/>
+        </w:rPr>
+        <w:t>All pending signup requests, MC requests, and leave requests appear in one unified inbox. Each signup is labelled New or Returning so supervisors know at a glance whether they are onboarding or re-enrolling.</w:t>
+      </w:r>
+    </w:p>
+    <w:p>
+      <w:pPr>
+        <w:pStyle w:val="ListBullet"/>
+        <w:spacing w:before="40" w:after="60" w:line="280" w:lineRule="exact"/>
+      </w:pPr>
+      <w:r>
+        <w:rPr>
+          <w:rFonts w:ascii="Calibri" w:hAnsi="Calibri"/>
+          <w:b/>
+          <w:color w:val="1A2035"/>
+          <w:sz w:val="22"/>
+        </w:rPr>
+        <w:t xml:space="preserve">Bulk leave actions:  </w:t>
+      </w:r>
+      <w:r>
+        <w:rPr>
+          <w:rFonts w:ascii="Calibri" w:hAnsi="Calibri"/>
+          <w:color w:val="555F7A"/>
+          <w:sz w:val="22"/>
+        </w:rPr>
+        <w:t>Select multiple leave requests and approve or reject them in a single action. Bulk rejection requires a written reason stored against each request.</w:t>
+      </w:r>
+    </w:p>
+    <w:p>
+      <w:pPr>
+        <w:pStyle w:val="ListBullet"/>
+        <w:spacing w:before="40" w:after="60" w:line="280" w:lineRule="exact"/>
+      </w:pPr>
+      <w:r>
+        <w:rPr>
+          <w:rFonts w:ascii="Calibri" w:hAnsi="Calibri"/>
+          <w:b/>
+          <w:color w:val="1A2035"/>
+          <w:sz w:val="22"/>
+        </w:rPr>
+        <w:t xml:space="preserve">Select-all for signups:  </w:t>
+      </w:r>
+      <w:r>
+        <w:rPr>
+          <w:rFonts w:ascii="Calibri" w:hAnsi="Calibri"/>
+          <w:color w:val="555F7A"/>
+          <w:sz w:val="22"/>
+        </w:rPr>
+        <w:t>Select-all checkbox in the signup section selects all visible pending signups, filtered by the search box.</w:t>
+      </w:r>
+    </w:p>
+    <w:p>
+      <w:pPr>
+        <w:pStyle w:val="ListBullet"/>
+        <w:spacing w:before="40" w:after="60" w:line="280" w:lineRule="exact"/>
+      </w:pPr>
+      <w:r>
+        <w:rPr>
+          <w:rFonts w:ascii="Calibri" w:hAnsi="Calibri"/>
+          <w:b/>
+          <w:color w:val="1A2035"/>
+          <w:sz w:val="22"/>
+        </w:rPr>
+        <w:t xml:space="preserve">Reopen rejected signups:  </w:t>
+      </w:r>
+      <w:r>
+        <w:rPr>
+          <w:rFonts w:ascii="Calibri" w:hAnsi="Calibri"/>
+          <w:color w:val="555F7A"/>
+          <w:sz w:val="22"/>
+        </w:rPr>
+        <w:t>Rejected signup requests can be re-opened and returned to pending status if the decision needs to be reversed.</w:t>
+      </w:r>
+    </w:p>
+    <w:p>
+      <w:pPr>
+        <w:spacing w:before="320" w:after="100"/>
+      </w:pPr>
+      <w:r>
+        <w:rPr>
+          <w:rFonts w:ascii="Calibri" w:hAnsi="Calibri"/>
+          <w:b/>
+          <w:color w:val="1A2035"/>
+          <w:sz w:val="26"/>
+        </w:rPr>
+        <w:t>5.3  Personnel Management</w:t>
+      </w:r>
+      <w:r>
+        <w:bookmarkStart w:id="11" w:name="sec_people"/>
+        <w:bookmarkEnd w:id="11"/>
+      </w:r>
+    </w:p>
+    <w:p>
+      <w:pPr>
+        <w:pStyle w:val="ListBullet"/>
+        <w:spacing w:before="40" w:after="60" w:line="280" w:lineRule="exact"/>
+      </w:pPr>
+      <w:r>
+        <w:rPr>
+          <w:rFonts w:ascii="Calibri" w:hAnsi="Calibri"/>
+          <w:b/>
+          <w:color w:val="1A2035"/>
+          <w:sz w:val="22"/>
+        </w:rPr>
+        <w:t xml:space="preserve">Personnel roster:  </w:t>
+      </w:r>
+      <w:r>
+        <w:rPr>
+          <w:rFonts w:ascii="Calibri" w:hAnsi="Calibri"/>
+          <w:color w:val="555F7A"/>
+          <w:sz w:val="22"/>
+        </w:rPr>
+        <w:t>Lists all personnel in the current cycle with their attendance rate. Personnel below 75% are flagged with an amber indicator.</w:t>
+      </w:r>
+    </w:p>
+    <w:p>
+      <w:pPr>
+        <w:pStyle w:val="ListBullet"/>
+        <w:spacing w:before="40" w:after="60" w:line="280" w:lineRule="exact"/>
+      </w:pPr>
+      <w:r>
+        <w:rPr>
+          <w:rFonts w:ascii="Calibri" w:hAnsi="Calibri"/>
+          <w:b/>
+          <w:color w:val="1A2035"/>
+          <w:sz w:val="22"/>
+        </w:rPr>
+        <w:t xml:space="preserve">Per-person history:  </w:t>
+      </w:r>
+      <w:r>
+        <w:rPr>
+          <w:rFonts w:ascii="Calibri" w:hAnsi="Calibri"/>
+          <w:color w:val="555F7A"/>
+          <w:sz w:val="22"/>
+        </w:rPr>
+        <w:t>Click any person's card to open their full attendance history across all cycles, with status filters and pagination. Exportable to Excel.</w:t>
+      </w:r>
+    </w:p>
+    <w:p>
+      <w:pPr>
+        <w:pStyle w:val="ListBullet"/>
+        <w:spacing w:before="40" w:after="60" w:line="280" w:lineRule="exact"/>
+      </w:pPr>
+      <w:r>
+        <w:rPr>
+          <w:rFonts w:ascii="Calibri" w:hAnsi="Calibri"/>
+          <w:b/>
+          <w:color w:val="1A2035"/>
+          <w:sz w:val="22"/>
+        </w:rPr>
+        <w:t xml:space="preserve">Bulk add:  </w:t>
+      </w:r>
+      <w:r>
+        <w:rPr>
+          <w:rFonts w:ascii="Calibri" w:hAnsi="Calibri"/>
+          <w:color w:val="555F7A"/>
+          <w:sz w:val="22"/>
+        </w:rPr>
+        <w:t>Add multiple reservists at once by pasting a list of names and contact numbers.</w:t>
+      </w:r>
+    </w:p>
+    <w:p>
+      <w:pPr>
+        <w:pStyle w:val="ListBullet"/>
+        <w:spacing w:before="40" w:after="60" w:line="280" w:lineRule="exact"/>
+      </w:pPr>
+      <w:r>
+        <w:rPr>
+          <w:rFonts w:ascii="Calibri" w:hAnsi="Calibri"/>
+          <w:b/>
+          <w:color w:val="1A2035"/>
+          <w:sz w:val="22"/>
+        </w:rPr>
+        <w:t xml:space="preserve">Password reset:  </w:t>
+      </w:r>
+      <w:r>
+        <w:rPr>
+          <w:rFonts w:ascii="Calibri" w:hAnsi="Calibri"/>
+          <w:color w:val="555F7A"/>
+          <w:sz w:val="22"/>
+        </w:rPr>
+        <w:t>Reset any reservist's password directly from the roster without requiring database access.</w:t>
+      </w:r>
+    </w:p>
+    <w:p>
+      <w:pPr>
+        <w:pStyle w:val="ListBullet"/>
+        <w:spacing w:before="40" w:after="60" w:line="280" w:lineRule="exact"/>
+      </w:pPr>
+      <w:r>
+        <w:rPr>
+          <w:rFonts w:ascii="Calibri" w:hAnsi="Calibri"/>
+          <w:b/>
+          <w:color w:val="1A2035"/>
+          <w:sz w:val="22"/>
+        </w:rPr>
+        <w:t xml:space="preserve">Cross-cycle member search:  </w:t>
+      </w:r>
+      <w:r>
+        <w:rPr>
+          <w:rFonts w:ascii="Calibri" w:hAnsi="Calibri"/>
+          <w:color w:val="555F7A"/>
+          <w:sz w:val="22"/>
+        </w:rPr>
+        <w:t>Search across all cycles and all personnel by name, contact, or status. Supports permanent deletion and bulk delete.</w:t>
+      </w:r>
+    </w:p>
+    <w:p>
+      <w:pPr>
+        <w:spacing w:before="320" w:after="100"/>
+      </w:pPr>
+      <w:r>
+        <w:rPr>
+          <w:rFonts w:ascii="Calibri" w:hAnsi="Calibri"/>
+          <w:b/>
+          <w:color w:val="1A2035"/>
+          <w:sz w:val="26"/>
+        </w:rPr>
+        <w:t>5.4  Cycle Management and Export</w:t>
+      </w:r>
+      <w:r>
+        <w:bookmarkStart w:id="12" w:name="sec_cycle"/>
+        <w:bookmarkEnd w:id="12"/>
+      </w:r>
+    </w:p>
+    <w:p>
+      <w:pPr>
+        <w:pStyle w:val="ListBullet"/>
+        <w:spacing w:before="40" w:after="60" w:line="280" w:lineRule="exact"/>
+      </w:pPr>
+      <w:r>
+        <w:rPr>
+          <w:rFonts w:ascii="Calibri" w:hAnsi="Calibri"/>
+          <w:b/>
+          <w:color w:val="1A2035"/>
+          <w:sz w:val="22"/>
+        </w:rPr>
+        <w:t xml:space="preserve">Cycle management:  </w:t>
+      </w:r>
+      <w:r>
+        <w:rPr>
+          <w:rFonts w:ascii="Calibri" w:hAnsi="Calibri"/>
+          <w:color w:val="555F7A"/>
+          <w:sz w:val="22"/>
+        </w:rPr>
+        <w:t>Create and label reporting cycles. The system prepares the next 8 cycles automatically on every admin login.</w:t>
+      </w:r>
+    </w:p>
+    <w:p>
+      <w:pPr>
+        <w:pStyle w:val="ListBullet"/>
+        <w:spacing w:before="40" w:after="60" w:line="280" w:lineRule="exact"/>
+      </w:pPr>
+      <w:r>
+        <w:rPr>
+          <w:rFonts w:ascii="Calibri" w:hAnsi="Calibri"/>
+          <w:b/>
+          <w:color w:val="1A2035"/>
+          <w:sz w:val="22"/>
+        </w:rPr>
+        <w:t xml:space="preserve">No-report day control:  </w:t>
+      </w:r>
+      <w:r>
+        <w:rPr>
+          <w:rFonts w:ascii="Calibri" w:hAnsi="Calibri"/>
+          <w:color w:val="555F7A"/>
+          <w:sz w:val="22"/>
+        </w:rPr>
+        <w:t>Mark any date as a no-report day. Paste a list of dates to mark multiple days at once. Singapore public holidays are excluded automatically.</w:t>
+      </w:r>
+    </w:p>
+    <w:p>
+      <w:pPr>
+        <w:pStyle w:val="ListBullet"/>
+        <w:spacing w:before="40" w:after="60" w:line="280" w:lineRule="exact"/>
+      </w:pPr>
+      <w:r>
+        <w:rPr>
+          <w:rFonts w:ascii="Calibri" w:hAnsi="Calibri"/>
+          <w:b/>
+          <w:color w:val="1A2035"/>
+          <w:sz w:val="22"/>
+        </w:rPr>
+        <w:t xml:space="preserve">Cycle notice board:  </w:t>
+      </w:r>
+      <w:r>
+        <w:rPr>
+          <w:rFonts w:ascii="Calibri" w:hAnsi="Calibri"/>
+          <w:color w:val="555F7A"/>
+          <w:sz w:val="22"/>
+        </w:rPr>
+        <w:t>Post a short notice that appears on every reservist's check-in screen for the duration of the cycle, scoped to the active department only.</w:t>
+      </w:r>
+    </w:p>
+    <w:p>
+      <w:pPr>
+        <w:pStyle w:val="ListBullet"/>
+        <w:spacing w:before="40" w:after="60" w:line="280" w:lineRule="exact"/>
+      </w:pPr>
+      <w:r>
+        <w:rPr>
+          <w:rFonts w:ascii="Calibri" w:hAnsi="Calibri"/>
+          <w:b/>
+          <w:color w:val="1A2035"/>
+          <w:sz w:val="22"/>
+        </w:rPr>
+        <w:t xml:space="preserve">Meal allowance toggle:  </w:t>
+      </w:r>
+      <w:r>
+        <w:rPr>
+          <w:rFonts w:ascii="Calibri" w:hAnsi="Calibri"/>
+          <w:color w:val="555F7A"/>
+          <w:sz w:val="22"/>
+        </w:rPr>
+        <w:t>Enable or disable meal allowance per cycle. When active, the work timer and meal eligibility calculations are shown to reservists.</w:t>
+      </w:r>
+    </w:p>
+    <w:p>
+      <w:pPr>
+        <w:pStyle w:val="ListBullet"/>
+        <w:spacing w:before="40" w:after="60" w:line="280" w:lineRule="exact"/>
+      </w:pPr>
+      <w:r>
+        <w:rPr>
+          <w:rFonts w:ascii="Calibri" w:hAnsi="Calibri"/>
+          <w:b/>
+          <w:color w:val="1A2035"/>
+          <w:sz w:val="22"/>
+        </w:rPr>
+        <w:t xml:space="preserve">Excel export:  </w:t>
+      </w:r>
+      <w:r>
+        <w:rPr>
+          <w:rFonts w:ascii="Calibri" w:hAnsi="Calibri"/>
+          <w:color w:val="555F7A"/>
+          <w:sz w:val="22"/>
+        </w:rPr>
+        <w:t>Export the full attendance matrix as an Excel spreadsheet with per-person rates, colour-coded cells, and a meal claims column.</w:t>
+      </w:r>
+    </w:p>
+    <w:p>
+      <w:pPr>
+        <w:pStyle w:val="ListBullet"/>
+        <w:spacing w:before="40" w:after="60" w:line="280" w:lineRule="exact"/>
+      </w:pPr>
+      <w:r>
+        <w:rPr>
+          <w:rFonts w:ascii="Calibri" w:hAnsi="Calibri"/>
+          <w:b/>
+          <w:color w:val="1A2035"/>
+          <w:sz w:val="22"/>
+        </w:rPr>
+        <w:t xml:space="preserve">Print report:  </w:t>
+      </w:r>
+      <w:r>
+        <w:rPr>
+          <w:rFonts w:ascii="Calibri" w:hAnsi="Calibri"/>
+          <w:color w:val="555F7A"/>
+          <w:sz w:val="22"/>
+        </w:rPr>
+        <w:t>Generate a formatted A4 attendance report, printable or saveable as PDF directly from the browser.</w:t>
+      </w:r>
+    </w:p>
+    <w:p>
+      <w:pPr>
+        <w:pStyle w:val="ListBullet"/>
+        <w:spacing w:before="40" w:after="60" w:line="280" w:lineRule="exact"/>
+      </w:pPr>
+      <w:r>
+        <w:rPr>
+          <w:rFonts w:ascii="Calibri" w:hAnsi="Calibri"/>
+          <w:b/>
+          <w:color w:val="1A2035"/>
+          <w:sz w:val="22"/>
+        </w:rPr>
+        <w:t xml:space="preserve">WhatsApp summary:  </w:t>
+      </w:r>
+      <w:r>
+        <w:rPr>
+          <w:rFonts w:ascii="Calibri" w:hAnsi="Calibri"/>
+          <w:color w:val="555F7A"/>
+          <w:sz w:val="22"/>
+        </w:rPr>
+        <w:t>One tap generates the day's attendance summary as a WhatsApp-ready message with a preview, copy, and direct-send option.</w:t>
+      </w:r>
+    </w:p>
+    <w:p>
+      <w:r>
+        <w:br w:type="page"/>
+      </w:r>
+    </w:p>
+    <w:p>
+      <w:pPr>
+        <w:spacing w:before="0" w:after="40"/>
+        <w:pBdr>
+          <w:bottom w:val="single" w:sz="6" w:space="3" w:color="DEE2EA"/>
+        </w:pBdr>
+      </w:pPr>
+      <w:r>
+        <w:rPr>
+          <w:rFonts w:ascii="Calibri" w:hAnsi="Calibri"/>
+          <w:b/>
+          <w:color w:val="2F5FD0"/>
+          <w:sz w:val="22"/>
+        </w:rPr>
+        <w:t xml:space="preserve">06  </w:t>
+      </w:r>
+      <w:r>
+        <w:rPr>
+          <w:rFonts w:ascii="Calibri" w:hAnsi="Calibri"/>
+          <w:b/>
+          <w:color w:val="1A2035"/>
+          <w:sz w:val="40"/>
+        </w:rPr>
+        <w:t>Features: For Master Level</w:t>
+      </w:r>
+      <w:r>
+        <w:bookmarkStart w:id="13" w:name="sec_master"/>
+        <w:bookmarkEnd w:id="13"/>
+      </w:r>
+    </w:p>
+    <w:p>
+      <w:pPr>
+        <w:spacing w:before="0" w:after="200"/>
+      </w:pPr>
+    </w:p>
+    <w:p>
+      <w:pPr>
+        <w:spacing w:before="0" w:after="120" w:line="300" w:lineRule="exact"/>
+      </w:pPr>
+      <w:r>
+        <w:rPr>
+          <w:rFonts w:ascii="Calibri" w:hAnsi="Calibri"/>
+          <w:color w:val="555F7A"/>
+          <w:sz w:val="22"/>
+        </w:rPr>
+        <w:t>The Master account holds all supervisor capabilities plus the following additional controls:</w:t>
+      </w:r>
+    </w:p>
+    <w:p>
+      <w:pPr>
+        <w:spacing w:before="0" w:after="80"/>
+      </w:pPr>
+    </w:p>
+    <w:p>
+      <w:pPr>
+        <w:pStyle w:val="ListBullet"/>
+        <w:spacing w:before="40" w:after="60" w:line="280" w:lineRule="exact"/>
+      </w:pPr>
+      <w:r>
+        <w:rPr>
+          <w:rFonts w:ascii="Calibri" w:hAnsi="Calibri"/>
+          <w:b/>
+          <w:color w:val="1A2035"/>
+          <w:sz w:val="22"/>
+        </w:rPr>
+        <w:t xml:space="preserve">Department switcher:  </w:t>
+      </w:r>
+      <w:r>
+        <w:rPr>
+          <w:rFonts w:ascii="Calibri" w:hAnsi="Calibri"/>
+          <w:color w:val="555F7A"/>
+          <w:sz w:val="22"/>
+        </w:rPr>
+        <w:t>Switch the admin view between departments (Ops Security and Crime Alert/CAS) using a dropdown in the header. Each department's last-selected cycle is remembered independently.</w:t>
+      </w:r>
+    </w:p>
+    <w:p>
+      <w:pPr>
+        <w:pStyle w:val="ListBullet"/>
+        <w:spacing w:before="40" w:after="60" w:line="280" w:lineRule="exact"/>
+      </w:pPr>
+      <w:r>
+        <w:rPr>
+          <w:rFonts w:ascii="Calibri" w:hAnsi="Calibri"/>
+          <w:b/>
+          <w:color w:val="1A2035"/>
+          <w:sz w:val="22"/>
+        </w:rPr>
+        <w:t xml:space="preserve">Cross-department isolation:  </w:t>
+      </w:r>
+      <w:r>
+        <w:rPr>
+          <w:rFonts w:ascii="Calibri" w:hAnsi="Calibri"/>
+          <w:color w:val="555F7A"/>
+          <w:sz w:val="22"/>
+        </w:rPr>
+        <w:t>All data is fully scoped to the active department. Switching clears the current view and reloads fresh data for the selected department.</w:t>
+      </w:r>
+    </w:p>
+    <w:p>
+      <w:pPr>
+        <w:pStyle w:val="ListBullet"/>
+        <w:spacing w:before="40" w:after="60" w:line="280" w:lineRule="exact"/>
+      </w:pPr>
+      <w:r>
+        <w:rPr>
+          <w:rFonts w:ascii="Calibri" w:hAnsi="Calibri"/>
+          <w:b/>
+          <w:color w:val="1A2035"/>
+          <w:sz w:val="22"/>
+        </w:rPr>
+        <w:t xml:space="preserve">Supervisor account management:  </w:t>
+      </w:r>
+      <w:r>
+        <w:rPr>
+          <w:rFonts w:ascii="Calibri" w:hAnsi="Calibri"/>
+          <w:color w:val="555F7A"/>
+          <w:sz w:val="22"/>
+        </w:rPr>
+        <w:t>Add new supervisor accounts directly within the app. Demote any admin back to reservist status, or promote any reservist to admin.</w:t>
+      </w:r>
+    </w:p>
+    <w:p>
+      <w:pPr>
+        <w:pStyle w:val="ListBullet"/>
+        <w:spacing w:before="40" w:after="60" w:line="280" w:lineRule="exact"/>
+      </w:pPr>
+      <w:r>
+        <w:rPr>
+          <w:rFonts w:ascii="Calibri" w:hAnsi="Calibri"/>
+          <w:b/>
+          <w:color w:val="1A2035"/>
+          <w:sz w:val="22"/>
+        </w:rPr>
+        <w:t xml:space="preserve">Supervisor password reset:  </w:t>
+      </w:r>
+      <w:r>
+        <w:rPr>
+          <w:rFonts w:ascii="Calibri" w:hAnsi="Calibri"/>
+          <w:color w:val="555F7A"/>
+          <w:sz w:val="22"/>
+        </w:rPr>
+        <w:t>Reset any supervisor's password directly from the Team tab, without requiring database access.</w:t>
+      </w:r>
+    </w:p>
+    <w:p>
+      <w:pPr>
+        <w:spacing w:before="200" w:after="200"/>
+        <w:pBdr>
+          <w:bottom w:val="single" w:sz="4" w:space="1" w:color="DEE2EA"/>
+        </w:pBdr>
+      </w:pPr>
+    </w:p>
+    <w:p>
+      <w:pPr>
+        <w:spacing w:before="0" w:after="40"/>
+        <w:pBdr>
+          <w:bottom w:val="single" w:sz="6" w:space="3" w:color="DEE2EA"/>
+        </w:pBdr>
+      </w:pPr>
+      <w:r>
+        <w:rPr>
+          <w:rFonts w:ascii="Calibri" w:hAnsi="Calibri"/>
+          <w:b/>
+          <w:color w:val="2F5FD0"/>
+          <w:sz w:val="22"/>
+        </w:rPr>
+        <w:t xml:space="preserve">07  </w:t>
+      </w:r>
+      <w:r>
+        <w:rPr>
+          <w:rFonts w:ascii="Calibri" w:hAnsi="Calibri"/>
+          <w:b/>
+          <w:color w:val="1A2035"/>
+          <w:sz w:val="40"/>
+        </w:rPr>
+        <w:t>Data Privacy</w:t>
+      </w:r>
+      <w:r>
+        <w:bookmarkStart w:id="14" w:name="sec_privacy"/>
+        <w:bookmarkEnd w:id="14"/>
+      </w:r>
+    </w:p>
+    <w:p>
+      <w:pPr>
+        <w:spacing w:before="0" w:after="200"/>
+      </w:pPr>
+    </w:p>
+    <w:p>
+      <w:pPr>
+        <w:spacing w:before="0" w:after="120" w:line="300" w:lineRule="exact"/>
+      </w:pPr>
+      <w:r>
+        <w:rPr>
+          <w:rFonts w:ascii="Calibri" w:hAnsi="Calibri"/>
+          <w:color w:val="555F7A"/>
+          <w:sz w:val="22"/>
+        </w:rPr>
+        <w:t>ReservistGO collects only what is operationally necessary.</w:t>
+      </w:r>
+    </w:p>
+    <w:p>
+      <w:pPr>
+        <w:spacing w:before="0" w:after="160"/>
+      </w:pPr>
     </w:p>
     <w:tbl>
       <w:tblPr>
@@ -684,30 +2577,355 @@
         <w:tblW w:w="5000" w:type="pct"/>
       </w:tblPr>
       <w:tblGrid>
-        <w:gridCol w:w="9066"/>
+        <w:gridCol w:w="4419"/>
+        <w:gridCol w:w="4419"/>
       </w:tblGrid>
       <w:tr>
         <w:tc>
           <w:tcPr>
-            <w:tcW w:type="dxa" w:w="9066"/>
-            <w:shd w:val="clear" w:color="auto" w:fill="EEF3FC"/>
+            <w:tcW w:type="dxa" w:w="4535"/>
             <w:tcBorders>
-              <w:left w:val="single" w:sz="18" w:space="0" w:color="2F5FD0"/>
+              <w:top w:val="none" w:sz="0" w:space="0" w:color="auto"/>
+              <w:left w:val="none" w:sz="0" w:space="0" w:color="auto"/>
+              <w:bottom w:val="none" w:sz="0" w:space="0" w:color="auto"/>
+              <w:right w:val="none" w:sz="0" w:space="0" w:color="auto"/>
+              <w:insideH w:val="none" w:sz="0" w:space="0" w:color="auto"/>
+              <w:insideV w:val="none" w:sz="0" w:space="0" w:color="auto"/>
+              <w:bottom w:val="single" w:sz="12" w:space="0" w:color="1A2035"/>
             </w:tcBorders>
+            <w:vAlign w:val="center"/>
           </w:tcPr>
           <w:p>
             <w:pPr>
-              <w:spacing w:before="140" w:after="140"/>
-              <w:ind w:left="170"/>
+              <w:spacing w:before="100" w:after="120"/>
             </w:pPr>
             <w:r>
               <w:rPr>
                 <w:rFonts w:ascii="Calibri" w:hAnsi="Calibri"/>
-                <w:i/>
-                <w:color w:val="4A5A72"/>
+                <w:b/>
+                <w:color w:val="1A2035"/>
+                <w:sz w:val="20"/>
+              </w:rPr>
+              <w:t>What is stored</w:t>
+            </w:r>
+          </w:p>
+        </w:tc>
+        <w:tc>
+          <w:tcPr>
+            <w:tcW w:type="dxa" w:w="4649"/>
+            <w:tcBorders>
+              <w:top w:val="none" w:sz="0" w:space="0" w:color="auto"/>
+              <w:left w:val="none" w:sz="0" w:space="0" w:color="auto"/>
+              <w:bottom w:val="none" w:sz="0" w:space="0" w:color="auto"/>
+              <w:right w:val="none" w:sz="0" w:space="0" w:color="auto"/>
+              <w:insideH w:val="none" w:sz="0" w:space="0" w:color="auto"/>
+              <w:insideV w:val="none" w:sz="0" w:space="0" w:color="auto"/>
+              <w:bottom w:val="single" w:sz="12" w:space="0" w:color="1A2035"/>
+            </w:tcBorders>
+            <w:vAlign w:val="center"/>
+          </w:tcPr>
+          <w:p>
+            <w:pPr>
+              <w:spacing w:before="100" w:after="120"/>
+            </w:pPr>
+            <w:r>
+              <w:rPr>
+                <w:rFonts w:ascii="Calibri" w:hAnsi="Calibri"/>
+                <w:b/>
+                <w:color w:val="1A2035"/>
+                <w:sz w:val="20"/>
+              </w:rPr>
+              <w:t>What is NOT stored</w:t>
+            </w:r>
+          </w:p>
+        </w:tc>
+      </w:tr>
+      <w:tr>
+        <w:tc>
+          <w:tcPr>
+            <w:tcW w:type="dxa" w:w="4535"/>
+            <w:tcBorders>
+              <w:top w:val="none" w:sz="0" w:space="0" w:color="auto"/>
+              <w:left w:val="none" w:sz="0" w:space="0" w:color="auto"/>
+              <w:bottom w:val="none" w:sz="0" w:space="0" w:color="auto"/>
+              <w:right w:val="none" w:sz="0" w:space="0" w:color="auto"/>
+              <w:insideH w:val="none" w:sz="0" w:space="0" w:color="auto"/>
+              <w:insideV w:val="none" w:sz="0" w:space="0" w:color="auto"/>
+              <w:bottom w:val="single" w:sz="4" w:space="0" w:color="DEE2EA"/>
+            </w:tcBorders>
+            <w:vAlign w:val="center"/>
+          </w:tcPr>
+          <w:p>
+            <w:pPr>
+              <w:spacing w:before="120" w:after="120"/>
+            </w:pPr>
+            <w:r>
+              <w:rPr>
+                <w:rFonts w:ascii="Calibri" w:hAnsi="Calibri"/>
+                <w:color w:val="555F7A"/>
                 <w:sz w:val="21"/>
               </w:rPr>
-              <w:t>A built-in demo mode on the login screen allows anyone to explore both the reservist and supervisor views without creating an account. No registration is required to try the system.</w:t>
+              <w:t>Name, phone number, and attendance records</w:t>
+            </w:r>
+          </w:p>
+        </w:tc>
+        <w:tc>
+          <w:tcPr>
+            <w:tcW w:type="dxa" w:w="4649"/>
+            <w:tcBorders>
+              <w:top w:val="none" w:sz="0" w:space="0" w:color="auto"/>
+              <w:left w:val="none" w:sz="0" w:space="0" w:color="auto"/>
+              <w:bottom w:val="none" w:sz="0" w:space="0" w:color="auto"/>
+              <w:right w:val="none" w:sz="0" w:space="0" w:color="auto"/>
+              <w:insideH w:val="none" w:sz="0" w:space="0" w:color="auto"/>
+              <w:insideV w:val="none" w:sz="0" w:space="0" w:color="auto"/>
+              <w:bottom w:val="single" w:sz="4" w:space="0" w:color="DEE2EA"/>
+            </w:tcBorders>
+            <w:vAlign w:val="center"/>
+          </w:tcPr>
+          <w:p>
+            <w:pPr>
+              <w:spacing w:before="120" w:after="120"/>
+            </w:pPr>
+            <w:r>
+              <w:rPr>
+                <w:rFonts w:ascii="Calibri" w:hAnsi="Calibri"/>
+                <w:color w:val="555F7A"/>
+                <w:sz w:val="21"/>
+              </w:rPr>
+              <w:t>NRIC, rank, or service details</w:t>
+            </w:r>
+          </w:p>
+        </w:tc>
+      </w:tr>
+      <w:tr>
+        <w:tc>
+          <w:tcPr>
+            <w:tcW w:type="dxa" w:w="4535"/>
+            <w:tcBorders>
+              <w:top w:val="none" w:sz="0" w:space="0" w:color="auto"/>
+              <w:left w:val="none" w:sz="0" w:space="0" w:color="auto"/>
+              <w:bottom w:val="none" w:sz="0" w:space="0" w:color="auto"/>
+              <w:right w:val="none" w:sz="0" w:space="0" w:color="auto"/>
+              <w:insideH w:val="none" w:sz="0" w:space="0" w:color="auto"/>
+              <w:insideV w:val="none" w:sz="0" w:space="0" w:color="auto"/>
+              <w:bottom w:val="single" w:sz="4" w:space="0" w:color="DEE2EA"/>
+            </w:tcBorders>
+            <w:vAlign w:val="center"/>
+          </w:tcPr>
+          <w:p>
+            <w:pPr>
+              <w:spacing w:before="120" w:after="120"/>
+            </w:pPr>
+            <w:r>
+              <w:rPr>
+                <w:rFonts w:ascii="Calibri" w:hAnsi="Calibri"/>
+                <w:color w:val="555F7A"/>
+                <w:sz w:val="21"/>
+              </w:rPr>
+              <w:t>Distance from HQ in metres at check-in only</w:t>
+            </w:r>
+          </w:p>
+        </w:tc>
+        <w:tc>
+          <w:tcPr>
+            <w:tcW w:type="dxa" w:w="4649"/>
+            <w:tcBorders>
+              <w:top w:val="none" w:sz="0" w:space="0" w:color="auto"/>
+              <w:left w:val="none" w:sz="0" w:space="0" w:color="auto"/>
+              <w:bottom w:val="none" w:sz="0" w:space="0" w:color="auto"/>
+              <w:right w:val="none" w:sz="0" w:space="0" w:color="auto"/>
+              <w:insideH w:val="none" w:sz="0" w:space="0" w:color="auto"/>
+              <w:insideV w:val="none" w:sz="0" w:space="0" w:color="auto"/>
+              <w:bottom w:val="single" w:sz="4" w:space="0" w:color="DEE2EA"/>
+            </w:tcBorders>
+            <w:vAlign w:val="center"/>
+          </w:tcPr>
+          <w:p>
+            <w:pPr>
+              <w:spacing w:before="120" w:after="120"/>
+            </w:pPr>
+            <w:r>
+              <w:rPr>
+                <w:rFonts w:ascii="Calibri" w:hAnsi="Calibri"/>
+                <w:color w:val="555F7A"/>
+                <w:sz w:val="21"/>
+              </w:rPr>
+              <w:t>Location history or exact GPS coordinates</w:t>
+            </w:r>
+          </w:p>
+        </w:tc>
+      </w:tr>
+      <w:tr>
+        <w:tc>
+          <w:tcPr>
+            <w:tcW w:type="dxa" w:w="4535"/>
+            <w:tcBorders>
+              <w:top w:val="none" w:sz="0" w:space="0" w:color="auto"/>
+              <w:left w:val="none" w:sz="0" w:space="0" w:color="auto"/>
+              <w:bottom w:val="none" w:sz="0" w:space="0" w:color="auto"/>
+              <w:right w:val="none" w:sz="0" w:space="0" w:color="auto"/>
+              <w:insideH w:val="none" w:sz="0" w:space="0" w:color="auto"/>
+              <w:insideV w:val="none" w:sz="0" w:space="0" w:color="auto"/>
+              <w:bottom w:val="single" w:sz="4" w:space="0" w:color="DEE2EA"/>
+            </w:tcBorders>
+            <w:vAlign w:val="center"/>
+          </w:tcPr>
+          <w:p>
+            <w:pPr>
+              <w:spacing w:before="120" w:after="120"/>
+            </w:pPr>
+            <w:r>
+              <w:rPr>
+                <w:rFonts w:ascii="Calibri" w:hAnsi="Calibri"/>
+                <w:color w:val="555F7A"/>
+                <w:sz w:val="21"/>
+              </w:rPr>
+              <w:t>Profile photo (optional, removable at any time)</w:t>
+            </w:r>
+          </w:p>
+        </w:tc>
+        <w:tc>
+          <w:tcPr>
+            <w:tcW w:type="dxa" w:w="4649"/>
+            <w:tcBorders>
+              <w:top w:val="none" w:sz="0" w:space="0" w:color="auto"/>
+              <w:left w:val="none" w:sz="0" w:space="0" w:color="auto"/>
+              <w:bottom w:val="none" w:sz="0" w:space="0" w:color="auto"/>
+              <w:right w:val="none" w:sz="0" w:space="0" w:color="auto"/>
+              <w:insideH w:val="none" w:sz="0" w:space="0" w:color="auto"/>
+              <w:insideV w:val="none" w:sz="0" w:space="0" w:color="auto"/>
+              <w:bottom w:val="single" w:sz="4" w:space="0" w:color="DEE2EA"/>
+            </w:tcBorders>
+            <w:vAlign w:val="center"/>
+          </w:tcPr>
+          <w:p>
+            <w:pPr>
+              <w:spacing w:before="120" w:after="120"/>
+            </w:pPr>
+            <w:r>
+              <w:rPr>
+                <w:rFonts w:ascii="Calibri" w:hAnsi="Calibri"/>
+                <w:color w:val="555F7A"/>
+                <w:sz w:val="21"/>
+              </w:rPr>
+              <w:t>Device identifiers or browser fingerprints</w:t>
+            </w:r>
+          </w:p>
+        </w:tc>
+      </w:tr>
+      <w:tr>
+        <w:tc>
+          <w:tcPr>
+            <w:tcW w:type="dxa" w:w="4535"/>
+            <w:tcBorders>
+              <w:top w:val="none" w:sz="0" w:space="0" w:color="auto"/>
+              <w:left w:val="none" w:sz="0" w:space="0" w:color="auto"/>
+              <w:bottom w:val="none" w:sz="0" w:space="0" w:color="auto"/>
+              <w:right w:val="none" w:sz="0" w:space="0" w:color="auto"/>
+              <w:insideH w:val="none" w:sz="0" w:space="0" w:color="auto"/>
+              <w:insideV w:val="none" w:sz="0" w:space="0" w:color="auto"/>
+              <w:bottom w:val="single" w:sz="4" w:space="0" w:color="DEE2EA"/>
+            </w:tcBorders>
+            <w:vAlign w:val="center"/>
+          </w:tcPr>
+          <w:p>
+            <w:pPr>
+              <w:spacing w:before="120" w:after="120"/>
+            </w:pPr>
+            <w:r>
+              <w:rPr>
+                <w:rFonts w:ascii="Calibri" w:hAnsi="Calibri"/>
+                <w:color w:val="555F7A"/>
+                <w:sz w:val="21"/>
+              </w:rPr>
+              <w:t>Encrypted passwords via authentication service</w:t>
+            </w:r>
+          </w:p>
+        </w:tc>
+        <w:tc>
+          <w:tcPr>
+            <w:tcW w:type="dxa" w:w="4649"/>
+            <w:tcBorders>
+              <w:top w:val="none" w:sz="0" w:space="0" w:color="auto"/>
+              <w:left w:val="none" w:sz="0" w:space="0" w:color="auto"/>
+              <w:bottom w:val="none" w:sz="0" w:space="0" w:color="auto"/>
+              <w:right w:val="none" w:sz="0" w:space="0" w:color="auto"/>
+              <w:insideH w:val="none" w:sz="0" w:space="0" w:color="auto"/>
+              <w:insideV w:val="none" w:sz="0" w:space="0" w:color="auto"/>
+              <w:bottom w:val="single" w:sz="4" w:space="0" w:color="DEE2EA"/>
+            </w:tcBorders>
+            <w:vAlign w:val="center"/>
+          </w:tcPr>
+          <w:p>
+            <w:pPr>
+              <w:spacing w:before="120" w:after="120"/>
+            </w:pPr>
+            <w:r>
+              <w:rPr>
+                <w:rFonts w:ascii="Calibri" w:hAnsi="Calibri"/>
+                <w:color w:val="555F7A"/>
+                <w:sz w:val="21"/>
+              </w:rPr>
+              <w:t>Passwords in plain text (inaccessible even to admins)</w:t>
+            </w:r>
+          </w:p>
+        </w:tc>
+      </w:tr>
+      <w:tr>
+        <w:tc>
+          <w:tcPr>
+            <w:tcW w:type="dxa" w:w="4535"/>
+            <w:tcBorders>
+              <w:top w:val="none" w:sz="0" w:space="0" w:color="auto"/>
+              <w:left w:val="none" w:sz="0" w:space="0" w:color="auto"/>
+              <w:bottom w:val="none" w:sz="0" w:space="0" w:color="auto"/>
+              <w:right w:val="none" w:sz="0" w:space="0" w:color="auto"/>
+              <w:insideH w:val="none" w:sz="0" w:space="0" w:color="auto"/>
+              <w:insideV w:val="none" w:sz="0" w:space="0" w:color="auto"/>
+              <w:bottom w:val="single" w:sz="8" w:space="0" w:color="B0B8C8"/>
+            </w:tcBorders>
+            <w:vAlign w:val="center"/>
+          </w:tcPr>
+          <w:p>
+            <w:pPr>
+              <w:spacing w:before="120" w:after="120"/>
+            </w:pPr>
+            <w:r>
+              <w:rPr>
+                <w:rFonts w:ascii="Calibri" w:hAnsi="Calibri"/>
+                <w:color w:val="555F7A"/>
+                <w:sz w:val="21"/>
+              </w:rPr>
+              <w:t>Temporary browser session (cleared on tab close)</w:t>
+            </w:r>
+          </w:p>
+        </w:tc>
+        <w:tc>
+          <w:tcPr>
+            <w:tcW w:type="dxa" w:w="4649"/>
+            <w:tcBorders>
+              <w:top w:val="none" w:sz="0" w:space="0" w:color="auto"/>
+              <w:left w:val="none" w:sz="0" w:space="0" w:color="auto"/>
+              <w:bottom w:val="none" w:sz="0" w:space="0" w:color="auto"/>
+              <w:right w:val="none" w:sz="0" w:space="0" w:color="auto"/>
+              <w:insideH w:val="none" w:sz="0" w:space="0" w:color="auto"/>
+              <w:insideV w:val="none" w:sz="0" w:space="0" w:color="auto"/>
+              <w:bottom w:val="single" w:sz="8" w:space="0" w:color="B0B8C8"/>
+            </w:tcBorders>
+            <w:vAlign w:val="center"/>
+          </w:tcPr>
+          <w:p>
+            <w:pPr>
+              <w:spacing w:before="120" w:after="120"/>
+            </w:pPr>
+            <w:r>
+              <w:rPr>
+                <w:rFonts w:ascii="Calibri" w:hAnsi="Calibri"/>
+                <w:color w:val="555F7A"/>
+                <w:sz w:val="21"/>
+              </w:rPr>
+              <w:t>Persistent login data stored on the device</w:t>
             </w:r>
           </w:p>
         </w:tc>
@@ -715,12 +2933,78 @@
     </w:tbl>
     <w:p>
       <w:pPr>
-        <w:spacing w:before="0" w:after="120"/>
+        <w:spacing w:before="0" w:after="160"/>
       </w:pPr>
     </w:p>
     <w:p>
       <w:pPr>
+        <w:spacing w:before="0" w:after="120" w:line="300" w:lineRule="exact"/>
+      </w:pPr>
+      <w:r>
+        <w:rPr>
+          <w:rFonts w:ascii="Calibri" w:hAnsi="Calibri"/>
+          <w:color w:val="555F7A"/>
+          <w:sz w:val="22"/>
+        </w:rPr>
+        <w:t>Sessions are cleared when the browser tab is closed or after 20 minutes of inactivity. Passwords are encrypted before storage and are inaccessible to all accounts including the Master.</w:t>
+      </w:r>
+    </w:p>
+    <w:p>
+      <w:r>
+        <w:br w:type="page"/>
+      </w:r>
+    </w:p>
+    <w:p>
+      <w:pPr>
         <w:spacing w:before="0" w:after="40"/>
+        <w:pBdr>
+          <w:bottom w:val="single" w:sz="6" w:space="3" w:color="DEE2EA"/>
+        </w:pBdr>
+      </w:pPr>
+      <w:r>
+        <w:rPr>
+          <w:rFonts w:ascii="Calibri" w:hAnsi="Calibri"/>
+          <w:b/>
+          <w:color w:val="2F5FD0"/>
+          <w:sz w:val="22"/>
+        </w:rPr>
+        <w:t xml:space="preserve">08  </w:t>
+      </w:r>
+      <w:r>
+        <w:rPr>
+          <w:rFonts w:ascii="Calibri" w:hAnsi="Calibri"/>
+          <w:b/>
+          <w:color w:val="1A2035"/>
+          <w:sz w:val="40"/>
+        </w:rPr>
+        <w:t>Technical Overview</w:t>
+      </w:r>
+      <w:r>
+        <w:bookmarkStart w:id="15" w:name="sec_tech"/>
+        <w:bookmarkEnd w:id="15"/>
+      </w:r>
+    </w:p>
+    <w:p>
+      <w:pPr>
+        <w:spacing w:before="0" w:after="200"/>
+      </w:pPr>
+    </w:p>
+    <w:p>
+      <w:pPr>
+        <w:spacing w:before="0" w:after="120" w:line="300" w:lineRule="exact"/>
+      </w:pPr>
+      <w:r>
+        <w:rPr>
+          <w:rFonts w:ascii="Calibri" w:hAnsi="Calibri"/>
+          <w:color w:val="555F7A"/>
+          <w:sz w:val="22"/>
+        </w:rPr>
+        <w:t>A brief non-technical summary of the components that power the system. No specialist knowledge is needed to operate the system day-to-day.</w:t>
+      </w:r>
+    </w:p>
+    <w:p>
+      <w:pPr>
+        <w:spacing w:before="0" w:after="160"/>
       </w:pPr>
     </w:p>
     <w:tbl>
@@ -738,41 +3022,697 @@
         <w:tblW w:w="5000" w:type="pct"/>
       </w:tblPr>
       <w:tblGrid>
-        <w:gridCol w:w="9066"/>
+        <w:gridCol w:w="2946"/>
+        <w:gridCol w:w="2946"/>
+        <w:gridCol w:w="2946"/>
       </w:tblGrid>
       <w:tr>
         <w:tc>
           <w:tcPr>
-            <w:tcW w:type="dxa" w:w="9066"/>
-            <w:shd w:val="clear" w:color="auto" w:fill="161F30"/>
+            <w:tcW w:type="dxa" w:w="1701"/>
+            <w:tcBorders>
+              <w:top w:val="none" w:sz="0" w:space="0" w:color="auto"/>
+              <w:left w:val="none" w:sz="0" w:space="0" w:color="auto"/>
+              <w:bottom w:val="none" w:sz="0" w:space="0" w:color="auto"/>
+              <w:right w:val="none" w:sz="0" w:space="0" w:color="auto"/>
+              <w:insideH w:val="none" w:sz="0" w:space="0" w:color="auto"/>
+              <w:insideV w:val="none" w:sz="0" w:space="0" w:color="auto"/>
+              <w:bottom w:val="single" w:sz="12" w:space="0" w:color="1A2035"/>
+            </w:tcBorders>
             <w:vAlign w:val="center"/>
           </w:tcPr>
           <w:p>
             <w:pPr>
-              <w:spacing w:before="200" w:after="200"/>
-              <w:ind w:left="283"/>
+              <w:spacing w:before="100" w:after="120"/>
             </w:pPr>
             <w:r>
               <w:rPr>
                 <w:rFonts w:ascii="Calibri" w:hAnsi="Calibri"/>
                 <w:b/>
-                <w:color w:val="8AAAE8"/>
-                <w:sz w:val="22"/>
+                <w:color w:val="1A2035"/>
+                <w:sz w:val="20"/>
               </w:rPr>
-              <w:t xml:space="preserve">02   </w:t>
+              <w:t>Component</w:t>
             </w:r>
+          </w:p>
+        </w:tc>
+        <w:tc>
+          <w:tcPr>
+            <w:tcW w:type="dxa" w:w="1984"/>
+            <w:tcBorders>
+              <w:top w:val="none" w:sz="0" w:space="0" w:color="auto"/>
+              <w:left w:val="none" w:sz="0" w:space="0" w:color="auto"/>
+              <w:bottom w:val="none" w:sz="0" w:space="0" w:color="auto"/>
+              <w:right w:val="none" w:sz="0" w:space="0" w:color="auto"/>
+              <w:insideH w:val="none" w:sz="0" w:space="0" w:color="auto"/>
+              <w:insideV w:val="none" w:sz="0" w:space="0" w:color="auto"/>
+              <w:bottom w:val="single" w:sz="12" w:space="0" w:color="1A2035"/>
+            </w:tcBorders>
+            <w:vAlign w:val="center"/>
+          </w:tcPr>
+          <w:p>
+            <w:pPr>
+              <w:spacing w:before="100" w:after="120"/>
+            </w:pPr>
             <w:r>
               <w:rPr>
                 <w:rFonts w:ascii="Calibri" w:hAnsi="Calibri"/>
                 <w:b/>
-                <w:color w:val="FFFFFF"/>
-                <w:sz w:val="30"/>
+                <w:color w:val="1A2035"/>
+                <w:sz w:val="20"/>
               </w:rPr>
-              <w:t>WHAT PROBLEM IT SOLVES</w:t>
+              <w:t>Technology</w:t>
             </w:r>
+          </w:p>
+        </w:tc>
+        <w:tc>
+          <w:tcPr>
+            <w:tcW w:type="dxa" w:w="5499"/>
+            <w:tcBorders>
+              <w:top w:val="none" w:sz="0" w:space="0" w:color="auto"/>
+              <w:left w:val="none" w:sz="0" w:space="0" w:color="auto"/>
+              <w:bottom w:val="none" w:sz="0" w:space="0" w:color="auto"/>
+              <w:right w:val="none" w:sz="0" w:space="0" w:color="auto"/>
+              <w:insideH w:val="none" w:sz="0" w:space="0" w:color="auto"/>
+              <w:insideV w:val="none" w:sz="0" w:space="0" w:color="auto"/>
+              <w:bottom w:val="single" w:sz="12" w:space="0" w:color="1A2035"/>
+            </w:tcBorders>
+            <w:vAlign w:val="center"/>
+          </w:tcPr>
+          <w:p>
+            <w:pPr>
+              <w:spacing w:before="100" w:after="120"/>
+            </w:pPr>
             <w:r>
-              <w:bookmarkStart w:id="1" w:name="sec_problem"/>
-              <w:bookmarkEnd w:id="1"/>
+              <w:rPr>
+                <w:rFonts w:ascii="Calibri" w:hAnsi="Calibri"/>
+                <w:b/>
+                <w:color w:val="1A2035"/>
+                <w:sz w:val="20"/>
+              </w:rPr>
+              <w:t>What it does</w:t>
+            </w:r>
+          </w:p>
+        </w:tc>
+      </w:tr>
+      <w:tr>
+        <w:tc>
+          <w:tcPr>
+            <w:tcW w:type="dxa" w:w="1701"/>
+            <w:tcBorders>
+              <w:top w:val="none" w:sz="0" w:space="0" w:color="auto"/>
+              <w:left w:val="none" w:sz="0" w:space="0" w:color="auto"/>
+              <w:bottom w:val="none" w:sz="0" w:space="0" w:color="auto"/>
+              <w:right w:val="none" w:sz="0" w:space="0" w:color="auto"/>
+              <w:insideH w:val="none" w:sz="0" w:space="0" w:color="auto"/>
+              <w:insideV w:val="none" w:sz="0" w:space="0" w:color="auto"/>
+              <w:bottom w:val="single" w:sz="4" w:space="0" w:color="DEE2EA"/>
+            </w:tcBorders>
+            <w:vAlign w:val="center"/>
+          </w:tcPr>
+          <w:p>
+            <w:pPr>
+              <w:spacing w:before="120" w:after="120"/>
+            </w:pPr>
+            <w:r>
+              <w:rPr>
+                <w:rFonts w:ascii="Calibri" w:hAnsi="Calibri"/>
+                <w:color w:val="555F7A"/>
+                <w:sz w:val="21"/>
+              </w:rPr>
+              <w:t>The app</w:t>
+            </w:r>
+          </w:p>
+        </w:tc>
+        <w:tc>
+          <w:tcPr>
+            <w:tcW w:type="dxa" w:w="1984"/>
+            <w:tcBorders>
+              <w:top w:val="none" w:sz="0" w:space="0" w:color="auto"/>
+              <w:left w:val="none" w:sz="0" w:space="0" w:color="auto"/>
+              <w:bottom w:val="none" w:sz="0" w:space="0" w:color="auto"/>
+              <w:right w:val="none" w:sz="0" w:space="0" w:color="auto"/>
+              <w:insideH w:val="none" w:sz="0" w:space="0" w:color="auto"/>
+              <w:insideV w:val="none" w:sz="0" w:space="0" w:color="auto"/>
+              <w:bottom w:val="single" w:sz="4" w:space="0" w:color="DEE2EA"/>
+            </w:tcBorders>
+            <w:vAlign w:val="center"/>
+          </w:tcPr>
+          <w:p>
+            <w:pPr>
+              <w:spacing w:before="120" w:after="120"/>
+            </w:pPr>
+            <w:r>
+              <w:rPr>
+                <w:rFonts w:ascii="Calibri" w:hAnsi="Calibri"/>
+                <w:color w:val="555F7A"/>
+                <w:sz w:val="21"/>
+              </w:rPr>
+              <w:t>Vanilla JavaScript</w:t>
+            </w:r>
+          </w:p>
+        </w:tc>
+        <w:tc>
+          <w:tcPr>
+            <w:tcW w:type="dxa" w:w="5499"/>
+            <w:tcBorders>
+              <w:top w:val="none" w:sz="0" w:space="0" w:color="auto"/>
+              <w:left w:val="none" w:sz="0" w:space="0" w:color="auto"/>
+              <w:bottom w:val="none" w:sz="0" w:space="0" w:color="auto"/>
+              <w:right w:val="none" w:sz="0" w:space="0" w:color="auto"/>
+              <w:insideH w:val="none" w:sz="0" w:space="0" w:color="auto"/>
+              <w:insideV w:val="none" w:sz="0" w:space="0" w:color="auto"/>
+              <w:bottom w:val="single" w:sz="4" w:space="0" w:color="DEE2EA"/>
+            </w:tcBorders>
+            <w:vAlign w:val="center"/>
+          </w:tcPr>
+          <w:p>
+            <w:pPr>
+              <w:spacing w:before="120" w:after="120"/>
+            </w:pPr>
+            <w:r>
+              <w:rPr>
+                <w:rFonts w:ascii="Calibri" w:hAnsi="Calibri"/>
+                <w:color w:val="555F7A"/>
+                <w:sz w:val="21"/>
+              </w:rPr>
+              <w:t>Runs entirely in the browser. No framework or app installation required.</w:t>
+            </w:r>
+          </w:p>
+        </w:tc>
+      </w:tr>
+      <w:tr>
+        <w:tc>
+          <w:tcPr>
+            <w:tcW w:type="dxa" w:w="1701"/>
+            <w:tcBorders>
+              <w:top w:val="none" w:sz="0" w:space="0" w:color="auto"/>
+              <w:left w:val="none" w:sz="0" w:space="0" w:color="auto"/>
+              <w:bottom w:val="none" w:sz="0" w:space="0" w:color="auto"/>
+              <w:right w:val="none" w:sz="0" w:space="0" w:color="auto"/>
+              <w:insideH w:val="none" w:sz="0" w:space="0" w:color="auto"/>
+              <w:insideV w:val="none" w:sz="0" w:space="0" w:color="auto"/>
+              <w:bottom w:val="single" w:sz="4" w:space="0" w:color="DEE2EA"/>
+            </w:tcBorders>
+            <w:vAlign w:val="center"/>
+          </w:tcPr>
+          <w:p>
+            <w:pPr>
+              <w:spacing w:before="120" w:after="120"/>
+            </w:pPr>
+            <w:r>
+              <w:rPr>
+                <w:rFonts w:ascii="Calibri" w:hAnsi="Calibri"/>
+                <w:color w:val="555F7A"/>
+                <w:sz w:val="21"/>
+              </w:rPr>
+              <w:t>Database</w:t>
+            </w:r>
+          </w:p>
+        </w:tc>
+        <w:tc>
+          <w:tcPr>
+            <w:tcW w:type="dxa" w:w="1984"/>
+            <w:tcBorders>
+              <w:top w:val="none" w:sz="0" w:space="0" w:color="auto"/>
+              <w:left w:val="none" w:sz="0" w:space="0" w:color="auto"/>
+              <w:bottom w:val="none" w:sz="0" w:space="0" w:color="auto"/>
+              <w:right w:val="none" w:sz="0" w:space="0" w:color="auto"/>
+              <w:insideH w:val="none" w:sz="0" w:space="0" w:color="auto"/>
+              <w:insideV w:val="none" w:sz="0" w:space="0" w:color="auto"/>
+              <w:bottom w:val="single" w:sz="4" w:space="0" w:color="DEE2EA"/>
+            </w:tcBorders>
+            <w:vAlign w:val="center"/>
+          </w:tcPr>
+          <w:p>
+            <w:pPr>
+              <w:spacing w:before="120" w:after="120"/>
+            </w:pPr>
+            <w:r>
+              <w:rPr>
+                <w:rFonts w:ascii="Calibri" w:hAnsi="Calibri"/>
+                <w:color w:val="555F7A"/>
+                <w:sz w:val="21"/>
+              </w:rPr>
+              <w:t>Supabase / PostgreSQL</w:t>
+            </w:r>
+          </w:p>
+        </w:tc>
+        <w:tc>
+          <w:tcPr>
+            <w:tcW w:type="dxa" w:w="5499"/>
+            <w:tcBorders>
+              <w:top w:val="none" w:sz="0" w:space="0" w:color="auto"/>
+              <w:left w:val="none" w:sz="0" w:space="0" w:color="auto"/>
+              <w:bottom w:val="none" w:sz="0" w:space="0" w:color="auto"/>
+              <w:right w:val="none" w:sz="0" w:space="0" w:color="auto"/>
+              <w:insideH w:val="none" w:sz="0" w:space="0" w:color="auto"/>
+              <w:insideV w:val="none" w:sz="0" w:space="0" w:color="auto"/>
+              <w:bottom w:val="single" w:sz="4" w:space="0" w:color="DEE2EA"/>
+            </w:tcBorders>
+            <w:vAlign w:val="center"/>
+          </w:tcPr>
+          <w:p>
+            <w:pPr>
+              <w:spacing w:before="120" w:after="120"/>
+            </w:pPr>
+            <w:r>
+              <w:rPr>
+                <w:rFonts w:ascii="Calibri" w:hAnsi="Calibri"/>
+                <w:color w:val="555F7A"/>
+                <w:sz w:val="21"/>
+              </w:rPr>
+              <w:t>Stores all personnel, attendance, and leave records. Managed, hosted, and automatically backed up.</w:t>
+            </w:r>
+          </w:p>
+        </w:tc>
+      </w:tr>
+      <w:tr>
+        <w:tc>
+          <w:tcPr>
+            <w:tcW w:type="dxa" w:w="1701"/>
+            <w:tcBorders>
+              <w:top w:val="none" w:sz="0" w:space="0" w:color="auto"/>
+              <w:left w:val="none" w:sz="0" w:space="0" w:color="auto"/>
+              <w:bottom w:val="none" w:sz="0" w:space="0" w:color="auto"/>
+              <w:right w:val="none" w:sz="0" w:space="0" w:color="auto"/>
+              <w:insideH w:val="none" w:sz="0" w:space="0" w:color="auto"/>
+              <w:insideV w:val="none" w:sz="0" w:space="0" w:color="auto"/>
+              <w:bottom w:val="single" w:sz="4" w:space="0" w:color="DEE2EA"/>
+            </w:tcBorders>
+            <w:vAlign w:val="center"/>
+          </w:tcPr>
+          <w:p>
+            <w:pPr>
+              <w:spacing w:before="120" w:after="120"/>
+            </w:pPr>
+            <w:r>
+              <w:rPr>
+                <w:rFonts w:ascii="Calibri" w:hAnsi="Calibri"/>
+                <w:color w:val="555F7A"/>
+                <w:sz w:val="21"/>
+              </w:rPr>
+              <w:t>Login</w:t>
+            </w:r>
+          </w:p>
+        </w:tc>
+        <w:tc>
+          <w:tcPr>
+            <w:tcW w:type="dxa" w:w="1984"/>
+            <w:tcBorders>
+              <w:top w:val="none" w:sz="0" w:space="0" w:color="auto"/>
+              <w:left w:val="none" w:sz="0" w:space="0" w:color="auto"/>
+              <w:bottom w:val="none" w:sz="0" w:space="0" w:color="auto"/>
+              <w:right w:val="none" w:sz="0" w:space="0" w:color="auto"/>
+              <w:insideH w:val="none" w:sz="0" w:space="0" w:color="auto"/>
+              <w:insideV w:val="none" w:sz="0" w:space="0" w:color="auto"/>
+              <w:bottom w:val="single" w:sz="4" w:space="0" w:color="DEE2EA"/>
+            </w:tcBorders>
+            <w:vAlign w:val="center"/>
+          </w:tcPr>
+          <w:p>
+            <w:pPr>
+              <w:spacing w:before="120" w:after="120"/>
+            </w:pPr>
+            <w:r>
+              <w:rPr>
+                <w:rFonts w:ascii="Calibri" w:hAnsi="Calibri"/>
+                <w:color w:val="555F7A"/>
+                <w:sz w:val="21"/>
+              </w:rPr>
+              <w:t>Supabase Auth</w:t>
+            </w:r>
+          </w:p>
+        </w:tc>
+        <w:tc>
+          <w:tcPr>
+            <w:tcW w:type="dxa" w:w="5499"/>
+            <w:tcBorders>
+              <w:top w:val="none" w:sz="0" w:space="0" w:color="auto"/>
+              <w:left w:val="none" w:sz="0" w:space="0" w:color="auto"/>
+              <w:bottom w:val="none" w:sz="0" w:space="0" w:color="auto"/>
+              <w:right w:val="none" w:sz="0" w:space="0" w:color="auto"/>
+              <w:insideH w:val="none" w:sz="0" w:space="0" w:color="auto"/>
+              <w:insideV w:val="none" w:sz="0" w:space="0" w:color="auto"/>
+              <w:bottom w:val="single" w:sz="4" w:space="0" w:color="DEE2EA"/>
+            </w:tcBorders>
+            <w:vAlign w:val="center"/>
+          </w:tcPr>
+          <w:p>
+            <w:pPr>
+              <w:spacing w:before="120" w:after="120"/>
+            </w:pPr>
+            <w:r>
+              <w:rPr>
+                <w:rFonts w:ascii="Calibri" w:hAnsi="Calibri"/>
+                <w:color w:val="555F7A"/>
+                <w:sz w:val="21"/>
+              </w:rPr>
+              <w:t>Handles all password security. Passwords are encrypted before storage.</w:t>
+            </w:r>
+          </w:p>
+        </w:tc>
+      </w:tr>
+      <w:tr>
+        <w:tc>
+          <w:tcPr>
+            <w:tcW w:type="dxa" w:w="1701"/>
+            <w:tcBorders>
+              <w:top w:val="none" w:sz="0" w:space="0" w:color="auto"/>
+              <w:left w:val="none" w:sz="0" w:space="0" w:color="auto"/>
+              <w:bottom w:val="none" w:sz="0" w:space="0" w:color="auto"/>
+              <w:right w:val="none" w:sz="0" w:space="0" w:color="auto"/>
+              <w:insideH w:val="none" w:sz="0" w:space="0" w:color="auto"/>
+              <w:insideV w:val="none" w:sz="0" w:space="0" w:color="auto"/>
+              <w:bottom w:val="single" w:sz="4" w:space="0" w:color="DEE2EA"/>
+            </w:tcBorders>
+            <w:vAlign w:val="center"/>
+          </w:tcPr>
+          <w:p>
+            <w:pPr>
+              <w:spacing w:before="120" w:after="120"/>
+            </w:pPr>
+            <w:r>
+              <w:rPr>
+                <w:rFonts w:ascii="Calibri" w:hAnsi="Calibri"/>
+                <w:color w:val="555F7A"/>
+                <w:sz w:val="21"/>
+              </w:rPr>
+              <w:t>Live updates</w:t>
+            </w:r>
+          </w:p>
+        </w:tc>
+        <w:tc>
+          <w:tcPr>
+            <w:tcW w:type="dxa" w:w="1984"/>
+            <w:tcBorders>
+              <w:top w:val="none" w:sz="0" w:space="0" w:color="auto"/>
+              <w:left w:val="none" w:sz="0" w:space="0" w:color="auto"/>
+              <w:bottom w:val="none" w:sz="0" w:space="0" w:color="auto"/>
+              <w:right w:val="none" w:sz="0" w:space="0" w:color="auto"/>
+              <w:insideH w:val="none" w:sz="0" w:space="0" w:color="auto"/>
+              <w:insideV w:val="none" w:sz="0" w:space="0" w:color="auto"/>
+              <w:bottom w:val="single" w:sz="4" w:space="0" w:color="DEE2EA"/>
+            </w:tcBorders>
+            <w:vAlign w:val="center"/>
+          </w:tcPr>
+          <w:p>
+            <w:pPr>
+              <w:spacing w:before="120" w:after="120"/>
+            </w:pPr>
+            <w:r>
+              <w:rPr>
+                <w:rFonts w:ascii="Calibri" w:hAnsi="Calibri"/>
+                <w:color w:val="555F7A"/>
+                <w:sz w:val="21"/>
+              </w:rPr>
+              <w:t>Supabase Realtime</w:t>
+            </w:r>
+          </w:p>
+        </w:tc>
+        <w:tc>
+          <w:tcPr>
+            <w:tcW w:type="dxa" w:w="5499"/>
+            <w:tcBorders>
+              <w:top w:val="none" w:sz="0" w:space="0" w:color="auto"/>
+              <w:left w:val="none" w:sz="0" w:space="0" w:color="auto"/>
+              <w:bottom w:val="none" w:sz="0" w:space="0" w:color="auto"/>
+              <w:right w:val="none" w:sz="0" w:space="0" w:color="auto"/>
+              <w:insideH w:val="none" w:sz="0" w:space="0" w:color="auto"/>
+              <w:insideV w:val="none" w:sz="0" w:space="0" w:color="auto"/>
+              <w:bottom w:val="single" w:sz="4" w:space="0" w:color="DEE2EA"/>
+            </w:tcBorders>
+            <w:vAlign w:val="center"/>
+          </w:tcPr>
+          <w:p>
+            <w:pPr>
+              <w:spacing w:before="120" w:after="120"/>
+            </w:pPr>
+            <w:r>
+              <w:rPr>
+                <w:rFonts w:ascii="Calibri" w:hAnsi="Calibri"/>
+                <w:color w:val="555F7A"/>
+                <w:sz w:val="21"/>
+              </w:rPr>
+              <w:t>Pushes attendance changes to all connected supervisors instantly, without any page refresh.</w:t>
+            </w:r>
+          </w:p>
+        </w:tc>
+      </w:tr>
+      <w:tr>
+        <w:tc>
+          <w:tcPr>
+            <w:tcW w:type="dxa" w:w="1701"/>
+            <w:tcBorders>
+              <w:top w:val="none" w:sz="0" w:space="0" w:color="auto"/>
+              <w:left w:val="none" w:sz="0" w:space="0" w:color="auto"/>
+              <w:bottom w:val="none" w:sz="0" w:space="0" w:color="auto"/>
+              <w:right w:val="none" w:sz="0" w:space="0" w:color="auto"/>
+              <w:insideH w:val="none" w:sz="0" w:space="0" w:color="auto"/>
+              <w:insideV w:val="none" w:sz="0" w:space="0" w:color="auto"/>
+              <w:bottom w:val="single" w:sz="4" w:space="0" w:color="DEE2EA"/>
+            </w:tcBorders>
+            <w:vAlign w:val="center"/>
+          </w:tcPr>
+          <w:p>
+            <w:pPr>
+              <w:spacing w:before="120" w:after="120"/>
+            </w:pPr>
+            <w:r>
+              <w:rPr>
+                <w:rFonts w:ascii="Calibri" w:hAnsi="Calibri"/>
+                <w:color w:val="555F7A"/>
+                <w:sz w:val="21"/>
+              </w:rPr>
+              <w:t>Profile photos</w:t>
+            </w:r>
+          </w:p>
+        </w:tc>
+        <w:tc>
+          <w:tcPr>
+            <w:tcW w:type="dxa" w:w="1984"/>
+            <w:tcBorders>
+              <w:top w:val="none" w:sz="0" w:space="0" w:color="auto"/>
+              <w:left w:val="none" w:sz="0" w:space="0" w:color="auto"/>
+              <w:bottom w:val="none" w:sz="0" w:space="0" w:color="auto"/>
+              <w:right w:val="none" w:sz="0" w:space="0" w:color="auto"/>
+              <w:insideH w:val="none" w:sz="0" w:space="0" w:color="auto"/>
+              <w:insideV w:val="none" w:sz="0" w:space="0" w:color="auto"/>
+              <w:bottom w:val="single" w:sz="4" w:space="0" w:color="DEE2EA"/>
+            </w:tcBorders>
+            <w:vAlign w:val="center"/>
+          </w:tcPr>
+          <w:p>
+            <w:pPr>
+              <w:spacing w:before="120" w:after="120"/>
+            </w:pPr>
+            <w:r>
+              <w:rPr>
+                <w:rFonts w:ascii="Calibri" w:hAnsi="Calibri"/>
+                <w:color w:val="555F7A"/>
+                <w:sz w:val="21"/>
+              </w:rPr>
+              <w:t>Supabase Storage</w:t>
+            </w:r>
+          </w:p>
+        </w:tc>
+        <w:tc>
+          <w:tcPr>
+            <w:tcW w:type="dxa" w:w="5499"/>
+            <w:tcBorders>
+              <w:top w:val="none" w:sz="0" w:space="0" w:color="auto"/>
+              <w:left w:val="none" w:sz="0" w:space="0" w:color="auto"/>
+              <w:bottom w:val="none" w:sz="0" w:space="0" w:color="auto"/>
+              <w:right w:val="none" w:sz="0" w:space="0" w:color="auto"/>
+              <w:insideH w:val="none" w:sz="0" w:space="0" w:color="auto"/>
+              <w:insideV w:val="none" w:sz="0" w:space="0" w:color="auto"/>
+              <w:bottom w:val="single" w:sz="4" w:space="0" w:color="DEE2EA"/>
+            </w:tcBorders>
+            <w:vAlign w:val="center"/>
+          </w:tcPr>
+          <w:p>
+            <w:pPr>
+              <w:spacing w:before="120" w:after="120"/>
+            </w:pPr>
+            <w:r>
+              <w:rPr>
+                <w:rFonts w:ascii="Calibri" w:hAnsi="Calibri"/>
+                <w:color w:val="555F7A"/>
+                <w:sz w:val="21"/>
+              </w:rPr>
+              <w:t>Profile pictures stored in the cloud, isolated per user.</w:t>
+            </w:r>
+          </w:p>
+        </w:tc>
+      </w:tr>
+      <w:tr>
+        <w:tc>
+          <w:tcPr>
+            <w:tcW w:type="dxa" w:w="1701"/>
+            <w:tcBorders>
+              <w:top w:val="none" w:sz="0" w:space="0" w:color="auto"/>
+              <w:left w:val="none" w:sz="0" w:space="0" w:color="auto"/>
+              <w:bottom w:val="none" w:sz="0" w:space="0" w:color="auto"/>
+              <w:right w:val="none" w:sz="0" w:space="0" w:color="auto"/>
+              <w:insideH w:val="none" w:sz="0" w:space="0" w:color="auto"/>
+              <w:insideV w:val="none" w:sz="0" w:space="0" w:color="auto"/>
+              <w:bottom w:val="single" w:sz="4" w:space="0" w:color="DEE2EA"/>
+            </w:tcBorders>
+            <w:vAlign w:val="center"/>
+          </w:tcPr>
+          <w:p>
+            <w:pPr>
+              <w:spacing w:before="120" w:after="120"/>
+            </w:pPr>
+            <w:r>
+              <w:rPr>
+                <w:rFonts w:ascii="Calibri" w:hAnsi="Calibri"/>
+                <w:color w:val="555F7A"/>
+                <w:sz w:val="21"/>
+              </w:rPr>
+              <w:t>Hosting</w:t>
+            </w:r>
+          </w:p>
+        </w:tc>
+        <w:tc>
+          <w:tcPr>
+            <w:tcW w:type="dxa" w:w="1984"/>
+            <w:tcBorders>
+              <w:top w:val="none" w:sz="0" w:space="0" w:color="auto"/>
+              <w:left w:val="none" w:sz="0" w:space="0" w:color="auto"/>
+              <w:bottom w:val="none" w:sz="0" w:space="0" w:color="auto"/>
+              <w:right w:val="none" w:sz="0" w:space="0" w:color="auto"/>
+              <w:insideH w:val="none" w:sz="0" w:space="0" w:color="auto"/>
+              <w:insideV w:val="none" w:sz="0" w:space="0" w:color="auto"/>
+              <w:bottom w:val="single" w:sz="4" w:space="0" w:color="DEE2EA"/>
+            </w:tcBorders>
+            <w:vAlign w:val="center"/>
+          </w:tcPr>
+          <w:p>
+            <w:pPr>
+              <w:spacing w:before="120" w:after="120"/>
+            </w:pPr>
+            <w:r>
+              <w:rPr>
+                <w:rFonts w:ascii="Calibri" w:hAnsi="Calibri"/>
+                <w:color w:val="555F7A"/>
+                <w:sz w:val="21"/>
+              </w:rPr>
+              <w:t>Vercel</w:t>
+            </w:r>
+          </w:p>
+        </w:tc>
+        <w:tc>
+          <w:tcPr>
+            <w:tcW w:type="dxa" w:w="5499"/>
+            <w:tcBorders>
+              <w:top w:val="none" w:sz="0" w:space="0" w:color="auto"/>
+              <w:left w:val="none" w:sz="0" w:space="0" w:color="auto"/>
+              <w:bottom w:val="none" w:sz="0" w:space="0" w:color="auto"/>
+              <w:right w:val="none" w:sz="0" w:space="0" w:color="auto"/>
+              <w:insideH w:val="none" w:sz="0" w:space="0" w:color="auto"/>
+              <w:insideV w:val="none" w:sz="0" w:space="0" w:color="auto"/>
+              <w:bottom w:val="single" w:sz="4" w:space="0" w:color="DEE2EA"/>
+            </w:tcBorders>
+            <w:vAlign w:val="center"/>
+          </w:tcPr>
+          <w:p>
+            <w:pPr>
+              <w:spacing w:before="120" w:after="120"/>
+            </w:pPr>
+            <w:r>
+              <w:rPr>
+                <w:rFonts w:ascii="Calibri" w:hAnsi="Calibri"/>
+                <w:color w:val="555F7A"/>
+                <w:sz w:val="21"/>
+              </w:rPr>
+              <w:t>Deployed on a global CDN. Loads quickly regardless of network conditions. Zero server maintenance.</w:t>
+            </w:r>
+          </w:p>
+        </w:tc>
+      </w:tr>
+      <w:tr>
+        <w:tc>
+          <w:tcPr>
+            <w:tcW w:type="dxa" w:w="1701"/>
+            <w:tcBorders>
+              <w:top w:val="none" w:sz="0" w:space="0" w:color="auto"/>
+              <w:left w:val="none" w:sz="0" w:space="0" w:color="auto"/>
+              <w:bottom w:val="none" w:sz="0" w:space="0" w:color="auto"/>
+              <w:right w:val="none" w:sz="0" w:space="0" w:color="auto"/>
+              <w:insideH w:val="none" w:sz="0" w:space="0" w:color="auto"/>
+              <w:insideV w:val="none" w:sz="0" w:space="0" w:color="auto"/>
+              <w:bottom w:val="single" w:sz="8" w:space="0" w:color="B0B8C8"/>
+            </w:tcBorders>
+            <w:vAlign w:val="center"/>
+          </w:tcPr>
+          <w:p>
+            <w:pPr>
+              <w:spacing w:before="120" w:after="120"/>
+            </w:pPr>
+            <w:r>
+              <w:rPr>
+                <w:rFonts w:ascii="Calibri" w:hAnsi="Calibri"/>
+                <w:color w:val="555F7A"/>
+                <w:sz w:val="21"/>
+              </w:rPr>
+              <w:t>Offline support</w:t>
+            </w:r>
+          </w:p>
+        </w:tc>
+        <w:tc>
+          <w:tcPr>
+            <w:tcW w:type="dxa" w:w="1984"/>
+            <w:tcBorders>
+              <w:top w:val="none" w:sz="0" w:space="0" w:color="auto"/>
+              <w:left w:val="none" w:sz="0" w:space="0" w:color="auto"/>
+              <w:bottom w:val="none" w:sz="0" w:space="0" w:color="auto"/>
+              <w:right w:val="none" w:sz="0" w:space="0" w:color="auto"/>
+              <w:insideH w:val="none" w:sz="0" w:space="0" w:color="auto"/>
+              <w:insideV w:val="none" w:sz="0" w:space="0" w:color="auto"/>
+              <w:bottom w:val="single" w:sz="8" w:space="0" w:color="B0B8C8"/>
+            </w:tcBorders>
+            <w:vAlign w:val="center"/>
+          </w:tcPr>
+          <w:p>
+            <w:pPr>
+              <w:spacing w:before="120" w:after="120"/>
+            </w:pPr>
+            <w:r>
+              <w:rPr>
+                <w:rFonts w:ascii="Calibri" w:hAnsi="Calibri"/>
+                <w:color w:val="555F7A"/>
+                <w:sz w:val="21"/>
+              </w:rPr>
+              <w:t>Service Worker</w:t>
+            </w:r>
+          </w:p>
+        </w:tc>
+        <w:tc>
+          <w:tcPr>
+            <w:tcW w:type="dxa" w:w="5499"/>
+            <w:tcBorders>
+              <w:top w:val="none" w:sz="0" w:space="0" w:color="auto"/>
+              <w:left w:val="none" w:sz="0" w:space="0" w:color="auto"/>
+              <w:bottom w:val="none" w:sz="0" w:space="0" w:color="auto"/>
+              <w:right w:val="none" w:sz="0" w:space="0" w:color="auto"/>
+              <w:insideH w:val="none" w:sz="0" w:space="0" w:color="auto"/>
+              <w:insideV w:val="none" w:sz="0" w:space="0" w:color="auto"/>
+              <w:bottom w:val="single" w:sz="8" w:space="0" w:color="B0B8C8"/>
+            </w:tcBorders>
+            <w:vAlign w:val="center"/>
+          </w:tcPr>
+          <w:p>
+            <w:pPr>
+              <w:spacing w:before="120" w:after="120"/>
+            </w:pPr>
+            <w:r>
+              <w:rPr>
+                <w:rFonts w:ascii="Calibri" w:hAnsi="Calibri"/>
+                <w:color w:val="555F7A"/>
+                <w:sz w:val="21"/>
+              </w:rPr>
+              <w:t>Caches the app and queues check-in actions when there is no internet connection.</w:t>
             </w:r>
           </w:p>
         </w:tc>
@@ -785,113 +3725,104 @@
     </w:p>
     <w:p>
       <w:pPr>
-        <w:spacing w:before="40" w:after="100"/>
+        <w:spacing w:before="0" w:after="120" w:line="300" w:lineRule="exact"/>
       </w:pPr>
       <w:r>
         <w:rPr>
           <w:rFonts w:ascii="Calibri" w:hAnsi="Calibri"/>
-          <w:color w:val="4A5A72"/>
+          <w:color w:val="555F7A"/>
           <w:sz w:val="22"/>
         </w:rPr>
-        <w:t>Before ReservistGO, attendance was tracked through a combination of paper sign-in sheets, manual WhatsApp headcounts, and verbal confirmation. This created several recurring problems:</w:t>
+        <w:t>The system requires no dedicated servers, no IT maintenance, and no per-device setup. Updates are deployed instantly to all users without anyone needing to refresh or reinstall.</w:t>
       </w:r>
     </w:p>
     <w:p>
-      <w:pPr>
-        <w:spacing w:before="0" w:after="80"/>
-      </w:pPr>
+      <w:r>
+        <w:br w:type="page"/>
+      </w:r>
     </w:p>
     <w:p>
       <w:pPr>
-        <w:pStyle w:val="ListBullet"/>
-        <w:spacing w:before="40" w:after="60"/>
+        <w:spacing w:before="0" w:after="40"/>
+        <w:pBdr>
+          <w:bottom w:val="single" w:sz="6" w:space="3" w:color="DEE2EA"/>
+        </w:pBdr>
       </w:pPr>
       <w:r>
         <w:rPr>
           <w:rFonts w:ascii="Calibri" w:hAnsi="Calibri"/>
-          <w:color w:val="4A5A72"/>
+          <w:b/>
+          <w:color w:val="2F5FD0"/>
           <w:sz w:val="22"/>
         </w:rPr>
-        <w:t>No single source of truth for who has reported. Supervisors had to consolidate information from multiple channels.</w:t>
+        <w:t xml:space="preserve">09  </w:t>
+      </w:r>
+      <w:r>
+        <w:rPr>
+          <w:rFonts w:ascii="Calibri" w:hAnsi="Calibri"/>
+          <w:b/>
+          <w:color w:val="1A2035"/>
+          <w:sz w:val="40"/>
+        </w:rPr>
+        <w:t>Planned Enhancements</w:t>
+      </w:r>
+      <w:r>
+        <w:bookmarkStart w:id="16" w:name="sec_roadmap"/>
+        <w:bookmarkEnd w:id="16"/>
       </w:r>
     </w:p>
     <w:p>
       <w:pPr>
-        <w:pStyle w:val="ListBullet"/>
-        <w:spacing w:before="40" w:after="60"/>
+        <w:spacing w:before="0" w:after="200"/>
+      </w:pPr>
+    </w:p>
+    <w:p>
+      <w:pPr>
+        <w:spacing w:before="0" w:after="120" w:line="300" w:lineRule="exact"/>
       </w:pPr>
       <w:r>
         <w:rPr>
           <w:rFonts w:ascii="Calibri" w:hAnsi="Calibri"/>
-          <w:color w:val="4A5A72"/>
+          <w:color w:val="555F7A"/>
           <w:sz w:val="22"/>
         </w:rPr>
-        <w:t>No timestamped record. It was difficult to verify when a reservist actually checked in or whether they clocked out.</w:t>
+        <w:t>The following improvements are planned to make the system fully self-managed by supervisors, requiring no developer involvement after initial deployment. Items are ordered from lowest to highest implementation complexity.</w:t>
       </w:r>
     </w:p>
     <w:p>
       <w:pPr>
-        <w:pStyle w:val="ListBullet"/>
-        <w:spacing w:before="40" w:after="60"/>
+        <w:spacing w:before="320" w:after="100"/>
       </w:pPr>
       <w:r>
         <w:rPr>
           <w:rFonts w:ascii="Calibri" w:hAnsi="Calibri"/>
-          <w:color w:val="4A5A72"/>
-          <w:sz w:val="22"/>
+          <w:b/>
+          <w:color w:val="1A2035"/>
+          <w:sz w:val="26"/>
         </w:rPr>
-        <w:t>Meal allowance errors. Without a reliable clock-out record, it was hard to confirm eligibility and handle corrections.</w:t>
+        <w:t>9.1  Quick Wins</w:t>
+      </w:r>
+      <w:r>
+        <w:bookmarkStart w:id="17" w:name="sec_r_quick"/>
+        <w:bookmarkEnd w:id="17"/>
       </w:r>
     </w:p>
     <w:p>
       <w:pPr>
-        <w:pStyle w:val="ListBullet"/>
-        <w:spacing w:before="40" w:after="60"/>
+        <w:spacing w:before="0" w:after="120" w:line="300" w:lineRule="exact"/>
       </w:pPr>
       <w:r>
         <w:rPr>
           <w:rFonts w:ascii="Calibri" w:hAnsi="Calibri"/>
-          <w:color w:val="4A5A72"/>
+          <w:color w:val="555F7A"/>
           <w:sz w:val="22"/>
         </w:rPr>
-        <w:t>Leave and MC tracking was informal. Requests came through messages and were not stored in a verifiable, auditable format.</w:t>
+        <w:t>Configuration and database changes that can be delivered quickly with immediate operational impact.</w:t>
       </w:r>
     </w:p>
     <w:p>
       <w:pPr>
-        <w:pStyle w:val="ListBullet"/>
-        <w:spacing w:before="40" w:after="60"/>
-      </w:pPr>
-      <w:r>
-        <w:rPr>
-          <w:rFonts w:ascii="Calibri" w:hAnsi="Calibri"/>
-          <w:color w:val="4A5A72"/>
-          <w:sz w:val="22"/>
-        </w:rPr>
-        <w:t>Absences were not automatically recorded. Someone had to manually identify and log no-shows each day.</w:t>
-      </w:r>
-    </w:p>
-    <w:p>
-      <w:pPr>
-        <w:spacing w:before="0" w:after="120"/>
-      </w:pPr>
-    </w:p>
-    <w:p>
-      <w:pPr>
-        <w:spacing w:before="40" w:after="100"/>
-      </w:pPr>
-      <w:r>
-        <w:rPr>
-          <w:rFonts w:ascii="Calibri" w:hAnsi="Calibri"/>
-          <w:color w:val="4A5A72"/>
-          <w:sz w:val="22"/>
-        </w:rPr>
-        <w:t>ReservistGO addresses all of these through a single system that all parties interact with directly.</w:t>
-      </w:r>
-    </w:p>
-    <w:p>
-      <w:pPr>
-        <w:spacing w:before="0" w:after="40"/>
+        <w:spacing w:before="0" w:after="160"/>
       </w:pPr>
     </w:p>
     <w:tbl>
@@ -909,41 +3840,576 @@
         <w:tblW w:w="5000" w:type="pct"/>
       </w:tblPr>
       <w:tblGrid>
-        <w:gridCol w:w="9066"/>
+        <w:gridCol w:w="2946"/>
+        <w:gridCol w:w="2946"/>
+        <w:gridCol w:w="2946"/>
       </w:tblGrid>
       <w:tr>
         <w:tc>
           <w:tcPr>
-            <w:tcW w:type="dxa" w:w="9066"/>
-            <w:shd w:val="clear" w:color="auto" w:fill="161F30"/>
-            <w:vAlign w:val="center"/>
+            <w:tcW w:type="dxa" w:w="567"/>
+            <w:tcBorders>
+              <w:top w:val="none" w:sz="0" w:space="0" w:color="auto"/>
+              <w:left w:val="none" w:sz="0" w:space="0" w:color="auto"/>
+              <w:bottom w:val="none" w:sz="0" w:space="0" w:color="auto"/>
+              <w:right w:val="none" w:sz="0" w:space="0" w:color="auto"/>
+              <w:insideH w:val="none" w:sz="0" w:space="0" w:color="auto"/>
+              <w:insideV w:val="none" w:sz="0" w:space="0" w:color="auto"/>
+              <w:bottom w:val="single" w:sz="12" w:space="0" w:color="1A2035"/>
+            </w:tcBorders>
           </w:tcPr>
           <w:p>
             <w:pPr>
-              <w:spacing w:before="200" w:after="200"/>
-              <w:ind w:left="283"/>
+              <w:spacing w:before="100" w:after="120"/>
             </w:pPr>
             <w:r>
               <w:rPr>
                 <w:rFonts w:ascii="Calibri" w:hAnsi="Calibri"/>
                 <w:b/>
-                <w:color w:val="8AAAE8"/>
+                <w:color w:val="1A2035"/>
+                <w:sz w:val="20"/>
+              </w:rPr>
+            </w:r>
+          </w:p>
+        </w:tc>
+        <w:tc>
+          <w:tcPr>
+            <w:tcW w:type="dxa" w:w="7087"/>
+            <w:tcBorders>
+              <w:top w:val="none" w:sz="0" w:space="0" w:color="auto"/>
+              <w:left w:val="none" w:sz="0" w:space="0" w:color="auto"/>
+              <w:bottom w:val="none" w:sz="0" w:space="0" w:color="auto"/>
+              <w:right w:val="none" w:sz="0" w:space="0" w:color="auto"/>
+              <w:insideH w:val="none" w:sz="0" w:space="0" w:color="auto"/>
+              <w:insideV w:val="none" w:sz="0" w:space="0" w:color="auto"/>
+              <w:bottom w:val="single" w:sz="12" w:space="0" w:color="1A2035"/>
+            </w:tcBorders>
+          </w:tcPr>
+          <w:p>
+            <w:pPr>
+              <w:spacing w:before="100" w:after="120"/>
+            </w:pPr>
+            <w:r>
+              <w:rPr>
+                <w:rFonts w:ascii="Calibri" w:hAnsi="Calibri"/>
+                <w:b/>
+                <w:color w:val="1A2035"/>
+                <w:sz w:val="20"/>
+              </w:rPr>
+              <w:t>Enhancement</w:t>
+            </w:r>
+          </w:p>
+        </w:tc>
+        <w:tc>
+          <w:tcPr>
+            <w:tcW w:type="dxa" w:w="1531"/>
+            <w:tcBorders>
+              <w:top w:val="none" w:sz="0" w:space="0" w:color="auto"/>
+              <w:left w:val="none" w:sz="0" w:space="0" w:color="auto"/>
+              <w:bottom w:val="none" w:sz="0" w:space="0" w:color="auto"/>
+              <w:right w:val="none" w:sz="0" w:space="0" w:color="auto"/>
+              <w:insideH w:val="none" w:sz="0" w:space="0" w:color="auto"/>
+              <w:insideV w:val="none" w:sz="0" w:space="0" w:color="auto"/>
+              <w:bottom w:val="single" w:sz="12" w:space="0" w:color="1A2035"/>
+            </w:tcBorders>
+          </w:tcPr>
+          <w:p>
+            <w:pPr>
+              <w:spacing w:before="100" w:after="120"/>
+            </w:pPr>
+            <w:r>
+              <w:rPr>
+                <w:rFonts w:ascii="Calibri" w:hAnsi="Calibri"/>
+                <w:b/>
+                <w:color w:val="1A2035"/>
+                <w:sz w:val="20"/>
+              </w:rPr>
+              <w:t>Effort</w:t>
+            </w:r>
+          </w:p>
+        </w:tc>
+      </w:tr>
+      <w:tr>
+        <w:tc>
+          <w:tcPr>
+            <w:tcW w:type="dxa" w:w="567"/>
+            <w:tcBorders>
+              <w:top w:val="none" w:sz="0" w:space="0" w:color="auto"/>
+              <w:left w:val="none" w:sz="0" w:space="0" w:color="auto"/>
+              <w:bottom w:val="none" w:sz="0" w:space="0" w:color="auto"/>
+              <w:right w:val="none" w:sz="0" w:space="0" w:color="auto"/>
+              <w:insideH w:val="none" w:sz="0" w:space="0" w:color="auto"/>
+              <w:insideV w:val="none" w:sz="0" w:space="0" w:color="auto"/>
+              <w:bottom w:val="single" w:sz="4" w:space="0" w:color="DEE2EA"/>
+            </w:tcBorders>
+          </w:tcPr>
+          <w:p>
+            <w:pPr>
+              <w:spacing w:before="120" w:after="120"/>
+              <w:jc w:val="center"/>
+            </w:pPr>
+            <w:r>
+              <w:rPr>
+                <w:rFonts w:ascii="Calibri" w:hAnsi="Calibri"/>
+                <w:b/>
+                <w:color w:val="2F5FD0"/>
                 <w:sz w:val="22"/>
               </w:rPr>
-              <w:t xml:space="preserve">03   </w:t>
+              <w:t>1</w:t>
+            </w:r>
+          </w:p>
+        </w:tc>
+        <w:tc>
+          <w:tcPr>
+            <w:tcW w:type="dxa" w:w="7087"/>
+            <w:tcBorders>
+              <w:top w:val="none" w:sz="0" w:space="0" w:color="auto"/>
+              <w:left w:val="none" w:sz="0" w:space="0" w:color="auto"/>
+              <w:bottom w:val="none" w:sz="0" w:space="0" w:color="auto"/>
+              <w:right w:val="none" w:sz="0" w:space="0" w:color="auto"/>
+              <w:insideH w:val="none" w:sz="0" w:space="0" w:color="auto"/>
+              <w:insideV w:val="none" w:sz="0" w:space="0" w:color="auto"/>
+              <w:bottom w:val="single" w:sz="4" w:space="0" w:color="DEE2EA"/>
+            </w:tcBorders>
+          </w:tcPr>
+          <w:p>
+            <w:pPr>
+              <w:spacing w:before="120" w:after="120"/>
+            </w:pPr>
+            <w:r>
+              <w:rPr>
+                <w:rFonts w:ascii="Calibri" w:hAnsi="Calibri"/>
+                <w:b/>
+                <w:color w:val="1A2035"/>
+                <w:sz w:val="22"/>
+              </w:rPr>
+              <w:t>Editable reporting timings</w:t>
+              <w:br/>
             </w:r>
             <w:r>
               <w:rPr>
                 <w:rFonts w:ascii="Calibri" w:hAnsi="Calibri"/>
+                <w:color w:val="555F7A"/>
+                <w:sz w:val="19"/>
+              </w:rPr>
+              <w:t>Phase windows (0900, 1200, 1400, 1800) are currently fixed constants. Moving them into the database per cycle lets supervisors set different reporting hours from within the app. Phase reminders, the work timer, and meal eligibility all update automatically.</w:t>
+            </w:r>
+          </w:p>
+        </w:tc>
+        <w:tc>
+          <w:tcPr>
+            <w:tcW w:type="dxa" w:w="1531"/>
+            <w:tcBorders>
+              <w:top w:val="none" w:sz="0" w:space="0" w:color="auto"/>
+              <w:left w:val="none" w:sz="0" w:space="0" w:color="auto"/>
+              <w:bottom w:val="none" w:sz="0" w:space="0" w:color="auto"/>
+              <w:right w:val="none" w:sz="0" w:space="0" w:color="auto"/>
+              <w:insideH w:val="none" w:sz="0" w:space="0" w:color="auto"/>
+              <w:insideV w:val="none" w:sz="0" w:space="0" w:color="auto"/>
+              <w:bottom w:val="single" w:sz="4" w:space="0" w:color="DEE2EA"/>
+            </w:tcBorders>
+          </w:tcPr>
+          <w:p>
+            <w:pPr>
+              <w:spacing w:before="120" w:after="120"/>
+              <w:jc w:val="center"/>
+            </w:pPr>
+            <w:r>
+              <w:rPr>
+                <w:rFonts w:ascii="Calibri" w:hAnsi="Calibri"/>
                 <w:b/>
-                <w:color w:val="FFFFFF"/>
-                <w:sz w:val="30"/>
+                <w:color w:val="2F5FD0"/>
+                <w:sz w:val="19"/>
               </w:rPr>
-              <w:t>ACCESS ROLES</w:t>
+              <w:t>Quick win</w:t>
+            </w:r>
+          </w:p>
+        </w:tc>
+      </w:tr>
+      <w:tr>
+        <w:tc>
+          <w:tcPr>
+            <w:tcW w:type="dxa" w:w="567"/>
+            <w:tcBorders>
+              <w:top w:val="none" w:sz="0" w:space="0" w:color="auto"/>
+              <w:left w:val="none" w:sz="0" w:space="0" w:color="auto"/>
+              <w:bottom w:val="none" w:sz="0" w:space="0" w:color="auto"/>
+              <w:right w:val="none" w:sz="0" w:space="0" w:color="auto"/>
+              <w:insideH w:val="none" w:sz="0" w:space="0" w:color="auto"/>
+              <w:insideV w:val="none" w:sz="0" w:space="0" w:color="auto"/>
+              <w:bottom w:val="single" w:sz="4" w:space="0" w:color="DEE2EA"/>
+            </w:tcBorders>
+          </w:tcPr>
+          <w:p>
+            <w:pPr>
+              <w:spacing w:before="120" w:after="120"/>
+              <w:jc w:val="center"/>
+            </w:pPr>
+            <w:r>
+              <w:rPr>
+                <w:rFonts w:ascii="Calibri" w:hAnsi="Calibri"/>
+                <w:b/>
+                <w:color w:val="2F5FD0"/>
+                <w:sz w:val="22"/>
+              </w:rPr>
+              <w:t>2</w:t>
+            </w:r>
+          </w:p>
+        </w:tc>
+        <w:tc>
+          <w:tcPr>
+            <w:tcW w:type="dxa" w:w="7087"/>
+            <w:tcBorders>
+              <w:top w:val="none" w:sz="0" w:space="0" w:color="auto"/>
+              <w:left w:val="none" w:sz="0" w:space="0" w:color="auto"/>
+              <w:bottom w:val="none" w:sz="0" w:space="0" w:color="auto"/>
+              <w:right w:val="none" w:sz="0" w:space="0" w:color="auto"/>
+              <w:insideH w:val="none" w:sz="0" w:space="0" w:color="auto"/>
+              <w:insideV w:val="none" w:sz="0" w:space="0" w:color="auto"/>
+              <w:bottom w:val="single" w:sz="4" w:space="0" w:color="DEE2EA"/>
+            </w:tcBorders>
+          </w:tcPr>
+          <w:p>
+            <w:pPr>
+              <w:spacing w:before="120" w:after="120"/>
+            </w:pPr>
+            <w:r>
+              <w:rPr>
+                <w:rFonts w:ascii="Calibri" w:hAnsi="Calibri"/>
+                <w:b/>
+                <w:color w:val="1A2035"/>
+                <w:sz w:val="22"/>
+              </w:rPr>
+              <w:t>Editable Info tab content</w:t>
+              <w:br/>
             </w:r>
             <w:r>
-              <w:bookmarkStart w:id="2" w:name="sec_roles"/>
-              <w:bookmarkEnd w:id="2"/>
+              <w:rPr>
+                <w:rFonts w:ascii="Calibri" w:hAnsi="Calibri"/>
+                <w:color w:val="555F7A"/>
+                <w:sz w:val="19"/>
+              </w:rPr>
+              <w:t>Attire requirements, meal form links, and dekit checklists are currently hardcoded. An edit form in the cycle management panel lets supervisors keep this content current without touching any files.</w:t>
+            </w:r>
+          </w:p>
+        </w:tc>
+        <w:tc>
+          <w:tcPr>
+            <w:tcW w:type="dxa" w:w="1531"/>
+            <w:tcBorders>
+              <w:top w:val="none" w:sz="0" w:space="0" w:color="auto"/>
+              <w:left w:val="none" w:sz="0" w:space="0" w:color="auto"/>
+              <w:bottom w:val="none" w:sz="0" w:space="0" w:color="auto"/>
+              <w:right w:val="none" w:sz="0" w:space="0" w:color="auto"/>
+              <w:insideH w:val="none" w:sz="0" w:space="0" w:color="auto"/>
+              <w:insideV w:val="none" w:sz="0" w:space="0" w:color="auto"/>
+              <w:bottom w:val="single" w:sz="4" w:space="0" w:color="DEE2EA"/>
+            </w:tcBorders>
+          </w:tcPr>
+          <w:p>
+            <w:pPr>
+              <w:spacing w:before="120" w:after="120"/>
+              <w:jc w:val="center"/>
+            </w:pPr>
+            <w:r>
+              <w:rPr>
+                <w:rFonts w:ascii="Calibri" w:hAnsi="Calibri"/>
+                <w:b/>
+                <w:color w:val="2F5FD0"/>
+                <w:sz w:val="19"/>
+              </w:rPr>
+              <w:t>Quick win</w:t>
+            </w:r>
+          </w:p>
+        </w:tc>
+      </w:tr>
+      <w:tr>
+        <w:tc>
+          <w:tcPr>
+            <w:tcW w:type="dxa" w:w="567"/>
+            <w:tcBorders>
+              <w:top w:val="none" w:sz="0" w:space="0" w:color="auto"/>
+              <w:left w:val="none" w:sz="0" w:space="0" w:color="auto"/>
+              <w:bottom w:val="none" w:sz="0" w:space="0" w:color="auto"/>
+              <w:right w:val="none" w:sz="0" w:space="0" w:color="auto"/>
+              <w:insideH w:val="none" w:sz="0" w:space="0" w:color="auto"/>
+              <w:insideV w:val="none" w:sz="0" w:space="0" w:color="auto"/>
+              <w:bottom w:val="single" w:sz="4" w:space="0" w:color="DEE2EA"/>
+            </w:tcBorders>
+          </w:tcPr>
+          <w:p>
+            <w:pPr>
+              <w:spacing w:before="120" w:after="120"/>
+              <w:jc w:val="center"/>
+            </w:pPr>
+            <w:r>
+              <w:rPr>
+                <w:rFonts w:ascii="Calibri" w:hAnsi="Calibri"/>
+                <w:b/>
+                <w:color w:val="2F5FD0"/>
+                <w:sz w:val="22"/>
+              </w:rPr>
+              <w:t>3</w:t>
+            </w:r>
+          </w:p>
+        </w:tc>
+        <w:tc>
+          <w:tcPr>
+            <w:tcW w:type="dxa" w:w="7087"/>
+            <w:tcBorders>
+              <w:top w:val="none" w:sz="0" w:space="0" w:color="auto"/>
+              <w:left w:val="none" w:sz="0" w:space="0" w:color="auto"/>
+              <w:bottom w:val="none" w:sz="0" w:space="0" w:color="auto"/>
+              <w:right w:val="none" w:sz="0" w:space="0" w:color="auto"/>
+              <w:insideH w:val="none" w:sz="0" w:space="0" w:color="auto"/>
+              <w:insideV w:val="none" w:sz="0" w:space="0" w:color="auto"/>
+              <w:bottom w:val="single" w:sz="4" w:space="0" w:color="DEE2EA"/>
+            </w:tcBorders>
+          </w:tcPr>
+          <w:p>
+            <w:pPr>
+              <w:spacing w:before="120" w:after="120"/>
+            </w:pPr>
+            <w:r>
+              <w:rPr>
+                <w:rFonts w:ascii="Calibri" w:hAnsi="Calibri"/>
+                <w:b/>
+                <w:color w:val="1A2035"/>
+                <w:sz w:val="22"/>
+              </w:rPr>
+              <w:t>WhatsApp group link in database</w:t>
+              <w:br/>
+            </w:r>
+            <w:r>
+              <w:rPr>
+                <w:rFonts w:ascii="Calibri" w:hAnsi="Calibri"/>
+                <w:color w:val="555F7A"/>
+                <w:sz w:val="19"/>
+              </w:rPr>
+              <w:t>The unit WA group link is currently set once at deployment. Moving it to a department record lets supervisors update it from within the app when the group changes.</w:t>
+            </w:r>
+          </w:p>
+        </w:tc>
+        <w:tc>
+          <w:tcPr>
+            <w:tcW w:type="dxa" w:w="1531"/>
+            <w:tcBorders>
+              <w:top w:val="none" w:sz="0" w:space="0" w:color="auto"/>
+              <w:left w:val="none" w:sz="0" w:space="0" w:color="auto"/>
+              <w:bottom w:val="none" w:sz="0" w:space="0" w:color="auto"/>
+              <w:right w:val="none" w:sz="0" w:space="0" w:color="auto"/>
+              <w:insideH w:val="none" w:sz="0" w:space="0" w:color="auto"/>
+              <w:insideV w:val="none" w:sz="0" w:space="0" w:color="auto"/>
+              <w:bottom w:val="single" w:sz="4" w:space="0" w:color="DEE2EA"/>
+            </w:tcBorders>
+          </w:tcPr>
+          <w:p>
+            <w:pPr>
+              <w:spacing w:before="120" w:after="120"/>
+              <w:jc w:val="center"/>
+            </w:pPr>
+            <w:r>
+              <w:rPr>
+                <w:rFonts w:ascii="Calibri" w:hAnsi="Calibri"/>
+                <w:b/>
+                <w:color w:val="2F5FD0"/>
+                <w:sz w:val="19"/>
+              </w:rPr>
+              <w:t>Quick win</w:t>
+            </w:r>
+          </w:p>
+        </w:tc>
+      </w:tr>
+      <w:tr>
+        <w:tc>
+          <w:tcPr>
+            <w:tcW w:type="dxa" w:w="567"/>
+            <w:tcBorders>
+              <w:top w:val="none" w:sz="0" w:space="0" w:color="auto"/>
+              <w:left w:val="none" w:sz="0" w:space="0" w:color="auto"/>
+              <w:bottom w:val="none" w:sz="0" w:space="0" w:color="auto"/>
+              <w:right w:val="none" w:sz="0" w:space="0" w:color="auto"/>
+              <w:insideH w:val="none" w:sz="0" w:space="0" w:color="auto"/>
+              <w:insideV w:val="none" w:sz="0" w:space="0" w:color="auto"/>
+              <w:bottom w:val="single" w:sz="4" w:space="0" w:color="DEE2EA"/>
+            </w:tcBorders>
+          </w:tcPr>
+          <w:p>
+            <w:pPr>
+              <w:spacing w:before="120" w:after="120"/>
+              <w:jc w:val="center"/>
+            </w:pPr>
+            <w:r>
+              <w:rPr>
+                <w:rFonts w:ascii="Calibri" w:hAnsi="Calibri"/>
+                <w:b/>
+                <w:color w:val="2F5FD0"/>
+                <w:sz w:val="22"/>
+              </w:rPr>
+              <w:t>4</w:t>
+            </w:r>
+          </w:p>
+        </w:tc>
+        <w:tc>
+          <w:tcPr>
+            <w:tcW w:type="dxa" w:w="7087"/>
+            <w:tcBorders>
+              <w:top w:val="none" w:sz="0" w:space="0" w:color="auto"/>
+              <w:left w:val="none" w:sz="0" w:space="0" w:color="auto"/>
+              <w:bottom w:val="none" w:sz="0" w:space="0" w:color="auto"/>
+              <w:right w:val="none" w:sz="0" w:space="0" w:color="auto"/>
+              <w:insideH w:val="none" w:sz="0" w:space="0" w:color="auto"/>
+              <w:insideV w:val="none" w:sz="0" w:space="0" w:color="auto"/>
+              <w:bottom w:val="single" w:sz="4" w:space="0" w:color="DEE2EA"/>
+            </w:tcBorders>
+          </w:tcPr>
+          <w:p>
+            <w:pPr>
+              <w:spacing w:before="120" w:after="120"/>
+            </w:pPr>
+            <w:r>
+              <w:rPr>
+                <w:rFonts w:ascii="Calibri" w:hAnsi="Calibri"/>
+                <w:b/>
+                <w:color w:val="1A2035"/>
+                <w:sz w:val="22"/>
+              </w:rPr>
+              <w:t>Multiple shifts per department</w:t>
+              <w:br/>
+            </w:r>
+            <w:r>
+              <w:rPr>
+                <w:rFonts w:ascii="Calibri" w:hAnsi="Calibri"/>
+                <w:color w:val="555F7A"/>
+                <w:sz w:val="19"/>
+              </w:rPr>
+              <w:t>The system currently supports one shift type. Extending to AM, PM, Night, and custom shifts (each with configurable phase windows) supports departments with rotating schedules.</w:t>
+            </w:r>
+          </w:p>
+        </w:tc>
+        <w:tc>
+          <w:tcPr>
+            <w:tcW w:type="dxa" w:w="1531"/>
+            <w:tcBorders>
+              <w:top w:val="none" w:sz="0" w:space="0" w:color="auto"/>
+              <w:left w:val="none" w:sz="0" w:space="0" w:color="auto"/>
+              <w:bottom w:val="none" w:sz="0" w:space="0" w:color="auto"/>
+              <w:right w:val="none" w:sz="0" w:space="0" w:color="auto"/>
+              <w:insideH w:val="none" w:sz="0" w:space="0" w:color="auto"/>
+              <w:insideV w:val="none" w:sz="0" w:space="0" w:color="auto"/>
+              <w:bottom w:val="single" w:sz="4" w:space="0" w:color="DEE2EA"/>
+            </w:tcBorders>
+          </w:tcPr>
+          <w:p>
+            <w:pPr>
+              <w:spacing w:before="120" w:after="120"/>
+              <w:jc w:val="center"/>
+            </w:pPr>
+            <w:r>
+              <w:rPr>
+                <w:rFonts w:ascii="Calibri" w:hAnsi="Calibri"/>
+                <w:b/>
+                <w:color w:val="2F5FD0"/>
+                <w:sz w:val="19"/>
+              </w:rPr>
+              <w:t>Quick win</w:t>
+            </w:r>
+          </w:p>
+        </w:tc>
+      </w:tr>
+      <w:tr>
+        <w:tc>
+          <w:tcPr>
+            <w:tcW w:type="dxa" w:w="567"/>
+            <w:tcBorders>
+              <w:top w:val="none" w:sz="0" w:space="0" w:color="auto"/>
+              <w:left w:val="none" w:sz="0" w:space="0" w:color="auto"/>
+              <w:bottom w:val="none" w:sz="0" w:space="0" w:color="auto"/>
+              <w:right w:val="none" w:sz="0" w:space="0" w:color="auto"/>
+              <w:insideH w:val="none" w:sz="0" w:space="0" w:color="auto"/>
+              <w:insideV w:val="none" w:sz="0" w:space="0" w:color="auto"/>
+              <w:bottom w:val="single" w:sz="8" w:space="0" w:color="B0B8C8"/>
+            </w:tcBorders>
+          </w:tcPr>
+          <w:p>
+            <w:pPr>
+              <w:spacing w:before="120" w:after="120"/>
+              <w:jc w:val="center"/>
+            </w:pPr>
+            <w:r>
+              <w:rPr>
+                <w:rFonts w:ascii="Calibri" w:hAnsi="Calibri"/>
+                <w:b/>
+                <w:color w:val="2F5FD0"/>
+                <w:sz w:val="22"/>
+              </w:rPr>
+              <w:t>5</w:t>
+            </w:r>
+          </w:p>
+        </w:tc>
+        <w:tc>
+          <w:tcPr>
+            <w:tcW w:type="dxa" w:w="7087"/>
+            <w:tcBorders>
+              <w:top w:val="none" w:sz="0" w:space="0" w:color="auto"/>
+              <w:left w:val="none" w:sz="0" w:space="0" w:color="auto"/>
+              <w:bottom w:val="none" w:sz="0" w:space="0" w:color="auto"/>
+              <w:right w:val="none" w:sz="0" w:space="0" w:color="auto"/>
+              <w:insideH w:val="none" w:sz="0" w:space="0" w:color="auto"/>
+              <w:insideV w:val="none" w:sz="0" w:space="0" w:color="auto"/>
+              <w:bottom w:val="single" w:sz="8" w:space="0" w:color="B0B8C8"/>
+            </w:tcBorders>
+          </w:tcPr>
+          <w:p>
+            <w:pPr>
+              <w:spacing w:before="120" w:after="120"/>
+            </w:pPr>
+            <w:r>
+              <w:rPr>
+                <w:rFonts w:ascii="Calibri" w:hAnsi="Calibri"/>
+                <w:b/>
+                <w:color w:val="1A2035"/>
+                <w:sz w:val="22"/>
+              </w:rPr>
+              <w:t>Per-cycle GPS location and radius</w:t>
+              <w:br/>
+            </w:r>
+            <w:r>
+              <w:rPr>
+                <w:rFonts w:ascii="Calibri" w:hAnsi="Calibri"/>
+                <w:color w:val="555F7A"/>
+                <w:sz w:val="19"/>
+              </w:rPr>
+              <w:t>HQ coordinates and the check-in radius are currently deployment-level settings. Storing them per cycle allows supervisors to run cycles at different venues without a code deployment.</w:t>
+            </w:r>
+          </w:p>
+        </w:tc>
+        <w:tc>
+          <w:tcPr>
+            <w:tcW w:type="dxa" w:w="1531"/>
+            <w:tcBorders>
+              <w:top w:val="none" w:sz="0" w:space="0" w:color="auto"/>
+              <w:left w:val="none" w:sz="0" w:space="0" w:color="auto"/>
+              <w:bottom w:val="none" w:sz="0" w:space="0" w:color="auto"/>
+              <w:right w:val="none" w:sz="0" w:space="0" w:color="auto"/>
+              <w:insideH w:val="none" w:sz="0" w:space="0" w:color="auto"/>
+              <w:insideV w:val="none" w:sz="0" w:space="0" w:color="auto"/>
+              <w:bottom w:val="single" w:sz="8" w:space="0" w:color="B0B8C8"/>
+            </w:tcBorders>
+          </w:tcPr>
+          <w:p>
+            <w:pPr>
+              <w:spacing w:before="120" w:after="120"/>
+              <w:jc w:val="center"/>
+            </w:pPr>
+            <w:r>
+              <w:rPr>
+                <w:rFonts w:ascii="Calibri" w:hAnsi="Calibri"/>
+                <w:b/>
+                <w:color w:val="2F5FD0"/>
+                <w:sz w:val="19"/>
+              </w:rPr>
+              <w:t>Quick win</w:t>
             </w:r>
           </w:p>
         </w:tc>
@@ -951,25 +4417,43 @@
     </w:tbl>
     <w:p>
       <w:pPr>
-        <w:spacing w:before="0" w:after="160"/>
+        <w:spacing w:before="0" w:after="200"/>
       </w:pPr>
     </w:p>
     <w:p>
       <w:pPr>
-        <w:spacing w:before="40" w:after="100"/>
+        <w:spacing w:before="320" w:after="100"/>
       </w:pPr>
       <w:r>
         <w:rPr>
           <w:rFonts w:ascii="Calibri" w:hAnsi="Calibri"/>
-          <w:color w:val="4A5A72"/>
-          <w:sz w:val="22"/>
+          <w:b/>
+          <w:color w:val="1A2035"/>
+          <w:sz w:val="26"/>
         </w:rPr>
-        <w:t>The system uses three permission levels. Each role sees only what is relevant to them.</w:t>
+        <w:t>9.2  Medium Effort</w:t>
+      </w:r>
+      <w:r>
+        <w:bookmarkStart w:id="18" w:name="sec_r_medium"/>
+        <w:bookmarkEnd w:id="18"/>
       </w:r>
     </w:p>
     <w:p>
       <w:pPr>
-        <w:spacing w:before="0" w:after="80"/>
+        <w:spacing w:before="0" w:after="120" w:line="300" w:lineRule="exact"/>
+      </w:pPr>
+      <w:r>
+        <w:rPr>
+          <w:rFonts w:ascii="Calibri" w:hAnsi="Calibri"/>
+          <w:color w:val="555F7A"/>
+          <w:sz w:val="22"/>
+        </w:rPr>
+        <w:t>More involved changes requiring database schema updates or new service integrations.</w:t>
+      </w:r>
+    </w:p>
+    <w:p>
+      <w:pPr>
+        <w:spacing w:before="0" w:after="160"/>
       </w:pPr>
     </w:p>
     <w:tbl>
@@ -987,3302 +4471,60 @@
         <w:tblW w:w="5000" w:type="pct"/>
       </w:tblPr>
       <w:tblGrid>
-        <w:gridCol w:w="3022"/>
-        <w:gridCol w:w="3022"/>
-        <w:gridCol w:w="3022"/>
+        <w:gridCol w:w="2946"/>
+        <w:gridCol w:w="2946"/>
+        <w:gridCol w:w="2946"/>
       </w:tblGrid>
       <w:tr>
         <w:tc>
           <w:tcPr>
-            <w:tcW w:type="dxa" w:w="1417"/>
-            <w:shd w:val="clear" w:color="auto" w:fill="2F5FD0"/>
-            <w:vAlign w:val="center"/>
+            <w:tcW w:type="dxa" w:w="567"/>
+            <w:tcBorders>
+              <w:top w:val="none" w:sz="0" w:space="0" w:color="auto"/>
+              <w:left w:val="none" w:sz="0" w:space="0" w:color="auto"/>
+              <w:bottom w:val="none" w:sz="0" w:space="0" w:color="auto"/>
+              <w:right w:val="none" w:sz="0" w:space="0" w:color="auto"/>
+              <w:insideH w:val="none" w:sz="0" w:space="0" w:color="auto"/>
+              <w:insideV w:val="none" w:sz="0" w:space="0" w:color="auto"/>
+              <w:bottom w:val="single" w:sz="12" w:space="0" w:color="1A2035"/>
+            </w:tcBorders>
           </w:tcPr>
           <w:p>
             <w:pPr>
-              <w:spacing w:before="120" w:after="120"/>
-              <w:ind w:left="113"/>
+              <w:spacing w:before="100" w:after="120"/>
             </w:pPr>
             <w:r>
               <w:rPr>
                 <w:rFonts w:ascii="Calibri" w:hAnsi="Calibri"/>
                 <w:b/>
-                <w:color w:val="FFFFFF"/>
+                <w:color w:val="1A2035"/>
                 <w:sz w:val="20"/>
               </w:rPr>
-              <w:t>Role</w:t>
             </w:r>
           </w:p>
         </w:tc>
         <w:tc>
           <w:tcPr>
-            <w:tcW w:type="dxa" w:w="2154"/>
-            <w:shd w:val="clear" w:color="auto" w:fill="2F5FD0"/>
-            <w:vAlign w:val="center"/>
+            <w:tcW w:type="dxa" w:w="7087"/>
+            <w:tcBorders>
+              <w:top w:val="none" w:sz="0" w:space="0" w:color="auto"/>
+              <w:left w:val="none" w:sz="0" w:space="0" w:color="auto"/>
+              <w:bottom w:val="none" w:sz="0" w:space="0" w:color="auto"/>
+              <w:right w:val="none" w:sz="0" w:space="0" w:color="auto"/>
+              <w:insideH w:val="none" w:sz="0" w:space="0" w:color="auto"/>
+              <w:insideV w:val="none" w:sz="0" w:space="0" w:color="auto"/>
+              <w:bottom w:val="single" w:sz="12" w:space="0" w:color="1A2035"/>
+            </w:tcBorders>
           </w:tcPr>
           <w:p>
             <w:pPr>
-              <w:spacing w:before="120" w:after="120"/>
-              <w:ind w:left="113"/>
+              <w:spacing w:before="100" w:after="120"/>
             </w:pPr>
             <w:r>
               <w:rPr>
                 <w:rFonts w:ascii="Calibri" w:hAnsi="Calibri"/>
                 <w:b/>
-                <w:color w:val="FFFFFF"/>
-                <w:sz w:val="20"/>
-              </w:rPr>
-              <w:t>Who</w:t>
-            </w:r>
-          </w:p>
-        </w:tc>
-        <w:tc>
-          <w:tcPr>
-            <w:tcW w:type="dxa" w:w="5613"/>
-            <w:shd w:val="clear" w:color="auto" w:fill="2F5FD0"/>
-            <w:vAlign w:val="center"/>
-          </w:tcPr>
-          <w:p>
-            <w:pPr>
-              <w:spacing w:before="120" w:after="120"/>
-              <w:ind w:left="113"/>
-            </w:pPr>
-            <w:r>
-              <w:rPr>
-                <w:rFonts w:ascii="Calibri" w:hAnsi="Calibri"/>
-                <w:b/>
-                <w:color w:val="FFFFFF"/>
-                <w:sz w:val="20"/>
-              </w:rPr>
-              <w:t>Access</w:t>
-            </w:r>
-          </w:p>
-        </w:tc>
-      </w:tr>
-      <w:tr>
-        <w:tc>
-          <w:tcPr>
-            <w:tcW w:type="dxa" w:w="1417"/>
-            <w:shd w:val="clear" w:color="auto" w:fill="F4F7FC"/>
-            <w:vAlign w:val="center"/>
-          </w:tcPr>
-          <w:p>
-            <w:pPr>
-              <w:spacing w:before="100" w:after="100"/>
-              <w:ind w:left="113"/>
-            </w:pPr>
-            <w:r>
-              <w:rPr>
-                <w:rFonts w:ascii="Calibri" w:hAnsi="Calibri"/>
-                <w:color w:val="4A5A72"/>
-                <w:sz w:val="20"/>
-              </w:rPr>
-              <w:t>Reservist</w:t>
-            </w:r>
-          </w:p>
-        </w:tc>
-        <w:tc>
-          <w:tcPr>
-            <w:tcW w:type="dxa" w:w="2154"/>
-            <w:shd w:val="clear" w:color="auto" w:fill="F4F7FC"/>
-            <w:vAlign w:val="center"/>
-          </w:tcPr>
-          <w:p>
-            <w:pPr>
-              <w:spacing w:before="100" w:after="100"/>
-              <w:ind w:left="113"/>
-            </w:pPr>
-            <w:r>
-              <w:rPr>
-                <w:rFonts w:ascii="Calibri" w:hAnsi="Calibri"/>
-                <w:color w:val="4A5A72"/>
-                <w:sz w:val="20"/>
-              </w:rPr>
-              <w:t>NS personnel</w:t>
-            </w:r>
-          </w:p>
-        </w:tc>
-        <w:tc>
-          <w:tcPr>
-            <w:tcW w:type="dxa" w:w="5613"/>
-            <w:shd w:val="clear" w:color="auto" w:fill="F4F7FC"/>
-            <w:vAlign w:val="center"/>
-          </w:tcPr>
-          <w:p>
-            <w:pPr>
-              <w:spacing w:before="100" w:after="100"/>
-              <w:ind w:left="113"/>
-            </w:pPr>
-            <w:r>
-              <w:rPr>
-                <w:rFonts w:ascii="Calibri" w:hAnsi="Calibri"/>
-                <w:color w:val="4A5A72"/>
-                <w:sz w:val="20"/>
-              </w:rPr>
-              <w:t>Own check-in, leave requests, attendance history, and team directory. Scoped to their department.</w:t>
-            </w:r>
-          </w:p>
-        </w:tc>
-      </w:tr>
-      <w:tr>
-        <w:tc>
-          <w:tcPr>
-            <w:tcW w:type="dxa" w:w="1417"/>
-            <w:shd w:val="clear" w:color="auto" w:fill="FFFFFF"/>
-            <w:vAlign w:val="center"/>
-          </w:tcPr>
-          <w:p>
-            <w:pPr>
-              <w:spacing w:before="100" w:after="100"/>
-              <w:ind w:left="113"/>
-            </w:pPr>
-            <w:r>
-              <w:rPr>
-                <w:rFonts w:ascii="Calibri" w:hAnsi="Calibri"/>
-                <w:color w:val="4A5A72"/>
-                <w:sz w:val="20"/>
-              </w:rPr>
-              <w:t>Supervisor</w:t>
-            </w:r>
-          </w:p>
-        </w:tc>
-        <w:tc>
-          <w:tcPr>
-            <w:tcW w:type="dxa" w:w="2154"/>
-            <w:shd w:val="clear" w:color="auto" w:fill="FFFFFF"/>
-            <w:vAlign w:val="center"/>
-          </w:tcPr>
-          <w:p>
-            <w:pPr>
-              <w:spacing w:before="100" w:after="100"/>
-              <w:ind w:left="113"/>
-            </w:pPr>
-            <w:r>
-              <w:rPr>
-                <w:rFonts w:ascii="Calibri" w:hAnsi="Calibri"/>
-                <w:color w:val="4A5A72"/>
-                <w:sz w:val="20"/>
-              </w:rPr>
-              <w:t>Staff officers, supervisors</w:t>
-            </w:r>
-          </w:p>
-        </w:tc>
-        <w:tc>
-          <w:tcPr>
-            <w:tcW w:type="dxa" w:w="5613"/>
-            <w:shd w:val="clear" w:color="auto" w:fill="FFFFFF"/>
-            <w:vAlign w:val="center"/>
-          </w:tcPr>
-          <w:p>
-            <w:pPr>
-              <w:spacing w:before="100" w:after="100"/>
-              <w:ind w:left="113"/>
-            </w:pPr>
-            <w:r>
-              <w:rPr>
-                <w:rFonts w:ascii="Calibri" w:hAnsi="Calibri"/>
-                <w:color w:val="4A5A72"/>
-                <w:sz w:val="20"/>
-              </w:rPr>
-              <w:t>Full roster, attendance log, time correction, leave approval, personnel records, cycle management, and exports. Scoped to their department.</w:t>
-            </w:r>
-          </w:p>
-        </w:tc>
-      </w:tr>
-      <w:tr>
-        <w:tc>
-          <w:tcPr>
-            <w:tcW w:type="dxa" w:w="1417"/>
-            <w:shd w:val="clear" w:color="auto" w:fill="F4F7FC"/>
-            <w:vAlign w:val="center"/>
-          </w:tcPr>
-          <w:p>
-            <w:pPr>
-              <w:spacing w:before="100" w:after="100"/>
-              <w:ind w:left="113"/>
-            </w:pPr>
-            <w:r>
-              <w:rPr>
-                <w:rFonts w:ascii="Calibri" w:hAnsi="Calibri"/>
-                <w:color w:val="4A5A72"/>
-                <w:sz w:val="20"/>
-              </w:rPr>
-              <w:t>Master</w:t>
-            </w:r>
-          </w:p>
-        </w:tc>
-        <w:tc>
-          <w:tcPr>
-            <w:tcW w:type="dxa" w:w="2154"/>
-            <w:shd w:val="clear" w:color="auto" w:fill="F4F7FC"/>
-            <w:vAlign w:val="center"/>
-          </w:tcPr>
-          <w:p>
-            <w:pPr>
-              <w:spacing w:before="100" w:after="100"/>
-              <w:ind w:left="113"/>
-            </w:pPr>
-            <w:r>
-              <w:rPr>
-                <w:rFonts w:ascii="Calibri" w:hAnsi="Calibri"/>
-                <w:color w:val="4A5A72"/>
-                <w:sz w:val="20"/>
-              </w:rPr>
-              <w:t>Command level</w:t>
-            </w:r>
-          </w:p>
-        </w:tc>
-        <w:tc>
-          <w:tcPr>
-            <w:tcW w:type="dxa" w:w="5613"/>
-            <w:shd w:val="clear" w:color="auto" w:fill="F4F7FC"/>
-            <w:vAlign w:val="center"/>
-          </w:tcPr>
-          <w:p>
-            <w:pPr>
-              <w:spacing w:before="100" w:after="100"/>
-              <w:ind w:left="113"/>
-            </w:pPr>
-            <w:r>
-              <w:rPr>
-                <w:rFonts w:ascii="Calibri" w:hAnsi="Calibri"/>
-                <w:color w:val="4A5A72"/>
-                <w:sz w:val="20"/>
-              </w:rPr>
-              <w:t>Everything supervisors can do, plus managing all supervisor accounts and switching between departments.</w:t>
-            </w:r>
-          </w:p>
-        </w:tc>
-      </w:tr>
-    </w:tbl>
-    <w:p>
-      <w:pPr>
-        <w:spacing w:before="0" w:after="120"/>
-      </w:pPr>
-    </w:p>
-    <w:p>
-      <w:r>
-        <w:br w:type="page"/>
-      </w:r>
-    </w:p>
-    <w:p>
-      <w:pPr>
-        <w:spacing w:before="0" w:after="40"/>
-      </w:pPr>
-    </w:p>
-    <w:tbl>
-      <w:tblPr>
-        <w:jc w:val="left"/>
-        <w:tblLook w:firstColumn="1" w:firstRow="1" w:lastColumn="0" w:lastRow="0" w:noHBand="0" w:noVBand="1" w:val="04A0"/>
-        <w:tblBorders>
-          <w:top w:val="none"/>
-          <w:left w:val="none"/>
-          <w:bottom w:val="none"/>
-          <w:right w:val="none"/>
-          <w:insideH w:val="none"/>
-          <w:insideV w:val="none"/>
-        </w:tblBorders>
-        <w:tblW w:w="5000" w:type="pct"/>
-      </w:tblPr>
-      <w:tblGrid>
-        <w:gridCol w:w="9066"/>
-      </w:tblGrid>
-      <w:tr>
-        <w:tc>
-          <w:tcPr>
-            <w:tcW w:type="dxa" w:w="9066"/>
-            <w:shd w:val="clear" w:color="auto" w:fill="161F30"/>
-            <w:vAlign w:val="center"/>
-          </w:tcPr>
-          <w:p>
-            <w:pPr>
-              <w:spacing w:before="200" w:after="200"/>
-              <w:ind w:left="283"/>
-            </w:pPr>
-            <w:r>
-              <w:rPr>
-                <w:rFonts w:ascii="Calibri" w:hAnsi="Calibri"/>
-                <w:b/>
-                <w:color w:val="8AAAE8"/>
-                <w:sz w:val="22"/>
-              </w:rPr>
-              <w:t xml:space="preserve">04   </w:t>
-            </w:r>
-            <w:r>
-              <w:rPr>
-                <w:rFonts w:ascii="Calibri" w:hAnsi="Calibri"/>
-                <w:b/>
-                <w:color w:val="FFFFFF"/>
-                <w:sz w:val="30"/>
-              </w:rPr>
-              <w:t>FEATURES: FOR RESERVISTS</w:t>
-            </w:r>
-            <w:r>
-              <w:bookmarkStart w:id="3" w:name="sec_reservist"/>
-              <w:bookmarkEnd w:id="3"/>
-            </w:r>
-          </w:p>
-        </w:tc>
-      </w:tr>
-    </w:tbl>
-    <w:p>
-      <w:pPr>
-        <w:spacing w:before="0" w:after="160"/>
-      </w:pPr>
-    </w:p>
-    <w:p>
-      <w:pPr>
-        <w:spacing w:before="40" w:after="100"/>
-      </w:pPr>
-      <w:r>
-        <w:rPr>
-          <w:rFonts w:ascii="Calibri" w:hAnsi="Calibri"/>
-          <w:color w:val="4A5A72"/>
-          <w:sz w:val="22"/>
-        </w:rPr>
-        <w:t>All reservists access the system through the same URL. The interface adapts based on their department. Ops Security reservists see a four-phase check-in flow. CAS (Crime Alert) reservists see a simplified two-phase flow: check in and check out only.</w:t>
-      </w:r>
-    </w:p>
-    <w:p>
-      <w:pPr>
-        <w:spacing w:before="320" w:after="100"/>
-        <w:ind w:left="198"/>
-        <w:pBdr>
-          <w:left w:val="single" w:sz="18" w:space="8" w:color="2F5FD0"/>
-        </w:pBdr>
-      </w:pPr>
-      <w:r>
-        <w:rPr>
-          <w:rFonts w:ascii="Calibri" w:hAnsi="Calibri"/>
-          <w:b/>
-          <w:color w:val="2F5FD0"/>
-          <w:sz w:val="26"/>
-        </w:rPr>
-        <w:t>4.1  Check-In and GPS</w:t>
-      </w:r>
-      <w:r>
-        <w:bookmarkStart w:id="4" w:name="sec_checkin"/>
-        <w:bookmarkEnd w:id="4"/>
-      </w:r>
-    </w:p>
-    <w:p>
-      <w:pPr>
-        <w:pStyle w:val="ListBullet"/>
-        <w:spacing w:before="40" w:after="60"/>
-      </w:pPr>
-      <w:r>
-        <w:rPr>
-          <w:rFonts w:ascii="Calibri" w:hAnsi="Calibri"/>
-          <w:b/>
-          <w:color w:val="222D42"/>
-          <w:sz w:val="22"/>
-        </w:rPr>
-        <w:t xml:space="preserve">Department-based flow:  </w:t>
-      </w:r>
-      <w:r>
-        <w:rPr>
-          <w:rFonts w:ascii="Calibri" w:hAnsi="Calibri"/>
-          <w:color w:val="4A5A72"/>
-          <w:sz w:val="22"/>
-        </w:rPr>
-        <w:t>Ops Security reservists log four phases: check in, lunch out, return from lunch, and end of shift. CAS reservists log check in and check out only. Each phase is timestamped to the minute.</w:t>
-      </w:r>
-    </w:p>
-    <w:p>
-      <w:pPr>
-        <w:pStyle w:val="ListBullet"/>
-        <w:spacing w:before="40" w:after="60"/>
-      </w:pPr>
-      <w:r>
-        <w:rPr>
-          <w:rFonts w:ascii="Calibri" w:hAnsi="Calibri"/>
-          <w:b/>
-          <w:color w:val="222D42"/>
-          <w:sz w:val="22"/>
-        </w:rPr>
-        <w:t xml:space="preserve">Sequential GPS verification:  </w:t>
-      </w:r>
-      <w:r>
-        <w:rPr>
-          <w:rFonts w:ascii="Calibri" w:hAnsi="Calibri"/>
-          <w:color w:val="4A5A72"/>
-          <w:sz w:val="22"/>
-        </w:rPr>
-        <w:t>Tapping a phase first shows a "Locate me" button. Once GPS confirms the reservist is within range of HQ, the button changes to "Check in to work". Distance from HQ in metres is recorded against each entry. The accepted radius is configurable.</w:t>
-      </w:r>
-    </w:p>
-    <w:p>
-      <w:pPr>
-        <w:pStyle w:val="ListBullet"/>
-        <w:spacing w:before="40" w:after="60"/>
-      </w:pPr>
-      <w:r>
-        <w:rPr>
-          <w:rFonts w:ascii="Calibri" w:hAnsi="Calibri"/>
-          <w:b/>
-          <w:color w:val="222D42"/>
-          <w:sz w:val="22"/>
-        </w:rPr>
-        <w:t xml:space="preserve">GPS bypass:  </w:t>
-      </w:r>
-      <w:r>
-        <w:rPr>
-          <w:rFonts w:ascii="Calibri" w:hAnsi="Calibri"/>
-          <w:color w:val="4A5A72"/>
-          <w:sz w:val="22"/>
-        </w:rPr>
-        <w:t>After two failed GPS attempts, a bypass option appears. Bypassed records are permanently flagged in the log so supervisors are aware.</w:t>
-      </w:r>
-    </w:p>
-    <w:p>
-      <w:pPr>
-        <w:pStyle w:val="ListBullet"/>
-        <w:spacing w:before="40" w:after="60"/>
-      </w:pPr>
-      <w:r>
-        <w:rPr>
-          <w:rFonts w:ascii="Calibri" w:hAnsi="Calibri"/>
-          <w:b/>
-          <w:color w:val="222D42"/>
-          <w:sz w:val="22"/>
-        </w:rPr>
-        <w:t xml:space="preserve">In-app browser detection:  </w:t>
-      </w:r>
-      <w:r>
-        <w:rPr>
-          <w:rFonts w:ascii="Calibri" w:hAnsi="Calibri"/>
-          <w:color w:val="4A5A72"/>
-          <w:sz w:val="22"/>
-        </w:rPr>
-        <w:t>If the app is opened from WhatsApp, Instagram, or another in-app browser where GPS access is blocked, the app shows specific instructions for switching to the device browser.</w:t>
-      </w:r>
-    </w:p>
-    <w:p>
-      <w:pPr>
-        <w:pStyle w:val="ListBullet"/>
-        <w:spacing w:before="40" w:after="60"/>
-      </w:pPr>
-      <w:r>
-        <w:rPr>
-          <w:rFonts w:ascii="Calibri" w:hAnsi="Calibri"/>
-          <w:b/>
-          <w:color w:val="222D42"/>
-          <w:sz w:val="22"/>
-        </w:rPr>
-        <w:t xml:space="preserve">Offline check-in:  </w:t>
-      </w:r>
-      <w:r>
-        <w:rPr>
-          <w:rFonts w:ascii="Calibri" w:hAnsi="Calibri"/>
-          <w:color w:val="4A5A72"/>
-          <w:sz w:val="22"/>
-        </w:rPr>
-        <w:t>If connectivity is lost during check-in, the action is saved on the device and submitted automatically once the connection is restored.</w:t>
-      </w:r>
-    </w:p>
-    <w:p>
-      <w:pPr>
-        <w:pStyle w:val="ListBullet"/>
-        <w:spacing w:before="40" w:after="60"/>
-      </w:pPr>
-      <w:r>
-        <w:rPr>
-          <w:rFonts w:ascii="Calibri" w:hAnsi="Calibri"/>
-          <w:b/>
-          <w:color w:val="222D42"/>
-          <w:sz w:val="22"/>
-        </w:rPr>
-        <w:t xml:space="preserve">Late declaration:  </w:t>
-      </w:r>
-      <w:r>
-        <w:rPr>
-          <w:rFonts w:ascii="Calibri" w:hAnsi="Calibri"/>
-          <w:color w:val="4A5A72"/>
-          <w:sz w:val="22"/>
-        </w:rPr>
-        <w:t>If checking in more than one hour after shift start, the reservist is prompted for a written reason before the check-in is accepted. The reason is stored alongside the record.</w:t>
-      </w:r>
-    </w:p>
-    <w:p>
-      <w:pPr>
-        <w:spacing w:before="320" w:after="100"/>
-        <w:ind w:left="198"/>
-        <w:pBdr>
-          <w:left w:val="single" w:sz="18" w:space="8" w:color="2F5FD0"/>
-        </w:pBdr>
-      </w:pPr>
-      <w:r>
-        <w:rPr>
-          <w:rFonts w:ascii="Calibri" w:hAnsi="Calibri"/>
-          <w:b/>
-          <w:color w:val="2F5FD0"/>
-          <w:sz w:val="26"/>
-        </w:rPr>
-        <w:t>4.2  Leave and MC Requests</w:t>
-      </w:r>
-      <w:r>
-        <w:bookmarkStart w:id="5" w:name="sec_leave"/>
-        <w:bookmarkEnd w:id="5"/>
-      </w:r>
-    </w:p>
-    <w:p>
-      <w:pPr>
-        <w:pStyle w:val="ListBullet"/>
-        <w:spacing w:before="40" w:after="60"/>
-      </w:pPr>
-      <w:r>
-        <w:rPr>
-          <w:rFonts w:ascii="Calibri" w:hAnsi="Calibri"/>
-          <w:b/>
-          <w:color w:val="222D42"/>
-          <w:sz w:val="22"/>
-        </w:rPr>
-        <w:t xml:space="preserve">Digital submission:  </w:t>
-      </w:r>
-      <w:r>
-        <w:rPr>
-          <w:rFonts w:ascii="Calibri" w:hAnsi="Calibri"/>
-          <w:color w:val="4A5A72"/>
-          <w:sz w:val="22"/>
-        </w:rPr>
-        <w:t>Reservists submit MC, personal leave, or other leave requests directly through the app. Requests go to the supervisor inbox with no phone calls or messages needed.</w:t>
-      </w:r>
-    </w:p>
-    <w:p>
-      <w:pPr>
-        <w:pStyle w:val="ListBullet"/>
-        <w:spacing w:before="40" w:after="60"/>
-      </w:pPr>
-      <w:r>
-        <w:rPr>
-          <w:rFonts w:ascii="Calibri" w:hAnsi="Calibri"/>
-          <w:b/>
-          <w:color w:val="222D42"/>
-          <w:sz w:val="22"/>
-        </w:rPr>
-        <w:t xml:space="preserve">Cancel pending requests:  </w:t>
-      </w:r>
-      <w:r>
-        <w:rPr>
-          <w:rFonts w:ascii="Calibri" w:hAnsi="Calibri"/>
-          <w:color w:val="4A5A72"/>
-          <w:sz w:val="22"/>
-        </w:rPr>
-        <w:t>A pending request can be withdrawn by the reservist before the supervisor has acted on it, from both the check-in screen and the Requests history.</w:t>
-      </w:r>
-    </w:p>
-    <w:p>
-      <w:pPr>
-        <w:pStyle w:val="ListBullet"/>
-        <w:spacing w:before="40" w:after="60"/>
-      </w:pPr>
-      <w:r>
-        <w:rPr>
-          <w:rFonts w:ascii="Calibri" w:hAnsi="Calibri"/>
-          <w:b/>
-          <w:color w:val="222D42"/>
-          <w:sz w:val="22"/>
-        </w:rPr>
-        <w:t xml:space="preserve">Request history:  </w:t>
-      </w:r>
-      <w:r>
-        <w:rPr>
-          <w:rFonts w:ascii="Calibri" w:hAnsi="Calibri"/>
-          <w:color w:val="4A5A72"/>
-          <w:sz w:val="22"/>
-        </w:rPr>
-        <w:t>The Requests history tab shows all past submissions with their current status: approved, rejected with reason, or withdrawn.</w:t>
-      </w:r>
-    </w:p>
-    <w:p>
-      <w:pPr>
-        <w:spacing w:before="320" w:after="100"/>
-        <w:ind w:left="198"/>
-        <w:pBdr>
-          <w:left w:val="single" w:sz="18" w:space="8" w:color="2F5FD0"/>
-        </w:pBdr>
-      </w:pPr>
-      <w:r>
-        <w:rPr>
-          <w:rFonts w:ascii="Calibri" w:hAnsi="Calibri"/>
-          <w:b/>
-          <w:color w:val="2F5FD0"/>
-          <w:sz w:val="26"/>
-        </w:rPr>
-        <w:t>4.3  Attendance and Calendar</w:t>
-      </w:r>
-      <w:r>
-        <w:bookmarkStart w:id="6" w:name="sec_attend"/>
-        <w:bookmarkEnd w:id="6"/>
-      </w:r>
-    </w:p>
-    <w:p>
-      <w:pPr>
-        <w:pStyle w:val="ListBullet"/>
-        <w:spacing w:before="40" w:after="60"/>
-      </w:pPr>
-      <w:r>
-        <w:rPr>
-          <w:rFonts w:ascii="Calibri" w:hAnsi="Calibri"/>
-          <w:b/>
-          <w:color w:val="222D42"/>
-          <w:sz w:val="22"/>
-        </w:rPr>
-        <w:t xml:space="preserve">Attendance calendar:  </w:t>
-      </w:r>
-      <w:r>
-        <w:rPr>
-          <w:rFonts w:ascii="Calibri" w:hAnsi="Calibri"/>
-          <w:color w:val="4A5A72"/>
-          <w:sz w:val="22"/>
-        </w:rPr>
-        <w:t>A colour-coded calendar shows the full cycle record: present (green), MC (amber), absent, and no-report days (slate blue). Pending MC requests appear with a lighter tint and dashed border.</w:t>
-      </w:r>
-    </w:p>
-    <w:p>
-      <w:pPr>
-        <w:pStyle w:val="ListBullet"/>
-        <w:spacing w:before="40" w:after="60"/>
-      </w:pPr>
-      <w:r>
-        <w:rPr>
-          <w:rFonts w:ascii="Calibri" w:hAnsi="Calibri"/>
-          <w:b/>
-          <w:color w:val="222D42"/>
-          <w:sz w:val="22"/>
-        </w:rPr>
-        <w:t xml:space="preserve">Missing clock-out detection:  </w:t>
-      </w:r>
-      <w:r>
-        <w:rPr>
-          <w:rFonts w:ascii="Calibri" w:hAnsi="Calibri"/>
-          <w:color w:val="4A5A72"/>
-          <w:sz w:val="22"/>
-        </w:rPr>
-        <w:t>If a past day shows no clock-out, that calendar cell is coloured orange with a dashed border. A persistent banner also appears on the check-in screen.</w:t>
-      </w:r>
-    </w:p>
-    <w:p>
-      <w:pPr>
-        <w:pStyle w:val="ListBullet"/>
-        <w:spacing w:before="40" w:after="60"/>
-      </w:pPr>
-      <w:r>
-        <w:rPr>
-          <w:rFonts w:ascii="Calibri" w:hAnsi="Calibri"/>
-          <w:b/>
-          <w:color w:val="222D42"/>
-          <w:sz w:val="22"/>
-        </w:rPr>
-        <w:t xml:space="preserve">Phase reminder banner:  </w:t>
-      </w:r>
-      <w:r>
-        <w:rPr>
-          <w:rFonts w:ascii="Calibri" w:hAnsi="Calibri"/>
-          <w:color w:val="4A5A72"/>
-          <w:sz w:val="22"/>
-        </w:rPr>
-        <w:t>A reminder banner appears automatically when a check-in phase window is open and the phase has not yet been recorded. It disappears once submitted.</w:t>
-      </w:r>
-    </w:p>
-    <w:p>
-      <w:pPr>
-        <w:pStyle w:val="ListBullet"/>
-        <w:spacing w:before="40" w:after="60"/>
-      </w:pPr>
-      <w:r>
-        <w:rPr>
-          <w:rFonts w:ascii="Calibri" w:hAnsi="Calibri"/>
-          <w:b/>
-          <w:color w:val="222D42"/>
-          <w:sz w:val="22"/>
-        </w:rPr>
-        <w:t xml:space="preserve">Upcoming no-report days:  </w:t>
-      </w:r>
-      <w:r>
-        <w:rPr>
-          <w:rFonts w:ascii="Calibri" w:hAnsi="Calibri"/>
-          <w:color w:val="4A5A72"/>
-          <w:sz w:val="22"/>
-        </w:rPr>
-        <w:t>All remaining no-report days in the current cycle are listed so reservists can plan ahead.</w:t>
-      </w:r>
-    </w:p>
-    <w:p>
-      <w:pPr>
-        <w:pStyle w:val="ListBullet"/>
-        <w:spacing w:before="40" w:after="60"/>
-      </w:pPr>
-      <w:r>
-        <w:rPr>
-          <w:rFonts w:ascii="Calibri" w:hAnsi="Calibri"/>
-          <w:b/>
-          <w:color w:val="222D42"/>
-          <w:sz w:val="22"/>
-        </w:rPr>
-        <w:t xml:space="preserve">Work timer and meal eligibility:  </w:t>
-      </w:r>
-      <w:r>
-        <w:rPr>
-          <w:rFonts w:ascii="Calibri" w:hAnsi="Calibri"/>
-          <w:color w:val="4A5A72"/>
-          <w:sz w:val="22"/>
-        </w:rPr>
-        <w:t>When meal allowance is active for the cycle, a live timer shows total work time, paused during lunch. A "Meal eligible" badge appears once 6 hours of work is reached.</w:t>
-      </w:r>
-    </w:p>
-    <w:p>
-      <w:pPr>
-        <w:spacing w:before="320" w:after="100"/>
-        <w:ind w:left="198"/>
-        <w:pBdr>
-          <w:left w:val="single" w:sz="18" w:space="8" w:color="2F5FD0"/>
-        </w:pBdr>
-      </w:pPr>
-      <w:r>
-        <w:rPr>
-          <w:rFonts w:ascii="Calibri" w:hAnsi="Calibri"/>
-          <w:b/>
-          <w:color w:val="2F5FD0"/>
-          <w:sz w:val="26"/>
-        </w:rPr>
-        <w:t>4.4  Safety and Reliability</w:t>
-      </w:r>
-      <w:r>
-        <w:bookmarkStart w:id="7" w:name="sec_safety"/>
-        <w:bookmarkEnd w:id="7"/>
-      </w:r>
-    </w:p>
-    <w:p>
-      <w:pPr>
-        <w:pStyle w:val="ListBullet"/>
-        <w:spacing w:before="40" w:after="60"/>
-      </w:pPr>
-      <w:r>
-        <w:rPr>
-          <w:rFonts w:ascii="Calibri" w:hAnsi="Calibri"/>
-          <w:b/>
-          <w:color w:val="222D42"/>
-          <w:sz w:val="22"/>
-        </w:rPr>
-        <w:t xml:space="preserve">Logout confirmation:  </w:t>
-      </w:r>
-      <w:r>
-        <w:rPr>
-          <w:rFonts w:ascii="Calibri" w:hAnsi="Calibri"/>
-          <w:color w:val="4A5A72"/>
-          <w:sz w:val="22"/>
-        </w:rPr>
-        <w:t>A confirmation step appears before logging out, preventing accidental session loss.</w:t>
-      </w:r>
-    </w:p>
-    <w:p>
-      <w:pPr>
-        <w:pStyle w:val="ListBullet"/>
-        <w:spacing w:before="40" w:after="60"/>
-      </w:pPr>
-      <w:r>
-        <w:rPr>
-          <w:rFonts w:ascii="Calibri" w:hAnsi="Calibri"/>
-          <w:b/>
-          <w:color w:val="222D42"/>
-          <w:sz w:val="22"/>
-        </w:rPr>
-        <w:t xml:space="preserve">Session and idle warnings:  </w:t>
-      </w:r>
-      <w:r>
-        <w:rPr>
-          <w:rFonts w:ascii="Calibri" w:hAnsi="Calibri"/>
-          <w:color w:val="4A5A72"/>
-          <w:sz w:val="22"/>
-        </w:rPr>
-        <w:t>A warning appears at 55 minutes with a one-tap option to extend the session. Sessions also expire after 20 minutes of inactivity, with a warning at 18 minutes.</w:t>
-      </w:r>
-    </w:p>
-    <w:p>
-      <w:pPr>
-        <w:pStyle w:val="ListBullet"/>
-        <w:spacing w:before="40" w:after="60"/>
-      </w:pPr>
-      <w:r>
-        <w:rPr>
-          <w:rFonts w:ascii="Calibri" w:hAnsi="Calibri"/>
-          <w:b/>
-          <w:color w:val="222D42"/>
-          <w:sz w:val="22"/>
-        </w:rPr>
-        <w:t xml:space="preserve">Profile photo:  </w:t>
-      </w:r>
-      <w:r>
-        <w:rPr>
-          <w:rFonts w:ascii="Calibri" w:hAnsi="Calibri"/>
-          <w:color w:val="4A5A72"/>
-          <w:sz w:val="22"/>
-        </w:rPr>
-        <w:t>Reservists can upload a profile photo from account settings. Tapping any photo in the app opens it enlarged.</w:t>
-      </w:r>
-    </w:p>
-    <w:p>
-      <w:r>
-        <w:br w:type="page"/>
-      </w:r>
-    </w:p>
-    <w:p>
-      <w:pPr>
-        <w:spacing w:before="0" w:after="40"/>
-      </w:pPr>
-    </w:p>
-    <w:tbl>
-      <w:tblPr>
-        <w:jc w:val="left"/>
-        <w:tblLook w:firstColumn="1" w:firstRow="1" w:lastColumn="0" w:lastRow="0" w:noHBand="0" w:noVBand="1" w:val="04A0"/>
-        <w:tblBorders>
-          <w:top w:val="none"/>
-          <w:left w:val="none"/>
-          <w:bottom w:val="none"/>
-          <w:right w:val="none"/>
-          <w:insideH w:val="none"/>
-          <w:insideV w:val="none"/>
-        </w:tblBorders>
-        <w:tblW w:w="5000" w:type="pct"/>
-      </w:tblPr>
-      <w:tblGrid>
-        <w:gridCol w:w="9066"/>
-      </w:tblGrid>
-      <w:tr>
-        <w:tc>
-          <w:tcPr>
-            <w:tcW w:type="dxa" w:w="9066"/>
-            <w:shd w:val="clear" w:color="auto" w:fill="161F30"/>
-            <w:vAlign w:val="center"/>
-          </w:tcPr>
-          <w:p>
-            <w:pPr>
-              <w:spacing w:before="200" w:after="200"/>
-              <w:ind w:left="283"/>
-            </w:pPr>
-            <w:r>
-              <w:rPr>
-                <w:rFonts w:ascii="Calibri" w:hAnsi="Calibri"/>
-                <w:b/>
-                <w:color w:val="8AAAE8"/>
-                <w:sz w:val="22"/>
-              </w:rPr>
-              <w:t xml:space="preserve">05   </w:t>
-            </w:r>
-            <w:r>
-              <w:rPr>
-                <w:rFonts w:ascii="Calibri" w:hAnsi="Calibri"/>
-                <w:b/>
-                <w:color w:val="FFFFFF"/>
-                <w:sz w:val="30"/>
-              </w:rPr>
-              <w:t>FEATURES: FOR SUPERVISORS</w:t>
-            </w:r>
-            <w:r>
-              <w:bookmarkStart w:id="8" w:name="sec_admin"/>
-              <w:bookmarkEnd w:id="8"/>
-            </w:r>
-          </w:p>
-        </w:tc>
-      </w:tr>
-    </w:tbl>
-    <w:p>
-      <w:pPr>
-        <w:spacing w:before="0" w:after="160"/>
-      </w:pPr>
-    </w:p>
-    <w:p>
-      <w:pPr>
-        <w:spacing w:before="40" w:after="100"/>
-      </w:pPr>
-      <w:r>
-        <w:rPr>
-          <w:rFonts w:ascii="Calibri" w:hAnsi="Calibri"/>
-          <w:color w:val="4A5A72"/>
-          <w:sz w:val="22"/>
-        </w:rPr>
-        <w:t>Supervisors have full visibility over their department's personnel, attendance records, leave requests, and cycle configuration. All data is scoped to the active department and updates in real time.</w:t>
-      </w:r>
-    </w:p>
-    <w:p>
-      <w:pPr>
-        <w:spacing w:before="320" w:after="100"/>
-        <w:ind w:left="198"/>
-        <w:pBdr>
-          <w:left w:val="single" w:sz="18" w:space="8" w:color="2F5FD0"/>
-        </w:pBdr>
-      </w:pPr>
-      <w:r>
-        <w:rPr>
-          <w:rFonts w:ascii="Calibri" w:hAnsi="Calibri"/>
-          <w:b/>
-          <w:color w:val="2F5FD0"/>
-          <w:sz w:val="26"/>
-        </w:rPr>
-        <w:t>5.1  Attendance Roster and Log</w:t>
-      </w:r>
-      <w:r>
-        <w:bookmarkStart w:id="9" w:name="sec_roster"/>
-        <w:bookmarkEnd w:id="9"/>
-      </w:r>
-    </w:p>
-    <w:p>
-      <w:pPr>
-        <w:pStyle w:val="ListBullet"/>
-        <w:spacing w:before="40" w:after="60"/>
-      </w:pPr>
-      <w:r>
-        <w:rPr>
-          <w:rFonts w:ascii="Calibri" w:hAnsi="Calibri"/>
-          <w:b/>
-          <w:color w:val="222D42"/>
-          <w:sz w:val="22"/>
-        </w:rPr>
-        <w:t xml:space="preserve">Live attendance board:  </w:t>
-      </w:r>
-      <w:r>
-        <w:rPr>
-          <w:rFonts w:ascii="Calibri" w:hAnsi="Calibri"/>
-          <w:color w:val="4A5A72"/>
-          <w:sz w:val="22"/>
-        </w:rPr>
-        <w:t>The roster updates in real time as reservists check in. No manual refresh is needed.</w:t>
-      </w:r>
-    </w:p>
-    <w:p>
-      <w:pPr>
-        <w:pStyle w:val="ListBullet"/>
-        <w:spacing w:before="40" w:after="60"/>
-      </w:pPr>
-      <w:r>
-        <w:rPr>
-          <w:rFonts w:ascii="Calibri" w:hAnsi="Calibri"/>
-          <w:b/>
-          <w:color w:val="222D42"/>
-          <w:sz w:val="22"/>
-        </w:rPr>
-        <w:t xml:space="preserve">Filters, search, navigation:  </w:t>
-      </w:r>
-      <w:r>
-        <w:rPr>
-          <w:rFonts w:ascii="Calibri" w:hAnsi="Calibri"/>
-          <w:color w:val="4A5A72"/>
-          <w:sz w:val="22"/>
-        </w:rPr>
-        <w:t>Filter by All, Present, MC, Absent, or Pending. Search by name. Navigate between dates by swipe or button, or jump directly to any date using the date picker.</w:t>
-      </w:r>
-    </w:p>
-    <w:p>
-      <w:pPr>
-        <w:pStyle w:val="ListBullet"/>
-        <w:spacing w:before="40" w:after="60"/>
-      </w:pPr>
-      <w:r>
-        <w:rPr>
-          <w:rFonts w:ascii="Calibri" w:hAnsi="Calibri"/>
-          <w:b/>
-          <w:color w:val="222D42"/>
-          <w:sz w:val="22"/>
-        </w:rPr>
-        <w:t xml:space="preserve">Status override:  </w:t>
-      </w:r>
-      <w:r>
-        <w:rPr>
-          <w:rFonts w:ascii="Calibri" w:hAnsi="Calibri"/>
-          <w:color w:val="4A5A72"/>
-          <w:sz w:val="22"/>
-        </w:rPr>
-        <w:t>Mark any reservist as Present, MC, or Absent from the roster. Mark all pending as absent or all pending as present in a single action, each with a required confirmation step.</w:t>
-      </w:r>
-    </w:p>
-    <w:p>
-      <w:pPr>
-        <w:pStyle w:val="ListBullet"/>
-        <w:spacing w:before="40" w:after="60"/>
-      </w:pPr>
-      <w:r>
-        <w:rPr>
-          <w:rFonts w:ascii="Calibri" w:hAnsi="Calibri"/>
-          <w:b/>
-          <w:color w:val="222D42"/>
-          <w:sz w:val="22"/>
-        </w:rPr>
-        <w:t xml:space="preserve">Time correction:  </w:t>
-      </w:r>
-      <w:r>
-        <w:rPr>
-          <w:rFonts w:ascii="Calibri" w:hAnsi="Calibri"/>
-          <w:color w:val="4A5A72"/>
-          <w:sz w:val="22"/>
-        </w:rPr>
-        <w:t>Edit any reservist's check-in times for any phase on any day. Corrected records are flagged as admin-entered with the editor's name and timestamp.</w:t>
-      </w:r>
-    </w:p>
-    <w:p>
-      <w:pPr>
-        <w:pStyle w:val="ListBullet"/>
-        <w:spacing w:before="40" w:after="60"/>
-      </w:pPr>
-      <w:r>
-        <w:rPr>
-          <w:rFonts w:ascii="Calibri" w:hAnsi="Calibri"/>
-          <w:b/>
-          <w:color w:val="222D42"/>
-          <w:sz w:val="22"/>
-        </w:rPr>
-        <w:t xml:space="preserve">Late check-in alerts:  </w:t>
-      </w:r>
-      <w:r>
-        <w:rPr>
-          <w:rFonts w:ascii="Calibri" w:hAnsi="Calibri"/>
-          <w:color w:val="4A5A72"/>
-          <w:sz w:val="22"/>
-        </w:rPr>
-        <w:t>Late check-ins (over one hour after shift start) are automatically flagged in the log with the reservist's written reason displayed alongside the record.</w:t>
-      </w:r>
-    </w:p>
-    <w:p>
-      <w:pPr>
-        <w:pStyle w:val="ListBullet"/>
-        <w:spacing w:before="40" w:after="60"/>
-      </w:pPr>
-      <w:r>
-        <w:rPr>
-          <w:rFonts w:ascii="Calibri" w:hAnsi="Calibri"/>
-          <w:b/>
-          <w:color w:val="222D42"/>
-          <w:sz w:val="22"/>
-        </w:rPr>
-        <w:t xml:space="preserve">Missing clock-out flag:  </w:t>
-      </w:r>
-      <w:r>
-        <w:rPr>
-          <w:rFonts w:ascii="Calibri" w:hAnsi="Calibri"/>
-          <w:color w:val="4A5A72"/>
-          <w:sz w:val="22"/>
-        </w:rPr>
-        <w:t>Any log entry where a reservist is marked present but has no clock-out is flagged with a visible badge, making it easy to identify before meal allowance is processed.</w:t>
-      </w:r>
-    </w:p>
-    <w:p>
-      <w:pPr>
-        <w:pStyle w:val="ListBullet"/>
-        <w:spacing w:before="40" w:after="60"/>
-      </w:pPr>
-      <w:r>
-        <w:rPr>
-          <w:rFonts w:ascii="Calibri" w:hAnsi="Calibri"/>
-          <w:b/>
-          <w:color w:val="222D42"/>
-          <w:sz w:val="22"/>
-        </w:rPr>
-        <w:t xml:space="preserve">Log notes:  </w:t>
-      </w:r>
-      <w:r>
-        <w:rPr>
-          <w:rFonts w:ascii="Calibri" w:hAnsi="Calibri"/>
-          <w:color w:val="4A5A72"/>
-          <w:sz w:val="22"/>
-        </w:rPr>
-        <w:t>Add a free-text note against any person's attendance entry. Also supports welfare notes and missed-attendance notes.</w:t>
-      </w:r>
-    </w:p>
-    <w:p>
-      <w:pPr>
-        <w:spacing w:before="320" w:after="100"/>
-        <w:ind w:left="198"/>
-        <w:pBdr>
-          <w:left w:val="single" w:sz="18" w:space="8" w:color="2F5FD0"/>
-        </w:pBdr>
-      </w:pPr>
-      <w:r>
-        <w:rPr>
-          <w:rFonts w:ascii="Calibri" w:hAnsi="Calibri"/>
-          <w:b/>
-          <w:color w:val="2F5FD0"/>
-          <w:sz w:val="26"/>
-        </w:rPr>
-        <w:t>5.2  Requests and Leave Inbox</w:t>
-      </w:r>
-      <w:r>
-        <w:bookmarkStart w:id="10" w:name="sec_inbox"/>
-        <w:bookmarkEnd w:id="10"/>
-      </w:r>
-    </w:p>
-    <w:p>
-      <w:pPr>
-        <w:pStyle w:val="ListBullet"/>
-        <w:spacing w:before="40" w:after="60"/>
-      </w:pPr>
-      <w:r>
-        <w:rPr>
-          <w:rFonts w:ascii="Calibri" w:hAnsi="Calibri"/>
-          <w:b/>
-          <w:color w:val="222D42"/>
-          <w:sz w:val="22"/>
-        </w:rPr>
-        <w:t xml:space="preserve">Unified inbox:  </w:t>
-      </w:r>
-      <w:r>
-        <w:rPr>
-          <w:rFonts w:ascii="Calibri" w:hAnsi="Calibri"/>
-          <w:color w:val="4A5A72"/>
-          <w:sz w:val="22"/>
-        </w:rPr>
-        <w:t>All pending signup requests, MC requests, and leave requests appear in one unified inbox. Each signup is labelled New or Returning so supervisors know at a glance whether they are onboarding or re-enrolling.</w:t>
-      </w:r>
-    </w:p>
-    <w:p>
-      <w:pPr>
-        <w:pStyle w:val="ListBullet"/>
-        <w:spacing w:before="40" w:after="60"/>
-      </w:pPr>
-      <w:r>
-        <w:rPr>
-          <w:rFonts w:ascii="Calibri" w:hAnsi="Calibri"/>
-          <w:b/>
-          <w:color w:val="222D42"/>
-          <w:sz w:val="22"/>
-        </w:rPr>
-        <w:t xml:space="preserve">Bulk leave actions:  </w:t>
-      </w:r>
-      <w:r>
-        <w:rPr>
-          <w:rFonts w:ascii="Calibri" w:hAnsi="Calibri"/>
-          <w:color w:val="4A5A72"/>
-          <w:sz w:val="22"/>
-        </w:rPr>
-        <w:t>Select multiple leave requests and approve or reject them in a single action. Bulk rejection requires a written reason stored against each rejected request.</w:t>
-      </w:r>
-    </w:p>
-    <w:p>
-      <w:pPr>
-        <w:pStyle w:val="ListBullet"/>
-        <w:spacing w:before="40" w:after="60"/>
-      </w:pPr>
-      <w:r>
-        <w:rPr>
-          <w:rFonts w:ascii="Calibri" w:hAnsi="Calibri"/>
-          <w:b/>
-          <w:color w:val="222D42"/>
-          <w:sz w:val="22"/>
-        </w:rPr>
-        <w:t xml:space="preserve">Select-all for signups:  </w:t>
-      </w:r>
-      <w:r>
-        <w:rPr>
-          <w:rFonts w:ascii="Calibri" w:hAnsi="Calibri"/>
-          <w:color w:val="4A5A72"/>
-          <w:sz w:val="22"/>
-        </w:rPr>
-        <w:t>Select-all checkbox in the signup section selects all visible pending signups, filtered by the search box, so it only acts on visible results.</w:t>
-      </w:r>
-    </w:p>
-    <w:p>
-      <w:pPr>
-        <w:pStyle w:val="ListBullet"/>
-        <w:spacing w:before="40" w:after="60"/>
-      </w:pPr>
-      <w:r>
-        <w:rPr>
-          <w:rFonts w:ascii="Calibri" w:hAnsi="Calibri"/>
-          <w:b/>
-          <w:color w:val="222D42"/>
-          <w:sz w:val="22"/>
-        </w:rPr>
-        <w:t xml:space="preserve">Reopen rejected signups:  </w:t>
-      </w:r>
-      <w:r>
-        <w:rPr>
-          <w:rFonts w:ascii="Calibri" w:hAnsi="Calibri"/>
-          <w:color w:val="4A5A72"/>
-          <w:sz w:val="22"/>
-        </w:rPr>
-        <w:t>Rejected signup requests can be re-opened and returned to pending status if the decision needs to be reversed.</w:t>
-      </w:r>
-    </w:p>
-    <w:p>
-      <w:pPr>
-        <w:spacing w:before="320" w:after="100"/>
-        <w:ind w:left="198"/>
-        <w:pBdr>
-          <w:left w:val="single" w:sz="18" w:space="8" w:color="2F5FD0"/>
-        </w:pBdr>
-      </w:pPr>
-      <w:r>
-        <w:rPr>
-          <w:rFonts w:ascii="Calibri" w:hAnsi="Calibri"/>
-          <w:b/>
-          <w:color w:val="2F5FD0"/>
-          <w:sz w:val="26"/>
-        </w:rPr>
-        <w:t>5.3  Personnel Management</w:t>
-      </w:r>
-      <w:r>
-        <w:bookmarkStart w:id="11" w:name="sec_people"/>
-        <w:bookmarkEnd w:id="11"/>
-      </w:r>
-    </w:p>
-    <w:p>
-      <w:pPr>
-        <w:pStyle w:val="ListBullet"/>
-        <w:spacing w:before="40" w:after="60"/>
-      </w:pPr>
-      <w:r>
-        <w:rPr>
-          <w:rFonts w:ascii="Calibri" w:hAnsi="Calibri"/>
-          <w:b/>
-          <w:color w:val="222D42"/>
-          <w:sz w:val="22"/>
-        </w:rPr>
-        <w:t xml:space="preserve">Personnel roster:  </w:t>
-      </w:r>
-      <w:r>
-        <w:rPr>
-          <w:rFonts w:ascii="Calibri" w:hAnsi="Calibri"/>
-          <w:color w:val="4A5A72"/>
-          <w:sz w:val="22"/>
-        </w:rPr>
-        <w:t>Lists all personnel in the current cycle with their attendance rate. Personnel below 75% are flagged with an amber indicator.</w:t>
-      </w:r>
-    </w:p>
-    <w:p>
-      <w:pPr>
-        <w:pStyle w:val="ListBullet"/>
-        <w:spacing w:before="40" w:after="60"/>
-      </w:pPr>
-      <w:r>
-        <w:rPr>
-          <w:rFonts w:ascii="Calibri" w:hAnsi="Calibri"/>
-          <w:b/>
-          <w:color w:val="222D42"/>
-          <w:sz w:val="22"/>
-        </w:rPr>
-        <w:t xml:space="preserve">Per-person history:  </w:t>
-      </w:r>
-      <w:r>
-        <w:rPr>
-          <w:rFonts w:ascii="Calibri" w:hAnsi="Calibri"/>
-          <w:color w:val="4A5A72"/>
-          <w:sz w:val="22"/>
-        </w:rPr>
-        <w:t>Click any person's card to open their full attendance history across all cycles, with status filters and pagination. Exportable to Excel.</w:t>
-      </w:r>
-    </w:p>
-    <w:p>
-      <w:pPr>
-        <w:pStyle w:val="ListBullet"/>
-        <w:spacing w:before="40" w:after="60"/>
-      </w:pPr>
-      <w:r>
-        <w:rPr>
-          <w:rFonts w:ascii="Calibri" w:hAnsi="Calibri"/>
-          <w:b/>
-          <w:color w:val="222D42"/>
-          <w:sz w:val="22"/>
-        </w:rPr>
-        <w:t xml:space="preserve">Bulk add:  </w:t>
-      </w:r>
-      <w:r>
-        <w:rPr>
-          <w:rFonts w:ascii="Calibri" w:hAnsi="Calibri"/>
-          <w:color w:val="4A5A72"/>
-          <w:sz w:val="22"/>
-        </w:rPr>
-        <w:t>Add multiple reservists at once by pasting a list of names and contact numbers.</w:t>
-      </w:r>
-    </w:p>
-    <w:p>
-      <w:pPr>
-        <w:pStyle w:val="ListBullet"/>
-        <w:spacing w:before="40" w:after="60"/>
-      </w:pPr>
-      <w:r>
-        <w:rPr>
-          <w:rFonts w:ascii="Calibri" w:hAnsi="Calibri"/>
-          <w:b/>
-          <w:color w:val="222D42"/>
-          <w:sz w:val="22"/>
-        </w:rPr>
-        <w:t xml:space="preserve">Password reset:  </w:t>
-      </w:r>
-      <w:r>
-        <w:rPr>
-          <w:rFonts w:ascii="Calibri" w:hAnsi="Calibri"/>
-          <w:color w:val="4A5A72"/>
-          <w:sz w:val="22"/>
-        </w:rPr>
-        <w:t>Reset any reservist's password directly from the roster without requiring database access.</w:t>
-      </w:r>
-    </w:p>
-    <w:p>
-      <w:pPr>
-        <w:pStyle w:val="ListBullet"/>
-        <w:spacing w:before="40" w:after="60"/>
-      </w:pPr>
-      <w:r>
-        <w:rPr>
-          <w:rFonts w:ascii="Calibri" w:hAnsi="Calibri"/>
-          <w:b/>
-          <w:color w:val="222D42"/>
-          <w:sz w:val="22"/>
-        </w:rPr>
-        <w:t xml:space="preserve">Cross-cycle member search:  </w:t>
-      </w:r>
-      <w:r>
-        <w:rPr>
-          <w:rFonts w:ascii="Calibri" w:hAnsi="Calibri"/>
-          <w:color w:val="4A5A72"/>
-          <w:sz w:val="22"/>
-        </w:rPr>
-        <w:t>Search across all cycles and all personnel by name, contact, or status. Supports permanent deletion and bulk delete.</w:t>
-      </w:r>
-    </w:p>
-    <w:p>
-      <w:pPr>
-        <w:spacing w:before="320" w:after="100"/>
-        <w:ind w:left="198"/>
-        <w:pBdr>
-          <w:left w:val="single" w:sz="18" w:space="8" w:color="2F5FD0"/>
-        </w:pBdr>
-      </w:pPr>
-      <w:r>
-        <w:rPr>
-          <w:rFonts w:ascii="Calibri" w:hAnsi="Calibri"/>
-          <w:b/>
-          <w:color w:val="2F5FD0"/>
-          <w:sz w:val="26"/>
-        </w:rPr>
-        <w:t>5.4  Cycle Management and Export</w:t>
-      </w:r>
-      <w:r>
-        <w:bookmarkStart w:id="12" w:name="sec_cycle"/>
-        <w:bookmarkEnd w:id="12"/>
-      </w:r>
-    </w:p>
-    <w:p>
-      <w:pPr>
-        <w:pStyle w:val="ListBullet"/>
-        <w:spacing w:before="40" w:after="60"/>
-      </w:pPr>
-      <w:r>
-        <w:rPr>
-          <w:rFonts w:ascii="Calibri" w:hAnsi="Calibri"/>
-          <w:b/>
-          <w:color w:val="222D42"/>
-          <w:sz w:val="22"/>
-        </w:rPr>
-        <w:t xml:space="preserve">Cycle management:  </w:t>
-      </w:r>
-      <w:r>
-        <w:rPr>
-          <w:rFonts w:ascii="Calibri" w:hAnsi="Calibri"/>
-          <w:color w:val="4A5A72"/>
-          <w:sz w:val="22"/>
-        </w:rPr>
-        <w:t>Create and label reporting cycles. The system prepares the next 8 cycles automatically on every admin login.</w:t>
-      </w:r>
-    </w:p>
-    <w:p>
-      <w:pPr>
-        <w:pStyle w:val="ListBullet"/>
-        <w:spacing w:before="40" w:after="60"/>
-      </w:pPr>
-      <w:r>
-        <w:rPr>
-          <w:rFonts w:ascii="Calibri" w:hAnsi="Calibri"/>
-          <w:b/>
-          <w:color w:val="222D42"/>
-          <w:sz w:val="22"/>
-        </w:rPr>
-        <w:t xml:space="preserve">No-report day control:  </w:t>
-      </w:r>
-      <w:r>
-        <w:rPr>
-          <w:rFonts w:ascii="Calibri" w:hAnsi="Calibri"/>
-          <w:color w:val="4A5A72"/>
-          <w:sz w:val="22"/>
-        </w:rPr>
-        <w:t>Mark any date as a no-report day. Paste a list of dates to mark multiple days at once. Singapore public holidays are excluded automatically.</w:t>
-      </w:r>
-    </w:p>
-    <w:p>
-      <w:pPr>
-        <w:pStyle w:val="ListBullet"/>
-        <w:spacing w:before="40" w:after="60"/>
-      </w:pPr>
-      <w:r>
-        <w:rPr>
-          <w:rFonts w:ascii="Calibri" w:hAnsi="Calibri"/>
-          <w:b/>
-          <w:color w:val="222D42"/>
-          <w:sz w:val="22"/>
-        </w:rPr>
-        <w:t xml:space="preserve">Cycle notice board:  </w:t>
-      </w:r>
-      <w:r>
-        <w:rPr>
-          <w:rFonts w:ascii="Calibri" w:hAnsi="Calibri"/>
-          <w:color w:val="4A5A72"/>
-          <w:sz w:val="22"/>
-        </w:rPr>
-        <w:t>Post a short notice that appears on every reservist's check-in screen for the duration of the cycle. Scoped to the active department only.</w:t>
-      </w:r>
-    </w:p>
-    <w:p>
-      <w:pPr>
-        <w:pStyle w:val="ListBullet"/>
-        <w:spacing w:before="40" w:after="60"/>
-      </w:pPr>
-      <w:r>
-        <w:rPr>
-          <w:rFonts w:ascii="Calibri" w:hAnsi="Calibri"/>
-          <w:b/>
-          <w:color w:val="222D42"/>
-          <w:sz w:val="22"/>
-        </w:rPr>
-        <w:t xml:space="preserve">Meal allowance toggle:  </w:t>
-      </w:r>
-      <w:r>
-        <w:rPr>
-          <w:rFonts w:ascii="Calibri" w:hAnsi="Calibri"/>
-          <w:color w:val="4A5A72"/>
-          <w:sz w:val="22"/>
-        </w:rPr>
-        <w:t>Enable or disable meal allowance per cycle. When active, the work timer and meal eligibility calculations are shown to reservists.</w:t>
-      </w:r>
-    </w:p>
-    <w:p>
-      <w:pPr>
-        <w:pStyle w:val="ListBullet"/>
-        <w:spacing w:before="40" w:after="60"/>
-      </w:pPr>
-      <w:r>
-        <w:rPr>
-          <w:rFonts w:ascii="Calibri" w:hAnsi="Calibri"/>
-          <w:b/>
-          <w:color w:val="222D42"/>
-          <w:sz w:val="22"/>
-        </w:rPr>
-        <w:t xml:space="preserve">Excel export:  </w:t>
-      </w:r>
-      <w:r>
-        <w:rPr>
-          <w:rFonts w:ascii="Calibri" w:hAnsi="Calibri"/>
-          <w:color w:val="4A5A72"/>
-          <w:sz w:val="22"/>
-        </w:rPr>
-        <w:t>Export the full attendance matrix as an Excel spreadsheet with per-person rates, colour-coded cells, and a meal claims column.</w:t>
-      </w:r>
-    </w:p>
-    <w:p>
-      <w:pPr>
-        <w:pStyle w:val="ListBullet"/>
-        <w:spacing w:before="40" w:after="60"/>
-      </w:pPr>
-      <w:r>
-        <w:rPr>
-          <w:rFonts w:ascii="Calibri" w:hAnsi="Calibri"/>
-          <w:b/>
-          <w:color w:val="222D42"/>
-          <w:sz w:val="22"/>
-        </w:rPr>
-        <w:t xml:space="preserve">Print report:  </w:t>
-      </w:r>
-      <w:r>
-        <w:rPr>
-          <w:rFonts w:ascii="Calibri" w:hAnsi="Calibri"/>
-          <w:color w:val="4A5A72"/>
-          <w:sz w:val="22"/>
-        </w:rPr>
-        <w:t>Generate a formatted A4 attendance report, printable or saveable as PDF directly from the browser.</w:t>
-      </w:r>
-    </w:p>
-    <w:p>
-      <w:pPr>
-        <w:pStyle w:val="ListBullet"/>
-        <w:spacing w:before="40" w:after="60"/>
-      </w:pPr>
-      <w:r>
-        <w:rPr>
-          <w:rFonts w:ascii="Calibri" w:hAnsi="Calibri"/>
-          <w:b/>
-          <w:color w:val="222D42"/>
-          <w:sz w:val="22"/>
-        </w:rPr>
-        <w:t xml:space="preserve">WhatsApp summary:  </w:t>
-      </w:r>
-      <w:r>
-        <w:rPr>
-          <w:rFonts w:ascii="Calibri" w:hAnsi="Calibri"/>
-          <w:color w:val="4A5A72"/>
-          <w:sz w:val="22"/>
-        </w:rPr>
-        <w:t>One tap generates the day's attendance summary as a WhatsApp-ready message, with a preview, copy, and direct-send option.</w:t>
-      </w:r>
-    </w:p>
-    <w:p>
-      <w:r>
-        <w:br w:type="page"/>
-      </w:r>
-    </w:p>
-    <w:p>
-      <w:pPr>
-        <w:spacing w:before="0" w:after="40"/>
-      </w:pPr>
-    </w:p>
-    <w:tbl>
-      <w:tblPr>
-        <w:jc w:val="left"/>
-        <w:tblLook w:firstColumn="1" w:firstRow="1" w:lastColumn="0" w:lastRow="0" w:noHBand="0" w:noVBand="1" w:val="04A0"/>
-        <w:tblBorders>
-          <w:top w:val="none"/>
-          <w:left w:val="none"/>
-          <w:bottom w:val="none"/>
-          <w:right w:val="none"/>
-          <w:insideH w:val="none"/>
-          <w:insideV w:val="none"/>
-        </w:tblBorders>
-        <w:tblW w:w="5000" w:type="pct"/>
-      </w:tblPr>
-      <w:tblGrid>
-        <w:gridCol w:w="9066"/>
-      </w:tblGrid>
-      <w:tr>
-        <w:tc>
-          <w:tcPr>
-            <w:tcW w:type="dxa" w:w="9066"/>
-            <w:shd w:val="clear" w:color="auto" w:fill="161F30"/>
-            <w:vAlign w:val="center"/>
-          </w:tcPr>
-          <w:p>
-            <w:pPr>
-              <w:spacing w:before="200" w:after="200"/>
-              <w:ind w:left="283"/>
-            </w:pPr>
-            <w:r>
-              <w:rPr>
-                <w:rFonts w:ascii="Calibri" w:hAnsi="Calibri"/>
-                <w:b/>
-                <w:color w:val="8AAAE8"/>
-                <w:sz w:val="22"/>
-              </w:rPr>
-              <w:t xml:space="preserve">06   </w:t>
-            </w:r>
-            <w:r>
-              <w:rPr>
-                <w:rFonts w:ascii="Calibri" w:hAnsi="Calibri"/>
-                <w:b/>
-                <w:color w:val="FFFFFF"/>
-                <w:sz w:val="30"/>
-              </w:rPr>
-              <w:t>FEATURES: FOR MASTER LEVEL</w:t>
-            </w:r>
-            <w:r>
-              <w:bookmarkStart w:id="13" w:name="sec_master"/>
-              <w:bookmarkEnd w:id="13"/>
-            </w:r>
-          </w:p>
-        </w:tc>
-      </w:tr>
-    </w:tbl>
-    <w:p>
-      <w:pPr>
-        <w:spacing w:before="0" w:after="160"/>
-      </w:pPr>
-    </w:p>
-    <w:p>
-      <w:pPr>
-        <w:spacing w:before="40" w:after="100"/>
-      </w:pPr>
-      <w:r>
-        <w:rPr>
-          <w:rFonts w:ascii="Calibri" w:hAnsi="Calibri"/>
-          <w:color w:val="4A5A72"/>
-          <w:sz w:val="22"/>
-        </w:rPr>
-        <w:t>The Master account holds all supervisor capabilities and the following additional controls:</w:t>
-      </w:r>
-    </w:p>
-    <w:p>
-      <w:pPr>
-        <w:spacing w:before="0" w:after="80"/>
-      </w:pPr>
-    </w:p>
-    <w:p>
-      <w:pPr>
-        <w:pStyle w:val="ListBullet"/>
-        <w:spacing w:before="40" w:after="60"/>
-      </w:pPr>
-      <w:r>
-        <w:rPr>
-          <w:rFonts w:ascii="Calibri" w:hAnsi="Calibri"/>
-          <w:b/>
-          <w:color w:val="222D42"/>
-          <w:sz w:val="22"/>
-        </w:rPr>
-        <w:t xml:space="preserve">Department switcher:  </w:t>
-      </w:r>
-      <w:r>
-        <w:rPr>
-          <w:rFonts w:ascii="Calibri" w:hAnsi="Calibri"/>
-          <w:color w:val="4A5A72"/>
-          <w:sz w:val="22"/>
-        </w:rPr>
-        <w:t>Switch the admin view between departments (Ops Security and Crime Alert/CAS) using a dropdown in the header. Each department's last-selected cycle is remembered independently.</w:t>
-      </w:r>
-    </w:p>
-    <w:p>
-      <w:pPr>
-        <w:pStyle w:val="ListBullet"/>
-        <w:spacing w:before="40" w:after="60"/>
-      </w:pPr>
-      <w:r>
-        <w:rPr>
-          <w:rFonts w:ascii="Calibri" w:hAnsi="Calibri"/>
-          <w:b/>
-          <w:color w:val="222D42"/>
-          <w:sz w:val="22"/>
-        </w:rPr>
-        <w:t xml:space="preserve">Cross-department isolation:  </w:t>
-      </w:r>
-      <w:r>
-        <w:rPr>
-          <w:rFonts w:ascii="Calibri" w:hAnsi="Calibri"/>
-          <w:color w:val="4A5A72"/>
-          <w:sz w:val="22"/>
-        </w:rPr>
-        <w:t>All data is fully scoped to the active department. Switching departments clears the current view and reloads fresh data for the selected department.</w:t>
-      </w:r>
-    </w:p>
-    <w:p>
-      <w:pPr>
-        <w:pStyle w:val="ListBullet"/>
-        <w:spacing w:before="40" w:after="60"/>
-      </w:pPr>
-      <w:r>
-        <w:rPr>
-          <w:rFonts w:ascii="Calibri" w:hAnsi="Calibri"/>
-          <w:b/>
-          <w:color w:val="222D42"/>
-          <w:sz w:val="22"/>
-        </w:rPr>
-        <w:t xml:space="preserve">Supervisor account management:  </w:t>
-      </w:r>
-      <w:r>
-        <w:rPr>
-          <w:rFonts w:ascii="Calibri" w:hAnsi="Calibri"/>
-          <w:color w:val="4A5A72"/>
-          <w:sz w:val="22"/>
-        </w:rPr>
-        <w:t>Add new supervisor accounts directly within the app. Demote any admin back to reservist status, or promote any reservist to admin.</w:t>
-      </w:r>
-    </w:p>
-    <w:p>
-      <w:pPr>
-        <w:pStyle w:val="ListBullet"/>
-        <w:spacing w:before="40" w:after="60"/>
-      </w:pPr>
-      <w:r>
-        <w:rPr>
-          <w:rFonts w:ascii="Calibri" w:hAnsi="Calibri"/>
-          <w:b/>
-          <w:color w:val="222D42"/>
-          <w:sz w:val="22"/>
-        </w:rPr>
-        <w:t xml:space="preserve">Supervisor password reset:  </w:t>
-      </w:r>
-      <w:r>
-        <w:rPr>
-          <w:rFonts w:ascii="Calibri" w:hAnsi="Calibri"/>
-          <w:color w:val="4A5A72"/>
-          <w:sz w:val="22"/>
-        </w:rPr>
-        <w:t>Reset any supervisor's password directly from the Team tab, without requiring database access.</w:t>
-      </w:r>
-    </w:p>
-    <w:p>
-      <w:pPr>
-        <w:spacing w:before="0" w:after="40"/>
-      </w:pPr>
-    </w:p>
-    <w:tbl>
-      <w:tblPr>
-        <w:jc w:val="left"/>
-        <w:tblLook w:firstColumn="1" w:firstRow="1" w:lastColumn="0" w:lastRow="0" w:noHBand="0" w:noVBand="1" w:val="04A0"/>
-        <w:tblBorders>
-          <w:top w:val="none"/>
-          <w:left w:val="none"/>
-          <w:bottom w:val="none"/>
-          <w:right w:val="none"/>
-          <w:insideH w:val="none"/>
-          <w:insideV w:val="none"/>
-        </w:tblBorders>
-        <w:tblW w:w="5000" w:type="pct"/>
-      </w:tblPr>
-      <w:tblGrid>
-        <w:gridCol w:w="9066"/>
-      </w:tblGrid>
-      <w:tr>
-        <w:tc>
-          <w:tcPr>
-            <w:tcW w:type="dxa" w:w="9066"/>
-            <w:shd w:val="clear" w:color="auto" w:fill="161F30"/>
-            <w:vAlign w:val="center"/>
-          </w:tcPr>
-          <w:p>
-            <w:pPr>
-              <w:spacing w:before="200" w:after="200"/>
-              <w:ind w:left="283"/>
-            </w:pPr>
-            <w:r>
-              <w:rPr>
-                <w:rFonts w:ascii="Calibri" w:hAnsi="Calibri"/>
-                <w:b/>
-                <w:color w:val="8AAAE8"/>
-                <w:sz w:val="22"/>
-              </w:rPr>
-              <w:t xml:space="preserve">07   </w:t>
-            </w:r>
-            <w:r>
-              <w:rPr>
-                <w:rFonts w:ascii="Calibri" w:hAnsi="Calibri"/>
-                <w:b/>
-                <w:color w:val="FFFFFF"/>
-                <w:sz w:val="30"/>
-              </w:rPr>
-              <w:t>DATA PRIVACY</w:t>
-            </w:r>
-            <w:r>
-              <w:bookmarkStart w:id="14" w:name="sec_privacy"/>
-              <w:bookmarkEnd w:id="14"/>
-            </w:r>
-          </w:p>
-        </w:tc>
-      </w:tr>
-    </w:tbl>
-    <w:p>
-      <w:pPr>
-        <w:spacing w:before="0" w:after="160"/>
-      </w:pPr>
-    </w:p>
-    <w:p>
-      <w:pPr>
-        <w:spacing w:before="40" w:after="100"/>
-      </w:pPr>
-      <w:r>
-        <w:rPr>
-          <w:rFonts w:ascii="Calibri" w:hAnsi="Calibri"/>
-          <w:color w:val="4A5A72"/>
-          <w:sz w:val="22"/>
-        </w:rPr>
-        <w:t>ReservistGO collects only what is operationally necessary. The table below summarises what is and is not held in the system.</w:t>
-      </w:r>
-    </w:p>
-    <w:p>
-      <w:pPr>
-        <w:spacing w:before="0" w:after="120"/>
-      </w:pPr>
-    </w:p>
-    <w:tbl>
-      <w:tblPr>
-        <w:jc w:val="left"/>
-        <w:tblLook w:firstColumn="1" w:firstRow="1" w:lastColumn="0" w:lastRow="0" w:noHBand="0" w:noVBand="1" w:val="04A0"/>
-        <w:tblBorders>
-          <w:top w:val="none"/>
-          <w:left w:val="none"/>
-          <w:bottom w:val="none"/>
-          <w:right w:val="none"/>
-          <w:insideH w:val="none"/>
-          <w:insideV w:val="none"/>
-        </w:tblBorders>
-        <w:tblW w:w="5000" w:type="pct"/>
-      </w:tblPr>
-      <w:tblGrid>
-        <w:gridCol w:w="4533"/>
-        <w:gridCol w:w="4533"/>
-      </w:tblGrid>
-      <w:tr>
-        <w:tc>
-          <w:tcPr>
-            <w:tcW w:type="dxa" w:w="4535"/>
-            <w:shd w:val="clear" w:color="auto" w:fill="2F5FD0"/>
-            <w:vAlign w:val="center"/>
-          </w:tcPr>
-          <w:p>
-            <w:pPr>
-              <w:spacing w:before="120" w:after="120"/>
-              <w:ind w:left="113"/>
-            </w:pPr>
-            <w:r>
-              <w:rPr>
-                <w:rFonts w:ascii="Calibri" w:hAnsi="Calibri"/>
-                <w:b/>
-                <w:color w:val="FFFFFF"/>
-                <w:sz w:val="20"/>
-              </w:rPr>
-              <w:t>What is stored</w:t>
-            </w:r>
-          </w:p>
-        </w:tc>
-        <w:tc>
-          <w:tcPr>
-            <w:tcW w:type="dxa" w:w="4649"/>
-            <w:shd w:val="clear" w:color="auto" w:fill="2F5FD0"/>
-            <w:vAlign w:val="center"/>
-          </w:tcPr>
-          <w:p>
-            <w:pPr>
-              <w:spacing w:before="120" w:after="120"/>
-              <w:ind w:left="113"/>
-            </w:pPr>
-            <w:r>
-              <w:rPr>
-                <w:rFonts w:ascii="Calibri" w:hAnsi="Calibri"/>
-                <w:b/>
-                <w:color w:val="FFFFFF"/>
-                <w:sz w:val="20"/>
-              </w:rPr>
-              <w:t>What is NOT stored</w:t>
-            </w:r>
-          </w:p>
-        </w:tc>
-      </w:tr>
-      <w:tr>
-        <w:tc>
-          <w:tcPr>
-            <w:tcW w:type="dxa" w:w="4535"/>
-            <w:shd w:val="clear" w:color="auto" w:fill="F4F7FC"/>
-            <w:vAlign w:val="center"/>
-          </w:tcPr>
-          <w:p>
-            <w:pPr>
-              <w:spacing w:before="100" w:after="100"/>
-              <w:ind w:left="113"/>
-            </w:pPr>
-            <w:r>
-              <w:rPr>
-                <w:rFonts w:ascii="Calibri" w:hAnsi="Calibri"/>
-                <w:color w:val="4A5A72"/>
-                <w:sz w:val="20"/>
-              </w:rPr>
-              <w:t>Name, phone number, attendance records</w:t>
-            </w:r>
-          </w:p>
-        </w:tc>
-        <w:tc>
-          <w:tcPr>
-            <w:tcW w:type="dxa" w:w="4649"/>
-            <w:shd w:val="clear" w:color="auto" w:fill="F4F7FC"/>
-            <w:vAlign w:val="center"/>
-          </w:tcPr>
-          <w:p>
-            <w:pPr>
-              <w:spacing w:before="100" w:after="100"/>
-              <w:ind w:left="113"/>
-            </w:pPr>
-            <w:r>
-              <w:rPr>
-                <w:rFonts w:ascii="Calibri" w:hAnsi="Calibri"/>
-                <w:color w:val="4A5A72"/>
-                <w:sz w:val="20"/>
-              </w:rPr>
-              <w:t>NRIC, rank, or service details</w:t>
-            </w:r>
-          </w:p>
-        </w:tc>
-      </w:tr>
-      <w:tr>
-        <w:tc>
-          <w:tcPr>
-            <w:tcW w:type="dxa" w:w="4535"/>
-            <w:shd w:val="clear" w:color="auto" w:fill="FFFFFF"/>
-            <w:vAlign w:val="center"/>
-          </w:tcPr>
-          <w:p>
-            <w:pPr>
-              <w:spacing w:before="100" w:after="100"/>
-              <w:ind w:left="113"/>
-            </w:pPr>
-            <w:r>
-              <w:rPr>
-                <w:rFonts w:ascii="Calibri" w:hAnsi="Calibri"/>
-                <w:color w:val="4A5A72"/>
-                <w:sz w:val="20"/>
-              </w:rPr>
-              <w:t>Distance from HQ in metres at check-in only</w:t>
-            </w:r>
-          </w:p>
-        </w:tc>
-        <w:tc>
-          <w:tcPr>
-            <w:tcW w:type="dxa" w:w="4649"/>
-            <w:shd w:val="clear" w:color="auto" w:fill="FFFFFF"/>
-            <w:vAlign w:val="center"/>
-          </w:tcPr>
-          <w:p>
-            <w:pPr>
-              <w:spacing w:before="100" w:after="100"/>
-              <w:ind w:left="113"/>
-            </w:pPr>
-            <w:r>
-              <w:rPr>
-                <w:rFonts w:ascii="Calibri" w:hAnsi="Calibri"/>
-                <w:color w:val="4A5A72"/>
-                <w:sz w:val="20"/>
-              </w:rPr>
-              <w:t>Location history or exact GPS coordinates</w:t>
-            </w:r>
-          </w:p>
-        </w:tc>
-      </w:tr>
-      <w:tr>
-        <w:tc>
-          <w:tcPr>
-            <w:tcW w:type="dxa" w:w="4535"/>
-            <w:shd w:val="clear" w:color="auto" w:fill="F4F7FC"/>
-            <w:vAlign w:val="center"/>
-          </w:tcPr>
-          <w:p>
-            <w:pPr>
-              <w:spacing w:before="100" w:after="100"/>
-              <w:ind w:left="113"/>
-            </w:pPr>
-            <w:r>
-              <w:rPr>
-                <w:rFonts w:ascii="Calibri" w:hAnsi="Calibri"/>
-                <w:color w:val="4A5A72"/>
-                <w:sz w:val="20"/>
-              </w:rPr>
-              <w:t>Profile photo (optional, removable at any time)</w:t>
-            </w:r>
-          </w:p>
-        </w:tc>
-        <w:tc>
-          <w:tcPr>
-            <w:tcW w:type="dxa" w:w="4649"/>
-            <w:shd w:val="clear" w:color="auto" w:fill="F4F7FC"/>
-            <w:vAlign w:val="center"/>
-          </w:tcPr>
-          <w:p>
-            <w:pPr>
-              <w:spacing w:before="100" w:after="100"/>
-              <w:ind w:left="113"/>
-            </w:pPr>
-            <w:r>
-              <w:rPr>
-                <w:rFonts w:ascii="Calibri" w:hAnsi="Calibri"/>
-                <w:color w:val="4A5A72"/>
-                <w:sz w:val="20"/>
-              </w:rPr>
-              <w:t>Device identifiers or browser fingerprints</w:t>
-            </w:r>
-          </w:p>
-        </w:tc>
-      </w:tr>
-      <w:tr>
-        <w:tc>
-          <w:tcPr>
-            <w:tcW w:type="dxa" w:w="4535"/>
-            <w:shd w:val="clear" w:color="auto" w:fill="FFFFFF"/>
-            <w:vAlign w:val="center"/>
-          </w:tcPr>
-          <w:p>
-            <w:pPr>
-              <w:spacing w:before="100" w:after="100"/>
-              <w:ind w:left="113"/>
-            </w:pPr>
-            <w:r>
-              <w:rPr>
-                <w:rFonts w:ascii="Calibri" w:hAnsi="Calibri"/>
-                <w:color w:val="4A5A72"/>
-                <w:sz w:val="20"/>
-              </w:rPr>
-              <w:t>Encrypted passwords (via authentication service)</w:t>
-            </w:r>
-          </w:p>
-        </w:tc>
-        <w:tc>
-          <w:tcPr>
-            <w:tcW w:type="dxa" w:w="4649"/>
-            <w:shd w:val="clear" w:color="auto" w:fill="FFFFFF"/>
-            <w:vAlign w:val="center"/>
-          </w:tcPr>
-          <w:p>
-            <w:pPr>
-              <w:spacing w:before="100" w:after="100"/>
-              <w:ind w:left="113"/>
-            </w:pPr>
-            <w:r>
-              <w:rPr>
-                <w:rFonts w:ascii="Calibri" w:hAnsi="Calibri"/>
-                <w:color w:val="4A5A72"/>
-                <w:sz w:val="20"/>
-              </w:rPr>
-              <w:t>Passwords in plain text (inaccessible even to admins)</w:t>
-            </w:r>
-          </w:p>
-        </w:tc>
-      </w:tr>
-      <w:tr>
-        <w:tc>
-          <w:tcPr>
-            <w:tcW w:type="dxa" w:w="4535"/>
-            <w:shd w:val="clear" w:color="auto" w:fill="F4F7FC"/>
-            <w:vAlign w:val="center"/>
-          </w:tcPr>
-          <w:p>
-            <w:pPr>
-              <w:spacing w:before="100" w:after="100"/>
-              <w:ind w:left="113"/>
-            </w:pPr>
-            <w:r>
-              <w:rPr>
-                <w:rFonts w:ascii="Calibri" w:hAnsi="Calibri"/>
-                <w:color w:val="4A5A72"/>
-                <w:sz w:val="20"/>
-              </w:rPr>
-              <w:t>Temporary browser session</w:t>
-            </w:r>
-          </w:p>
-        </w:tc>
-        <w:tc>
-          <w:tcPr>
-            <w:tcW w:type="dxa" w:w="4649"/>
-            <w:shd w:val="clear" w:color="auto" w:fill="F4F7FC"/>
-            <w:vAlign w:val="center"/>
-          </w:tcPr>
-          <w:p>
-            <w:pPr>
-              <w:spacing w:before="100" w:after="100"/>
-              <w:ind w:left="113"/>
-            </w:pPr>
-            <w:r>
-              <w:rPr>
-                <w:rFonts w:ascii="Calibri" w:hAnsi="Calibri"/>
-                <w:color w:val="4A5A72"/>
-                <w:sz w:val="20"/>
-              </w:rPr>
-              <w:t>Persistent login data stored on the device</w:t>
-            </w:r>
-          </w:p>
-        </w:tc>
-      </w:tr>
-    </w:tbl>
-    <w:p>
-      <w:pPr>
-        <w:spacing w:before="0" w:after="120"/>
-      </w:pPr>
-    </w:p>
-    <w:tbl>
-      <w:tblPr>
-        <w:jc w:val="left"/>
-        <w:tblLook w:firstColumn="1" w:firstRow="1" w:lastColumn="0" w:lastRow="0" w:noHBand="0" w:noVBand="1" w:val="04A0"/>
-        <w:tblBorders>
-          <w:top w:val="none"/>
-          <w:left w:val="none"/>
-          <w:bottom w:val="none"/>
-          <w:right w:val="none"/>
-          <w:insideH w:val="none"/>
-          <w:insideV w:val="none"/>
-        </w:tblBorders>
-        <w:tblW w:w="5000" w:type="pct"/>
-      </w:tblPr>
-      <w:tblGrid>
-        <w:gridCol w:w="9066"/>
-      </w:tblGrid>
-      <w:tr>
-        <w:tc>
-          <w:tcPr>
-            <w:tcW w:type="dxa" w:w="9066"/>
-            <w:shd w:val="clear" w:color="auto" w:fill="EEF3FC"/>
-            <w:tcBorders>
-              <w:left w:val="single" w:sz="18" w:space="0" w:color="2F5FD0"/>
-            </w:tcBorders>
-          </w:tcPr>
-          <w:p>
-            <w:pPr>
-              <w:spacing w:before="140" w:after="140"/>
-              <w:ind w:left="170"/>
-            </w:pPr>
-            <w:r>
-              <w:rPr>
-                <w:rFonts w:ascii="Calibri" w:hAnsi="Calibri"/>
-                <w:i/>
-                <w:color w:val="4A5A72"/>
-                <w:sz w:val="21"/>
-              </w:rPr>
-              <w:t>Sessions are held in the browser's temporary memory and are cleared when the tab is closed or after 20 minutes of inactivity. Passwords are encrypted before storage. Not even the Master account can read a user's password.</w:t>
-            </w:r>
-          </w:p>
-        </w:tc>
-      </w:tr>
-    </w:tbl>
-    <w:p>
-      <w:pPr>
-        <w:spacing w:before="0" w:after="120"/>
-      </w:pPr>
-    </w:p>
-    <w:p>
-      <w:r>
-        <w:br w:type="page"/>
-      </w:r>
-    </w:p>
-    <w:p>
-      <w:pPr>
-        <w:spacing w:before="0" w:after="40"/>
-      </w:pPr>
-    </w:p>
-    <w:tbl>
-      <w:tblPr>
-        <w:jc w:val="left"/>
-        <w:tblLook w:firstColumn="1" w:firstRow="1" w:lastColumn="0" w:lastRow="0" w:noHBand="0" w:noVBand="1" w:val="04A0"/>
-        <w:tblBorders>
-          <w:top w:val="none"/>
-          <w:left w:val="none"/>
-          <w:bottom w:val="none"/>
-          <w:right w:val="none"/>
-          <w:insideH w:val="none"/>
-          <w:insideV w:val="none"/>
-        </w:tblBorders>
-        <w:tblW w:w="5000" w:type="pct"/>
-      </w:tblPr>
-      <w:tblGrid>
-        <w:gridCol w:w="9066"/>
-      </w:tblGrid>
-      <w:tr>
-        <w:tc>
-          <w:tcPr>
-            <w:tcW w:type="dxa" w:w="9066"/>
-            <w:shd w:val="clear" w:color="auto" w:fill="161F30"/>
-            <w:vAlign w:val="center"/>
-          </w:tcPr>
-          <w:p>
-            <w:pPr>
-              <w:spacing w:before="200" w:after="200"/>
-              <w:ind w:left="283"/>
-            </w:pPr>
-            <w:r>
-              <w:rPr>
-                <w:rFonts w:ascii="Calibri" w:hAnsi="Calibri"/>
-                <w:b/>
-                <w:color w:val="8AAAE8"/>
-                <w:sz w:val="22"/>
-              </w:rPr>
-              <w:t xml:space="preserve">08   </w:t>
-            </w:r>
-            <w:r>
-              <w:rPr>
-                <w:rFonts w:ascii="Calibri" w:hAnsi="Calibri"/>
-                <w:b/>
-                <w:color w:val="FFFFFF"/>
-                <w:sz w:val="30"/>
-              </w:rPr>
-              <w:t>TECHNICAL OVERVIEW</w:t>
-            </w:r>
-            <w:r>
-              <w:bookmarkStart w:id="15" w:name="sec_tech"/>
-              <w:bookmarkEnd w:id="15"/>
-            </w:r>
-          </w:p>
-        </w:tc>
-      </w:tr>
-    </w:tbl>
-    <w:p>
-      <w:pPr>
-        <w:spacing w:before="0" w:after="160"/>
-      </w:pPr>
-    </w:p>
-    <w:p>
-      <w:pPr>
-        <w:spacing w:before="40" w:after="100"/>
-      </w:pPr>
-      <w:r>
-        <w:rPr>
-          <w:rFonts w:ascii="Calibri" w:hAnsi="Calibri"/>
-          <w:color w:val="4A5A72"/>
-          <w:sz w:val="22"/>
-        </w:rPr>
-        <w:t>This section is a brief non-technical summary of the components that power the system. No specialist knowledge is needed to operate the system day-to-day.</w:t>
-      </w:r>
-    </w:p>
-    <w:p>
-      <w:pPr>
-        <w:spacing w:before="0" w:after="120"/>
-      </w:pPr>
-    </w:p>
-    <w:tbl>
-      <w:tblPr>
-        <w:jc w:val="left"/>
-        <w:tblLook w:firstColumn="1" w:firstRow="1" w:lastColumn="0" w:lastRow="0" w:noHBand="0" w:noVBand="1" w:val="04A0"/>
-        <w:tblBorders>
-          <w:top w:val="none"/>
-          <w:left w:val="none"/>
-          <w:bottom w:val="none"/>
-          <w:right w:val="none"/>
-          <w:insideH w:val="none"/>
-          <w:insideV w:val="none"/>
-        </w:tblBorders>
-        <w:tblW w:w="5000" w:type="pct"/>
-      </w:tblPr>
-      <w:tblGrid>
-        <w:gridCol w:w="3022"/>
-        <w:gridCol w:w="3022"/>
-        <w:gridCol w:w="3022"/>
-      </w:tblGrid>
-      <w:tr>
-        <w:tc>
-          <w:tcPr>
-            <w:tcW w:type="dxa" w:w="1701"/>
-            <w:shd w:val="clear" w:color="auto" w:fill="2F5FD0"/>
-            <w:vAlign w:val="center"/>
-          </w:tcPr>
-          <w:p>
-            <w:pPr>
-              <w:spacing w:before="120" w:after="120"/>
-              <w:ind w:left="113"/>
-            </w:pPr>
-            <w:r>
-              <w:rPr>
-                <w:rFonts w:ascii="Calibri" w:hAnsi="Calibri"/>
-                <w:b/>
-                <w:color w:val="FFFFFF"/>
-                <w:sz w:val="20"/>
-              </w:rPr>
-              <w:t>Component</w:t>
-            </w:r>
-          </w:p>
-        </w:tc>
-        <w:tc>
-          <w:tcPr>
-            <w:tcW w:type="dxa" w:w="1984"/>
-            <w:shd w:val="clear" w:color="auto" w:fill="2F5FD0"/>
-            <w:vAlign w:val="center"/>
-          </w:tcPr>
-          <w:p>
-            <w:pPr>
-              <w:spacing w:before="120" w:after="120"/>
-              <w:ind w:left="113"/>
-            </w:pPr>
-            <w:r>
-              <w:rPr>
-                <w:rFonts w:ascii="Calibri" w:hAnsi="Calibri"/>
-                <w:b/>
-                <w:color w:val="FFFFFF"/>
-                <w:sz w:val="20"/>
-              </w:rPr>
-              <w:t>Technology</w:t>
-            </w:r>
-          </w:p>
-        </w:tc>
-        <w:tc>
-          <w:tcPr>
-            <w:tcW w:type="dxa" w:w="5499"/>
-            <w:shd w:val="clear" w:color="auto" w:fill="2F5FD0"/>
-            <w:vAlign w:val="center"/>
-          </w:tcPr>
-          <w:p>
-            <w:pPr>
-              <w:spacing w:before="120" w:after="120"/>
-              <w:ind w:left="113"/>
-            </w:pPr>
-            <w:r>
-              <w:rPr>
-                <w:rFonts w:ascii="Calibri" w:hAnsi="Calibri"/>
-                <w:b/>
-                <w:color w:val="FFFFFF"/>
-                <w:sz w:val="20"/>
-              </w:rPr>
-              <w:t>What it does</w:t>
-            </w:r>
-          </w:p>
-        </w:tc>
-      </w:tr>
-      <w:tr>
-        <w:tc>
-          <w:tcPr>
-            <w:tcW w:type="dxa" w:w="1701"/>
-            <w:shd w:val="clear" w:color="auto" w:fill="F4F7FC"/>
-            <w:vAlign w:val="center"/>
-          </w:tcPr>
-          <w:p>
-            <w:pPr>
-              <w:spacing w:before="100" w:after="100"/>
-              <w:ind w:left="113"/>
-            </w:pPr>
-            <w:r>
-              <w:rPr>
-                <w:rFonts w:ascii="Calibri" w:hAnsi="Calibri"/>
-                <w:color w:val="4A5A72"/>
-                <w:sz w:val="20"/>
-              </w:rPr>
-              <w:t>The app</w:t>
-            </w:r>
-          </w:p>
-        </w:tc>
-        <w:tc>
-          <w:tcPr>
-            <w:tcW w:type="dxa" w:w="1984"/>
-            <w:shd w:val="clear" w:color="auto" w:fill="F4F7FC"/>
-            <w:vAlign w:val="center"/>
-          </w:tcPr>
-          <w:p>
-            <w:pPr>
-              <w:spacing w:before="100" w:after="100"/>
-              <w:ind w:left="113"/>
-            </w:pPr>
-            <w:r>
-              <w:rPr>
-                <w:rFonts w:ascii="Calibri" w:hAnsi="Calibri"/>
-                <w:color w:val="4A5A72"/>
-                <w:sz w:val="20"/>
-              </w:rPr>
-              <w:t>Vanilla JavaScript</w:t>
-            </w:r>
-          </w:p>
-        </w:tc>
-        <w:tc>
-          <w:tcPr>
-            <w:tcW w:type="dxa" w:w="5499"/>
-            <w:shd w:val="clear" w:color="auto" w:fill="F4F7FC"/>
-            <w:vAlign w:val="center"/>
-          </w:tcPr>
-          <w:p>
-            <w:pPr>
-              <w:spacing w:before="100" w:after="100"/>
-              <w:ind w:left="113"/>
-            </w:pPr>
-            <w:r>
-              <w:rPr>
-                <w:rFonts w:ascii="Calibri" w:hAnsi="Calibri"/>
-                <w:color w:val="4A5A72"/>
-                <w:sz w:val="20"/>
-              </w:rPr>
-              <w:t>Runs entirely in the browser. No third-party framework or app installation required.</w:t>
-            </w:r>
-          </w:p>
-        </w:tc>
-      </w:tr>
-      <w:tr>
-        <w:tc>
-          <w:tcPr>
-            <w:tcW w:type="dxa" w:w="1701"/>
-            <w:shd w:val="clear" w:color="auto" w:fill="FFFFFF"/>
-            <w:vAlign w:val="center"/>
-          </w:tcPr>
-          <w:p>
-            <w:pPr>
-              <w:spacing w:before="100" w:after="100"/>
-              <w:ind w:left="113"/>
-            </w:pPr>
-            <w:r>
-              <w:rPr>
-                <w:rFonts w:ascii="Calibri" w:hAnsi="Calibri"/>
-                <w:color w:val="4A5A72"/>
-                <w:sz w:val="20"/>
-              </w:rPr>
-              <w:t>Database</w:t>
-            </w:r>
-          </w:p>
-        </w:tc>
-        <w:tc>
-          <w:tcPr>
-            <w:tcW w:type="dxa" w:w="1984"/>
-            <w:shd w:val="clear" w:color="auto" w:fill="FFFFFF"/>
-            <w:vAlign w:val="center"/>
-          </w:tcPr>
-          <w:p>
-            <w:pPr>
-              <w:spacing w:before="100" w:after="100"/>
-              <w:ind w:left="113"/>
-            </w:pPr>
-            <w:r>
-              <w:rPr>
-                <w:rFonts w:ascii="Calibri" w:hAnsi="Calibri"/>
-                <w:color w:val="4A5A72"/>
-                <w:sz w:val="20"/>
-              </w:rPr>
-              <w:t>Supabase / PostgreSQL</w:t>
-            </w:r>
-          </w:p>
-        </w:tc>
-        <w:tc>
-          <w:tcPr>
-            <w:tcW w:type="dxa" w:w="5499"/>
-            <w:shd w:val="clear" w:color="auto" w:fill="FFFFFF"/>
-            <w:vAlign w:val="center"/>
-          </w:tcPr>
-          <w:p>
-            <w:pPr>
-              <w:spacing w:before="100" w:after="100"/>
-              <w:ind w:left="113"/>
-            </w:pPr>
-            <w:r>
-              <w:rPr>
-                <w:rFonts w:ascii="Calibri" w:hAnsi="Calibri"/>
-                <w:color w:val="4A5A72"/>
-                <w:sz w:val="20"/>
-              </w:rPr>
-              <w:t>Stores all personnel, attendance, and leave records. Managed, hosted, and automatically backed up.</w:t>
-            </w:r>
-          </w:p>
-        </w:tc>
-      </w:tr>
-      <w:tr>
-        <w:tc>
-          <w:tcPr>
-            <w:tcW w:type="dxa" w:w="1701"/>
-            <w:shd w:val="clear" w:color="auto" w:fill="F4F7FC"/>
-            <w:vAlign w:val="center"/>
-          </w:tcPr>
-          <w:p>
-            <w:pPr>
-              <w:spacing w:before="100" w:after="100"/>
-              <w:ind w:left="113"/>
-            </w:pPr>
-            <w:r>
-              <w:rPr>
-                <w:rFonts w:ascii="Calibri" w:hAnsi="Calibri"/>
-                <w:color w:val="4A5A72"/>
-                <w:sz w:val="20"/>
-              </w:rPr>
-              <w:t>Login</w:t>
-            </w:r>
-          </w:p>
-        </w:tc>
-        <w:tc>
-          <w:tcPr>
-            <w:tcW w:type="dxa" w:w="1984"/>
-            <w:shd w:val="clear" w:color="auto" w:fill="F4F7FC"/>
-            <w:vAlign w:val="center"/>
-          </w:tcPr>
-          <w:p>
-            <w:pPr>
-              <w:spacing w:before="100" w:after="100"/>
-              <w:ind w:left="113"/>
-            </w:pPr>
-            <w:r>
-              <w:rPr>
-                <w:rFonts w:ascii="Calibri" w:hAnsi="Calibri"/>
-                <w:color w:val="4A5A72"/>
-                <w:sz w:val="20"/>
-              </w:rPr>
-              <w:t>Supabase Auth</w:t>
-            </w:r>
-          </w:p>
-        </w:tc>
-        <w:tc>
-          <w:tcPr>
-            <w:tcW w:type="dxa" w:w="5499"/>
-            <w:shd w:val="clear" w:color="auto" w:fill="F4F7FC"/>
-            <w:vAlign w:val="center"/>
-          </w:tcPr>
-          <w:p>
-            <w:pPr>
-              <w:spacing w:before="100" w:after="100"/>
-              <w:ind w:left="113"/>
-            </w:pPr>
-            <w:r>
-              <w:rPr>
-                <w:rFonts w:ascii="Calibri" w:hAnsi="Calibri"/>
-                <w:color w:val="4A5A72"/>
-                <w:sz w:val="20"/>
-              </w:rPr>
-              <w:t>Handles all password security. Passwords are encrypted before storage.</w:t>
-            </w:r>
-          </w:p>
-        </w:tc>
-      </w:tr>
-      <w:tr>
-        <w:tc>
-          <w:tcPr>
-            <w:tcW w:type="dxa" w:w="1701"/>
-            <w:shd w:val="clear" w:color="auto" w:fill="FFFFFF"/>
-            <w:vAlign w:val="center"/>
-          </w:tcPr>
-          <w:p>
-            <w:pPr>
-              <w:spacing w:before="100" w:after="100"/>
-              <w:ind w:left="113"/>
-            </w:pPr>
-            <w:r>
-              <w:rPr>
-                <w:rFonts w:ascii="Calibri" w:hAnsi="Calibri"/>
-                <w:color w:val="4A5A72"/>
-                <w:sz w:val="20"/>
-              </w:rPr>
-              <w:t>Live updates</w:t>
-            </w:r>
-          </w:p>
-        </w:tc>
-        <w:tc>
-          <w:tcPr>
-            <w:tcW w:type="dxa" w:w="1984"/>
-            <w:shd w:val="clear" w:color="auto" w:fill="FFFFFF"/>
-            <w:vAlign w:val="center"/>
-          </w:tcPr>
-          <w:p>
-            <w:pPr>
-              <w:spacing w:before="100" w:after="100"/>
-              <w:ind w:left="113"/>
-            </w:pPr>
-            <w:r>
-              <w:rPr>
-                <w:rFonts w:ascii="Calibri" w:hAnsi="Calibri"/>
-                <w:color w:val="4A5A72"/>
-                <w:sz w:val="20"/>
-              </w:rPr>
-              <w:t>Supabase Realtime</w:t>
-            </w:r>
-          </w:p>
-        </w:tc>
-        <w:tc>
-          <w:tcPr>
-            <w:tcW w:type="dxa" w:w="5499"/>
-            <w:shd w:val="clear" w:color="auto" w:fill="FFFFFF"/>
-            <w:vAlign w:val="center"/>
-          </w:tcPr>
-          <w:p>
-            <w:pPr>
-              <w:spacing w:before="100" w:after="100"/>
-              <w:ind w:left="113"/>
-            </w:pPr>
-            <w:r>
-              <w:rPr>
-                <w:rFonts w:ascii="Calibri" w:hAnsi="Calibri"/>
-                <w:color w:val="4A5A72"/>
-                <w:sz w:val="20"/>
-              </w:rPr>
-              <w:t>Pushes attendance changes to all connected supervisors instantly, without any page refresh.</w:t>
-            </w:r>
-          </w:p>
-        </w:tc>
-      </w:tr>
-      <w:tr>
-        <w:tc>
-          <w:tcPr>
-            <w:tcW w:type="dxa" w:w="1701"/>
-            <w:shd w:val="clear" w:color="auto" w:fill="F4F7FC"/>
-            <w:vAlign w:val="center"/>
-          </w:tcPr>
-          <w:p>
-            <w:pPr>
-              <w:spacing w:before="100" w:after="100"/>
-              <w:ind w:left="113"/>
-            </w:pPr>
-            <w:r>
-              <w:rPr>
-                <w:rFonts w:ascii="Calibri" w:hAnsi="Calibri"/>
-                <w:color w:val="4A5A72"/>
-                <w:sz w:val="20"/>
-              </w:rPr>
-              <w:t>Profile photos</w:t>
-            </w:r>
-          </w:p>
-        </w:tc>
-        <w:tc>
-          <w:tcPr>
-            <w:tcW w:type="dxa" w:w="1984"/>
-            <w:shd w:val="clear" w:color="auto" w:fill="F4F7FC"/>
-            <w:vAlign w:val="center"/>
-          </w:tcPr>
-          <w:p>
-            <w:pPr>
-              <w:spacing w:before="100" w:after="100"/>
-              <w:ind w:left="113"/>
-            </w:pPr>
-            <w:r>
-              <w:rPr>
-                <w:rFonts w:ascii="Calibri" w:hAnsi="Calibri"/>
-                <w:color w:val="4A5A72"/>
-                <w:sz w:val="20"/>
-              </w:rPr>
-              <w:t>Supabase Storage</w:t>
-            </w:r>
-          </w:p>
-        </w:tc>
-        <w:tc>
-          <w:tcPr>
-            <w:tcW w:type="dxa" w:w="5499"/>
-            <w:shd w:val="clear" w:color="auto" w:fill="F4F7FC"/>
-            <w:vAlign w:val="center"/>
-          </w:tcPr>
-          <w:p>
-            <w:pPr>
-              <w:spacing w:before="100" w:after="100"/>
-              <w:ind w:left="113"/>
-            </w:pPr>
-            <w:r>
-              <w:rPr>
-                <w:rFonts w:ascii="Calibri" w:hAnsi="Calibri"/>
-                <w:color w:val="4A5A72"/>
-                <w:sz w:val="20"/>
-              </w:rPr>
-              <w:t>Profile pictures stored in the cloud, isolated per user.</w:t>
-            </w:r>
-          </w:p>
-        </w:tc>
-      </w:tr>
-      <w:tr>
-        <w:tc>
-          <w:tcPr>
-            <w:tcW w:type="dxa" w:w="1701"/>
-            <w:shd w:val="clear" w:color="auto" w:fill="FFFFFF"/>
-            <w:vAlign w:val="center"/>
-          </w:tcPr>
-          <w:p>
-            <w:pPr>
-              <w:spacing w:before="100" w:after="100"/>
-              <w:ind w:left="113"/>
-            </w:pPr>
-            <w:r>
-              <w:rPr>
-                <w:rFonts w:ascii="Calibri" w:hAnsi="Calibri"/>
-                <w:color w:val="4A5A72"/>
-                <w:sz w:val="20"/>
-              </w:rPr>
-              <w:t>Hosting</w:t>
-            </w:r>
-          </w:p>
-        </w:tc>
-        <w:tc>
-          <w:tcPr>
-            <w:tcW w:type="dxa" w:w="1984"/>
-            <w:shd w:val="clear" w:color="auto" w:fill="FFFFFF"/>
-            <w:vAlign w:val="center"/>
-          </w:tcPr>
-          <w:p>
-            <w:pPr>
-              <w:spacing w:before="100" w:after="100"/>
-              <w:ind w:left="113"/>
-            </w:pPr>
-            <w:r>
-              <w:rPr>
-                <w:rFonts w:ascii="Calibri" w:hAnsi="Calibri"/>
-                <w:color w:val="4A5A72"/>
-                <w:sz w:val="20"/>
-              </w:rPr>
-              <w:t>Vercel</w:t>
-            </w:r>
-          </w:p>
-        </w:tc>
-        <w:tc>
-          <w:tcPr>
-            <w:tcW w:type="dxa" w:w="5499"/>
-            <w:shd w:val="clear" w:color="auto" w:fill="FFFFFF"/>
-            <w:vAlign w:val="center"/>
-          </w:tcPr>
-          <w:p>
-            <w:pPr>
-              <w:spacing w:before="100" w:after="100"/>
-              <w:ind w:left="113"/>
-            </w:pPr>
-            <w:r>
-              <w:rPr>
-                <w:rFonts w:ascii="Calibri" w:hAnsi="Calibri"/>
-                <w:color w:val="4A5A72"/>
-                <w:sz w:val="20"/>
-              </w:rPr>
-              <w:t>Deployed globally on a CDN. Loads quickly regardless of network conditions.</w:t>
-            </w:r>
-          </w:p>
-        </w:tc>
-      </w:tr>
-      <w:tr>
-        <w:tc>
-          <w:tcPr>
-            <w:tcW w:type="dxa" w:w="1701"/>
-            <w:shd w:val="clear" w:color="auto" w:fill="F4F7FC"/>
-            <w:vAlign w:val="center"/>
-          </w:tcPr>
-          <w:p>
-            <w:pPr>
-              <w:spacing w:before="100" w:after="100"/>
-              <w:ind w:left="113"/>
-            </w:pPr>
-            <w:r>
-              <w:rPr>
-                <w:rFonts w:ascii="Calibri" w:hAnsi="Calibri"/>
-                <w:color w:val="4A5A72"/>
-                <w:sz w:val="20"/>
-              </w:rPr>
-              <w:t>Offline support</w:t>
-            </w:r>
-          </w:p>
-        </w:tc>
-        <w:tc>
-          <w:tcPr>
-            <w:tcW w:type="dxa" w:w="1984"/>
-            <w:shd w:val="clear" w:color="auto" w:fill="F4F7FC"/>
-            <w:vAlign w:val="center"/>
-          </w:tcPr>
-          <w:p>
-            <w:pPr>
-              <w:spacing w:before="100" w:after="100"/>
-              <w:ind w:left="113"/>
-            </w:pPr>
-            <w:r>
-              <w:rPr>
-                <w:rFonts w:ascii="Calibri" w:hAnsi="Calibri"/>
-                <w:color w:val="4A5A72"/>
-                <w:sz w:val="20"/>
-              </w:rPr>
-              <w:t>Service Worker</w:t>
-            </w:r>
-          </w:p>
-        </w:tc>
-        <w:tc>
-          <w:tcPr>
-            <w:tcW w:type="dxa" w:w="5499"/>
-            <w:shd w:val="clear" w:color="auto" w:fill="F4F7FC"/>
-            <w:vAlign w:val="center"/>
-          </w:tcPr>
-          <w:p>
-            <w:pPr>
-              <w:spacing w:before="100" w:after="100"/>
-              <w:ind w:left="113"/>
-            </w:pPr>
-            <w:r>
-              <w:rPr>
-                <w:rFonts w:ascii="Calibri" w:hAnsi="Calibri"/>
-                <w:color w:val="4A5A72"/>
-                <w:sz w:val="20"/>
-              </w:rPr>
-              <w:t>Caches the app and queues check-in actions when there is no internet connection.</w:t>
-            </w:r>
-          </w:p>
-        </w:tc>
-      </w:tr>
-    </w:tbl>
-    <w:p>
-      <w:pPr>
-        <w:spacing w:before="0" w:after="120"/>
-      </w:pPr>
-    </w:p>
-    <w:tbl>
-      <w:tblPr>
-        <w:jc w:val="left"/>
-        <w:tblLook w:firstColumn="1" w:firstRow="1" w:lastColumn="0" w:lastRow="0" w:noHBand="0" w:noVBand="1" w:val="04A0"/>
-        <w:tblBorders>
-          <w:top w:val="none"/>
-          <w:left w:val="none"/>
-          <w:bottom w:val="none"/>
-          <w:right w:val="none"/>
-          <w:insideH w:val="none"/>
-          <w:insideV w:val="none"/>
-        </w:tblBorders>
-        <w:tblW w:w="5000" w:type="pct"/>
-      </w:tblPr>
-      <w:tblGrid>
-        <w:gridCol w:w="9066"/>
-      </w:tblGrid>
-      <w:tr>
-        <w:tc>
-          <w:tcPr>
-            <w:tcW w:type="dxa" w:w="9066"/>
-            <w:shd w:val="clear" w:color="auto" w:fill="EEF3FC"/>
-            <w:tcBorders>
-              <w:left w:val="single" w:sz="18" w:space="0" w:color="2F5FD0"/>
-            </w:tcBorders>
-          </w:tcPr>
-          <w:p>
-            <w:pPr>
-              <w:spacing w:before="140" w:after="140"/>
-              <w:ind w:left="170"/>
-            </w:pPr>
-            <w:r>
-              <w:rPr>
-                <w:rFonts w:ascii="Calibri" w:hAnsi="Calibri"/>
-                <w:i/>
-                <w:color w:val="4A5A72"/>
-                <w:sz w:val="21"/>
-              </w:rPr>
-              <w:t>The system requires no dedicated servers, no IT maintenance, and no per-device setup. Updates are deployed instantly to all users without anyone needing to refresh or reinstall.</w:t>
-            </w:r>
-          </w:p>
-        </w:tc>
-      </w:tr>
-    </w:tbl>
-    <w:p>
-      <w:pPr>
-        <w:spacing w:before="0" w:after="120"/>
-      </w:pPr>
-    </w:p>
-    <w:p>
-      <w:r>
-        <w:br w:type="page"/>
-      </w:r>
-    </w:p>
-    <w:p>
-      <w:pPr>
-        <w:spacing w:before="0" w:after="40"/>
-      </w:pPr>
-    </w:p>
-    <w:tbl>
-      <w:tblPr>
-        <w:jc w:val="left"/>
-        <w:tblLook w:firstColumn="1" w:firstRow="1" w:lastColumn="0" w:lastRow="0" w:noHBand="0" w:noVBand="1" w:val="04A0"/>
-        <w:tblBorders>
-          <w:top w:val="none"/>
-          <w:left w:val="none"/>
-          <w:bottom w:val="none"/>
-          <w:right w:val="none"/>
-          <w:insideH w:val="none"/>
-          <w:insideV w:val="none"/>
-        </w:tblBorders>
-        <w:tblW w:w="5000" w:type="pct"/>
-      </w:tblPr>
-      <w:tblGrid>
-        <w:gridCol w:w="9066"/>
-      </w:tblGrid>
-      <w:tr>
-        <w:tc>
-          <w:tcPr>
-            <w:tcW w:type="dxa" w:w="9066"/>
-            <w:shd w:val="clear" w:color="auto" w:fill="161F30"/>
-            <w:vAlign w:val="center"/>
-          </w:tcPr>
-          <w:p>
-            <w:pPr>
-              <w:spacing w:before="200" w:after="200"/>
-              <w:ind w:left="283"/>
-            </w:pPr>
-            <w:r>
-              <w:rPr>
-                <w:rFonts w:ascii="Calibri" w:hAnsi="Calibri"/>
-                <w:b/>
-                <w:color w:val="8AAAE8"/>
-                <w:sz w:val="22"/>
-              </w:rPr>
-              <w:t xml:space="preserve">09   </w:t>
-            </w:r>
-            <w:r>
-              <w:rPr>
-                <w:rFonts w:ascii="Calibri" w:hAnsi="Calibri"/>
-                <w:b/>
-                <w:color w:val="FFFFFF"/>
-                <w:sz w:val="30"/>
-              </w:rPr>
-              <w:t>PLANNED ENHANCEMENTS</w:t>
-            </w:r>
-            <w:r>
-              <w:bookmarkStart w:id="16" w:name="sec_roadmap"/>
-              <w:bookmarkEnd w:id="16"/>
-            </w:r>
-          </w:p>
-        </w:tc>
-      </w:tr>
-    </w:tbl>
-    <w:p>
-      <w:pPr>
-        <w:spacing w:before="0" w:after="160"/>
-      </w:pPr>
-    </w:p>
-    <w:p>
-      <w:pPr>
-        <w:spacing w:before="40" w:after="100"/>
-      </w:pPr>
-      <w:r>
-        <w:rPr>
-          <w:rFonts w:ascii="Calibri" w:hAnsi="Calibri"/>
-          <w:color w:val="4A5A72"/>
-          <w:sz w:val="22"/>
-        </w:rPr>
-        <w:t>The following improvements are planned to make the system fully self-managed by supervisors, requiring no developer involvement after initial deployment. Items are grouped by implementation effort and ordered from lowest to highest complexity.</w:t>
-      </w:r>
-    </w:p>
-    <w:p>
-      <w:pPr>
-        <w:spacing w:before="0" w:after="80"/>
-      </w:pPr>
-    </w:p>
-    <w:tbl>
-      <w:tblPr>
-        <w:jc w:val="left"/>
-        <w:tblLook w:firstColumn="1" w:firstRow="1" w:lastColumn="0" w:lastRow="0" w:noHBand="0" w:noVBand="1" w:val="04A0"/>
-        <w:tblBorders>
-          <w:top w:val="none"/>
-          <w:left w:val="none"/>
-          <w:bottom w:val="none"/>
-          <w:right w:val="none"/>
-          <w:insideH w:val="none"/>
-          <w:insideV w:val="none"/>
-        </w:tblBorders>
-        <w:tblW w:w="5000" w:type="pct"/>
-      </w:tblPr>
-      <w:tblGrid>
-        <w:gridCol w:w="3022"/>
-        <w:gridCol w:w="3022"/>
-        <w:gridCol w:w="3022"/>
-      </w:tblGrid>
-      <w:tr>
-        <w:tc>
-          <w:tcPr>
-            <w:tcW w:type="dxa" w:w="1587"/>
-            <w:shd w:val="clear" w:color="auto" w:fill="2F5FD0"/>
-            <w:vAlign w:val="center"/>
-          </w:tcPr>
-          <w:p>
-            <w:pPr>
-              <w:spacing w:before="120" w:after="120"/>
-              <w:ind w:left="113"/>
-            </w:pPr>
-            <w:r>
-              <w:rPr>
-                <w:rFonts w:ascii="Calibri" w:hAnsi="Calibri"/>
-                <w:b/>
-                <w:color w:val="FFFFFF"/>
-                <w:sz w:val="20"/>
-              </w:rPr>
-              <w:t>Tier</w:t>
-            </w:r>
-          </w:p>
-        </w:tc>
-        <w:tc>
-          <w:tcPr>
-            <w:tcW w:type="dxa" w:w="850"/>
-            <w:shd w:val="clear" w:color="auto" w:fill="2F5FD0"/>
-            <w:vAlign w:val="center"/>
-          </w:tcPr>
-          <w:p>
-            <w:pPr>
-              <w:spacing w:before="120" w:after="120"/>
-              <w:ind w:left="113"/>
-            </w:pPr>
-            <w:r>
-              <w:rPr>
-                <w:rFonts w:ascii="Calibri" w:hAnsi="Calibri"/>
-                <w:b/>
-                <w:color w:val="FFFFFF"/>
-                <w:sz w:val="20"/>
-              </w:rPr>
-              <w:t>Items</w:t>
-            </w:r>
-          </w:p>
-        </w:tc>
-        <w:tc>
-          <w:tcPr>
-            <w:tcW w:type="dxa" w:w="6746"/>
-            <w:shd w:val="clear" w:color="auto" w:fill="2F5FD0"/>
-            <w:vAlign w:val="center"/>
-          </w:tcPr>
-          <w:p>
-            <w:pPr>
-              <w:spacing w:before="120" w:after="120"/>
-              <w:ind w:left="113"/>
-            </w:pPr>
-            <w:r>
-              <w:rPr>
-                <w:rFonts w:ascii="Calibri" w:hAnsi="Calibri"/>
-                <w:b/>
-                <w:color w:val="FFFFFF"/>
-                <w:sz w:val="20"/>
-              </w:rPr>
-              <w:t>Description</w:t>
-            </w:r>
-          </w:p>
-        </w:tc>
-      </w:tr>
-      <w:tr>
-        <w:tc>
-          <w:tcPr>
-            <w:tcW w:type="dxa" w:w="1587"/>
-            <w:shd w:val="clear" w:color="auto" w:fill="F4F7FC"/>
-            <w:vAlign w:val="center"/>
-          </w:tcPr>
-          <w:p>
-            <w:pPr>
-              <w:spacing w:before="100" w:after="100"/>
-              <w:ind w:left="113"/>
-            </w:pPr>
-            <w:r>
-              <w:rPr>
-                <w:rFonts w:ascii="Calibri" w:hAnsi="Calibri"/>
-                <w:color w:val="4A5A72"/>
-                <w:sz w:val="20"/>
-              </w:rPr>
-              <w:t>Quick win</w:t>
-            </w:r>
-          </w:p>
-        </w:tc>
-        <w:tc>
-          <w:tcPr>
-            <w:tcW w:type="dxa" w:w="850"/>
-            <w:shd w:val="clear" w:color="auto" w:fill="F4F7FC"/>
-            <w:vAlign w:val="center"/>
-          </w:tcPr>
-          <w:p>
-            <w:pPr>
-              <w:spacing w:before="100" w:after="100"/>
-              <w:ind w:left="113"/>
-            </w:pPr>
-            <w:r>
-              <w:rPr>
-                <w:rFonts w:ascii="Calibri" w:hAnsi="Calibri"/>
-                <w:color w:val="4A5A72"/>
-                <w:sz w:val="20"/>
-              </w:rPr>
-              <w:t>1-5</w:t>
-            </w:r>
-          </w:p>
-        </w:tc>
-        <w:tc>
-          <w:tcPr>
-            <w:tcW w:type="dxa" w:w="6746"/>
-            <w:shd w:val="clear" w:color="auto" w:fill="F4F7FC"/>
-            <w:vAlign w:val="center"/>
-          </w:tcPr>
-          <w:p>
-            <w:pPr>
-              <w:spacing w:before="100" w:after="100"/>
-              <w:ind w:left="113"/>
-            </w:pPr>
-            <w:r>
-              <w:rPr>
-                <w:rFonts w:ascii="Calibri" w:hAnsi="Calibri"/>
-                <w:color w:val="4A5A72"/>
-                <w:sz w:val="20"/>
-              </w:rPr>
-              <w:t>Configuration and database changes that can be delivered quickly with high operational impact.</w:t>
-            </w:r>
-          </w:p>
-        </w:tc>
-      </w:tr>
-      <w:tr>
-        <w:tc>
-          <w:tcPr>
-            <w:tcW w:type="dxa" w:w="1587"/>
-            <w:shd w:val="clear" w:color="auto" w:fill="FFFFFF"/>
-            <w:vAlign w:val="center"/>
-          </w:tcPr>
-          <w:p>
-            <w:pPr>
-              <w:spacing w:before="100" w:after="100"/>
-              <w:ind w:left="113"/>
-            </w:pPr>
-            <w:r>
-              <w:rPr>
-                <w:rFonts w:ascii="Calibri" w:hAnsi="Calibri"/>
-                <w:color w:val="4A5A72"/>
-                <w:sz w:val="20"/>
-              </w:rPr>
-              <w:t>Medium</w:t>
-            </w:r>
-          </w:p>
-        </w:tc>
-        <w:tc>
-          <w:tcPr>
-            <w:tcW w:type="dxa" w:w="850"/>
-            <w:shd w:val="clear" w:color="auto" w:fill="FFFFFF"/>
-            <w:vAlign w:val="center"/>
-          </w:tcPr>
-          <w:p>
-            <w:pPr>
-              <w:spacing w:before="100" w:after="100"/>
-              <w:ind w:left="113"/>
-            </w:pPr>
-            <w:r>
-              <w:rPr>
-                <w:rFonts w:ascii="Calibri" w:hAnsi="Calibri"/>
-                <w:color w:val="4A5A72"/>
-                <w:sz w:val="20"/>
-              </w:rPr>
-              <w:t>6-10</w:t>
-            </w:r>
-          </w:p>
-        </w:tc>
-        <w:tc>
-          <w:tcPr>
-            <w:tcW w:type="dxa" w:w="6746"/>
-            <w:shd w:val="clear" w:color="auto" w:fill="FFFFFF"/>
-            <w:vAlign w:val="center"/>
-          </w:tcPr>
-          <w:p>
-            <w:pPr>
-              <w:spacing w:before="100" w:after="100"/>
-              <w:ind w:left="113"/>
-            </w:pPr>
-            <w:r>
-              <w:rPr>
-                <w:rFonts w:ascii="Calibri" w:hAnsi="Calibri"/>
-                <w:color w:val="4A5A72"/>
-                <w:sz w:val="20"/>
-              </w:rPr>
-              <w:t>More involved changes requiring schema updates or new infrastructure components.</w:t>
-            </w:r>
-          </w:p>
-        </w:tc>
-      </w:tr>
-      <w:tr>
-        <w:tc>
-          <w:tcPr>
-            <w:tcW w:type="dxa" w:w="1587"/>
-            <w:shd w:val="clear" w:color="auto" w:fill="F4F7FC"/>
-            <w:vAlign w:val="center"/>
-          </w:tcPr>
-          <w:p>
-            <w:pPr>
-              <w:spacing w:before="100" w:after="100"/>
-              <w:ind w:left="113"/>
-            </w:pPr>
-            <w:r>
-              <w:rPr>
-                <w:rFonts w:ascii="Calibri" w:hAnsi="Calibri"/>
-                <w:color w:val="4A5A72"/>
-                <w:sz w:val="20"/>
-              </w:rPr>
-              <w:t>Large scope</w:t>
-            </w:r>
-          </w:p>
-        </w:tc>
-        <w:tc>
-          <w:tcPr>
-            <w:tcW w:type="dxa" w:w="850"/>
-            <w:shd w:val="clear" w:color="auto" w:fill="F4F7FC"/>
-            <w:vAlign w:val="center"/>
-          </w:tcPr>
-          <w:p>
-            <w:pPr>
-              <w:spacing w:before="100" w:after="100"/>
-              <w:ind w:left="113"/>
-            </w:pPr>
-            <w:r>
-              <w:rPr>
-                <w:rFonts w:ascii="Calibri" w:hAnsi="Calibri"/>
-                <w:color w:val="4A5A72"/>
-                <w:sz w:val="20"/>
-              </w:rPr>
-              <w:t>11-14</w:t>
-            </w:r>
-          </w:p>
-        </w:tc>
-        <w:tc>
-          <w:tcPr>
-            <w:tcW w:type="dxa" w:w="6746"/>
-            <w:shd w:val="clear" w:color="auto" w:fill="F4F7FC"/>
-            <w:vAlign w:val="center"/>
-          </w:tcPr>
-          <w:p>
-            <w:pPr>
-              <w:spacing w:before="100" w:after="100"/>
-              <w:ind w:left="113"/>
-            </w:pPr>
-            <w:r>
-              <w:rPr>
-                <w:rFonts w:ascii="Calibri" w:hAnsi="Calibri"/>
-                <w:color w:val="4A5A72"/>
-                <w:sz w:val="20"/>
-              </w:rPr>
-              <w:t>Significant changes that make the system entirely self-contained after initial deployment.</w:t>
-            </w:r>
-          </w:p>
-        </w:tc>
-      </w:tr>
-    </w:tbl>
-    <w:p>
-      <w:pPr>
-        <w:spacing w:before="0" w:after="120"/>
-      </w:pPr>
-    </w:p>
-    <w:p>
-      <w:pPr>
-        <w:spacing w:before="320" w:after="100"/>
-        <w:ind w:left="198"/>
-        <w:pBdr>
-          <w:left w:val="single" w:sz="18" w:space="8" w:color="2F5FD0"/>
-        </w:pBdr>
-      </w:pPr>
-      <w:r>
-        <w:rPr>
-          <w:rFonts w:ascii="Calibri" w:hAnsi="Calibri"/>
-          <w:b/>
-          <w:color w:val="2F5FD0"/>
-          <w:sz w:val="26"/>
-        </w:rPr>
-        <w:t>9.1  Quick Wins</w:t>
-      </w:r>
-      <w:r>
-        <w:bookmarkStart w:id="17" w:name="sec_r_quick"/>
-        <w:bookmarkEnd w:id="17"/>
-      </w:r>
-    </w:p>
-    <w:p>
-      <w:pPr>
-        <w:spacing w:before="40" w:after="100"/>
-      </w:pPr>
-      <w:r>
-        <w:rPr>
-          <w:rFonts w:ascii="Calibri" w:hAnsi="Calibri"/>
-          <w:color w:val="4A5A72"/>
-          <w:sz w:val="22"/>
-        </w:rPr>
-        <w:t>Low-complexity changes with immediate operational value. Each can be delivered independently.</w:t>
-      </w:r>
-    </w:p>
-    <w:p>
-      <w:pPr>
-        <w:spacing w:before="0" w:after="120"/>
-      </w:pPr>
-    </w:p>
-    <w:tbl>
-      <w:tblPr>
-        <w:jc w:val="left"/>
-        <w:tblLook w:firstColumn="1" w:firstRow="1" w:lastColumn="0" w:lastRow="0" w:noHBand="0" w:noVBand="1" w:val="04A0"/>
-        <w:tblBorders>
-          <w:top w:val="none"/>
-          <w:left w:val="none"/>
-          <w:bottom w:val="none"/>
-          <w:right w:val="none"/>
-          <w:insideH w:val="none"/>
-          <w:insideV w:val="none"/>
-        </w:tblBorders>
-        <w:tblW w:w="5000" w:type="pct"/>
-      </w:tblPr>
-      <w:tblGrid>
-        <w:gridCol w:w="3022"/>
-        <w:gridCol w:w="3022"/>
-        <w:gridCol w:w="3022"/>
-      </w:tblGrid>
-      <w:tr>
-        <w:tc>
-          <w:tcPr>
-            <w:tcW w:type="dxa" w:w="567"/>
-            <w:shd w:val="clear" w:color="auto" w:fill="161F30"/>
-            <w:vAlign w:val="center"/>
-          </w:tcPr>
-          <w:p>
-            <w:pPr>
-              <w:spacing w:before="140" w:after="140"/>
-              <w:ind w:left="113"/>
-            </w:pPr>
-            <w:r>
-              <w:rPr>
-                <w:rFonts w:ascii="Calibri" w:hAnsi="Calibri"/>
-                <w:b/>
-                <w:color w:val="FFFFFF"/>
-                <w:sz w:val="20"/>
-              </w:rPr>
-              <w:t>#</w:t>
-            </w:r>
-          </w:p>
-        </w:tc>
-        <w:tc>
-          <w:tcPr>
-            <w:tcW w:type="dxa" w:w="6917"/>
-            <w:shd w:val="clear" w:color="auto" w:fill="161F30"/>
-            <w:vAlign w:val="center"/>
-          </w:tcPr>
-          <w:p>
-            <w:pPr>
-              <w:spacing w:before="140" w:after="140"/>
-              <w:ind w:left="113"/>
-            </w:pPr>
-            <w:r>
-              <w:rPr>
-                <w:rFonts w:ascii="Calibri" w:hAnsi="Calibri"/>
-                <w:b/>
-                <w:color w:val="FFFFFF"/>
+                <w:color w:val="1A2035"/>
                 <w:sz w:val="20"/>
               </w:rPr>
               <w:t>Enhancement</w:t>
@@ -4291,20 +4533,26 @@
         </w:tc>
         <w:tc>
           <w:tcPr>
-            <w:tcW w:type="dxa" w:w="1701"/>
-            <w:shd w:val="clear" w:color="auto" w:fill="161F30"/>
-            <w:vAlign w:val="center"/>
+            <w:tcW w:type="dxa" w:w="1531"/>
+            <w:tcBorders>
+              <w:top w:val="none" w:sz="0" w:space="0" w:color="auto"/>
+              <w:left w:val="none" w:sz="0" w:space="0" w:color="auto"/>
+              <w:bottom w:val="none" w:sz="0" w:space="0" w:color="auto"/>
+              <w:right w:val="none" w:sz="0" w:space="0" w:color="auto"/>
+              <w:insideH w:val="none" w:sz="0" w:space="0" w:color="auto"/>
+              <w:insideV w:val="none" w:sz="0" w:space="0" w:color="auto"/>
+              <w:bottom w:val="single" w:sz="12" w:space="0" w:color="1A2035"/>
+            </w:tcBorders>
           </w:tcPr>
           <w:p>
             <w:pPr>
-              <w:spacing w:before="140" w:after="140"/>
-              <w:ind w:left="113"/>
+              <w:spacing w:before="100" w:after="120"/>
             </w:pPr>
             <w:r>
               <w:rPr>
                 <w:rFonts w:ascii="Calibri" w:hAnsi="Calibri"/>
                 <w:b/>
-                <w:color w:val="FFFFFF"/>
+                <w:color w:val="1A2035"/>
                 <w:sz w:val="20"/>
               </w:rPr>
               <w:t>Effort</w:t>
@@ -4316,520 +4564,19 @@
         <w:tc>
           <w:tcPr>
             <w:tcW w:type="dxa" w:w="567"/>
-            <w:shd w:val="clear" w:color="auto" w:fill="F4F7FC"/>
+            <w:tcBorders>
+              <w:top w:val="none" w:sz="0" w:space="0" w:color="auto"/>
+              <w:left w:val="none" w:sz="0" w:space="0" w:color="auto"/>
+              <w:bottom w:val="none" w:sz="0" w:space="0" w:color="auto"/>
+              <w:right w:val="none" w:sz="0" w:space="0" w:color="auto"/>
+              <w:insideH w:val="none" w:sz="0" w:space="0" w:color="auto"/>
+              <w:insideV w:val="none" w:sz="0" w:space="0" w:color="auto"/>
+              <w:bottom w:val="single" w:sz="4" w:space="0" w:color="DEE2EA"/>
+            </w:tcBorders>
           </w:tcPr>
           <w:p>
             <w:pPr>
-              <w:spacing w:before="100" w:after="100"/>
-              <w:ind w:left="113"/>
-              <w:jc w:val="center"/>
-            </w:pPr>
-            <w:r>
-              <w:rPr>
-                <w:rFonts w:ascii="Calibri" w:hAnsi="Calibri"/>
-                <w:b/>
-                <w:color w:val="2F5FD0"/>
-                <w:sz w:val="22"/>
-              </w:rPr>
-              <w:t>1</w:t>
-            </w:r>
-          </w:p>
-        </w:tc>
-        <w:tc>
-          <w:tcPr>
-            <w:tcW w:type="dxa" w:w="6917"/>
-            <w:shd w:val="clear" w:color="auto" w:fill="F4F7FC"/>
-          </w:tcPr>
-          <w:p>
-            <w:pPr>
-              <w:spacing w:before="100" w:after="100"/>
-              <w:ind w:left="113"/>
-            </w:pPr>
-            <w:r>
-              <w:rPr>
-                <w:rFonts w:ascii="Calibri" w:hAnsi="Calibri"/>
-                <w:b/>
-                <w:color w:val="222D42"/>
-                <w:sz w:val="21"/>
-              </w:rPr>
-              <w:t>Editable reporting timings</w:t>
-              <w:br/>
-            </w:r>
-            <w:r>
-              <w:rPr>
-                <w:rFonts w:ascii="Calibri" w:hAnsi="Calibri"/>
-                <w:color w:val="4A5A72"/>
-                <w:sz w:val="19"/>
-              </w:rPr>
-              <w:t>Phase windows (0900, 1200, 1400, 1800) are currently fixed constants. Moving them into the database per cycle lets supervisors set different reporting hours from within the app. Phase reminders, the work timer, and meal eligibility all update automatically.</w:t>
-            </w:r>
-          </w:p>
-        </w:tc>
-        <w:tc>
-          <w:tcPr>
-            <w:tcW w:type="dxa" w:w="1701"/>
-            <w:shd w:val="clear" w:color="auto" w:fill="E7F3EC"/>
-          </w:tcPr>
-          <w:p>
-            <w:pPr>
-              <w:spacing w:before="100" w:after="100"/>
-              <w:jc w:val="center"/>
-            </w:pPr>
-            <w:r>
-              <w:rPr>
-                <w:rFonts w:ascii="Calibri" w:hAnsi="Calibri"/>
-                <w:b/>
-                <w:color w:val="1F8A5B"/>
-                <w:sz w:val="19"/>
-              </w:rPr>
-              <w:t>Quick win</w:t>
-            </w:r>
-          </w:p>
-        </w:tc>
-      </w:tr>
-      <w:tr>
-        <w:tc>
-          <w:tcPr>
-            <w:tcW w:type="dxa" w:w="567"/>
-            <w:shd w:val="clear" w:color="auto" w:fill="FFFFFF"/>
-          </w:tcPr>
-          <w:p>
-            <w:pPr>
-              <w:spacing w:before="100" w:after="100"/>
-              <w:ind w:left="113"/>
-              <w:jc w:val="center"/>
-            </w:pPr>
-            <w:r>
-              <w:rPr>
-                <w:rFonts w:ascii="Calibri" w:hAnsi="Calibri"/>
-                <w:b/>
-                <w:color w:val="2F5FD0"/>
-                <w:sz w:val="22"/>
-              </w:rPr>
-              <w:t>2</w:t>
-            </w:r>
-          </w:p>
-        </w:tc>
-        <w:tc>
-          <w:tcPr>
-            <w:tcW w:type="dxa" w:w="6917"/>
-            <w:shd w:val="clear" w:color="auto" w:fill="FFFFFF"/>
-          </w:tcPr>
-          <w:p>
-            <w:pPr>
-              <w:spacing w:before="100" w:after="100"/>
-              <w:ind w:left="113"/>
-            </w:pPr>
-            <w:r>
-              <w:rPr>
-                <w:rFonts w:ascii="Calibri" w:hAnsi="Calibri"/>
-                <w:b/>
-                <w:color w:val="222D42"/>
-                <w:sz w:val="21"/>
-              </w:rPr>
-              <w:t>Editable Info tab content</w:t>
-              <w:br/>
-            </w:r>
-            <w:r>
-              <w:rPr>
-                <w:rFonts w:ascii="Calibri" w:hAnsi="Calibri"/>
-                <w:color w:val="4A5A72"/>
-                <w:sz w:val="19"/>
-              </w:rPr>
-              <w:t>Attire requirements, meal form links, and dekit checklists are hardcoded. An edit form in the cycle management panel lets supervisors keep this content current without touching any files.</w:t>
-            </w:r>
-          </w:p>
-        </w:tc>
-        <w:tc>
-          <w:tcPr>
-            <w:tcW w:type="dxa" w:w="1701"/>
-            <w:shd w:val="clear" w:color="auto" w:fill="E7F3EC"/>
-          </w:tcPr>
-          <w:p>
-            <w:pPr>
-              <w:spacing w:before="100" w:after="100"/>
-              <w:jc w:val="center"/>
-            </w:pPr>
-            <w:r>
-              <w:rPr>
-                <w:rFonts w:ascii="Calibri" w:hAnsi="Calibri"/>
-                <w:b/>
-                <w:color w:val="1F8A5B"/>
-                <w:sz w:val="19"/>
-              </w:rPr>
-              <w:t>Quick win</w:t>
-            </w:r>
-          </w:p>
-        </w:tc>
-      </w:tr>
-      <w:tr>
-        <w:tc>
-          <w:tcPr>
-            <w:tcW w:type="dxa" w:w="567"/>
-            <w:shd w:val="clear" w:color="auto" w:fill="F4F7FC"/>
-          </w:tcPr>
-          <w:p>
-            <w:pPr>
-              <w:spacing w:before="100" w:after="100"/>
-              <w:ind w:left="113"/>
-              <w:jc w:val="center"/>
-            </w:pPr>
-            <w:r>
-              <w:rPr>
-                <w:rFonts w:ascii="Calibri" w:hAnsi="Calibri"/>
-                <w:b/>
-                <w:color w:val="2F5FD0"/>
-                <w:sz w:val="22"/>
-              </w:rPr>
-              <w:t>3</w:t>
-            </w:r>
-          </w:p>
-        </w:tc>
-        <w:tc>
-          <w:tcPr>
-            <w:tcW w:type="dxa" w:w="6917"/>
-            <w:shd w:val="clear" w:color="auto" w:fill="F4F7FC"/>
-          </w:tcPr>
-          <w:p>
-            <w:pPr>
-              <w:spacing w:before="100" w:after="100"/>
-              <w:ind w:left="113"/>
-            </w:pPr>
-            <w:r>
-              <w:rPr>
-                <w:rFonts w:ascii="Calibri" w:hAnsi="Calibri"/>
-                <w:b/>
-                <w:color w:val="222D42"/>
-                <w:sz w:val="21"/>
-              </w:rPr>
-              <w:t>WhatsApp group link in database</w:t>
-              <w:br/>
-            </w:r>
-            <w:r>
-              <w:rPr>
-                <w:rFonts w:ascii="Calibri" w:hAnsi="Calibri"/>
-                <w:color w:val="4A5A72"/>
-                <w:sz w:val="19"/>
-              </w:rPr>
-              <w:t>The unit WA group link is currently set once at deployment. Moving it to a department record lets supervisors update it from within the app when the group changes.</w:t>
-            </w:r>
-          </w:p>
-        </w:tc>
-        <w:tc>
-          <w:tcPr>
-            <w:tcW w:type="dxa" w:w="1701"/>
-            <w:shd w:val="clear" w:color="auto" w:fill="E7F3EC"/>
-          </w:tcPr>
-          <w:p>
-            <w:pPr>
-              <w:spacing w:before="100" w:after="100"/>
-              <w:jc w:val="center"/>
-            </w:pPr>
-            <w:r>
-              <w:rPr>
-                <w:rFonts w:ascii="Calibri" w:hAnsi="Calibri"/>
-                <w:b/>
-                <w:color w:val="1F8A5B"/>
-                <w:sz w:val="19"/>
-              </w:rPr>
-              <w:t>Quick win</w:t>
-            </w:r>
-          </w:p>
-        </w:tc>
-      </w:tr>
-      <w:tr>
-        <w:tc>
-          <w:tcPr>
-            <w:tcW w:type="dxa" w:w="567"/>
-            <w:shd w:val="clear" w:color="auto" w:fill="FFFFFF"/>
-          </w:tcPr>
-          <w:p>
-            <w:pPr>
-              <w:spacing w:before="100" w:after="100"/>
-              <w:ind w:left="113"/>
-              <w:jc w:val="center"/>
-            </w:pPr>
-            <w:r>
-              <w:rPr>
-                <w:rFonts w:ascii="Calibri" w:hAnsi="Calibri"/>
-                <w:b/>
-                <w:color w:val="2F5FD0"/>
-                <w:sz w:val="22"/>
-              </w:rPr>
-              <w:t>4</w:t>
-            </w:r>
-          </w:p>
-        </w:tc>
-        <w:tc>
-          <w:tcPr>
-            <w:tcW w:type="dxa" w:w="6917"/>
-            <w:shd w:val="clear" w:color="auto" w:fill="FFFFFF"/>
-          </w:tcPr>
-          <w:p>
-            <w:pPr>
-              <w:spacing w:before="100" w:after="100"/>
-              <w:ind w:left="113"/>
-            </w:pPr>
-            <w:r>
-              <w:rPr>
-                <w:rFonts w:ascii="Calibri" w:hAnsi="Calibri"/>
-                <w:b/>
-                <w:color w:val="222D42"/>
-                <w:sz w:val="21"/>
-              </w:rPr>
-              <w:t>Multiple shifts per department</w:t>
-              <w:br/>
-            </w:r>
-            <w:r>
-              <w:rPr>
-                <w:rFonts w:ascii="Calibri" w:hAnsi="Calibri"/>
-                <w:color w:val="4A5A72"/>
-                <w:sz w:val="19"/>
-              </w:rPr>
-              <w:t>The system currently supports one shift type. Extending to AM, PM, Night, and custom shifts (each with configurable phase windows) supports departments with rotating schedules.</w:t>
-            </w:r>
-          </w:p>
-        </w:tc>
-        <w:tc>
-          <w:tcPr>
-            <w:tcW w:type="dxa" w:w="1701"/>
-            <w:shd w:val="clear" w:color="auto" w:fill="E7F3EC"/>
-          </w:tcPr>
-          <w:p>
-            <w:pPr>
-              <w:spacing w:before="100" w:after="100"/>
-              <w:jc w:val="center"/>
-            </w:pPr>
-            <w:r>
-              <w:rPr>
-                <w:rFonts w:ascii="Calibri" w:hAnsi="Calibri"/>
-                <w:b/>
-                <w:color w:val="1F8A5B"/>
-                <w:sz w:val="19"/>
-              </w:rPr>
-              <w:t>Quick win</w:t>
-            </w:r>
-          </w:p>
-        </w:tc>
-      </w:tr>
-      <w:tr>
-        <w:tc>
-          <w:tcPr>
-            <w:tcW w:type="dxa" w:w="567"/>
-            <w:shd w:val="clear" w:color="auto" w:fill="F4F7FC"/>
-          </w:tcPr>
-          <w:p>
-            <w:pPr>
-              <w:spacing w:before="100" w:after="100"/>
-              <w:ind w:left="113"/>
-              <w:jc w:val="center"/>
-            </w:pPr>
-            <w:r>
-              <w:rPr>
-                <w:rFonts w:ascii="Calibri" w:hAnsi="Calibri"/>
-                <w:b/>
-                <w:color w:val="2F5FD0"/>
-                <w:sz w:val="22"/>
-              </w:rPr>
-              <w:t>5</w:t>
-            </w:r>
-          </w:p>
-        </w:tc>
-        <w:tc>
-          <w:tcPr>
-            <w:tcW w:type="dxa" w:w="6917"/>
-            <w:shd w:val="clear" w:color="auto" w:fill="F4F7FC"/>
-          </w:tcPr>
-          <w:p>
-            <w:pPr>
-              <w:spacing w:before="100" w:after="100"/>
-              <w:ind w:left="113"/>
-            </w:pPr>
-            <w:r>
-              <w:rPr>
-                <w:rFonts w:ascii="Calibri" w:hAnsi="Calibri"/>
-                <w:b/>
-                <w:color w:val="222D42"/>
-                <w:sz w:val="21"/>
-              </w:rPr>
-              <w:t>Per-cycle GPS location and radius</w:t>
-              <w:br/>
-            </w:r>
-            <w:r>
-              <w:rPr>
-                <w:rFonts w:ascii="Calibri" w:hAnsi="Calibri"/>
-                <w:color w:val="4A5A72"/>
-                <w:sz w:val="19"/>
-              </w:rPr>
-              <w:t>HQ coordinates and the check-in radius are currently deployment-level settings. Storing them per cycle allows supervisors to run cycles at different venues (exercises, off-site operations) without a code deployment.</w:t>
-            </w:r>
-          </w:p>
-        </w:tc>
-        <w:tc>
-          <w:tcPr>
-            <w:tcW w:type="dxa" w:w="1701"/>
-            <w:shd w:val="clear" w:color="auto" w:fill="E7F3EC"/>
-          </w:tcPr>
-          <w:p>
-            <w:pPr>
-              <w:spacing w:before="100" w:after="100"/>
-              <w:jc w:val="center"/>
-            </w:pPr>
-            <w:r>
-              <w:rPr>
-                <w:rFonts w:ascii="Calibri" w:hAnsi="Calibri"/>
-                <w:b/>
-                <w:color w:val="1F8A5B"/>
-                <w:sz w:val="19"/>
-              </w:rPr>
-              <w:t>Quick win</w:t>
-            </w:r>
-          </w:p>
-        </w:tc>
-      </w:tr>
-    </w:tbl>
-    <w:p>
-      <w:pPr>
-        <w:spacing w:before="0" w:after="160"/>
-      </w:pPr>
-    </w:p>
-    <w:p>
-      <w:pPr>
-        <w:spacing w:before="320" w:after="100"/>
-        <w:ind w:left="198"/>
-        <w:pBdr>
-          <w:left w:val="single" w:sz="18" w:space="8" w:color="2F5FD0"/>
-        </w:pBdr>
-      </w:pPr>
-      <w:r>
-        <w:rPr>
-          <w:rFonts w:ascii="Calibri" w:hAnsi="Calibri"/>
-          <w:b/>
-          <w:color w:val="2F5FD0"/>
-          <w:sz w:val="26"/>
-        </w:rPr>
-        <w:t>9.2  Medium Effort</w:t>
-      </w:r>
-      <w:r>
-        <w:bookmarkStart w:id="18" w:name="sec_r_medium"/>
-        <w:bookmarkEnd w:id="18"/>
-      </w:r>
-    </w:p>
-    <w:p>
-      <w:pPr>
-        <w:spacing w:before="40" w:after="100"/>
-      </w:pPr>
-      <w:r>
-        <w:rPr>
-          <w:rFonts w:ascii="Calibri" w:hAnsi="Calibri"/>
-          <w:color w:val="4A5A72"/>
-          <w:sz w:val="22"/>
-        </w:rPr>
-        <w:t>More involved changes requiring database schema updates or new service integrations.</w:t>
-      </w:r>
-    </w:p>
-    <w:p>
-      <w:pPr>
-        <w:spacing w:before="0" w:after="120"/>
-      </w:pPr>
-    </w:p>
-    <w:tbl>
-      <w:tblPr>
-        <w:jc w:val="left"/>
-        <w:tblLook w:firstColumn="1" w:firstRow="1" w:lastColumn="0" w:lastRow="0" w:noHBand="0" w:noVBand="1" w:val="04A0"/>
-        <w:tblBorders>
-          <w:top w:val="none"/>
-          <w:left w:val="none"/>
-          <w:bottom w:val="none"/>
-          <w:right w:val="none"/>
-          <w:insideH w:val="none"/>
-          <w:insideV w:val="none"/>
-        </w:tblBorders>
-        <w:tblW w:w="5000" w:type="pct"/>
-      </w:tblPr>
-      <w:tblGrid>
-        <w:gridCol w:w="3022"/>
-        <w:gridCol w:w="3022"/>
-        <w:gridCol w:w="3022"/>
-      </w:tblGrid>
-      <w:tr>
-        <w:tc>
-          <w:tcPr>
-            <w:tcW w:type="dxa" w:w="567"/>
-            <w:shd w:val="clear" w:color="auto" w:fill="161F30"/>
-            <w:vAlign w:val="center"/>
-          </w:tcPr>
-          <w:p>
-            <w:pPr>
-              <w:spacing w:before="140" w:after="140"/>
-              <w:ind w:left="113"/>
-            </w:pPr>
-            <w:r>
-              <w:rPr>
-                <w:rFonts w:ascii="Calibri" w:hAnsi="Calibri"/>
-                <w:b/>
-                <w:color w:val="FFFFFF"/>
-                <w:sz w:val="20"/>
-              </w:rPr>
-              <w:t>#</w:t>
-            </w:r>
-          </w:p>
-        </w:tc>
-        <w:tc>
-          <w:tcPr>
-            <w:tcW w:type="dxa" w:w="6917"/>
-            <w:shd w:val="clear" w:color="auto" w:fill="161F30"/>
-            <w:vAlign w:val="center"/>
-          </w:tcPr>
-          <w:p>
-            <w:pPr>
-              <w:spacing w:before="140" w:after="140"/>
-              <w:ind w:left="113"/>
-            </w:pPr>
-            <w:r>
-              <w:rPr>
-                <w:rFonts w:ascii="Calibri" w:hAnsi="Calibri"/>
-                <w:b/>
-                <w:color w:val="FFFFFF"/>
-                <w:sz w:val="20"/>
-              </w:rPr>
-              <w:t>Enhancement</w:t>
-            </w:r>
-          </w:p>
-        </w:tc>
-        <w:tc>
-          <w:tcPr>
-            <w:tcW w:type="dxa" w:w="1701"/>
-            <w:shd w:val="clear" w:color="auto" w:fill="161F30"/>
-            <w:vAlign w:val="center"/>
-          </w:tcPr>
-          <w:p>
-            <w:pPr>
-              <w:spacing w:before="140" w:after="140"/>
-              <w:ind w:left="113"/>
-            </w:pPr>
-            <w:r>
-              <w:rPr>
-                <w:rFonts w:ascii="Calibri" w:hAnsi="Calibri"/>
-                <w:b/>
-                <w:color w:val="FFFFFF"/>
-                <w:sz w:val="20"/>
-              </w:rPr>
-              <w:t>Effort</w:t>
-            </w:r>
-          </w:p>
-        </w:tc>
-      </w:tr>
-      <w:tr>
-        <w:tc>
-          <w:tcPr>
-            <w:tcW w:type="dxa" w:w="567"/>
-            <w:shd w:val="clear" w:color="auto" w:fill="F4F7FC"/>
-          </w:tcPr>
-          <w:p>
-            <w:pPr>
-              <w:spacing w:before="100" w:after="100"/>
-              <w:ind w:left="113"/>
+              <w:spacing w:before="120" w:after="120"/>
               <w:jc w:val="center"/>
             </w:pPr>
             <w:r>
@@ -4845,20 +4592,27 @@
         </w:tc>
         <w:tc>
           <w:tcPr>
-            <w:tcW w:type="dxa" w:w="6917"/>
-            <w:shd w:val="clear" w:color="auto" w:fill="F4F7FC"/>
+            <w:tcW w:type="dxa" w:w="7087"/>
+            <w:tcBorders>
+              <w:top w:val="none" w:sz="0" w:space="0" w:color="auto"/>
+              <w:left w:val="none" w:sz="0" w:space="0" w:color="auto"/>
+              <w:bottom w:val="none" w:sz="0" w:space="0" w:color="auto"/>
+              <w:right w:val="none" w:sz="0" w:space="0" w:color="auto"/>
+              <w:insideH w:val="none" w:sz="0" w:space="0" w:color="auto"/>
+              <w:insideV w:val="none" w:sz="0" w:space="0" w:color="auto"/>
+              <w:bottom w:val="single" w:sz="4" w:space="0" w:color="DEE2EA"/>
+            </w:tcBorders>
           </w:tcPr>
           <w:p>
             <w:pPr>
-              <w:spacing w:before="100" w:after="100"/>
-              <w:ind w:left="113"/>
+              <w:spacing w:before="120" w:after="120"/>
             </w:pPr>
             <w:r>
               <w:rPr>
                 <w:rFonts w:ascii="Calibri" w:hAnsi="Calibri"/>
                 <w:b/>
-                <w:color w:val="222D42"/>
-                <w:sz w:val="21"/>
+                <w:color w:val="1A2035"/>
+                <w:sz w:val="22"/>
               </w:rPr>
               <w:t>Department CRUD</w:t>
               <w:br/>
@@ -4866,7 +4620,7 @@
             <w:r>
               <w:rPr>
                 <w:rFonts w:ascii="Calibri" w:hAnsi="Calibri"/>
-                <w:color w:val="4A5A72"/>
+                <w:color w:val="555F7A"/>
                 <w:sz w:val="19"/>
               </w:rPr>
               <w:t>Departments are currently a fixed database type. Migrating to a departments table lets the Master account create and manage departments from within the app. This is the prerequisite for item 7.</w:t>
@@ -4875,12 +4629,20 @@
         </w:tc>
         <w:tc>
           <w:tcPr>
-            <w:tcW w:type="dxa" w:w="1701"/>
-            <w:shd w:val="clear" w:color="auto" w:fill="FDF6E9"/>
+            <w:tcW w:type="dxa" w:w="1531"/>
+            <w:tcBorders>
+              <w:top w:val="none" w:sz="0" w:space="0" w:color="auto"/>
+              <w:left w:val="none" w:sz="0" w:space="0" w:color="auto"/>
+              <w:bottom w:val="none" w:sz="0" w:space="0" w:color="auto"/>
+              <w:right w:val="none" w:sz="0" w:space="0" w:color="auto"/>
+              <w:insideH w:val="none" w:sz="0" w:space="0" w:color="auto"/>
+              <w:insideV w:val="none" w:sz="0" w:space="0" w:color="auto"/>
+              <w:bottom w:val="single" w:sz="4" w:space="0" w:color="DEE2EA"/>
+            </w:tcBorders>
           </w:tcPr>
           <w:p>
             <w:pPr>
-              <w:spacing w:before="100" w:after="100"/>
+              <w:spacing w:before="120" w:after="120"/>
               <w:jc w:val="center"/>
             </w:pPr>
             <w:r>
@@ -4899,12 +4661,19 @@
         <w:tc>
           <w:tcPr>
             <w:tcW w:type="dxa" w:w="567"/>
-            <w:shd w:val="clear" w:color="auto" w:fill="FFFFFF"/>
+            <w:tcBorders>
+              <w:top w:val="none" w:sz="0" w:space="0" w:color="auto"/>
+              <w:left w:val="none" w:sz="0" w:space="0" w:color="auto"/>
+              <w:bottom w:val="none" w:sz="0" w:space="0" w:color="auto"/>
+              <w:right w:val="none" w:sz="0" w:space="0" w:color="auto"/>
+              <w:insideH w:val="none" w:sz="0" w:space="0" w:color="auto"/>
+              <w:insideV w:val="none" w:sz="0" w:space="0" w:color="auto"/>
+              <w:bottom w:val="single" w:sz="4" w:space="0" w:color="DEE2EA"/>
+            </w:tcBorders>
           </w:tcPr>
           <w:p>
             <w:pPr>
-              <w:spacing w:before="100" w:after="100"/>
-              <w:ind w:left="113"/>
+              <w:spacing w:before="120" w:after="120"/>
               <w:jc w:val="center"/>
             </w:pPr>
             <w:r>
@@ -4920,20 +4689,27 @@
         </w:tc>
         <w:tc>
           <w:tcPr>
-            <w:tcW w:type="dxa" w:w="6917"/>
-            <w:shd w:val="clear" w:color="auto" w:fill="FFFFFF"/>
+            <w:tcW w:type="dxa" w:w="7087"/>
+            <w:tcBorders>
+              <w:top w:val="none" w:sz="0" w:space="0" w:color="auto"/>
+              <w:left w:val="none" w:sz="0" w:space="0" w:color="auto"/>
+              <w:bottom w:val="none" w:sz="0" w:space="0" w:color="auto"/>
+              <w:right w:val="none" w:sz="0" w:space="0" w:color="auto"/>
+              <w:insideH w:val="none" w:sz="0" w:space="0" w:color="auto"/>
+              <w:insideV w:val="none" w:sz="0" w:space="0" w:color="auto"/>
+              <w:bottom w:val="single" w:sz="4" w:space="0" w:color="DEE2EA"/>
+            </w:tcBorders>
           </w:tcPr>
           <w:p>
             <w:pPr>
-              <w:spacing w:before="100" w:after="100"/>
-              <w:ind w:left="113"/>
+              <w:spacing w:before="120" w:after="120"/>
             </w:pPr>
             <w:r>
               <w:rPr>
                 <w:rFonts w:ascii="Calibri" w:hAnsi="Calibri"/>
                 <w:b/>
-                <w:color w:val="222D42"/>
-                <w:sz w:val="21"/>
+                <w:color w:val="1A2035"/>
+                <w:sz w:val="22"/>
               </w:rPr>
               <w:t>Per-department configuration panel</w:t>
               <w:br/>
@@ -4941,7 +4717,7 @@
             <w:r>
               <w:rPr>
                 <w:rFonts w:ascii="Calibri" w:hAnsi="Calibri"/>
-                <w:color w:val="4A5A72"/>
+                <w:color w:val="555F7A"/>
                 <w:sz w:val="19"/>
               </w:rPr>
               <w:t>Once departments are table-driven, each department stores its own HQ coordinates, phase windows, WA group link, and Info tab content. A Settings panel in the app replaces all deployment-time configuration.</w:t>
@@ -4950,12 +4726,20 @@
         </w:tc>
         <w:tc>
           <w:tcPr>
-            <w:tcW w:type="dxa" w:w="1701"/>
-            <w:shd w:val="clear" w:color="auto" w:fill="FDF6E9"/>
+            <w:tcW w:type="dxa" w:w="1531"/>
+            <w:tcBorders>
+              <w:top w:val="none" w:sz="0" w:space="0" w:color="auto"/>
+              <w:left w:val="none" w:sz="0" w:space="0" w:color="auto"/>
+              <w:bottom w:val="none" w:sz="0" w:space="0" w:color="auto"/>
+              <w:right w:val="none" w:sz="0" w:space="0" w:color="auto"/>
+              <w:insideH w:val="none" w:sz="0" w:space="0" w:color="auto"/>
+              <w:insideV w:val="none" w:sz="0" w:space="0" w:color="auto"/>
+              <w:bottom w:val="single" w:sz="4" w:space="0" w:color="DEE2EA"/>
+            </w:tcBorders>
           </w:tcPr>
           <w:p>
             <w:pPr>
-              <w:spacing w:before="100" w:after="100"/>
+              <w:spacing w:before="120" w:after="120"/>
               <w:jc w:val="center"/>
             </w:pPr>
             <w:r>
@@ -4974,12 +4758,19 @@
         <w:tc>
           <w:tcPr>
             <w:tcW w:type="dxa" w:w="567"/>
-            <w:shd w:val="clear" w:color="auto" w:fill="F4F7FC"/>
+            <w:tcBorders>
+              <w:top w:val="none" w:sz="0" w:space="0" w:color="auto"/>
+              <w:left w:val="none" w:sz="0" w:space="0" w:color="auto"/>
+              <w:bottom w:val="none" w:sz="0" w:space="0" w:color="auto"/>
+              <w:right w:val="none" w:sz="0" w:space="0" w:color="auto"/>
+              <w:insideH w:val="none" w:sz="0" w:space="0" w:color="auto"/>
+              <w:insideV w:val="none" w:sz="0" w:space="0" w:color="auto"/>
+              <w:bottom w:val="single" w:sz="4" w:space="0" w:color="DEE2EA"/>
+            </w:tcBorders>
           </w:tcPr>
           <w:p>
             <w:pPr>
-              <w:spacing w:before="100" w:after="100"/>
-              <w:ind w:left="113"/>
+              <w:spacing w:before="120" w:after="120"/>
               <w:jc w:val="center"/>
             </w:pPr>
             <w:r>
@@ -4995,20 +4786,27 @@
         </w:tc>
         <w:tc>
           <w:tcPr>
-            <w:tcW w:type="dxa" w:w="6917"/>
-            <w:shd w:val="clear" w:color="auto" w:fill="F4F7FC"/>
+            <w:tcW w:type="dxa" w:w="7087"/>
+            <w:tcBorders>
+              <w:top w:val="none" w:sz="0" w:space="0" w:color="auto"/>
+              <w:left w:val="none" w:sz="0" w:space="0" w:color="auto"/>
+              <w:bottom w:val="none" w:sz="0" w:space="0" w:color="auto"/>
+              <w:right w:val="none" w:sz="0" w:space="0" w:color="auto"/>
+              <w:insideH w:val="none" w:sz="0" w:space="0" w:color="auto"/>
+              <w:insideV w:val="none" w:sz="0" w:space="0" w:color="auto"/>
+              <w:bottom w:val="single" w:sz="4" w:space="0" w:color="DEE2EA"/>
+            </w:tcBorders>
           </w:tcPr>
           <w:p>
             <w:pPr>
-              <w:spacing w:before="100" w:after="100"/>
-              <w:ind w:left="113"/>
+              <w:spacing w:before="120" w:after="120"/>
             </w:pPr>
             <w:r>
               <w:rPr>
                 <w:rFonts w:ascii="Calibri" w:hAnsi="Calibri"/>
                 <w:b/>
-                <w:color w:val="222D42"/>
-                <w:sz w:val="21"/>
+                <w:color w:val="1A2035"/>
+                <w:sz w:val="22"/>
               </w:rPr>
               <w:t>Shift scheduler</w:t>
               <w:br/>
@@ -5016,21 +4814,29 @@
             <w:r>
               <w:rPr>
                 <w:rFonts w:ascii="Calibri" w:hAnsi="Calibri"/>
-                <w:color w:val="4A5A72"/>
+                <w:color w:val="555F7A"/>
                 <w:sz w:val="19"/>
               </w:rPr>
-              <w:t>Pre-assign which reservists report on which days. This generates the expected attendance list per date, so mark-all-absent only targets scheduled personnel rather than the full roster.</w:t>
+              <w:t>Pre-assign which reservists report on which days. Generates the expected attendance list per date so mark-all-absent only targets scheduled personnel, not the full roster.</w:t>
             </w:r>
           </w:p>
         </w:tc>
         <w:tc>
           <w:tcPr>
-            <w:tcW w:type="dxa" w:w="1701"/>
-            <w:shd w:val="clear" w:color="auto" w:fill="FDF6E9"/>
+            <w:tcW w:type="dxa" w:w="1531"/>
+            <w:tcBorders>
+              <w:top w:val="none" w:sz="0" w:space="0" w:color="auto"/>
+              <w:left w:val="none" w:sz="0" w:space="0" w:color="auto"/>
+              <w:bottom w:val="none" w:sz="0" w:space="0" w:color="auto"/>
+              <w:right w:val="none" w:sz="0" w:space="0" w:color="auto"/>
+              <w:insideH w:val="none" w:sz="0" w:space="0" w:color="auto"/>
+              <w:insideV w:val="none" w:sz="0" w:space="0" w:color="auto"/>
+              <w:bottom w:val="single" w:sz="4" w:space="0" w:color="DEE2EA"/>
+            </w:tcBorders>
           </w:tcPr>
           <w:p>
             <w:pPr>
-              <w:spacing w:before="100" w:after="100"/>
+              <w:spacing w:before="120" w:after="120"/>
               <w:jc w:val="center"/>
             </w:pPr>
             <w:r>
@@ -5049,12 +4855,19 @@
         <w:tc>
           <w:tcPr>
             <w:tcW w:type="dxa" w:w="567"/>
-            <w:shd w:val="clear" w:color="auto" w:fill="FFFFFF"/>
+            <w:tcBorders>
+              <w:top w:val="none" w:sz="0" w:space="0" w:color="auto"/>
+              <w:left w:val="none" w:sz="0" w:space="0" w:color="auto"/>
+              <w:bottom w:val="none" w:sz="0" w:space="0" w:color="auto"/>
+              <w:right w:val="none" w:sz="0" w:space="0" w:color="auto"/>
+              <w:insideH w:val="none" w:sz="0" w:space="0" w:color="auto"/>
+              <w:insideV w:val="none" w:sz="0" w:space="0" w:color="auto"/>
+              <w:bottom w:val="single" w:sz="4" w:space="0" w:color="DEE2EA"/>
+            </w:tcBorders>
           </w:tcPr>
           <w:p>
             <w:pPr>
-              <w:spacing w:before="100" w:after="100"/>
-              <w:ind w:left="113"/>
+              <w:spacing w:before="120" w:after="120"/>
               <w:jc w:val="center"/>
             </w:pPr>
             <w:r>
@@ -5070,20 +4883,27 @@
         </w:tc>
         <w:tc>
           <w:tcPr>
-            <w:tcW w:type="dxa" w:w="6917"/>
-            <w:shd w:val="clear" w:color="auto" w:fill="FFFFFF"/>
+            <w:tcW w:type="dxa" w:w="7087"/>
+            <w:tcBorders>
+              <w:top w:val="none" w:sz="0" w:space="0" w:color="auto"/>
+              <w:left w:val="none" w:sz="0" w:space="0" w:color="auto"/>
+              <w:bottom w:val="none" w:sz="0" w:space="0" w:color="auto"/>
+              <w:right w:val="none" w:sz="0" w:space="0" w:color="auto"/>
+              <w:insideH w:val="none" w:sz="0" w:space="0" w:color="auto"/>
+              <w:insideV w:val="none" w:sz="0" w:space="0" w:color="auto"/>
+              <w:bottom w:val="single" w:sz="4" w:space="0" w:color="DEE2EA"/>
+            </w:tcBorders>
           </w:tcPr>
           <w:p>
             <w:pPr>
-              <w:spacing w:before="100" w:after="100"/>
-              <w:ind w:left="113"/>
+              <w:spacing w:before="120" w:after="120"/>
             </w:pPr>
             <w:r>
               <w:rPr>
                 <w:rFonts w:ascii="Calibri" w:hAnsi="Calibri"/>
                 <w:b/>
-                <w:color w:val="222D42"/>
-                <w:sz w:val="21"/>
+                <w:color w:val="1A2035"/>
+                <w:sz w:val="22"/>
               </w:rPr>
               <w:t>Push notifications</w:t>
               <w:br/>
@@ -5091,7 +4911,7 @@
             <w:r>
               <w:rPr>
                 <w:rFonts w:ascii="Calibri" w:hAnsi="Calibri"/>
-                <w:color w:val="4A5A72"/>
+                <w:color w:val="555F7A"/>
                 <w:sz w:val="19"/>
               </w:rPr>
               <w:t>The service worker is already in place. Adding Web Push lets reservists receive reminders when a phase window opens, and supervisors receive alerts on new requests without needing the app open.</w:t>
@@ -5100,12 +4920,20 @@
         </w:tc>
         <w:tc>
           <w:tcPr>
-            <w:tcW w:type="dxa" w:w="1701"/>
-            <w:shd w:val="clear" w:color="auto" w:fill="FDF6E9"/>
+            <w:tcW w:type="dxa" w:w="1531"/>
+            <w:tcBorders>
+              <w:top w:val="none" w:sz="0" w:space="0" w:color="auto"/>
+              <w:left w:val="none" w:sz="0" w:space="0" w:color="auto"/>
+              <w:bottom w:val="none" w:sz="0" w:space="0" w:color="auto"/>
+              <w:right w:val="none" w:sz="0" w:space="0" w:color="auto"/>
+              <w:insideH w:val="none" w:sz="0" w:space="0" w:color="auto"/>
+              <w:insideV w:val="none" w:sz="0" w:space="0" w:color="auto"/>
+              <w:bottom w:val="single" w:sz="4" w:space="0" w:color="DEE2EA"/>
+            </w:tcBorders>
           </w:tcPr>
           <w:p>
             <w:pPr>
-              <w:spacing w:before="100" w:after="100"/>
+              <w:spacing w:before="120" w:after="120"/>
               <w:jc w:val="center"/>
             </w:pPr>
             <w:r>
@@ -5124,12 +4952,19 @@
         <w:tc>
           <w:tcPr>
             <w:tcW w:type="dxa" w:w="567"/>
-            <w:shd w:val="clear" w:color="auto" w:fill="F4F7FC"/>
+            <w:tcBorders>
+              <w:top w:val="none" w:sz="0" w:space="0" w:color="auto"/>
+              <w:left w:val="none" w:sz="0" w:space="0" w:color="auto"/>
+              <w:bottom w:val="none" w:sz="0" w:space="0" w:color="auto"/>
+              <w:right w:val="none" w:sz="0" w:space="0" w:color="auto"/>
+              <w:insideH w:val="none" w:sz="0" w:space="0" w:color="auto"/>
+              <w:insideV w:val="none" w:sz="0" w:space="0" w:color="auto"/>
+              <w:bottom w:val="single" w:sz="8" w:space="0" w:color="B0B8C8"/>
+            </w:tcBorders>
           </w:tcPr>
           <w:p>
             <w:pPr>
-              <w:spacing w:before="100" w:after="100"/>
-              <w:ind w:left="113"/>
+              <w:spacing w:before="120" w:after="120"/>
               <w:jc w:val="center"/>
             </w:pPr>
             <w:r>
@@ -5145,20 +4980,27 @@
         </w:tc>
         <w:tc>
           <w:tcPr>
-            <w:tcW w:type="dxa" w:w="6917"/>
-            <w:shd w:val="clear" w:color="auto" w:fill="F4F7FC"/>
+            <w:tcW w:type="dxa" w:w="7087"/>
+            <w:tcBorders>
+              <w:top w:val="none" w:sz="0" w:space="0" w:color="auto"/>
+              <w:left w:val="none" w:sz="0" w:space="0" w:color="auto"/>
+              <w:bottom w:val="none" w:sz="0" w:space="0" w:color="auto"/>
+              <w:right w:val="none" w:sz="0" w:space="0" w:color="auto"/>
+              <w:insideH w:val="none" w:sz="0" w:space="0" w:color="auto"/>
+              <w:insideV w:val="none" w:sz="0" w:space="0" w:color="auto"/>
+              <w:bottom w:val="single" w:sz="8" w:space="0" w:color="B0B8C8"/>
+            </w:tcBorders>
           </w:tcPr>
           <w:p>
             <w:pPr>
-              <w:spacing w:before="100" w:after="100"/>
-              <w:ind w:left="113"/>
+              <w:spacing w:before="120" w:after="120"/>
             </w:pPr>
             <w:r>
               <w:rPr>
                 <w:rFonts w:ascii="Calibri" w:hAnsi="Calibri"/>
                 <w:b/>
-                <w:color w:val="222D42"/>
-                <w:sz w:val="21"/>
+                <w:color w:val="1A2035"/>
+                <w:sz w:val="22"/>
               </w:rPr>
               <w:t>Audit log viewer</w:t>
               <w:br/>
@@ -5166,21 +5008,29 @@
             <w:r>
               <w:rPr>
                 <w:rFonts w:ascii="Calibri" w:hAnsi="Calibri"/>
-                <w:color w:val="4A5A72"/>
+                <w:color w:val="555F7A"/>
                 <w:sz w:val="19"/>
               </w:rPr>
-              <w:t>A read-only log of all supervisor actions (status overrides, time corrections, approvals, account changes) surfaced as a tab for the Master account for accountability and oversight.</w:t>
+              <w:t>A read-only log of all supervisor actions (status overrides, time corrections, approvals, account changes) surfaced as a tab for the Master account.</w:t>
             </w:r>
           </w:p>
         </w:tc>
         <w:tc>
           <w:tcPr>
-            <w:tcW w:type="dxa" w:w="1701"/>
-            <w:shd w:val="clear" w:color="auto" w:fill="FDF6E9"/>
+            <w:tcW w:type="dxa" w:w="1531"/>
+            <w:tcBorders>
+              <w:top w:val="none" w:sz="0" w:space="0" w:color="auto"/>
+              <w:left w:val="none" w:sz="0" w:space="0" w:color="auto"/>
+              <w:bottom w:val="none" w:sz="0" w:space="0" w:color="auto"/>
+              <w:right w:val="none" w:sz="0" w:space="0" w:color="auto"/>
+              <w:insideH w:val="none" w:sz="0" w:space="0" w:color="auto"/>
+              <w:insideV w:val="none" w:sz="0" w:space="0" w:color="auto"/>
+              <w:bottom w:val="single" w:sz="8" w:space="0" w:color="B0B8C8"/>
+            </w:tcBorders>
           </w:tcPr>
           <w:p>
             <w:pPr>
-              <w:spacing w:before="100" w:after="100"/>
+              <w:spacing w:before="120" w:after="120"/>
               <w:jc w:val="center"/>
             </w:pPr>
             <w:r>
@@ -5198,22 +5048,18 @@
     </w:tbl>
     <w:p>
       <w:pPr>
-        <w:spacing w:before="0" w:after="160"/>
+        <w:spacing w:before="0" w:after="200"/>
       </w:pPr>
     </w:p>
     <w:p>
       <w:pPr>
         <w:spacing w:before="320" w:after="100"/>
-        <w:ind w:left="198"/>
-        <w:pBdr>
-          <w:left w:val="single" w:sz="18" w:space="8" w:color="2F5FD0"/>
-        </w:pBdr>
       </w:pPr>
       <w:r>
         <w:rPr>
           <w:rFonts w:ascii="Calibri" w:hAnsi="Calibri"/>
           <w:b/>
-          <w:color w:val="2F5FD0"/>
+          <w:color w:val="1A2035"/>
           <w:sz w:val="26"/>
         </w:rPr>
         <w:t>9.3  Larger Scope</w:t>
@@ -5225,20 +5071,20 @@
     </w:p>
     <w:p>
       <w:pPr>
-        <w:spacing w:before="40" w:after="100"/>
+        <w:spacing w:before="0" w:after="120" w:line="300" w:lineRule="exact"/>
       </w:pPr>
       <w:r>
         <w:rPr>
           <w:rFonts w:ascii="Calibri" w:hAnsi="Calibri"/>
-          <w:color w:val="4A5A72"/>
+          <w:color w:val="555F7A"/>
           <w:sz w:val="22"/>
         </w:rPr>
-        <w:t>Significant changes that would make the system entirely self-contained after initial deployment, with no developer involvement required.</w:t>
+        <w:t>Significant changes that would make the system entirely self-contained after initial deployment.</w:t>
       </w:r>
     </w:p>
     <w:p>
       <w:pPr>
-        <w:spacing w:before="0" w:after="120"/>
+        <w:spacing w:before="0" w:after="160"/>
       </w:pPr>
     </w:p>
     <w:tbl>
@@ -5256,49 +5102,60 @@
         <w:tblW w:w="5000" w:type="pct"/>
       </w:tblPr>
       <w:tblGrid>
-        <w:gridCol w:w="3022"/>
-        <w:gridCol w:w="3022"/>
-        <w:gridCol w:w="3022"/>
+        <w:gridCol w:w="2946"/>
+        <w:gridCol w:w="2946"/>
+        <w:gridCol w:w="2946"/>
       </w:tblGrid>
       <w:tr>
         <w:tc>
           <w:tcPr>
             <w:tcW w:type="dxa" w:w="567"/>
-            <w:shd w:val="clear" w:color="auto" w:fill="161F30"/>
-            <w:vAlign w:val="center"/>
+            <w:tcBorders>
+              <w:top w:val="none" w:sz="0" w:space="0" w:color="auto"/>
+              <w:left w:val="none" w:sz="0" w:space="0" w:color="auto"/>
+              <w:bottom w:val="none" w:sz="0" w:space="0" w:color="auto"/>
+              <w:right w:val="none" w:sz="0" w:space="0" w:color="auto"/>
+              <w:insideH w:val="none" w:sz="0" w:space="0" w:color="auto"/>
+              <w:insideV w:val="none" w:sz="0" w:space="0" w:color="auto"/>
+              <w:bottom w:val="single" w:sz="12" w:space="0" w:color="1A2035"/>
+            </w:tcBorders>
           </w:tcPr>
           <w:p>
             <w:pPr>
-              <w:spacing w:before="140" w:after="140"/>
-              <w:ind w:left="113"/>
+              <w:spacing w:before="100" w:after="120"/>
             </w:pPr>
             <w:r>
               <w:rPr>
                 <w:rFonts w:ascii="Calibri" w:hAnsi="Calibri"/>
                 <w:b/>
-                <w:color w:val="FFFFFF"/>
+                <w:color w:val="1A2035"/>
                 <w:sz w:val="20"/>
               </w:rPr>
-              <w:t>#</w:t>
             </w:r>
           </w:p>
         </w:tc>
         <w:tc>
           <w:tcPr>
-            <w:tcW w:type="dxa" w:w="6917"/>
-            <w:shd w:val="clear" w:color="auto" w:fill="161F30"/>
-            <w:vAlign w:val="center"/>
+            <w:tcW w:type="dxa" w:w="7087"/>
+            <w:tcBorders>
+              <w:top w:val="none" w:sz="0" w:space="0" w:color="auto"/>
+              <w:left w:val="none" w:sz="0" w:space="0" w:color="auto"/>
+              <w:bottom w:val="none" w:sz="0" w:space="0" w:color="auto"/>
+              <w:right w:val="none" w:sz="0" w:space="0" w:color="auto"/>
+              <w:insideH w:val="none" w:sz="0" w:space="0" w:color="auto"/>
+              <w:insideV w:val="none" w:sz="0" w:space="0" w:color="auto"/>
+              <w:bottom w:val="single" w:sz="12" w:space="0" w:color="1A2035"/>
+            </w:tcBorders>
           </w:tcPr>
           <w:p>
             <w:pPr>
-              <w:spacing w:before="140" w:after="140"/>
-              <w:ind w:left="113"/>
+              <w:spacing w:before="100" w:after="120"/>
             </w:pPr>
             <w:r>
               <w:rPr>
                 <w:rFonts w:ascii="Calibri" w:hAnsi="Calibri"/>
                 <w:b/>
-                <w:color w:val="FFFFFF"/>
+                <w:color w:val="1A2035"/>
                 <w:sz w:val="20"/>
               </w:rPr>
               <w:t>Enhancement</w:t>
@@ -5307,20 +5164,26 @@
         </w:tc>
         <w:tc>
           <w:tcPr>
-            <w:tcW w:type="dxa" w:w="1701"/>
-            <w:shd w:val="clear" w:color="auto" w:fill="161F30"/>
-            <w:vAlign w:val="center"/>
+            <w:tcW w:type="dxa" w:w="1531"/>
+            <w:tcBorders>
+              <w:top w:val="none" w:sz="0" w:space="0" w:color="auto"/>
+              <w:left w:val="none" w:sz="0" w:space="0" w:color="auto"/>
+              <w:bottom w:val="none" w:sz="0" w:space="0" w:color="auto"/>
+              <w:right w:val="none" w:sz="0" w:space="0" w:color="auto"/>
+              <w:insideH w:val="none" w:sz="0" w:space="0" w:color="auto"/>
+              <w:insideV w:val="none" w:sz="0" w:space="0" w:color="auto"/>
+              <w:bottom w:val="single" w:sz="12" w:space="0" w:color="1A2035"/>
+            </w:tcBorders>
           </w:tcPr>
           <w:p>
             <w:pPr>
-              <w:spacing w:before="140" w:after="140"/>
-              <w:ind w:left="113"/>
+              <w:spacing w:before="100" w:after="120"/>
             </w:pPr>
             <w:r>
               <w:rPr>
                 <w:rFonts w:ascii="Calibri" w:hAnsi="Calibri"/>
                 <w:b/>
-                <w:color w:val="FFFFFF"/>
+                <w:color w:val="1A2035"/>
                 <w:sz w:val="20"/>
               </w:rPr>
               <w:t>Effort</w:t>
@@ -5332,12 +5195,19 @@
         <w:tc>
           <w:tcPr>
             <w:tcW w:type="dxa" w:w="567"/>
-            <w:shd w:val="clear" w:color="auto" w:fill="F4F7FC"/>
+            <w:tcBorders>
+              <w:top w:val="none" w:sz="0" w:space="0" w:color="auto"/>
+              <w:left w:val="none" w:sz="0" w:space="0" w:color="auto"/>
+              <w:bottom w:val="none" w:sz="0" w:space="0" w:color="auto"/>
+              <w:right w:val="none" w:sz="0" w:space="0" w:color="auto"/>
+              <w:insideH w:val="none" w:sz="0" w:space="0" w:color="auto"/>
+              <w:insideV w:val="none" w:sz="0" w:space="0" w:color="auto"/>
+              <w:bottom w:val="single" w:sz="4" w:space="0" w:color="DEE2EA"/>
+            </w:tcBorders>
           </w:tcPr>
           <w:p>
             <w:pPr>
-              <w:spacing w:before="100" w:after="100"/>
-              <w:ind w:left="113"/>
+              <w:spacing w:before="120" w:after="120"/>
               <w:jc w:val="center"/>
             </w:pPr>
             <w:r>
@@ -5353,20 +5223,27 @@
         </w:tc>
         <w:tc>
           <w:tcPr>
-            <w:tcW w:type="dxa" w:w="6917"/>
-            <w:shd w:val="clear" w:color="auto" w:fill="F4F7FC"/>
+            <w:tcW w:type="dxa" w:w="7087"/>
+            <w:tcBorders>
+              <w:top w:val="none" w:sz="0" w:space="0" w:color="auto"/>
+              <w:left w:val="none" w:sz="0" w:space="0" w:color="auto"/>
+              <w:bottom w:val="none" w:sz="0" w:space="0" w:color="auto"/>
+              <w:right w:val="none" w:sz="0" w:space="0" w:color="auto"/>
+              <w:insideH w:val="none" w:sz="0" w:space="0" w:color="auto"/>
+              <w:insideV w:val="none" w:sz="0" w:space="0" w:color="auto"/>
+              <w:bottom w:val="single" w:sz="4" w:space="0" w:color="DEE2EA"/>
+            </w:tcBorders>
           </w:tcPr>
           <w:p>
             <w:pPr>
-              <w:spacing w:before="100" w:after="100"/>
-              <w:ind w:left="113"/>
+              <w:spacing w:before="120" w:after="120"/>
             </w:pPr>
             <w:r>
               <w:rPr>
                 <w:rFonts w:ascii="Calibri" w:hAnsi="Calibri"/>
                 <w:b/>
-                <w:color w:val="222D42"/>
-                <w:sz w:val="21"/>
+                <w:color w:val="1A2035"/>
+                <w:sz w:val="22"/>
               </w:rPr>
               <w:t>In-app configuration editor</w:t>
               <w:br/>
@@ -5374,7 +5251,7 @@
             <w:r>
               <w:rPr>
                 <w:rFonts w:ascii="Calibri" w:hAnsi="Calibri"/>
-                <w:color w:val="4A5A72"/>
+                <w:color w:val="555F7A"/>
                 <w:sz w:val="19"/>
               </w:rPr>
               <w:t>Replace all deployment-time configuration (org name, accent colour, HQ location) with a Settings panel inside the app. After initial deployment, no files ever need to be edited again.</w:t>
@@ -5383,12 +5260,20 @@
         </w:tc>
         <w:tc>
           <w:tcPr>
-            <w:tcW w:type="dxa" w:w="1701"/>
-            <w:shd w:val="clear" w:color="auto" w:fill="F7E4E1"/>
+            <w:tcW w:type="dxa" w:w="1531"/>
+            <w:tcBorders>
+              <w:top w:val="none" w:sz="0" w:space="0" w:color="auto"/>
+              <w:left w:val="none" w:sz="0" w:space="0" w:color="auto"/>
+              <w:bottom w:val="none" w:sz="0" w:space="0" w:color="auto"/>
+              <w:right w:val="none" w:sz="0" w:space="0" w:color="auto"/>
+              <w:insideH w:val="none" w:sz="0" w:space="0" w:color="auto"/>
+              <w:insideV w:val="none" w:sz="0" w:space="0" w:color="auto"/>
+              <w:bottom w:val="single" w:sz="4" w:space="0" w:color="DEE2EA"/>
+            </w:tcBorders>
           </w:tcPr>
           <w:p>
             <w:pPr>
-              <w:spacing w:before="100" w:after="100"/>
+              <w:spacing w:before="120" w:after="120"/>
               <w:jc w:val="center"/>
             </w:pPr>
             <w:r>
@@ -5407,12 +5292,19 @@
         <w:tc>
           <w:tcPr>
             <w:tcW w:type="dxa" w:w="567"/>
-            <w:shd w:val="clear" w:color="auto" w:fill="FFFFFF"/>
+            <w:tcBorders>
+              <w:top w:val="none" w:sz="0" w:space="0" w:color="auto"/>
+              <w:left w:val="none" w:sz="0" w:space="0" w:color="auto"/>
+              <w:bottom w:val="none" w:sz="0" w:space="0" w:color="auto"/>
+              <w:right w:val="none" w:sz="0" w:space="0" w:color="auto"/>
+              <w:insideH w:val="none" w:sz="0" w:space="0" w:color="auto"/>
+              <w:insideV w:val="none" w:sz="0" w:space="0" w:color="auto"/>
+              <w:bottom w:val="single" w:sz="4" w:space="0" w:color="DEE2EA"/>
+            </w:tcBorders>
           </w:tcPr>
           <w:p>
             <w:pPr>
-              <w:spacing w:before="100" w:after="100"/>
-              <w:ind w:left="113"/>
+              <w:spacing w:before="120" w:after="120"/>
               <w:jc w:val="center"/>
             </w:pPr>
             <w:r>
@@ -5428,20 +5320,27 @@
         </w:tc>
         <w:tc>
           <w:tcPr>
-            <w:tcW w:type="dxa" w:w="6917"/>
-            <w:shd w:val="clear" w:color="auto" w:fill="FFFFFF"/>
+            <w:tcW w:type="dxa" w:w="7087"/>
+            <w:tcBorders>
+              <w:top w:val="none" w:sz="0" w:space="0" w:color="auto"/>
+              <w:left w:val="none" w:sz="0" w:space="0" w:color="auto"/>
+              <w:bottom w:val="none" w:sz="0" w:space="0" w:color="auto"/>
+              <w:right w:val="none" w:sz="0" w:space="0" w:color="auto"/>
+              <w:insideH w:val="none" w:sz="0" w:space="0" w:color="auto"/>
+              <w:insideV w:val="none" w:sz="0" w:space="0" w:color="auto"/>
+              <w:bottom w:val="single" w:sz="4" w:space="0" w:color="DEE2EA"/>
+            </w:tcBorders>
           </w:tcPr>
           <w:p>
             <w:pPr>
-              <w:spacing w:before="100" w:after="100"/>
-              <w:ind w:left="113"/>
+              <w:spacing w:before="120" w:after="120"/>
             </w:pPr>
             <w:r>
               <w:rPr>
                 <w:rFonts w:ascii="Calibri" w:hAnsi="Calibri"/>
                 <w:b/>
-                <w:color w:val="222D42"/>
-                <w:sz w:val="21"/>
+                <w:color w:val="1A2035"/>
+                <w:sz w:val="22"/>
               </w:rPr>
               <w:t>Scoped department access for supervisors</w:t>
               <w:br/>
@@ -5449,7 +5348,7 @@
             <w:r>
               <w:rPr>
                 <w:rFonts w:ascii="Calibri" w:hAnsi="Calibri"/>
-                <w:color w:val="4A5A72"/>
+                <w:color w:val="555F7A"/>
                 <w:sz w:val="19"/>
               </w:rPr>
               <w:t>Currently all admins in a department see all data for that department. As more departments are added, supervisors may need to be scoped to one department, with the Master retaining full cross-department visibility.</w:t>
@@ -5458,12 +5357,20 @@
         </w:tc>
         <w:tc>
           <w:tcPr>
-            <w:tcW w:type="dxa" w:w="1701"/>
-            <w:shd w:val="clear" w:color="auto" w:fill="F7E4E1"/>
+            <w:tcW w:type="dxa" w:w="1531"/>
+            <w:tcBorders>
+              <w:top w:val="none" w:sz="0" w:space="0" w:color="auto"/>
+              <w:left w:val="none" w:sz="0" w:space="0" w:color="auto"/>
+              <w:bottom w:val="none" w:sz="0" w:space="0" w:color="auto"/>
+              <w:right w:val="none" w:sz="0" w:space="0" w:color="auto"/>
+              <w:insideH w:val="none" w:sz="0" w:space="0" w:color="auto"/>
+              <w:insideV w:val="none" w:sz="0" w:space="0" w:color="auto"/>
+              <w:bottom w:val="single" w:sz="4" w:space="0" w:color="DEE2EA"/>
+            </w:tcBorders>
           </w:tcPr>
           <w:p>
             <w:pPr>
-              <w:spacing w:before="100" w:after="100"/>
+              <w:spacing w:before="120" w:after="120"/>
               <w:jc w:val="center"/>
             </w:pPr>
             <w:r>
@@ -5482,12 +5389,19 @@
         <w:tc>
           <w:tcPr>
             <w:tcW w:type="dxa" w:w="567"/>
-            <w:shd w:val="clear" w:color="auto" w:fill="F4F7FC"/>
+            <w:tcBorders>
+              <w:top w:val="none" w:sz="0" w:space="0" w:color="auto"/>
+              <w:left w:val="none" w:sz="0" w:space="0" w:color="auto"/>
+              <w:bottom w:val="none" w:sz="0" w:space="0" w:color="auto"/>
+              <w:right w:val="none" w:sz="0" w:space="0" w:color="auto"/>
+              <w:insideH w:val="none" w:sz="0" w:space="0" w:color="auto"/>
+              <w:insideV w:val="none" w:sz="0" w:space="0" w:color="auto"/>
+              <w:bottom w:val="single" w:sz="4" w:space="0" w:color="DEE2EA"/>
+            </w:tcBorders>
           </w:tcPr>
           <w:p>
             <w:pPr>
-              <w:spacing w:before="100" w:after="100"/>
-              <w:ind w:left="113"/>
+              <w:spacing w:before="120" w:after="120"/>
               <w:jc w:val="center"/>
             </w:pPr>
             <w:r>
@@ -5503,20 +5417,27 @@
         </w:tc>
         <w:tc>
           <w:tcPr>
-            <w:tcW w:type="dxa" w:w="6917"/>
-            <w:shd w:val="clear" w:color="auto" w:fill="F4F7FC"/>
+            <w:tcW w:type="dxa" w:w="7087"/>
+            <w:tcBorders>
+              <w:top w:val="none" w:sz="0" w:space="0" w:color="auto"/>
+              <w:left w:val="none" w:sz="0" w:space="0" w:color="auto"/>
+              <w:bottom w:val="none" w:sz="0" w:space="0" w:color="auto"/>
+              <w:right w:val="none" w:sz="0" w:space="0" w:color="auto"/>
+              <w:insideH w:val="none" w:sz="0" w:space="0" w:color="auto"/>
+              <w:insideV w:val="none" w:sz="0" w:space="0" w:color="auto"/>
+              <w:bottom w:val="single" w:sz="4" w:space="0" w:color="DEE2EA"/>
+            </w:tcBorders>
           </w:tcPr>
           <w:p>
             <w:pPr>
-              <w:spacing w:before="100" w:after="100"/>
-              <w:ind w:left="113"/>
+              <w:spacing w:before="120" w:after="120"/>
             </w:pPr>
             <w:r>
               <w:rPr>
                 <w:rFonts w:ascii="Calibri" w:hAnsi="Calibri"/>
                 <w:b/>
-                <w:color w:val="222D42"/>
-                <w:sz w:val="21"/>
+                <w:color w:val="1A2035"/>
+                <w:sz w:val="22"/>
               </w:rPr>
               <w:t>Automated attendance summaries</w:t>
               <w:br/>
@@ -5524,21 +5445,29 @@
             <w:r>
               <w:rPr>
                 <w:rFonts w:ascii="Calibri" w:hAnsi="Calibri"/>
-                <w:color w:val="4A5A72"/>
+                <w:color w:val="555F7A"/>
                 <w:sz w:val="19"/>
               </w:rPr>
-              <w:t>Scheduled daily and weekly reports sent to the supervisor's WhatsApp or email, covering attendance rate, pending leave requests, and missing clock-outs. Requires a messaging API integration.</w:t>
+              <w:t>Scheduled daily and weekly reports sent to the supervisor's WhatsApp or email covering attendance rate, pending leave requests, and missing clock-outs. Requires a messaging API integration.</w:t>
             </w:r>
           </w:p>
         </w:tc>
         <w:tc>
           <w:tcPr>
-            <w:tcW w:type="dxa" w:w="1701"/>
-            <w:shd w:val="clear" w:color="auto" w:fill="F7E4E1"/>
+            <w:tcW w:type="dxa" w:w="1531"/>
+            <w:tcBorders>
+              <w:top w:val="none" w:sz="0" w:space="0" w:color="auto"/>
+              <w:left w:val="none" w:sz="0" w:space="0" w:color="auto"/>
+              <w:bottom w:val="none" w:sz="0" w:space="0" w:color="auto"/>
+              <w:right w:val="none" w:sz="0" w:space="0" w:color="auto"/>
+              <w:insideH w:val="none" w:sz="0" w:space="0" w:color="auto"/>
+              <w:insideV w:val="none" w:sz="0" w:space="0" w:color="auto"/>
+              <w:bottom w:val="single" w:sz="4" w:space="0" w:color="DEE2EA"/>
+            </w:tcBorders>
           </w:tcPr>
           <w:p>
             <w:pPr>
-              <w:spacing w:before="100" w:after="100"/>
+              <w:spacing w:before="120" w:after="120"/>
               <w:jc w:val="center"/>
             </w:pPr>
             <w:r>
@@ -5557,12 +5486,19 @@
         <w:tc>
           <w:tcPr>
             <w:tcW w:type="dxa" w:w="567"/>
-            <w:shd w:val="clear" w:color="auto" w:fill="FFFFFF"/>
+            <w:tcBorders>
+              <w:top w:val="none" w:sz="0" w:space="0" w:color="auto"/>
+              <w:left w:val="none" w:sz="0" w:space="0" w:color="auto"/>
+              <w:bottom w:val="none" w:sz="0" w:space="0" w:color="auto"/>
+              <w:right w:val="none" w:sz="0" w:space="0" w:color="auto"/>
+              <w:insideH w:val="none" w:sz="0" w:space="0" w:color="auto"/>
+              <w:insideV w:val="none" w:sz="0" w:space="0" w:color="auto"/>
+              <w:bottom w:val="single" w:sz="8" w:space="0" w:color="B0B8C8"/>
+            </w:tcBorders>
           </w:tcPr>
           <w:p>
             <w:pPr>
-              <w:spacing w:before="100" w:after="100"/>
-              <w:ind w:left="113"/>
+              <w:spacing w:before="120" w:after="120"/>
               <w:jc w:val="center"/>
             </w:pPr>
             <w:r>
@@ -5578,20 +5514,27 @@
         </w:tc>
         <w:tc>
           <w:tcPr>
-            <w:tcW w:type="dxa" w:w="6917"/>
-            <w:shd w:val="clear" w:color="auto" w:fill="FFFFFF"/>
+            <w:tcW w:type="dxa" w:w="7087"/>
+            <w:tcBorders>
+              <w:top w:val="none" w:sz="0" w:space="0" w:color="auto"/>
+              <w:left w:val="none" w:sz="0" w:space="0" w:color="auto"/>
+              <w:bottom w:val="none" w:sz="0" w:space="0" w:color="auto"/>
+              <w:right w:val="none" w:sz="0" w:space="0" w:color="auto"/>
+              <w:insideH w:val="none" w:sz="0" w:space="0" w:color="auto"/>
+              <w:insideV w:val="none" w:sz="0" w:space="0" w:color="auto"/>
+              <w:bottom w:val="single" w:sz="8" w:space="0" w:color="B0B8C8"/>
+            </w:tcBorders>
           </w:tcPr>
           <w:p>
             <w:pPr>
-              <w:spacing w:before="100" w:after="100"/>
-              <w:ind w:left="113"/>
+              <w:spacing w:before="120" w:after="120"/>
             </w:pPr>
             <w:r>
               <w:rPr>
                 <w:rFonts w:ascii="Calibri" w:hAnsi="Calibri"/>
                 <w:b/>
-                <w:color w:val="222D42"/>
-                <w:sz w:val="21"/>
+                <w:color w:val="1A2035"/>
+                <w:sz w:val="22"/>
               </w:rPr>
               <w:t>Equipment and dekit tracking</w:t>
               <w:br/>
@@ -5599,7 +5542,7 @@
             <w:r>
               <w:rPr>
                 <w:rFonts w:ascii="Calibri" w:hAnsi="Calibri"/>
-                <w:color w:val="4A5A72"/>
+                <w:color w:val="555F7A"/>
                 <w:sz w:val="19"/>
               </w:rPr>
               <w:t>Track issued items per reservist per cycle and record return status at dekit. Fits naturally into the existing cycle lifecycle alongside the dekit date already stored on each cycle.</w:t>
@@ -5608,12 +5551,20 @@
         </w:tc>
         <w:tc>
           <w:tcPr>
-            <w:tcW w:type="dxa" w:w="1701"/>
-            <w:shd w:val="clear" w:color="auto" w:fill="F7E4E1"/>
+            <w:tcW w:type="dxa" w:w="1531"/>
+            <w:tcBorders>
+              <w:top w:val="none" w:sz="0" w:space="0" w:color="auto"/>
+              <w:left w:val="none" w:sz="0" w:space="0" w:color="auto"/>
+              <w:bottom w:val="none" w:sz="0" w:space="0" w:color="auto"/>
+              <w:right w:val="none" w:sz="0" w:space="0" w:color="auto"/>
+              <w:insideH w:val="none" w:sz="0" w:space="0" w:color="auto"/>
+              <w:insideV w:val="none" w:sz="0" w:space="0" w:color="auto"/>
+              <w:bottom w:val="single" w:sz="8" w:space="0" w:color="B0B8C8"/>
+            </w:tcBorders>
           </w:tcPr>
           <w:p>
             <w:pPr>
-              <w:spacing w:before="100" w:after="100"/>
+              <w:spacing w:before="120" w:after="120"/>
               <w:jc w:val="center"/>
             </w:pPr>
             <w:r>
@@ -5631,13 +5582,13 @@
     </w:tbl>
     <w:p>
       <w:pPr>
-        <w:spacing w:before="0" w:after="160"/>
+        <w:spacing w:before="0" w:after="200"/>
       </w:pPr>
     </w:p>
     <w:sectPr>
       <w:footerReference w:type="default" r:id="rId9"/>
       <w:pgSz w:w="12240" w:h="15840"/>
-      <w:pgMar w:top="1247" w:right="1587" w:bottom="1247" w:left="1587" w:header="720" w:footer="720" w:gutter="0"/>
+      <w:pgMar w:top="1417" w:right="1701" w:bottom="1417" w:left="1701" w:header="720" w:footer="720" w:gutter="0"/>
       <w:cols w:space="720"/>
       <w:docGrid w:linePitch="360"/>
     </w:sectPr>
@@ -5650,44 +5601,39 @@
   <w:p>
     <w:pPr>
       <w:pStyle w:val="Footer"/>
+      <w:jc w:val="right"/>
       <w:pBdr>
-        <w:top w:val="single" w:sz="4" w:space="4" w:color="C8D0DC"/>
+        <w:top w:val="single" w:sz="4" w:space="4" w:color="DEE2EA"/>
       </w:pBdr>
-      <w:tabs>
-        <w:tab w:val="right" w:pos="9072"/>
-      </w:tabs>
     </w:pPr>
     <w:r>
       <w:rPr>
         <w:rFonts w:ascii="Calibri" w:hAnsi="Calibri"/>
-        <w:color w:val="8A94A3"/>
+        <w:color w:val="9AA3B2"/>
         <w:sz w:val="17"/>
       </w:rPr>
-      <w:t>ReservistGO  |  Digital Attendance Management System</w:t>
+      <w:t xml:space="preserve">ReservistGO   |   Page </w:t>
     </w:r>
     <w:r>
-      <w:tab/>
-    </w:r>
-    <w:r>
-      <w:rPr>
-        <w:rFonts w:ascii="Calibri" w:hAnsi="Calibri"/>
-        <w:color w:val="8A94A3"/>
+      <w:rPr>
+        <w:color w:val="9AA3B2"/>
         <w:sz w:val="17"/>
-      </w:rPr>
-      <w:t xml:space="preserve">Page </w:t>
-    </w:r>
-    <w:r>
-      <w:rPr>
-        <w:sz w:val="18"/>
-        <w:color w:val="8A94A3"/>
       </w:rPr>
       <w:fldChar w:fldCharType="begin"/>
     </w:r>
     <w:r>
-      <w:rPr/>
+      <w:rPr>
+        <w:color w:val="9AA3B2"/>
+        <w:sz w:val="17"/>
+      </w:rPr>
       <w:instrText xml:space="preserve"> PAGE </w:instrText>
+      <w:fldChar w:fldCharType="separate"/>
     </w:r>
     <w:r>
+      <w:rPr>
+        <w:color w:val="9AA3B2"/>
+        <w:sz w:val="17"/>
+      </w:rPr>
       <w:fldChar w:fldCharType="end"/>
     </w:r>
   </w:p>
